--- a/TS-Kramam/TS-5.7/TS 5.7 Sanskrit Krama Paatam Corrections.docx
+++ b/TS-Kramam/TS-5.7/TS 5.7 Sanskrit Krama Paatam Corrections.docx
@@ -81,7 +81,18 @@
           <w:szCs w:val="32"/>
           <w:u w:val="single"/>
         </w:rPr>
-        <w:t xml:space="preserve">Observed till </w:t>
+        <w:t xml:space="preserve">Observed </w:t>
+      </w:r>
+      <w:proofErr w:type="gramStart"/>
+      <w:r>
+        <w:rPr>
+          <w:b/>
+          <w:bCs/>
+          <w:sz w:val="32"/>
+          <w:szCs w:val="32"/>
+          <w:u w:val="single"/>
+        </w:rPr>
+        <w:t xml:space="preserve">till </w:t>
       </w:r>
       <w:r>
         <w:rPr>
@@ -94,6 +105,7 @@
         </w:rPr>
         <w:t>????</w:t>
       </w:r>
+      <w:proofErr w:type="gramEnd"/>
     </w:p>
     <w:p>
       <w:pPr>
@@ -140,12 +152,16 @@
               <w:spacing w:before="0" w:line="240" w:lineRule="auto"/>
               <w:jc w:val="center"/>
               <w:rPr>
-                <w:sz w:val="32"/>
-                <w:szCs w:val="32"/>
-              </w:rPr>
-            </w:pPr>
-            <w:r>
-              <w:rPr>
+                <w:b/>
+                <w:bCs/>
+                <w:sz w:val="32"/>
+                <w:szCs w:val="32"/>
+              </w:rPr>
+            </w:pPr>
+            <w:r>
+              <w:rPr>
+                <w:b/>
+                <w:bCs/>
                 <w:sz w:val="32"/>
                 <w:szCs w:val="32"/>
               </w:rPr>
@@ -157,12 +173,16 @@
               <w:spacing w:before="0" w:line="240" w:lineRule="auto"/>
               <w:jc w:val="center"/>
               <w:rPr>
-                <w:sz w:val="32"/>
-                <w:szCs w:val="32"/>
-              </w:rPr>
-            </w:pPr>
-            <w:r>
-              <w:rPr>
+                <w:b/>
+                <w:bCs/>
+                <w:sz w:val="32"/>
+                <w:szCs w:val="32"/>
+              </w:rPr>
+            </w:pPr>
+            <w:r>
+              <w:rPr>
+                <w:b/>
+                <w:bCs/>
                 <w:sz w:val="32"/>
                 <w:szCs w:val="32"/>
               </w:rPr>
@@ -179,12 +199,16 @@
               <w:spacing w:before="0" w:line="240" w:lineRule="auto"/>
               <w:jc w:val="center"/>
               <w:rPr>
-                <w:sz w:val="32"/>
-                <w:szCs w:val="32"/>
-              </w:rPr>
-            </w:pPr>
-            <w:r>
-              <w:rPr>
+                <w:b/>
+                <w:bCs/>
+                <w:sz w:val="32"/>
+                <w:szCs w:val="32"/>
+              </w:rPr>
+            </w:pPr>
+            <w:r>
+              <w:rPr>
+                <w:b/>
+                <w:bCs/>
                 <w:sz w:val="32"/>
                 <w:szCs w:val="32"/>
               </w:rPr>
@@ -202,12 +226,16 @@
               <w:ind w:right="-18"/>
               <w:jc w:val="center"/>
               <w:rPr>
-                <w:sz w:val="32"/>
-                <w:szCs w:val="32"/>
-              </w:rPr>
-            </w:pPr>
-            <w:r>
-              <w:rPr>
+                <w:b/>
+                <w:bCs/>
+                <w:sz w:val="32"/>
+                <w:szCs w:val="32"/>
+              </w:rPr>
+            </w:pPr>
+            <w:r>
+              <w:rPr>
+                <w:b/>
+                <w:bCs/>
                 <w:sz w:val="32"/>
                 <w:szCs w:val="32"/>
               </w:rPr>
@@ -223,7 +251,6 @@
         <w:tc>
           <w:tcPr>
             <w:tcW w:w="3877" w:type="dxa"/>
-            <w:shd w:val="clear" w:color="auto" w:fill="auto"/>
           </w:tcPr>
           <w:p>
             <w:pPr>
@@ -364,7 +391,6 @@
         <w:tc>
           <w:tcPr>
             <w:tcW w:w="4678" w:type="dxa"/>
-            <w:shd w:val="clear" w:color="auto" w:fill="auto"/>
           </w:tcPr>
           <w:p>
             <w:pPr>
@@ -381,6 +407,7 @@
                 <w:lang w:val="en-IN" w:eastAsia="en-IN" w:bidi="ml-IN"/>
               </w:rPr>
             </w:pPr>
+            <w:proofErr w:type="spellStart"/>
             <w:r>
               <w:rPr>
                 <w:rFonts w:ascii="BRH Devanagari Extra" w:hAnsi="BRH Devanagari Extra" w:cs="BRH Devanagari Extra"/>
@@ -391,16 +418,18 @@
               </w:rPr>
               <w:t>mÉë</w:t>
             </w:r>
-            <w:r>
-              <w:rPr>
-                <w:rFonts w:ascii="BRH Malayalam Extra" w:hAnsi="BRH Malayalam Extra" w:cs="BRH Devanagari Extra"/>
-                <w:color w:val="000000"/>
-                <w:sz w:val="32"/>
-                <w:szCs w:val="40"/>
-                <w:lang w:bidi="ml-IN"/>
-              </w:rPr>
-              <w:t>–</w:t>
-            </w:r>
+            <w:proofErr w:type="spellEnd"/>
+            <w:r>
+              <w:rPr>
+                <w:rFonts w:ascii="BRH Malayalam Extra" w:hAnsi="BRH Malayalam Extra" w:cs="BRH Devanagari Extra"/>
+                <w:color w:val="000000"/>
+                <w:sz w:val="32"/>
+                <w:szCs w:val="40"/>
+                <w:lang w:bidi="ml-IN"/>
+              </w:rPr>
+              <w:t>–</w:t>
+            </w:r>
+            <w:proofErr w:type="spellStart"/>
             <w:r>
               <w:rPr>
                 <w:rFonts w:ascii="BRH Devanagari Extra" w:hAnsi="BRH Devanagari Extra" w:cs="BRH Devanagari Extra"/>
@@ -430,14 +459,24 @@
                 <w:szCs w:val="40"/>
                 <w:lang w:bidi="ml-IN"/>
               </w:rPr>
-              <w:t>uÉiÉç |</w:t>
+              <w:t>uÉiÉç</w:t>
+            </w:r>
+            <w:proofErr w:type="spellEnd"/>
+            <w:r>
+              <w:rPr>
+                <w:rFonts w:ascii="BRH Devanagari Extra" w:hAnsi="BRH Devanagari Extra" w:cs="BRH Devanagari Extra"/>
+                <w:color w:val="000000"/>
+                <w:sz w:val="40"/>
+                <w:szCs w:val="40"/>
+                <w:lang w:bidi="ml-IN"/>
+              </w:rPr>
+              <w:t xml:space="preserve"> |</w:t>
             </w:r>
           </w:p>
         </w:tc>
         <w:tc>
           <w:tcPr>
             <w:tcW w:w="5280" w:type="dxa"/>
-            <w:shd w:val="clear" w:color="auto" w:fill="auto"/>
           </w:tcPr>
           <w:p>
             <w:pPr>
@@ -454,6 +493,7 @@
                 <w:lang w:eastAsia="en-IN" w:bidi="ml-IN"/>
               </w:rPr>
             </w:pPr>
+            <w:proofErr w:type="spellStart"/>
             <w:r>
               <w:rPr>
                 <w:rFonts w:ascii="BRH Devanagari Extra" w:hAnsi="BRH Devanagari Extra" w:cs="BRH Devanagari Extra"/>
@@ -464,16 +504,18 @@
               </w:rPr>
               <w:t>mÉë</w:t>
             </w:r>
-            <w:r>
-              <w:rPr>
-                <w:rFonts w:ascii="BRH Malayalam Extra" w:hAnsi="BRH Malayalam Extra" w:cs="BRH Devanagari Extra"/>
-                <w:color w:val="000000"/>
-                <w:sz w:val="32"/>
-                <w:szCs w:val="40"/>
-                <w:lang w:bidi="ml-IN"/>
-              </w:rPr>
-              <w:t>–</w:t>
-            </w:r>
+            <w:proofErr w:type="spellEnd"/>
+            <w:r>
+              <w:rPr>
+                <w:rFonts w:ascii="BRH Malayalam Extra" w:hAnsi="BRH Malayalam Extra" w:cs="BRH Devanagari Extra"/>
+                <w:color w:val="000000"/>
+                <w:sz w:val="32"/>
+                <w:szCs w:val="40"/>
+                <w:lang w:bidi="ml-IN"/>
+              </w:rPr>
+              <w:t>–</w:t>
+            </w:r>
+            <w:proofErr w:type="spellStart"/>
             <w:r>
               <w:rPr>
                 <w:rFonts w:ascii="BRH Devanagari Extra" w:hAnsi="BRH Devanagari Extra" w:cs="BRH Devanagari Extra"/>
@@ -503,7 +545,18 @@
                 <w:szCs w:val="40"/>
                 <w:lang w:bidi="ml-IN"/>
               </w:rPr>
-              <w:t>iÉç |</w:t>
+              <w:t>iÉç</w:t>
+            </w:r>
+            <w:proofErr w:type="spellEnd"/>
+            <w:r>
+              <w:rPr>
+                <w:rFonts w:ascii="BRH Devanagari Extra" w:hAnsi="BRH Devanagari Extra" w:cs="BRH Devanagari Extra"/>
+                <w:color w:val="000000"/>
+                <w:sz w:val="40"/>
+                <w:szCs w:val="40"/>
+                <w:lang w:bidi="ml-IN"/>
+              </w:rPr>
+              <w:t xml:space="preserve"> |</w:t>
             </w:r>
           </w:p>
         </w:tc>
@@ -1237,7 +1290,1023 @@
           </w:p>
         </w:tc>
       </w:tr>
+      <w:tr>
+        <w:trPr>
+          <w:trHeight w:val="964"/>
+        </w:trPr>
+        <w:tc>
+          <w:tcPr>
+            <w:tcW w:w="3877" w:type="dxa"/>
+            <w:tcBorders>
+              <w:top w:val="single" w:sz="4" w:space="0" w:color="000000"/>
+              <w:left w:val="single" w:sz="4" w:space="0" w:color="000000"/>
+              <w:bottom w:val="single" w:sz="4" w:space="0" w:color="000000"/>
+              <w:right w:val="single" w:sz="4" w:space="0" w:color="000000"/>
+            </w:tcBorders>
+          </w:tcPr>
+          <w:p>
+            <w:pPr>
+              <w:widowControl w:val="0"/>
+              <w:tabs>
+                <w:tab w:val="left" w:pos="993"/>
+              </w:tabs>
+              <w:autoSpaceDE w:val="0"/>
+              <w:autoSpaceDN w:val="0"/>
+              <w:adjustRightInd w:val="0"/>
+              <w:spacing w:before="0" w:line="252" w:lineRule="auto"/>
+              <w:ind w:right="297"/>
+              <w:rPr>
+                <w:rFonts w:cs="Arial"/>
+                <w:b/>
+                <w:sz w:val="28"/>
+                <w:szCs w:val="32"/>
+              </w:rPr>
+            </w:pPr>
+            <w:r>
+              <w:rPr>
+                <w:rFonts w:cs="Arial"/>
+                <w:b/>
+                <w:sz w:val="28"/>
+                <w:szCs w:val="32"/>
+              </w:rPr>
+              <w:t>T.S.5.7.</w:t>
+            </w:r>
+            <w:r>
+              <w:rPr>
+                <w:rFonts w:cs="Arial"/>
+                <w:b/>
+                <w:sz w:val="28"/>
+                <w:szCs w:val="32"/>
+              </w:rPr>
+              <w:t>10.3</w:t>
+            </w:r>
+            <w:r>
+              <w:rPr>
+                <w:rFonts w:cs="Arial"/>
+                <w:b/>
+                <w:sz w:val="28"/>
+                <w:szCs w:val="32"/>
+              </w:rPr>
+              <w:t xml:space="preserve"> – Kramam</w:t>
+            </w:r>
+          </w:p>
+          <w:p>
+            <w:pPr>
+              <w:widowControl w:val="0"/>
+              <w:tabs>
+                <w:tab w:val="left" w:pos="993"/>
+              </w:tabs>
+              <w:autoSpaceDE w:val="0"/>
+              <w:autoSpaceDN w:val="0"/>
+              <w:adjustRightInd w:val="0"/>
+              <w:spacing w:before="0" w:line="252" w:lineRule="auto"/>
+              <w:ind w:right="297"/>
+              <w:rPr>
+                <w:rFonts w:cs="Arial"/>
+                <w:b/>
+                <w:sz w:val="28"/>
+                <w:szCs w:val="32"/>
+                <w:lang w:val="en-IN"/>
+              </w:rPr>
+            </w:pPr>
+            <w:r>
+              <w:rPr>
+                <w:rFonts w:cs="Arial"/>
+                <w:b/>
+                <w:sz w:val="28"/>
+                <w:szCs w:val="32"/>
+                <w:lang w:val="en-IN"/>
+              </w:rPr>
+              <w:t>Krama Vaakyam No.</w:t>
+            </w:r>
+            <w:r>
+              <w:rPr>
+                <w:rFonts w:cs="Arial"/>
+                <w:b/>
+                <w:sz w:val="28"/>
+                <w:szCs w:val="32"/>
+                <w:lang w:val="en-IN"/>
+              </w:rPr>
+              <w:t>- 19</w:t>
+            </w:r>
+          </w:p>
+          <w:p>
+            <w:pPr>
+              <w:widowControl w:val="0"/>
+              <w:tabs>
+                <w:tab w:val="left" w:pos="993"/>
+              </w:tabs>
+              <w:autoSpaceDE w:val="0"/>
+              <w:autoSpaceDN w:val="0"/>
+              <w:adjustRightInd w:val="0"/>
+              <w:spacing w:before="0" w:line="252" w:lineRule="auto"/>
+              <w:ind w:right="297"/>
+              <w:rPr>
+                <w:rFonts w:cs="Arial"/>
+                <w:b/>
+                <w:sz w:val="28"/>
+                <w:szCs w:val="32"/>
+              </w:rPr>
+            </w:pPr>
+            <w:r>
+              <w:rPr>
+                <w:rFonts w:cs="Arial"/>
+                <w:b/>
+                <w:sz w:val="28"/>
+                <w:szCs w:val="32"/>
+                <w:lang w:val="it-IT"/>
+              </w:rPr>
+              <w:t>Panchaati No</w:t>
+            </w:r>
+            <w:r>
+              <w:rPr>
+                <w:rFonts w:cs="Arial"/>
+                <w:b/>
+                <w:szCs w:val="32"/>
+                <w:lang w:val="it-IT"/>
+              </w:rPr>
+              <w:t xml:space="preserve">. - </w:t>
+            </w:r>
+            <w:r>
+              <w:rPr>
+                <w:rFonts w:cs="Arial"/>
+                <w:b/>
+                <w:sz w:val="28"/>
+                <w:szCs w:val="32"/>
+                <w:lang w:val="it-IT"/>
+              </w:rPr>
+              <w:t>42</w:t>
+            </w:r>
+          </w:p>
+        </w:tc>
+        <w:tc>
+          <w:tcPr>
+            <w:tcW w:w="4678" w:type="dxa"/>
+            <w:tcBorders>
+              <w:top w:val="single" w:sz="4" w:space="0" w:color="000000"/>
+              <w:left w:val="single" w:sz="4" w:space="0" w:color="000000"/>
+              <w:bottom w:val="single" w:sz="4" w:space="0" w:color="000000"/>
+              <w:right w:val="single" w:sz="4" w:space="0" w:color="000000"/>
+            </w:tcBorders>
+          </w:tcPr>
+          <w:p>
+            <w:pPr>
+              <w:widowControl w:val="0"/>
+              <w:autoSpaceDE w:val="0"/>
+              <w:autoSpaceDN w:val="0"/>
+              <w:adjustRightInd w:val="0"/>
+              <w:spacing w:before="0" w:line="240" w:lineRule="auto"/>
+              <w:rPr>
+                <w:rFonts w:ascii="BRH Devanagari Extra" w:hAnsi="BRH Devanagari Extra" w:cs="BRH Devanagari Extra"/>
+                <w:color w:val="000000"/>
+                <w:sz w:val="40"/>
+                <w:szCs w:val="40"/>
+                <w:highlight w:val="yellow"/>
+                <w:lang w:val="it-IT" w:bidi="ml-IN"/>
+              </w:rPr>
+            </w:pPr>
+            <w:r>
+              <w:rPr>
+                <w:rFonts w:ascii="BRH Devanagari Extra" w:hAnsi="BRH Devanagari Extra" w:cs="BRH Devanagari Extra"/>
+                <w:color w:val="000000"/>
+                <w:sz w:val="40"/>
+                <w:szCs w:val="40"/>
+                <w:lang w:bidi="ml-IN"/>
+              </w:rPr>
+              <w:t>A</w:t>
+            </w:r>
+            <w:r>
+              <w:rPr>
+                <w:rFonts w:ascii="BRH Malayalam Extra" w:hAnsi="BRH Malayalam Extra" w:cs="BRH Devanagari Extra"/>
+                <w:color w:val="000000"/>
+                <w:sz w:val="32"/>
+                <w:szCs w:val="40"/>
+                <w:lang w:bidi="ml-IN"/>
+              </w:rPr>
+              <w:t>–</w:t>
+            </w:r>
+            <w:proofErr w:type="spellStart"/>
+            <w:r>
+              <w:rPr>
+                <w:rFonts w:ascii="BRH Devanagari Extra" w:hAnsi="BRH Devanagari Extra" w:cs="BRH Devanagari Extra"/>
+                <w:color w:val="000000"/>
+                <w:sz w:val="40"/>
+                <w:szCs w:val="40"/>
+                <w:lang w:bidi="ml-IN"/>
+              </w:rPr>
+              <w:t>xrÉ</w:t>
+            </w:r>
+            <w:r>
+              <w:rPr>
+                <w:rFonts w:ascii="BRH Devanagari Extra" w:hAnsi="BRH Devanagari Extra" w:cs="BRH Devanagari Extra"/>
+                <w:color w:val="000000"/>
+                <w:sz w:val="40"/>
+                <w:szCs w:val="40"/>
+                <w:highlight w:val="yellow"/>
+                <w:lang w:bidi="ml-IN"/>
+              </w:rPr>
+              <w:t>ÉlÉÿ</w:t>
+            </w:r>
+            <w:r>
+              <w:rPr>
+                <w:rFonts w:ascii="BRH Devanagari Extra" w:hAnsi="BRH Devanagari Extra" w:cs="BRH Devanagari Extra"/>
+                <w:color w:val="000000"/>
+                <w:sz w:val="40"/>
+                <w:szCs w:val="40"/>
+                <w:lang w:bidi="ml-IN"/>
+              </w:rPr>
+              <w:t>qÉç</w:t>
+            </w:r>
+            <w:proofErr w:type="spellEnd"/>
+            <w:r>
+              <w:rPr>
+                <w:rFonts w:ascii="BRH Devanagari Extra" w:hAnsi="BRH Devanagari Extra" w:cs="BRH Devanagari Extra"/>
+                <w:color w:val="000000"/>
+                <w:sz w:val="40"/>
+                <w:szCs w:val="40"/>
+                <w:lang w:bidi="ml-IN"/>
+              </w:rPr>
+              <w:t xml:space="preserve"> | A³É</w:t>
+            </w:r>
+            <w:r>
+              <w:rPr>
+                <w:rFonts w:ascii="BRH Devanagari Extra" w:hAnsi="BRH Devanagari Extra" w:cs="BRH Devanagari Extra"/>
+                <w:color w:val="000000"/>
+                <w:sz w:val="36"/>
+                <w:szCs w:val="40"/>
+                <w:lang w:bidi="ml-IN"/>
+              </w:rPr>
+              <w:t>ò</w:t>
+            </w:r>
+            <w:r>
+              <w:rPr>
+                <w:rFonts w:ascii="BRH Devanagari Extra" w:hAnsi="BRH Devanagari Extra" w:cs="BRH Devanagari Extra"/>
+                <w:color w:val="000000"/>
+                <w:sz w:val="40"/>
+                <w:szCs w:val="40"/>
+                <w:lang w:bidi="ml-IN"/>
+              </w:rPr>
+              <w:t xml:space="preserve">ÿ </w:t>
+            </w:r>
+            <w:proofErr w:type="spellStart"/>
+            <w:r>
+              <w:rPr>
+                <w:rFonts w:ascii="BRH Devanagari Extra" w:hAnsi="BRH Devanagari Extra" w:cs="BRH Devanagari Extra"/>
+                <w:color w:val="000000"/>
+                <w:sz w:val="40"/>
+                <w:szCs w:val="40"/>
+                <w:lang w:bidi="ml-IN"/>
+              </w:rPr>
+              <w:t>xrÉÉiÉç</w:t>
+            </w:r>
+            <w:proofErr w:type="spellEnd"/>
+            <w:r>
+              <w:rPr>
+                <w:rFonts w:ascii="BRH Devanagari Extra" w:hAnsi="BRH Devanagari Extra" w:cs="BRH Devanagari Extra"/>
+                <w:color w:val="000000"/>
+                <w:sz w:val="40"/>
+                <w:szCs w:val="40"/>
+                <w:lang w:bidi="ml-IN"/>
+              </w:rPr>
+              <w:t xml:space="preserve"> |</w:t>
+            </w:r>
+          </w:p>
+        </w:tc>
+        <w:tc>
+          <w:tcPr>
+            <w:tcW w:w="5280" w:type="dxa"/>
+            <w:tcBorders>
+              <w:top w:val="single" w:sz="4" w:space="0" w:color="000000"/>
+              <w:left w:val="single" w:sz="4" w:space="0" w:color="000000"/>
+              <w:bottom w:val="single" w:sz="4" w:space="0" w:color="000000"/>
+              <w:right w:val="single" w:sz="4" w:space="0" w:color="000000"/>
+            </w:tcBorders>
+          </w:tcPr>
+          <w:p>
+            <w:pPr>
+              <w:spacing w:before="0" w:line="240" w:lineRule="auto"/>
+              <w:ind w:right="-106"/>
+              <w:rPr>
+                <w:rFonts w:ascii="BRH Devanagari Extra" w:hAnsi="BRH Devanagari Extra" w:cs="BRH Devanagari Extra"/>
+                <w:color w:val="000000"/>
+                <w:sz w:val="40"/>
+                <w:szCs w:val="40"/>
+                <w:highlight w:val="green"/>
+                <w:lang w:val="it-IT" w:bidi="ml-IN"/>
+              </w:rPr>
+            </w:pPr>
+            <w:r>
+              <w:rPr>
+                <w:rFonts w:ascii="BRH Devanagari Extra" w:hAnsi="BRH Devanagari Extra" w:cs="BRH Devanagari Extra"/>
+                <w:color w:val="000000"/>
+                <w:sz w:val="40"/>
+                <w:szCs w:val="40"/>
+                <w:lang w:bidi="ml-IN"/>
+              </w:rPr>
+              <w:t>A</w:t>
+            </w:r>
+            <w:r>
+              <w:rPr>
+                <w:rFonts w:ascii="BRH Malayalam Extra" w:hAnsi="BRH Malayalam Extra" w:cs="BRH Devanagari Extra"/>
+                <w:color w:val="000000"/>
+                <w:sz w:val="32"/>
+                <w:szCs w:val="40"/>
+                <w:lang w:bidi="ml-IN"/>
+              </w:rPr>
+              <w:t>–</w:t>
+            </w:r>
+            <w:r>
+              <w:rPr>
+                <w:rFonts w:ascii="BRH Devanagari Extra" w:hAnsi="BRH Devanagari Extra" w:cs="BRH Devanagari Extra"/>
+                <w:color w:val="000000"/>
+                <w:sz w:val="40"/>
+                <w:szCs w:val="40"/>
+                <w:lang w:bidi="ml-IN"/>
+              </w:rPr>
+              <w:t>xr</w:t>
+            </w:r>
+            <w:r>
+              <w:rPr>
+                <w:rFonts w:ascii="BRH Devanagari Extra" w:hAnsi="BRH Devanagari Extra" w:cs="BRH Devanagari Extra"/>
+                <w:color w:val="000000"/>
+                <w:sz w:val="40"/>
+                <w:szCs w:val="40"/>
+                <w:lang w:bidi="ml-IN"/>
+              </w:rPr>
+              <w:t>ÉÉ</w:t>
+            </w:r>
+            <w:r>
+              <w:rPr>
+                <w:rFonts w:ascii="BRH Devanagari Extra" w:hAnsi="BRH Devanagari Extra" w:cs="BRH Devanagari Extra"/>
+                <w:color w:val="000000"/>
+                <w:sz w:val="40"/>
+                <w:szCs w:val="40"/>
+                <w:highlight w:val="green"/>
+                <w:lang w:bidi="ml-IN"/>
+              </w:rPr>
+              <w:t>³Éÿ</w:t>
+            </w:r>
+            <w:r>
+              <w:rPr>
+                <w:rFonts w:ascii="BRH Devanagari Extra" w:hAnsi="BRH Devanagari Extra" w:cs="BRH Devanagari Extra"/>
+                <w:color w:val="000000"/>
+                <w:sz w:val="40"/>
+                <w:szCs w:val="40"/>
+                <w:lang w:bidi="ml-IN"/>
+              </w:rPr>
+              <w:t>qÉç | A³É</w:t>
+            </w:r>
+            <w:r>
+              <w:rPr>
+                <w:rFonts w:ascii="BRH Devanagari Extra" w:hAnsi="BRH Devanagari Extra" w:cs="BRH Devanagari Extra"/>
+                <w:color w:val="000000"/>
+                <w:sz w:val="36"/>
+                <w:szCs w:val="40"/>
+                <w:lang w:bidi="ml-IN"/>
+              </w:rPr>
+              <w:t>ò</w:t>
+            </w:r>
+            <w:r>
+              <w:rPr>
+                <w:rFonts w:ascii="BRH Devanagari Extra" w:hAnsi="BRH Devanagari Extra" w:cs="BRH Devanagari Extra"/>
+                <w:color w:val="000000"/>
+                <w:sz w:val="40"/>
+                <w:szCs w:val="40"/>
+                <w:lang w:bidi="ml-IN"/>
+              </w:rPr>
+              <w:t xml:space="preserve">ÿ </w:t>
+            </w:r>
+            <w:proofErr w:type="spellStart"/>
+            <w:r>
+              <w:rPr>
+                <w:rFonts w:ascii="BRH Devanagari Extra" w:hAnsi="BRH Devanagari Extra" w:cs="BRH Devanagari Extra"/>
+                <w:color w:val="000000"/>
+                <w:sz w:val="40"/>
+                <w:szCs w:val="40"/>
+                <w:lang w:bidi="ml-IN"/>
+              </w:rPr>
+              <w:t>xrÉÉiÉç</w:t>
+            </w:r>
+            <w:proofErr w:type="spellEnd"/>
+            <w:r>
+              <w:rPr>
+                <w:rFonts w:ascii="BRH Devanagari Extra" w:hAnsi="BRH Devanagari Extra" w:cs="BRH Devanagari Extra"/>
+                <w:color w:val="000000"/>
+                <w:sz w:val="40"/>
+                <w:szCs w:val="40"/>
+                <w:lang w:bidi="ml-IN"/>
+              </w:rPr>
+              <w:t xml:space="preserve"> |</w:t>
+            </w:r>
+          </w:p>
+        </w:tc>
+      </w:tr>
+      <w:tr>
+        <w:trPr>
+          <w:trHeight w:val="964"/>
+        </w:trPr>
+        <w:tc>
+          <w:tcPr>
+            <w:tcW w:w="3877" w:type="dxa"/>
+            <w:tcBorders>
+              <w:top w:val="single" w:sz="4" w:space="0" w:color="000000"/>
+              <w:left w:val="single" w:sz="4" w:space="0" w:color="000000"/>
+              <w:bottom w:val="single" w:sz="4" w:space="0" w:color="000000"/>
+              <w:right w:val="single" w:sz="4" w:space="0" w:color="000000"/>
+            </w:tcBorders>
+          </w:tcPr>
+          <w:p>
+            <w:pPr>
+              <w:widowControl w:val="0"/>
+              <w:tabs>
+                <w:tab w:val="left" w:pos="993"/>
+              </w:tabs>
+              <w:autoSpaceDE w:val="0"/>
+              <w:autoSpaceDN w:val="0"/>
+              <w:adjustRightInd w:val="0"/>
+              <w:spacing w:before="0" w:line="252" w:lineRule="auto"/>
+              <w:ind w:right="297"/>
+              <w:rPr>
+                <w:rFonts w:cs="Arial"/>
+                <w:b/>
+                <w:sz w:val="28"/>
+                <w:szCs w:val="32"/>
+              </w:rPr>
+            </w:pPr>
+            <w:r>
+              <w:rPr>
+                <w:rFonts w:cs="Arial"/>
+                <w:b/>
+                <w:sz w:val="28"/>
+                <w:szCs w:val="32"/>
+              </w:rPr>
+              <w:t>T.S.5.7.</w:t>
+            </w:r>
+            <w:r>
+              <w:rPr>
+                <w:rFonts w:cs="Arial"/>
+                <w:b/>
+                <w:sz w:val="28"/>
+                <w:szCs w:val="32"/>
+              </w:rPr>
+              <w:t>12.1</w:t>
+            </w:r>
+            <w:r>
+              <w:rPr>
+                <w:rFonts w:cs="Arial"/>
+                <w:b/>
+                <w:sz w:val="28"/>
+                <w:szCs w:val="32"/>
+              </w:rPr>
+              <w:t xml:space="preserve"> – Kramam</w:t>
+            </w:r>
+          </w:p>
+          <w:p>
+            <w:pPr>
+              <w:widowControl w:val="0"/>
+              <w:tabs>
+                <w:tab w:val="left" w:pos="993"/>
+              </w:tabs>
+              <w:autoSpaceDE w:val="0"/>
+              <w:autoSpaceDN w:val="0"/>
+              <w:adjustRightInd w:val="0"/>
+              <w:spacing w:before="0" w:line="252" w:lineRule="auto"/>
+              <w:ind w:right="297"/>
+              <w:rPr>
+                <w:rFonts w:cs="Arial"/>
+                <w:b/>
+                <w:sz w:val="28"/>
+                <w:szCs w:val="32"/>
+                <w:lang w:val="en-IN"/>
+              </w:rPr>
+            </w:pPr>
+            <w:r>
+              <w:rPr>
+                <w:rFonts w:cs="Arial"/>
+                <w:b/>
+                <w:sz w:val="28"/>
+                <w:szCs w:val="32"/>
+                <w:lang w:val="en-IN"/>
+              </w:rPr>
+              <w:t>Krama Vaakyam No.</w:t>
+            </w:r>
+            <w:r>
+              <w:rPr>
+                <w:rFonts w:cs="Arial"/>
+                <w:b/>
+                <w:sz w:val="28"/>
+                <w:szCs w:val="32"/>
+                <w:lang w:val="en-IN"/>
+              </w:rPr>
+              <w:t>- 6</w:t>
+            </w:r>
+          </w:p>
+          <w:p>
+            <w:pPr>
+              <w:widowControl w:val="0"/>
+              <w:tabs>
+                <w:tab w:val="left" w:pos="993"/>
+              </w:tabs>
+              <w:autoSpaceDE w:val="0"/>
+              <w:autoSpaceDN w:val="0"/>
+              <w:adjustRightInd w:val="0"/>
+              <w:spacing w:before="0" w:line="252" w:lineRule="auto"/>
+              <w:ind w:right="297"/>
+              <w:rPr>
+                <w:rFonts w:cs="Arial"/>
+                <w:b/>
+                <w:sz w:val="28"/>
+                <w:szCs w:val="32"/>
+              </w:rPr>
+            </w:pPr>
+            <w:r>
+              <w:rPr>
+                <w:rFonts w:cs="Arial"/>
+                <w:b/>
+                <w:sz w:val="28"/>
+                <w:szCs w:val="32"/>
+                <w:lang w:val="it-IT"/>
+              </w:rPr>
+              <w:t>Panchaati No</w:t>
+            </w:r>
+            <w:r>
+              <w:rPr>
+                <w:rFonts w:cs="Arial"/>
+                <w:b/>
+                <w:szCs w:val="32"/>
+                <w:lang w:val="it-IT"/>
+              </w:rPr>
+              <w:t xml:space="preserve">. - </w:t>
+            </w:r>
+            <w:r>
+              <w:rPr>
+                <w:rFonts w:cs="Arial"/>
+                <w:b/>
+                <w:sz w:val="28"/>
+                <w:szCs w:val="32"/>
+                <w:lang w:val="it-IT"/>
+              </w:rPr>
+              <w:t>44</w:t>
+            </w:r>
+          </w:p>
+        </w:tc>
+        <w:tc>
+          <w:tcPr>
+            <w:tcW w:w="4678" w:type="dxa"/>
+            <w:tcBorders>
+              <w:top w:val="single" w:sz="4" w:space="0" w:color="000000"/>
+              <w:left w:val="single" w:sz="4" w:space="0" w:color="000000"/>
+              <w:bottom w:val="single" w:sz="4" w:space="0" w:color="000000"/>
+              <w:right w:val="single" w:sz="4" w:space="0" w:color="000000"/>
+            </w:tcBorders>
+          </w:tcPr>
+          <w:p>
+            <w:pPr>
+              <w:widowControl w:val="0"/>
+              <w:autoSpaceDE w:val="0"/>
+              <w:autoSpaceDN w:val="0"/>
+              <w:adjustRightInd w:val="0"/>
+              <w:spacing w:before="0" w:line="240" w:lineRule="auto"/>
+              <w:rPr>
+                <w:rFonts w:ascii="BRH Devanagari Extra" w:hAnsi="BRH Devanagari Extra" w:cs="BRH Devanagari Extra"/>
+                <w:color w:val="000000"/>
+                <w:sz w:val="40"/>
+                <w:szCs w:val="40"/>
+                <w:highlight w:val="yellow"/>
+                <w:lang w:val="it-IT" w:bidi="ml-IN"/>
+              </w:rPr>
+            </w:pPr>
+            <w:r>
+              <w:rPr>
+                <w:rFonts w:ascii="BRH Devanagari Extra" w:hAnsi="BRH Devanagari Extra" w:cs="BRH Devanagari Extra"/>
+                <w:color w:val="000000"/>
+                <w:sz w:val="40"/>
+                <w:szCs w:val="40"/>
+                <w:lang w:bidi="ml-IN"/>
+              </w:rPr>
+              <w:t>AÉ</w:t>
+            </w:r>
+            <w:r>
+              <w:rPr>
+                <w:rFonts w:ascii="BRH Malayalam Extra" w:hAnsi="BRH Malayalam Extra" w:cs="BRH Devanagari Extra"/>
+                <w:color w:val="000000"/>
+                <w:sz w:val="32"/>
+                <w:szCs w:val="40"/>
+                <w:lang w:bidi="ml-IN"/>
+              </w:rPr>
+              <w:t>–</w:t>
+            </w:r>
+            <w:proofErr w:type="spellStart"/>
+            <w:r>
+              <w:rPr>
+                <w:rFonts w:ascii="BRH Devanagari Extra" w:hAnsi="BRH Devanagari Extra" w:cs="BRH Devanagari Extra"/>
+                <w:color w:val="000000"/>
+                <w:sz w:val="40"/>
+                <w:szCs w:val="40"/>
+                <w:lang w:bidi="ml-IN"/>
+              </w:rPr>
+              <w:t>xrÉåþlÉÉÌS</w:t>
+            </w:r>
+            <w:proofErr w:type="spellEnd"/>
+            <w:r>
+              <w:rPr>
+                <w:rFonts w:ascii="BRH Malayalam Extra" w:hAnsi="BRH Malayalam Extra" w:cs="BRH Devanagari Extra"/>
+                <w:color w:val="000000"/>
+                <w:sz w:val="32"/>
+                <w:szCs w:val="40"/>
+                <w:lang w:bidi="ml-IN"/>
+              </w:rPr>
+              <w:t>–</w:t>
+            </w:r>
+            <w:proofErr w:type="spellStart"/>
+            <w:r>
+              <w:rPr>
+                <w:rFonts w:ascii="BRH Devanagari Extra" w:hAnsi="BRH Devanagari Extra" w:cs="BRH Devanagari Extra"/>
+                <w:color w:val="000000"/>
+                <w:sz w:val="40"/>
+                <w:szCs w:val="40"/>
+                <w:lang w:bidi="ml-IN"/>
+              </w:rPr>
+              <w:t>irÉÉlÉç</w:t>
+            </w:r>
+            <w:proofErr w:type="spellEnd"/>
+            <w:r>
+              <w:rPr>
+                <w:rFonts w:ascii="BRH Devanagari Extra" w:hAnsi="BRH Devanagari Extra" w:cs="BRH Devanagari Extra"/>
+                <w:color w:val="000000"/>
+                <w:sz w:val="40"/>
+                <w:szCs w:val="40"/>
+                <w:lang w:bidi="ml-IN"/>
+              </w:rPr>
+              <w:t xml:space="preserve"> | </w:t>
+            </w:r>
+            <w:r>
+              <w:rPr>
+                <w:rFonts w:ascii="BRH Devanagari Extra" w:hAnsi="BRH Devanagari Extra" w:cs="BRH Devanagari Extra"/>
+                <w:color w:val="000000"/>
+                <w:sz w:val="40"/>
+                <w:szCs w:val="40"/>
+                <w:lang w:bidi="ml-IN"/>
+              </w:rPr>
+              <w:br/>
+            </w:r>
+            <w:r>
+              <w:rPr>
+                <w:rFonts w:ascii="BRH Devanagari Extra" w:hAnsi="BRH Devanagari Extra" w:cs="BRH Devanagari Extra"/>
+                <w:color w:val="000000"/>
+                <w:sz w:val="40"/>
+                <w:szCs w:val="40"/>
+                <w:lang w:bidi="ml-IN"/>
+              </w:rPr>
+              <w:t>AÉ</w:t>
+            </w:r>
+            <w:r>
+              <w:rPr>
+                <w:rFonts w:ascii="BRH Malayalam Extra" w:hAnsi="BRH Malayalam Extra" w:cs="BRH Devanagari Extra"/>
+                <w:color w:val="000000"/>
+                <w:sz w:val="32"/>
+                <w:szCs w:val="40"/>
+                <w:lang w:bidi="ml-IN"/>
+              </w:rPr>
+              <w:t>–</w:t>
+            </w:r>
+            <w:r>
+              <w:rPr>
+                <w:rFonts w:ascii="BRH Devanagari Extra" w:hAnsi="BRH Devanagari Extra" w:cs="BRH Devanagari Extra"/>
+                <w:color w:val="000000"/>
+                <w:sz w:val="40"/>
+                <w:szCs w:val="40"/>
+                <w:lang w:bidi="ml-IN"/>
+              </w:rPr>
+              <w:t>ÌS</w:t>
+            </w:r>
+            <w:r>
+              <w:rPr>
+                <w:rFonts w:ascii="BRH Malayalam Extra" w:hAnsi="BRH Malayalam Extra" w:cs="BRH Devanagari Extra"/>
+                <w:color w:val="000000"/>
+                <w:sz w:val="32"/>
+                <w:szCs w:val="40"/>
+                <w:lang w:bidi="ml-IN"/>
+              </w:rPr>
+              <w:t>–</w:t>
+            </w:r>
+            <w:proofErr w:type="spellStart"/>
+            <w:r>
+              <w:rPr>
+                <w:rFonts w:ascii="BRH Devanagari Extra" w:hAnsi="BRH Devanagari Extra" w:cs="BRH Devanagari Extra"/>
+                <w:color w:val="000000"/>
+                <w:sz w:val="40"/>
+                <w:szCs w:val="40"/>
+                <w:lang w:bidi="ml-IN"/>
+              </w:rPr>
+              <w:t>irÉÉ</w:t>
+            </w:r>
+            <w:r>
+              <w:rPr>
+                <w:rFonts w:ascii="BRH Devanagari Extra" w:hAnsi="BRH Devanagari Extra" w:cs="BRH Devanagari Extra"/>
+                <w:color w:val="000000"/>
+                <w:sz w:val="40"/>
+                <w:szCs w:val="40"/>
+                <w:highlight w:val="yellow"/>
+                <w:lang w:bidi="ml-IN"/>
+              </w:rPr>
+              <w:t>lÉç</w:t>
+            </w:r>
+            <w:proofErr w:type="spellEnd"/>
+            <w:r>
+              <w:rPr>
+                <w:rFonts w:ascii="BRH Devanagari Extra" w:hAnsi="BRH Devanagari Extra" w:cs="BRH Devanagari Extra"/>
+                <w:color w:val="000000"/>
+                <w:sz w:val="40"/>
+                <w:szCs w:val="40"/>
+                <w:highlight w:val="yellow"/>
+                <w:lang w:bidi="ml-IN"/>
+              </w:rPr>
+              <w:t xml:space="preserve"> </w:t>
+            </w:r>
+            <w:proofErr w:type="spellStart"/>
+            <w:r>
+              <w:rPr>
+                <w:rFonts w:ascii="BRH Devanagari Extra" w:hAnsi="BRH Devanagari Extra" w:cs="BRH Devanagari Extra"/>
+                <w:color w:val="000000"/>
+                <w:sz w:val="40"/>
+                <w:szCs w:val="40"/>
+                <w:highlight w:val="yellow"/>
+                <w:lang w:bidi="ml-IN"/>
+              </w:rPr>
+              <w:t>zq</w:t>
+            </w:r>
+            <w:r>
+              <w:rPr>
+                <w:rFonts w:ascii="BRH Devanagari Extra" w:hAnsi="BRH Devanagari Extra" w:cs="BRH Devanagari Extra"/>
+                <w:color w:val="000000"/>
+                <w:sz w:val="40"/>
+                <w:szCs w:val="40"/>
+                <w:lang w:bidi="ml-IN"/>
+              </w:rPr>
+              <w:t>É´ÉÑþÍpÉÈ</w:t>
+            </w:r>
+            <w:proofErr w:type="spellEnd"/>
+            <w:r>
+              <w:rPr>
+                <w:rFonts w:ascii="BRH Devanagari Extra" w:hAnsi="BRH Devanagari Extra" w:cs="BRH Devanagari Extra"/>
+                <w:color w:val="000000"/>
+                <w:sz w:val="40"/>
+                <w:szCs w:val="40"/>
+                <w:lang w:bidi="ml-IN"/>
+              </w:rPr>
+              <w:t xml:space="preserve"> |</w:t>
+            </w:r>
+          </w:p>
+        </w:tc>
+        <w:tc>
+          <w:tcPr>
+            <w:tcW w:w="5280" w:type="dxa"/>
+            <w:tcBorders>
+              <w:top w:val="single" w:sz="4" w:space="0" w:color="000000"/>
+              <w:left w:val="single" w:sz="4" w:space="0" w:color="000000"/>
+              <w:bottom w:val="single" w:sz="4" w:space="0" w:color="000000"/>
+              <w:right w:val="single" w:sz="4" w:space="0" w:color="000000"/>
+            </w:tcBorders>
+          </w:tcPr>
+          <w:p>
+            <w:pPr>
+              <w:spacing w:before="0" w:line="240" w:lineRule="auto"/>
+              <w:ind w:right="-106"/>
+              <w:rPr>
+                <w:rFonts w:ascii="BRH Devanagari Extra" w:hAnsi="BRH Devanagari Extra" w:cs="BRH Devanagari Extra"/>
+                <w:color w:val="000000"/>
+                <w:sz w:val="40"/>
+                <w:szCs w:val="40"/>
+                <w:highlight w:val="green"/>
+                <w:lang w:val="it-IT" w:bidi="ml-IN"/>
+              </w:rPr>
+            </w:pPr>
+            <w:r>
+              <w:rPr>
+                <w:rFonts w:ascii="BRH Devanagari Extra" w:hAnsi="BRH Devanagari Extra" w:cs="BRH Devanagari Extra"/>
+                <w:color w:val="000000"/>
+                <w:sz w:val="40"/>
+                <w:szCs w:val="40"/>
+                <w:lang w:bidi="ml-IN"/>
+              </w:rPr>
+              <w:t>AÉ</w:t>
+            </w:r>
+            <w:r>
+              <w:rPr>
+                <w:rFonts w:ascii="BRH Malayalam Extra" w:hAnsi="BRH Malayalam Extra" w:cs="BRH Devanagari Extra"/>
+                <w:color w:val="000000"/>
+                <w:sz w:val="32"/>
+                <w:szCs w:val="40"/>
+                <w:lang w:bidi="ml-IN"/>
+              </w:rPr>
+              <w:t>–</w:t>
+            </w:r>
+            <w:proofErr w:type="spellStart"/>
+            <w:r>
+              <w:rPr>
+                <w:rFonts w:ascii="BRH Devanagari Extra" w:hAnsi="BRH Devanagari Extra" w:cs="BRH Devanagari Extra"/>
+                <w:color w:val="000000"/>
+                <w:sz w:val="40"/>
+                <w:szCs w:val="40"/>
+                <w:lang w:bidi="ml-IN"/>
+              </w:rPr>
+              <w:t>xrÉåþlÉÉÌS</w:t>
+            </w:r>
+            <w:proofErr w:type="spellEnd"/>
+            <w:r>
+              <w:rPr>
+                <w:rFonts w:ascii="BRH Malayalam Extra" w:hAnsi="BRH Malayalam Extra" w:cs="BRH Devanagari Extra"/>
+                <w:color w:val="000000"/>
+                <w:sz w:val="32"/>
+                <w:szCs w:val="40"/>
+                <w:lang w:bidi="ml-IN"/>
+              </w:rPr>
+              <w:t>–</w:t>
+            </w:r>
+            <w:proofErr w:type="spellStart"/>
+            <w:r>
+              <w:rPr>
+                <w:rFonts w:ascii="BRH Devanagari Extra" w:hAnsi="BRH Devanagari Extra" w:cs="BRH Devanagari Extra"/>
+                <w:color w:val="000000"/>
+                <w:sz w:val="40"/>
+                <w:szCs w:val="40"/>
+                <w:lang w:bidi="ml-IN"/>
+              </w:rPr>
+              <w:t>irÉÉlÉç</w:t>
+            </w:r>
+            <w:proofErr w:type="spellEnd"/>
+            <w:r>
+              <w:rPr>
+                <w:rFonts w:ascii="BRH Devanagari Extra" w:hAnsi="BRH Devanagari Extra" w:cs="BRH Devanagari Extra"/>
+                <w:color w:val="000000"/>
+                <w:sz w:val="40"/>
+                <w:szCs w:val="40"/>
+                <w:lang w:bidi="ml-IN"/>
+              </w:rPr>
+              <w:t xml:space="preserve"> | </w:t>
+            </w:r>
+            <w:r>
+              <w:rPr>
+                <w:rFonts w:ascii="BRH Devanagari Extra" w:hAnsi="BRH Devanagari Extra" w:cs="BRH Devanagari Extra"/>
+                <w:color w:val="000000"/>
+                <w:sz w:val="40"/>
+                <w:szCs w:val="40"/>
+                <w:lang w:bidi="ml-IN"/>
+              </w:rPr>
+              <w:br/>
+            </w:r>
+            <w:r>
+              <w:rPr>
+                <w:rFonts w:ascii="BRH Devanagari Extra" w:hAnsi="BRH Devanagari Extra" w:cs="BRH Devanagari Extra"/>
+                <w:color w:val="000000"/>
+                <w:sz w:val="40"/>
+                <w:szCs w:val="40"/>
+                <w:lang w:bidi="ml-IN"/>
+              </w:rPr>
+              <w:t>AÉ</w:t>
+            </w:r>
+            <w:r>
+              <w:rPr>
+                <w:rFonts w:ascii="BRH Malayalam Extra" w:hAnsi="BRH Malayalam Extra" w:cs="BRH Devanagari Extra"/>
+                <w:color w:val="000000"/>
+                <w:sz w:val="32"/>
+                <w:szCs w:val="40"/>
+                <w:lang w:bidi="ml-IN"/>
+              </w:rPr>
+              <w:t>–</w:t>
+            </w:r>
+            <w:r>
+              <w:rPr>
+                <w:rFonts w:ascii="BRH Devanagari Extra" w:hAnsi="BRH Devanagari Extra" w:cs="BRH Devanagari Extra"/>
+                <w:color w:val="000000"/>
+                <w:sz w:val="40"/>
+                <w:szCs w:val="40"/>
+                <w:lang w:bidi="ml-IN"/>
+              </w:rPr>
+              <w:t>ÌS</w:t>
+            </w:r>
+            <w:r>
+              <w:rPr>
+                <w:rFonts w:ascii="BRH Malayalam Extra" w:hAnsi="BRH Malayalam Extra" w:cs="BRH Devanagari Extra"/>
+                <w:color w:val="000000"/>
+                <w:sz w:val="32"/>
+                <w:szCs w:val="40"/>
+                <w:lang w:bidi="ml-IN"/>
+              </w:rPr>
+              <w:t>–</w:t>
+            </w:r>
+            <w:proofErr w:type="spellStart"/>
+            <w:r>
+              <w:rPr>
+                <w:rFonts w:ascii="BRH Devanagari Extra" w:hAnsi="BRH Devanagari Extra" w:cs="BRH Devanagari Extra"/>
+                <w:color w:val="000000"/>
+                <w:sz w:val="40"/>
+                <w:szCs w:val="40"/>
+                <w:lang w:bidi="ml-IN"/>
+              </w:rPr>
+              <w:t>irÉÉ</w:t>
+            </w:r>
+            <w:r>
+              <w:rPr>
+                <w:rFonts w:ascii="BRH Devanagari Extra" w:hAnsi="BRH Devanagari Extra" w:cs="BRH Devanagari Extra"/>
+                <w:sz w:val="40"/>
+                <w:szCs w:val="40"/>
+                <w:highlight w:val="green"/>
+              </w:rPr>
+              <w:t>gÉç</w:t>
+            </w:r>
+            <w:proofErr w:type="spellEnd"/>
+            <w:r>
+              <w:rPr>
+                <w:rFonts w:ascii="BRH Devanagari Extra" w:hAnsi="BRH Devanagari Extra" w:cs="BRH Devanagari Extra"/>
+                <w:color w:val="000000"/>
+                <w:sz w:val="40"/>
+                <w:szCs w:val="40"/>
+                <w:highlight w:val="green"/>
+                <w:lang w:bidi="ml-IN"/>
+              </w:rPr>
+              <w:t xml:space="preserve"> </w:t>
+            </w:r>
+            <w:proofErr w:type="spellStart"/>
+            <w:r>
+              <w:rPr>
+                <w:rFonts w:ascii="BRH Devanagari Extra" w:hAnsi="BRH Devanagari Extra" w:cs="BRH Devanagari Extra"/>
+                <w:sz w:val="40"/>
+                <w:szCs w:val="40"/>
+                <w:highlight w:val="green"/>
+              </w:rPr>
+              <w:t>N</w:t>
+            </w:r>
+            <w:r>
+              <w:rPr>
+                <w:rFonts w:ascii="BRH Devanagari Extra" w:hAnsi="BRH Devanagari Extra" w:cs="BRH Devanagari Extra"/>
+                <w:sz w:val="40"/>
+                <w:szCs w:val="40"/>
+              </w:rPr>
+              <w:t>è</w:t>
+            </w:r>
+            <w:r>
+              <w:rPr>
+                <w:rFonts w:ascii="BRH Devanagari Extra" w:hAnsi="BRH Devanagari Extra" w:cs="BRH Devanagari Extra"/>
+                <w:color w:val="000000"/>
+                <w:sz w:val="40"/>
+                <w:szCs w:val="40"/>
+                <w:lang w:bidi="ml-IN"/>
+              </w:rPr>
+              <w:t>qÉ</w:t>
+            </w:r>
+            <w:r>
+              <w:rPr>
+                <w:rFonts w:ascii="BRH Devanagari Extra" w:hAnsi="BRH Devanagari Extra" w:cs="BRH Devanagari Extra"/>
+                <w:color w:val="000000"/>
+                <w:sz w:val="40"/>
+                <w:szCs w:val="40"/>
+                <w:lang w:bidi="ml-IN"/>
+              </w:rPr>
+              <w:t>´ÉÑþÍpÉÈ</w:t>
+            </w:r>
+            <w:proofErr w:type="spellEnd"/>
+            <w:r>
+              <w:rPr>
+                <w:rFonts w:ascii="BRH Devanagari Extra" w:hAnsi="BRH Devanagari Extra" w:cs="BRH Devanagari Extra"/>
+                <w:color w:val="000000"/>
+                <w:sz w:val="40"/>
+                <w:szCs w:val="40"/>
+                <w:lang w:bidi="ml-IN"/>
+              </w:rPr>
+              <w:t xml:space="preserve"> |</w:t>
+            </w:r>
+          </w:p>
+        </w:tc>
+      </w:tr>
     </w:tbl>
+    <w:p>
+      <w:pPr>
+        <w:jc w:val="center"/>
+        <w:rPr>
+          <w:b/>
+          <w:bCs/>
+          <w:sz w:val="32"/>
+          <w:szCs w:val="32"/>
+          <w:u w:val="single"/>
+          <w:lang w:val="it-IT"/>
+        </w:rPr>
+      </w:pPr>
+    </w:p>
+    <w:p>
+      <w:pPr>
+        <w:jc w:val="center"/>
+        <w:rPr>
+          <w:b/>
+          <w:bCs/>
+          <w:sz w:val="32"/>
+          <w:szCs w:val="32"/>
+          <w:u w:val="single"/>
+          <w:lang w:val="it-IT"/>
+        </w:rPr>
+      </w:pPr>
+    </w:p>
     <w:p>
       <w:pPr>
         <w:jc w:val="center"/>
@@ -1270,6 +2339,7 @@
           <w:szCs w:val="32"/>
           <w:u w:val="single"/>
         </w:rPr>
+        <w:lastRenderedPageBreak/>
         <w:t xml:space="preserve">TS </w:t>
       </w:r>
       <w:r>
@@ -1636,6 +2706,7 @@
                 <w:lang w:val="en-IN" w:eastAsia="en-IN" w:bidi="ml-IN"/>
               </w:rPr>
             </w:pPr>
+            <w:proofErr w:type="spellStart"/>
             <w:r>
               <w:rPr>
                 <w:rFonts w:ascii="BRH Devanagari Extra" w:hAnsi="BRH Devanagari Extra" w:cs="BRH Devanagari Extra"/>
@@ -1666,25 +2737,38 @@
               </w:rPr>
               <w:t>G</w:t>
             </w:r>
-            <w:r>
-              <w:rPr>
-                <w:rFonts w:ascii="BRH Malayalam Extra" w:hAnsi="BRH Malayalam Extra" w:cs="BRH Devanagari Extra"/>
-                <w:color w:val="000000"/>
-                <w:sz w:val="32"/>
-                <w:szCs w:val="40"/>
-                <w:lang w:bidi="ml-IN"/>
-              </w:rPr>
-              <w:t>–</w:t>
-            </w:r>
-            <w:r>
-              <w:rPr>
-                <w:rFonts w:ascii="BRH Devanagari Extra" w:hAnsi="BRH Devanagari Extra" w:cs="BRH Devanagari Extra"/>
-                <w:color w:val="000000"/>
-                <w:sz w:val="40"/>
-                <w:szCs w:val="40"/>
-                <w:lang w:bidi="ml-IN"/>
-              </w:rPr>
-              <w:t xml:space="preserve">iÉÔlÉç | </w:t>
+            <w:proofErr w:type="spellEnd"/>
+            <w:r>
+              <w:rPr>
+                <w:rFonts w:ascii="BRH Malayalam Extra" w:hAnsi="BRH Malayalam Extra" w:cs="BRH Devanagari Extra"/>
+                <w:color w:val="000000"/>
+                <w:sz w:val="32"/>
+                <w:szCs w:val="40"/>
+                <w:lang w:bidi="ml-IN"/>
+              </w:rPr>
+              <w:t>–</w:t>
+            </w:r>
+            <w:proofErr w:type="spellStart"/>
+            <w:r>
+              <w:rPr>
+                <w:rFonts w:ascii="BRH Devanagari Extra" w:hAnsi="BRH Devanagari Extra" w:cs="BRH Devanagari Extra"/>
+                <w:color w:val="000000"/>
+                <w:sz w:val="40"/>
+                <w:szCs w:val="40"/>
+                <w:lang w:bidi="ml-IN"/>
+              </w:rPr>
+              <w:t>iÉÔlÉç</w:t>
+            </w:r>
+            <w:proofErr w:type="spellEnd"/>
+            <w:r>
+              <w:rPr>
+                <w:rFonts w:ascii="BRH Devanagari Extra" w:hAnsi="BRH Devanagari Extra" w:cs="BRH Devanagari Extra"/>
+                <w:color w:val="000000"/>
+                <w:sz w:val="40"/>
+                <w:szCs w:val="40"/>
+                <w:lang w:bidi="ml-IN"/>
+              </w:rPr>
+              <w:t xml:space="preserve"> | </w:t>
             </w:r>
           </w:p>
         </w:tc>
@@ -1707,6 +2791,7 @@
                 <w:lang w:val="en-IN" w:eastAsia="en-IN" w:bidi="ml-IN"/>
               </w:rPr>
             </w:pPr>
+            <w:proofErr w:type="spellStart"/>
             <w:r>
               <w:rPr>
                 <w:rFonts w:ascii="BRH Devanagari Extra" w:hAnsi="BRH Devanagari Extra" w:cs="BRH Devanagari Extra"/>
@@ -1725,28 +2810,51 @@
                 <w:szCs w:val="40"/>
                 <w:highlight w:val="green"/>
               </w:rPr>
-              <w:t>lÉ×</w:t>
-            </w:r>
-            <w:r>
-              <w:rPr>
-                <w:rFonts w:ascii="BRH Malayalam Extra" w:hAnsi="BRH Malayalam Extra" w:cs="BRH Devanagari Extra"/>
-                <w:color w:val="000000"/>
-                <w:sz w:val="32"/>
+              <w:t>lÉ</w:t>
+            </w:r>
+            <w:proofErr w:type="spellEnd"/>
+            <w:r>
+              <w:rPr>
+                <w:rFonts w:ascii="BRH Devanagari Extra" w:hAnsi="BRH Devanagari Extra" w:cs="BRH Devanagari Extra"/>
+                <w:color w:val="000000"/>
+                <w:sz w:val="40"/>
                 <w:szCs w:val="40"/>
                 <w:highlight w:val="green"/>
-                <w:lang w:bidi="ml-IN"/>
-              </w:rPr>
-              <w:t>–</w:t>
-            </w:r>
-            <w:r>
-              <w:rPr>
-                <w:rFonts w:ascii="BRH Devanagari Extra" w:hAnsi="BRH Devanagari Extra" w:cs="BRH Devanagari Extra"/>
-                <w:color w:val="000000"/>
-                <w:sz w:val="40"/>
-                <w:szCs w:val="40"/>
-                <w:lang w:bidi="ml-IN"/>
-              </w:rPr>
-              <w:t xml:space="preserve">iÉÔlÉç | </w:t>
+              </w:rPr>
+              <w:t>×</w:t>
+            </w:r>
+            <w:r>
+              <w:rPr>
+                <w:rFonts w:ascii="BRH Malayalam Extra" w:hAnsi="BRH Malayalam Extra" w:cs="BRH Devanagari Extra"/>
+                <w:color w:val="000000"/>
+                <w:sz w:val="32"/>
+                <w:szCs w:val="40"/>
+                <w:highlight w:val="green"/>
+                <w:lang w:bidi="ml-IN"/>
+              </w:rPr>
+              <w:t>–</w:t>
+            </w:r>
+            <w:proofErr w:type="spellStart"/>
+            <w:r>
+              <w:rPr>
+                <w:rFonts w:ascii="BRH Devanagari Extra" w:hAnsi="BRH Devanagari Extra" w:cs="BRH Devanagari Extra"/>
+                <w:color w:val="000000"/>
+                <w:sz w:val="40"/>
+                <w:szCs w:val="40"/>
+                <w:lang w:bidi="ml-IN"/>
+              </w:rPr>
+              <w:t>iÉÔlÉç</w:t>
+            </w:r>
+            <w:proofErr w:type="spellEnd"/>
+            <w:r>
+              <w:rPr>
+                <w:rFonts w:ascii="BRH Devanagari Extra" w:hAnsi="BRH Devanagari Extra" w:cs="BRH Devanagari Extra"/>
+                <w:color w:val="000000"/>
+                <w:sz w:val="40"/>
+                <w:szCs w:val="40"/>
+                <w:lang w:bidi="ml-IN"/>
+              </w:rPr>
+              <w:t xml:space="preserve"> | </w:t>
             </w:r>
           </w:p>
         </w:tc>
@@ -1919,6 +3027,7 @@
                 <w:lang w:bidi="ml-IN"/>
               </w:rPr>
             </w:pPr>
+            <w:proofErr w:type="spellStart"/>
             <w:r>
               <w:rPr>
                 <w:rFonts w:ascii="BRH Devanagari Extra" w:hAnsi="BRH Devanagari Extra" w:cs="BRH Devanagari Extra"/>
@@ -1929,6 +3038,7 @@
               </w:rPr>
               <w:t>qÉæ</w:t>
             </w:r>
+            <w:proofErr w:type="spellEnd"/>
             <w:r>
               <w:rPr>
                 <w:rFonts w:ascii="BRH Malayalam Extra" w:hAnsi="BRH Malayalam Extra" w:cs="BRH Devanagari Extra"/>
@@ -1999,6 +3109,7 @@
               </w:rPr>
               <w:t>–</w:t>
             </w:r>
+            <w:proofErr w:type="spellStart"/>
             <w:r>
               <w:rPr>
                 <w:rFonts w:ascii="BRH Devanagari Extra" w:hAnsi="BRH Devanagari Extra" w:cs="BRH Devanagari Extra"/>
@@ -2028,7 +3139,18 @@
                 <w:szCs w:val="40"/>
                 <w:lang w:bidi="ml-IN"/>
               </w:rPr>
-              <w:t xml:space="preserve">qÉÌiÉþ </w:t>
+              <w:t>qÉÌiÉþ</w:t>
+            </w:r>
+            <w:proofErr w:type="spellEnd"/>
+            <w:r>
+              <w:rPr>
+                <w:rFonts w:ascii="BRH Devanagari Extra" w:hAnsi="BRH Devanagari Extra" w:cs="BRH Devanagari Extra"/>
+                <w:color w:val="000000"/>
+                <w:sz w:val="40"/>
+                <w:szCs w:val="40"/>
+                <w:lang w:bidi="ml-IN"/>
+              </w:rPr>
+              <w:t xml:space="preserve"> </w:t>
             </w:r>
           </w:p>
           <w:p>
@@ -2046,16 +3168,27 @@
                 <w:lang w:val="en-IN" w:eastAsia="en-IN" w:bidi="ml-IN"/>
               </w:rPr>
             </w:pPr>
-            <w:r>
-              <w:rPr>
-                <w:rFonts w:ascii="BRH Devanagari Extra" w:hAnsi="BRH Devanagari Extra" w:cs="BRH Devanagari Extra"/>
-                <w:color w:val="000000"/>
-                <w:sz w:val="40"/>
-                <w:szCs w:val="40"/>
-                <w:lang w:bidi="ml-IN"/>
-              </w:rPr>
-              <w:lastRenderedPageBreak/>
-              <w:t>qÉæ§ÉÉ - uÉ</w:t>
+            <w:proofErr w:type="spellStart"/>
+            <w:r>
+              <w:rPr>
+                <w:rFonts w:ascii="BRH Devanagari Extra" w:hAnsi="BRH Devanagari Extra" w:cs="BRH Devanagari Extra"/>
+                <w:color w:val="000000"/>
+                <w:sz w:val="40"/>
+                <w:szCs w:val="40"/>
+                <w:lang w:bidi="ml-IN"/>
+              </w:rPr>
+              <w:t>qÉæ§ÉÉ</w:t>
+            </w:r>
+            <w:proofErr w:type="spellEnd"/>
+            <w:r>
+              <w:rPr>
+                <w:rFonts w:ascii="BRH Devanagari Extra" w:hAnsi="BRH Devanagari Extra" w:cs="BRH Devanagari Extra"/>
+                <w:color w:val="000000"/>
+                <w:sz w:val="40"/>
+                <w:szCs w:val="40"/>
+                <w:lang w:bidi="ml-IN"/>
+              </w:rPr>
+              <w:t xml:space="preserve"> - uÉ</w:t>
             </w:r>
             <w:r>
               <w:rPr>
@@ -2087,15 +3220,27 @@
               </w:rPr>
               <w:t>–</w:t>
             </w:r>
-            <w:r>
-              <w:rPr>
-                <w:rFonts w:ascii="BRH Devanagari Extra" w:hAnsi="BRH Devanagari Extra" w:cs="BRH Devanagari Extra"/>
-                <w:color w:val="000000"/>
-                <w:sz w:val="40"/>
-                <w:szCs w:val="40"/>
-                <w:lang w:bidi="ml-IN"/>
-              </w:rPr>
-              <w:t>hÉiÉÉÿqÉç |</w:t>
+            <w:proofErr w:type="spellStart"/>
+            <w:r>
+              <w:rPr>
+                <w:rFonts w:ascii="BRH Devanagari Extra" w:hAnsi="BRH Devanagari Extra" w:cs="BRH Devanagari Extra"/>
+                <w:color w:val="000000"/>
+                <w:sz w:val="40"/>
+                <w:szCs w:val="40"/>
+                <w:lang w:bidi="ml-IN"/>
+              </w:rPr>
+              <w:t>hÉiÉÉÿqÉç</w:t>
+            </w:r>
+            <w:proofErr w:type="spellEnd"/>
+            <w:r>
+              <w:rPr>
+                <w:rFonts w:ascii="BRH Devanagari Extra" w:hAnsi="BRH Devanagari Extra" w:cs="BRH Devanagari Extra"/>
+                <w:color w:val="000000"/>
+                <w:sz w:val="40"/>
+                <w:szCs w:val="40"/>
+                <w:lang w:bidi="ml-IN"/>
+              </w:rPr>
+              <w:t xml:space="preserve"> |</w:t>
             </w:r>
           </w:p>
         </w:tc>
@@ -2124,17 +3269,18 @@
                 <w:lang w:bidi="ml-IN"/>
               </w:rPr>
             </w:pPr>
-            <w:r>
-              <w:rPr>
-                <w:rFonts w:ascii="BRH Devanagari Extra" w:hAnsi="BRH Devanagari Extra" w:cs="BRH Devanagari Extra"/>
-                <w:color w:val="000000"/>
-                <w:sz w:val="40"/>
-                <w:szCs w:val="40"/>
-                <w:lang w:bidi="ml-IN"/>
-              </w:rPr>
-              <w:lastRenderedPageBreak/>
+            <w:proofErr w:type="spellStart"/>
+            <w:r>
+              <w:rPr>
+                <w:rFonts w:ascii="BRH Devanagari Extra" w:hAnsi="BRH Devanagari Extra" w:cs="BRH Devanagari Extra"/>
+                <w:color w:val="000000"/>
+                <w:sz w:val="40"/>
+                <w:szCs w:val="40"/>
+                <w:lang w:bidi="ml-IN"/>
+              </w:rPr>
               <w:t>qÉæ</w:t>
             </w:r>
+            <w:proofErr w:type="spellEnd"/>
             <w:r>
               <w:rPr>
                 <w:rFonts w:ascii="BRH Malayalam Extra" w:hAnsi="BRH Malayalam Extra" w:cs="BRH Devanagari Extra"/>
@@ -2205,6 +3351,7 @@
               </w:rPr>
               <w:t>–</w:t>
             </w:r>
+            <w:proofErr w:type="spellStart"/>
             <w:r>
               <w:rPr>
                 <w:rFonts w:ascii="BRH Devanagari Extra" w:hAnsi="BRH Devanagari Extra" w:cs="BRH Devanagari Extra"/>
@@ -2226,6 +3373,7 @@
               </w:rPr>
               <w:t>iÉÉ</w:t>
             </w:r>
+            <w:proofErr w:type="spellEnd"/>
             <w:r>
               <w:rPr>
                 <w:rFonts w:ascii="BRH Malayalam Extra" w:hAnsi="BRH Malayalam Extra" w:cs="BRH Devanagari Extra"/>
@@ -2237,6 +3385,7 @@
               </w:rPr>
               <w:t>–</w:t>
             </w:r>
+            <w:proofErr w:type="spellStart"/>
             <w:r>
               <w:rPr>
                 <w:rFonts w:ascii="BRH Devanagari Extra" w:hAnsi="BRH Devanagari Extra" w:cs="BRH Devanagari Extra"/>
@@ -2256,7 +3405,18 @@
                 <w:szCs w:val="40"/>
                 <w:lang w:bidi="ml-IN"/>
               </w:rPr>
-              <w:t xml:space="preserve">qÉÌiÉþ </w:t>
+              <w:t>qÉÌiÉþ</w:t>
+            </w:r>
+            <w:proofErr w:type="spellEnd"/>
+            <w:r>
+              <w:rPr>
+                <w:rFonts w:ascii="BRH Devanagari Extra" w:hAnsi="BRH Devanagari Extra" w:cs="BRH Devanagari Extra"/>
+                <w:color w:val="000000"/>
+                <w:sz w:val="40"/>
+                <w:szCs w:val="40"/>
+                <w:lang w:bidi="ml-IN"/>
+              </w:rPr>
+              <w:t xml:space="preserve"> </w:t>
             </w:r>
           </w:p>
           <w:p>
@@ -2270,16 +3430,27 @@
                 <w:lang w:val="en-IN" w:eastAsia="en-IN" w:bidi="ml-IN"/>
               </w:rPr>
             </w:pPr>
-            <w:r>
-              <w:rPr>
-                <w:rFonts w:ascii="BRH Devanagari Extra" w:hAnsi="BRH Devanagari Extra" w:cs="BRH Devanagari Extra"/>
-                <w:color w:val="000000"/>
-                <w:sz w:val="40"/>
-                <w:szCs w:val="40"/>
-                <w:lang w:bidi="ml-IN"/>
-              </w:rPr>
-              <w:lastRenderedPageBreak/>
-              <w:t>qÉæ§ÉÉ - uÉ</w:t>
+            <w:proofErr w:type="spellStart"/>
+            <w:r>
+              <w:rPr>
+                <w:rFonts w:ascii="BRH Devanagari Extra" w:hAnsi="BRH Devanagari Extra" w:cs="BRH Devanagari Extra"/>
+                <w:color w:val="000000"/>
+                <w:sz w:val="40"/>
+                <w:szCs w:val="40"/>
+                <w:lang w:bidi="ml-IN"/>
+              </w:rPr>
+              <w:t>qÉæ§ÉÉ</w:t>
+            </w:r>
+            <w:proofErr w:type="spellEnd"/>
+            <w:r>
+              <w:rPr>
+                <w:rFonts w:ascii="BRH Devanagari Extra" w:hAnsi="BRH Devanagari Extra" w:cs="BRH Devanagari Extra"/>
+                <w:color w:val="000000"/>
+                <w:sz w:val="40"/>
+                <w:szCs w:val="40"/>
+                <w:lang w:bidi="ml-IN"/>
+              </w:rPr>
+              <w:t xml:space="preserve"> - uÉ</w:t>
             </w:r>
             <w:r>
               <w:rPr>
@@ -2311,15 +3482,27 @@
               </w:rPr>
               <w:t>–</w:t>
             </w:r>
-            <w:r>
-              <w:rPr>
-                <w:rFonts w:ascii="BRH Devanagari Extra" w:hAnsi="BRH Devanagari Extra" w:cs="BRH Devanagari Extra"/>
-                <w:color w:val="000000"/>
-                <w:sz w:val="40"/>
-                <w:szCs w:val="40"/>
-                <w:lang w:bidi="ml-IN"/>
-              </w:rPr>
-              <w:t>hÉiÉÉÿqÉç |</w:t>
+            <w:proofErr w:type="spellStart"/>
+            <w:r>
+              <w:rPr>
+                <w:rFonts w:ascii="BRH Devanagari Extra" w:hAnsi="BRH Devanagari Extra" w:cs="BRH Devanagari Extra"/>
+                <w:color w:val="000000"/>
+                <w:sz w:val="40"/>
+                <w:szCs w:val="40"/>
+                <w:lang w:bidi="ml-IN"/>
+              </w:rPr>
+              <w:t>hÉiÉÉÿqÉç</w:t>
+            </w:r>
+            <w:proofErr w:type="spellEnd"/>
+            <w:r>
+              <w:rPr>
+                <w:rFonts w:ascii="BRH Devanagari Extra" w:hAnsi="BRH Devanagari Extra" w:cs="BRH Devanagari Extra"/>
+                <w:color w:val="000000"/>
+                <w:sz w:val="40"/>
+                <w:szCs w:val="40"/>
+                <w:lang w:bidi="ml-IN"/>
+              </w:rPr>
+              <w:t xml:space="preserve"> |</w:t>
             </w:r>
           </w:p>
         </w:tc>
@@ -2363,7 +3546,6 @@
                 <w:sz w:val="28"/>
                 <w:szCs w:val="32"/>
               </w:rPr>
-              <w:lastRenderedPageBreak/>
               <w:t>T.S.5.7.</w:t>
             </w:r>
             <w:r>
@@ -2535,35 +3717,81 @@
               </w:rPr>
               <w:t>–</w:t>
             </w:r>
-            <w:r>
-              <w:rPr>
-                <w:rFonts w:ascii="BRH Devanagari Extra" w:hAnsi="BRH Devanagari Extra" w:cs="BRH Devanagari Extra"/>
-                <w:color w:val="000000"/>
-                <w:sz w:val="40"/>
-                <w:szCs w:val="40"/>
-                <w:lang w:bidi="ml-IN"/>
-              </w:rPr>
-              <w:t>UÉÍqÉÌiÉþ xÉqÉç-iÉ</w:t>
-            </w:r>
-            <w:r>
-              <w:rPr>
-                <w:rFonts w:ascii="BRH Malayalam Extra" w:hAnsi="BRH Malayalam Extra" w:cs="BRH Devanagari Extra"/>
-                <w:color w:val="000000"/>
-                <w:sz w:val="32"/>
-                <w:szCs w:val="40"/>
-                <w:lang w:bidi="ml-IN"/>
-              </w:rPr>
-              <w:t>–</w:t>
-            </w:r>
-            <w:r>
-              <w:rPr>
-                <w:rFonts w:ascii="BRH Devanagari Extra" w:hAnsi="BRH Devanagari Extra" w:cs="BRH Devanagari Extra"/>
-                <w:color w:val="000000"/>
-                <w:sz w:val="40"/>
-                <w:szCs w:val="40"/>
-                <w:lang w:bidi="ml-IN"/>
-              </w:rPr>
-              <w:t>UÉqÉç |</w:t>
+            <w:proofErr w:type="spellStart"/>
+            <w:r>
+              <w:rPr>
+                <w:rFonts w:ascii="BRH Devanagari Extra" w:hAnsi="BRH Devanagari Extra" w:cs="BRH Devanagari Extra"/>
+                <w:color w:val="000000"/>
+                <w:sz w:val="40"/>
+                <w:szCs w:val="40"/>
+                <w:lang w:bidi="ml-IN"/>
+              </w:rPr>
+              <w:t>UÉÍqÉÌiÉþ</w:t>
+            </w:r>
+            <w:proofErr w:type="spellEnd"/>
+            <w:r>
+              <w:rPr>
+                <w:rFonts w:ascii="BRH Devanagari Extra" w:hAnsi="BRH Devanagari Extra" w:cs="BRH Devanagari Extra"/>
+                <w:color w:val="000000"/>
+                <w:sz w:val="40"/>
+                <w:szCs w:val="40"/>
+                <w:lang w:bidi="ml-IN"/>
+              </w:rPr>
+              <w:t xml:space="preserve"> </w:t>
+            </w:r>
+            <w:proofErr w:type="spellStart"/>
+            <w:r>
+              <w:rPr>
+                <w:rFonts w:ascii="BRH Devanagari Extra" w:hAnsi="BRH Devanagari Extra" w:cs="BRH Devanagari Extra"/>
+                <w:color w:val="000000"/>
+                <w:sz w:val="40"/>
+                <w:szCs w:val="40"/>
+                <w:lang w:bidi="ml-IN"/>
+              </w:rPr>
+              <w:t>xÉqÉç</w:t>
+            </w:r>
+            <w:proofErr w:type="spellEnd"/>
+            <w:r>
+              <w:rPr>
+                <w:rFonts w:ascii="BRH Devanagari Extra" w:hAnsi="BRH Devanagari Extra" w:cs="BRH Devanagari Extra"/>
+                <w:color w:val="000000"/>
+                <w:sz w:val="40"/>
+                <w:szCs w:val="40"/>
+                <w:lang w:bidi="ml-IN"/>
+              </w:rPr>
+              <w:t>-iÉ</w:t>
+            </w:r>
+            <w:r>
+              <w:rPr>
+                <w:rFonts w:ascii="BRH Malayalam Extra" w:hAnsi="BRH Malayalam Extra" w:cs="BRH Devanagari Extra"/>
+                <w:color w:val="000000"/>
+                <w:sz w:val="32"/>
+                <w:szCs w:val="40"/>
+                <w:lang w:bidi="ml-IN"/>
+              </w:rPr>
+              <w:t>–</w:t>
+            </w:r>
+            <w:proofErr w:type="spellStart"/>
+            <w:r>
+              <w:rPr>
+                <w:rFonts w:ascii="BRH Devanagari Extra" w:hAnsi="BRH Devanagari Extra" w:cs="BRH Devanagari Extra"/>
+                <w:color w:val="000000"/>
+                <w:sz w:val="40"/>
+                <w:szCs w:val="40"/>
+                <w:lang w:bidi="ml-IN"/>
+              </w:rPr>
+              <w:t>UÉqÉç</w:t>
+            </w:r>
+            <w:proofErr w:type="spellEnd"/>
+            <w:r>
+              <w:rPr>
+                <w:rFonts w:ascii="BRH Devanagari Extra" w:hAnsi="BRH Devanagari Extra" w:cs="BRH Devanagari Extra"/>
+                <w:color w:val="000000"/>
+                <w:sz w:val="40"/>
+                <w:szCs w:val="40"/>
+                <w:lang w:bidi="ml-IN"/>
+              </w:rPr>
+              <w:t xml:space="preserve"> |</w:t>
             </w:r>
           </w:p>
         </w:tc>
@@ -2608,6 +3836,7 @@
               </w:rPr>
               <w:t>–</w:t>
             </w:r>
+            <w:proofErr w:type="spellStart"/>
             <w:r>
               <w:rPr>
                 <w:rFonts w:ascii="BRH Devanagari Extra" w:hAnsi="BRH Devanagari Extra" w:cs="BRH Devanagari Extra"/>
@@ -2619,45 +3848,92 @@
               </w:rPr>
               <w:t>liÉ</w:t>
             </w:r>
-            <w:r>
-              <w:rPr>
-                <w:rFonts w:ascii="BRH Malayalam Extra" w:hAnsi="BRH Malayalam Extra" w:cs="BRH Devanagari Extra"/>
-                <w:color w:val="000000"/>
-                <w:sz w:val="32"/>
-                <w:szCs w:val="40"/>
-                <w:lang w:bidi="ml-IN"/>
-              </w:rPr>
-              <w:t>–</w:t>
-            </w:r>
-            <w:r>
-              <w:rPr>
-                <w:rFonts w:ascii="BRH Devanagari Extra" w:hAnsi="BRH Devanagari Extra" w:cs="BRH Devanagari Extra"/>
-                <w:color w:val="000000"/>
-                <w:sz w:val="40"/>
-                <w:szCs w:val="40"/>
-                <w:lang w:bidi="ml-IN"/>
-              </w:rPr>
-              <w:t>UÉÍqÉÌiÉþ xÉqÉç-iÉ</w:t>
-            </w:r>
-            <w:r>
-              <w:rPr>
-                <w:rFonts w:ascii="BRH Malayalam Extra" w:hAnsi="BRH Malayalam Extra" w:cs="BRH Devanagari Extra"/>
-                <w:color w:val="000000"/>
-                <w:sz w:val="32"/>
-                <w:szCs w:val="40"/>
-                <w:lang w:bidi="ml-IN"/>
-              </w:rPr>
-              <w:t>–</w:t>
-            </w:r>
-            <w:r>
-              <w:rPr>
-                <w:rFonts w:ascii="BRH Devanagari Extra" w:hAnsi="BRH Devanagari Extra" w:cs="BRH Devanagari Extra"/>
-                <w:color w:val="000000"/>
-                <w:sz w:val="40"/>
-                <w:szCs w:val="40"/>
-                <w:lang w:bidi="ml-IN"/>
-              </w:rPr>
-              <w:t>UÉqÉç |</w:t>
+            <w:proofErr w:type="spellEnd"/>
+            <w:r>
+              <w:rPr>
+                <w:rFonts w:ascii="BRH Malayalam Extra" w:hAnsi="BRH Malayalam Extra" w:cs="BRH Devanagari Extra"/>
+                <w:color w:val="000000"/>
+                <w:sz w:val="32"/>
+                <w:szCs w:val="40"/>
+                <w:lang w:bidi="ml-IN"/>
+              </w:rPr>
+              <w:t>–</w:t>
+            </w:r>
+            <w:proofErr w:type="spellStart"/>
+            <w:r>
+              <w:rPr>
+                <w:rFonts w:ascii="BRH Devanagari Extra" w:hAnsi="BRH Devanagari Extra" w:cs="BRH Devanagari Extra"/>
+                <w:color w:val="000000"/>
+                <w:sz w:val="40"/>
+                <w:szCs w:val="40"/>
+                <w:lang w:bidi="ml-IN"/>
+              </w:rPr>
+              <w:t>UÉÍqÉÌiÉþ</w:t>
+            </w:r>
+            <w:proofErr w:type="spellEnd"/>
+            <w:r>
+              <w:rPr>
+                <w:rFonts w:ascii="BRH Devanagari Extra" w:hAnsi="BRH Devanagari Extra" w:cs="BRH Devanagari Extra"/>
+                <w:color w:val="000000"/>
+                <w:sz w:val="40"/>
+                <w:szCs w:val="40"/>
+                <w:lang w:bidi="ml-IN"/>
+              </w:rPr>
+              <w:t xml:space="preserve"> </w:t>
+            </w:r>
+            <w:proofErr w:type="spellStart"/>
+            <w:r>
+              <w:rPr>
+                <w:rFonts w:ascii="BRH Devanagari Extra" w:hAnsi="BRH Devanagari Extra" w:cs="BRH Devanagari Extra"/>
+                <w:color w:val="000000"/>
+                <w:sz w:val="40"/>
+                <w:szCs w:val="40"/>
+                <w:lang w:bidi="ml-IN"/>
+              </w:rPr>
+              <w:t>xÉqÉç</w:t>
+            </w:r>
+            <w:proofErr w:type="spellEnd"/>
+            <w:r>
+              <w:rPr>
+                <w:rFonts w:ascii="BRH Devanagari Extra" w:hAnsi="BRH Devanagari Extra" w:cs="BRH Devanagari Extra"/>
+                <w:color w:val="000000"/>
+                <w:sz w:val="40"/>
+                <w:szCs w:val="40"/>
+                <w:lang w:bidi="ml-IN"/>
+              </w:rPr>
+              <w:t>-iÉ</w:t>
+            </w:r>
+            <w:r>
+              <w:rPr>
+                <w:rFonts w:ascii="BRH Malayalam Extra" w:hAnsi="BRH Malayalam Extra" w:cs="BRH Devanagari Extra"/>
+                <w:color w:val="000000"/>
+                <w:sz w:val="32"/>
+                <w:szCs w:val="40"/>
+                <w:lang w:bidi="ml-IN"/>
+              </w:rPr>
+              <w:t>–</w:t>
+            </w:r>
+            <w:proofErr w:type="spellStart"/>
+            <w:r>
+              <w:rPr>
+                <w:rFonts w:ascii="BRH Devanagari Extra" w:hAnsi="BRH Devanagari Extra" w:cs="BRH Devanagari Extra"/>
+                <w:color w:val="000000"/>
+                <w:sz w:val="40"/>
+                <w:szCs w:val="40"/>
+                <w:lang w:bidi="ml-IN"/>
+              </w:rPr>
+              <w:t>UÉqÉç</w:t>
+            </w:r>
+            <w:proofErr w:type="spellEnd"/>
+            <w:r>
+              <w:rPr>
+                <w:rFonts w:ascii="BRH Devanagari Extra" w:hAnsi="BRH Devanagari Extra" w:cs="BRH Devanagari Extra"/>
+                <w:color w:val="000000"/>
+                <w:sz w:val="40"/>
+                <w:szCs w:val="40"/>
+                <w:lang w:bidi="ml-IN"/>
+              </w:rPr>
+              <w:t xml:space="preserve"> |</w:t>
             </w:r>
           </w:p>
         </w:tc>
@@ -2830,6 +4106,7 @@
                 <w:lang w:val="en-IN" w:eastAsia="en-IN" w:bidi="ml-IN"/>
               </w:rPr>
             </w:pPr>
+            <w:proofErr w:type="spellStart"/>
             <w:r>
               <w:rPr>
                 <w:rFonts w:ascii="BRH Devanagari Extra" w:hAnsi="BRH Devanagari Extra" w:cs="BRH Devanagari Extra"/>
@@ -2840,16 +4117,18 @@
               </w:rPr>
               <w:t>AÉsÉþokÉÉ</w:t>
             </w:r>
-            <w:r>
-              <w:rPr>
-                <w:rFonts w:ascii="BRH Malayalam Extra" w:hAnsi="BRH Malayalam Extra" w:cs="BRH Devanagari Extra"/>
-                <w:color w:val="000000"/>
-                <w:sz w:val="32"/>
-                <w:szCs w:val="40"/>
-                <w:lang w:bidi="ml-IN"/>
-              </w:rPr>
-              <w:t>–</w:t>
-            </w:r>
+            <w:proofErr w:type="spellEnd"/>
+            <w:r>
+              <w:rPr>
+                <w:rFonts w:ascii="BRH Malayalam Extra" w:hAnsi="BRH Malayalam Extra" w:cs="BRH Devanagari Extra"/>
+                <w:color w:val="000000"/>
+                <w:sz w:val="32"/>
+                <w:szCs w:val="40"/>
+                <w:lang w:bidi="ml-IN"/>
+              </w:rPr>
+              <w:t>–</w:t>
+            </w:r>
+            <w:proofErr w:type="spellStart"/>
             <w:r>
               <w:rPr>
                 <w:rFonts w:ascii="BRH Devanagari Extra" w:hAnsi="BRH Devanagari Extra" w:cs="BRH Devanagari Extra"/>
@@ -2878,18 +4157,30 @@
                 <w:szCs w:val="40"/>
                 <w:lang w:bidi="ml-IN"/>
               </w:rPr>
-              <w:t>irÉÉ - sÉ</w:t>
-            </w:r>
-            <w:r>
-              <w:rPr>
-                <w:rFonts w:ascii="BRH Malayalam Extra" w:hAnsi="BRH Malayalam Extra" w:cs="BRH Devanagari Extra"/>
-                <w:color w:val="000000"/>
-                <w:sz w:val="32"/>
-                <w:szCs w:val="40"/>
-                <w:lang w:bidi="ml-IN"/>
-              </w:rPr>
-              <w:t>–</w:t>
-            </w:r>
+              <w:t>irÉÉ</w:t>
+            </w:r>
+            <w:proofErr w:type="spellEnd"/>
+            <w:r>
+              <w:rPr>
+                <w:rFonts w:ascii="BRH Devanagari Extra" w:hAnsi="BRH Devanagari Extra" w:cs="BRH Devanagari Extra"/>
+                <w:color w:val="000000"/>
+                <w:sz w:val="40"/>
+                <w:szCs w:val="40"/>
+                <w:lang w:bidi="ml-IN"/>
+              </w:rPr>
+              <w:t xml:space="preserve"> - sÉ</w:t>
+            </w:r>
+            <w:r>
+              <w:rPr>
+                <w:rFonts w:ascii="BRH Malayalam Extra" w:hAnsi="BRH Malayalam Extra" w:cs="BRH Devanagari Extra"/>
+                <w:color w:val="000000"/>
+                <w:sz w:val="32"/>
+                <w:szCs w:val="40"/>
+                <w:lang w:bidi="ml-IN"/>
+              </w:rPr>
+              <w:t>–</w:t>
+            </w:r>
+            <w:proofErr w:type="spellStart"/>
             <w:r>
               <w:rPr>
                 <w:rFonts w:ascii="BRH Devanagari Extra" w:hAnsi="BRH Devanagari Extra" w:cs="BRH Devanagari Extra"/>
@@ -2911,6 +4202,7 @@
               </w:rPr>
               <w:t>É</w:t>
             </w:r>
+            <w:proofErr w:type="spellEnd"/>
             <w:r>
               <w:rPr>
                 <w:rFonts w:ascii="BRH Malayalam Extra" w:hAnsi="BRH Malayalam Extra" w:cs="BRH Devanagari Extra"/>
@@ -2974,6 +4266,7 @@
                 <w:lang w:val="en-IN" w:eastAsia="en-IN" w:bidi="ml-IN"/>
               </w:rPr>
             </w:pPr>
+            <w:proofErr w:type="spellStart"/>
             <w:r>
               <w:rPr>
                 <w:rFonts w:ascii="BRH Devanagari Extra" w:hAnsi="BRH Devanagari Extra" w:cs="BRH Devanagari Extra"/>
@@ -2984,16 +4277,18 @@
               </w:rPr>
               <w:t>AÉsÉþokÉÉ</w:t>
             </w:r>
-            <w:r>
-              <w:rPr>
-                <w:rFonts w:ascii="BRH Malayalam Extra" w:hAnsi="BRH Malayalam Extra" w:cs="BRH Devanagari Extra"/>
-                <w:color w:val="000000"/>
-                <w:sz w:val="32"/>
-                <w:szCs w:val="40"/>
-                <w:lang w:bidi="ml-IN"/>
-              </w:rPr>
-              <w:t>–</w:t>
-            </w:r>
+            <w:proofErr w:type="spellEnd"/>
+            <w:r>
+              <w:rPr>
+                <w:rFonts w:ascii="BRH Malayalam Extra" w:hAnsi="BRH Malayalam Extra" w:cs="BRH Devanagari Extra"/>
+                <w:color w:val="000000"/>
+                <w:sz w:val="32"/>
+                <w:szCs w:val="40"/>
+                <w:lang w:bidi="ml-IN"/>
+              </w:rPr>
+              <w:t>–</w:t>
+            </w:r>
+            <w:proofErr w:type="spellStart"/>
             <w:r>
               <w:rPr>
                 <w:rFonts w:ascii="BRH Devanagari Extra" w:hAnsi="BRH Devanagari Extra" w:cs="BRH Devanagari Extra"/>
@@ -3022,18 +4317,30 @@
                 <w:szCs w:val="40"/>
                 <w:lang w:bidi="ml-IN"/>
               </w:rPr>
-              <w:t>irÉÉ - sÉ</w:t>
-            </w:r>
-            <w:r>
-              <w:rPr>
-                <w:rFonts w:ascii="BRH Malayalam Extra" w:hAnsi="BRH Malayalam Extra" w:cs="BRH Devanagari Extra"/>
-                <w:color w:val="000000"/>
-                <w:sz w:val="32"/>
-                <w:szCs w:val="40"/>
-                <w:lang w:bidi="ml-IN"/>
-              </w:rPr>
-              <w:t>–</w:t>
-            </w:r>
+              <w:t>irÉÉ</w:t>
+            </w:r>
+            <w:proofErr w:type="spellEnd"/>
+            <w:r>
+              <w:rPr>
+                <w:rFonts w:ascii="BRH Devanagari Extra" w:hAnsi="BRH Devanagari Extra" w:cs="BRH Devanagari Extra"/>
+                <w:color w:val="000000"/>
+                <w:sz w:val="40"/>
+                <w:szCs w:val="40"/>
+                <w:lang w:bidi="ml-IN"/>
+              </w:rPr>
+              <w:t xml:space="preserve"> - sÉ</w:t>
+            </w:r>
+            <w:r>
+              <w:rPr>
+                <w:rFonts w:ascii="BRH Malayalam Extra" w:hAnsi="BRH Malayalam Extra" w:cs="BRH Devanagari Extra"/>
+                <w:color w:val="000000"/>
+                <w:sz w:val="32"/>
+                <w:szCs w:val="40"/>
+                <w:lang w:bidi="ml-IN"/>
+              </w:rPr>
+              <w:t>–</w:t>
+            </w:r>
+            <w:proofErr w:type="spellStart"/>
             <w:r>
               <w:rPr>
                 <w:rFonts w:ascii="BRH Devanagari Extra" w:hAnsi="BRH Devanagari Extra" w:cs="BRH Devanagari Extra"/>
@@ -3045,16 +4352,18 @@
               </w:rPr>
               <w:t>okÉ</w:t>
             </w:r>
-            <w:r>
-              <w:rPr>
-                <w:rFonts w:ascii="BRH Malayalam Extra" w:hAnsi="BRH Malayalam Extra" w:cs="BRH Devanagari Extra"/>
-                <w:color w:val="000000"/>
-                <w:sz w:val="32"/>
-                <w:szCs w:val="40"/>
-                <w:lang w:bidi="ml-IN"/>
-              </w:rPr>
-              <w:t>–</w:t>
-            </w:r>
+            <w:proofErr w:type="spellEnd"/>
+            <w:r>
+              <w:rPr>
+                <w:rFonts w:ascii="BRH Malayalam Extra" w:hAnsi="BRH Malayalam Extra" w:cs="BRH Devanagari Extra"/>
+                <w:color w:val="000000"/>
+                <w:sz w:val="32"/>
+                <w:szCs w:val="40"/>
+                <w:lang w:bidi="ml-IN"/>
+              </w:rPr>
+              <w:t>–</w:t>
+            </w:r>
+            <w:proofErr w:type="spellStart"/>
             <w:r>
               <w:rPr>
                 <w:rFonts w:ascii="BRH Devanagari Extra" w:hAnsi="BRH Devanagari Extra" w:cs="BRH Devanagari Extra"/>
@@ -3065,6 +4374,7 @@
               </w:rPr>
               <w:t>ÉrÉ</w:t>
             </w:r>
+            <w:proofErr w:type="spellEnd"/>
             <w:r>
               <w:rPr>
                 <w:rFonts w:ascii="BRH Malayalam Extra" w:hAnsi="BRH Malayalam Extra" w:cs="BRH Devanagari Extra"/>
@@ -3110,42 +4420,6 @@
         </w:rPr>
         <w:t>================</w:t>
       </w:r>
-    </w:p>
-    <w:p>
-      <w:pPr>
-        <w:jc w:val="center"/>
-        <w:rPr>
-          <w:b/>
-          <w:bCs/>
-          <w:sz w:val="32"/>
-          <w:szCs w:val="32"/>
-          <w:u w:val="single"/>
-        </w:rPr>
-      </w:pPr>
-    </w:p>
-    <w:p>
-      <w:pPr>
-        <w:jc w:val="center"/>
-        <w:rPr>
-          <w:b/>
-          <w:bCs/>
-          <w:sz w:val="32"/>
-          <w:szCs w:val="32"/>
-          <w:u w:val="single"/>
-        </w:rPr>
-      </w:pPr>
-    </w:p>
-    <w:p>
-      <w:pPr>
-        <w:jc w:val="center"/>
-        <w:rPr>
-          <w:b/>
-          <w:bCs/>
-          <w:sz w:val="32"/>
-          <w:szCs w:val="32"/>
-          <w:u w:val="single"/>
-        </w:rPr>
-      </w:pPr>
     </w:p>
     <w:p>
       <w:pPr>
@@ -3407,6 +4681,7 @@
                 <w:sz w:val="28"/>
                 <w:szCs w:val="32"/>
               </w:rPr>
+              <w:lastRenderedPageBreak/>
               <w:t>T.S.5.7.1.2 – Kramam</w:t>
             </w:r>
           </w:p>
@@ -3503,6 +4778,7 @@
                 <w:lang w:val="en-IN" w:eastAsia="en-IN" w:bidi="ml-IN"/>
               </w:rPr>
             </w:pPr>
+            <w:proofErr w:type="spellStart"/>
             <w:r>
               <w:rPr>
                 <w:rFonts w:ascii="BRH Devanagari Extra" w:hAnsi="BRH Devanagari Extra" w:cs="BRH Devanagari Extra"/>
@@ -3513,16 +4789,18 @@
               </w:rPr>
               <w:t>mÉë</w:t>
             </w:r>
-            <w:r>
-              <w:rPr>
-                <w:rFonts w:ascii="BRH Malayalam Extra" w:hAnsi="BRH Malayalam Extra" w:cs="BRH Devanagari Extra"/>
-                <w:color w:val="000000"/>
-                <w:sz w:val="32"/>
-                <w:szCs w:val="40"/>
-                <w:lang w:bidi="ml-IN"/>
-              </w:rPr>
-              <w:t>–</w:t>
-            </w:r>
+            <w:proofErr w:type="spellEnd"/>
+            <w:r>
+              <w:rPr>
+                <w:rFonts w:ascii="BRH Malayalam Extra" w:hAnsi="BRH Malayalam Extra" w:cs="BRH Devanagari Extra"/>
+                <w:color w:val="000000"/>
+                <w:sz w:val="32"/>
+                <w:szCs w:val="40"/>
+                <w:lang w:bidi="ml-IN"/>
+              </w:rPr>
+              <w:t>–</w:t>
+            </w:r>
+            <w:proofErr w:type="spellStart"/>
             <w:r>
               <w:rPr>
                 <w:rFonts w:ascii="BRH Devanagari Extra" w:hAnsi="BRH Devanagari Extra" w:cs="BRH Devanagari Extra"/>
@@ -3533,16 +4811,18 @@
               </w:rPr>
               <w:t>ÌiÉ</w:t>
             </w:r>
-            <w:r>
-              <w:rPr>
-                <w:rFonts w:ascii="BRH Malayalam Extra" w:hAnsi="BRH Malayalam Extra" w:cs="BRH Devanagari Extra"/>
-                <w:color w:val="000000"/>
-                <w:sz w:val="32"/>
-                <w:szCs w:val="40"/>
-                <w:lang w:bidi="ml-IN"/>
-              </w:rPr>
-              <w:t>–</w:t>
-            </w:r>
+            <w:proofErr w:type="spellEnd"/>
+            <w:r>
+              <w:rPr>
+                <w:rFonts w:ascii="BRH Malayalam Extra" w:hAnsi="BRH Malayalam Extra" w:cs="BRH Devanagari Extra"/>
+                <w:color w:val="000000"/>
+                <w:sz w:val="32"/>
+                <w:szCs w:val="40"/>
+                <w:lang w:bidi="ml-IN"/>
+              </w:rPr>
+              <w:t>–</w:t>
+            </w:r>
+            <w:proofErr w:type="spellStart"/>
             <w:r>
               <w:rPr>
                 <w:rFonts w:ascii="BRH Devanagari Extra" w:hAnsi="BRH Devanagari Extra" w:cs="BRH Devanagari Extra"/>
@@ -3582,7 +4862,51 @@
                 <w:szCs w:val="40"/>
                 <w:lang w:bidi="ml-IN"/>
               </w:rPr>
-              <w:t>ÌiÉþ mÉëÌiÉ - mÉëÉ</w:t>
+              <w:t>ÌiÉþ</w:t>
+            </w:r>
+            <w:proofErr w:type="spellEnd"/>
+            <w:r>
+              <w:rPr>
+                <w:rFonts w:ascii="BRH Devanagari Extra" w:hAnsi="BRH Devanagari Extra" w:cs="BRH Devanagari Extra"/>
+                <w:color w:val="000000"/>
+                <w:sz w:val="40"/>
+                <w:szCs w:val="40"/>
+                <w:lang w:bidi="ml-IN"/>
+              </w:rPr>
+              <w:t xml:space="preserve"> </w:t>
+            </w:r>
+            <w:proofErr w:type="spellStart"/>
+            <w:r>
+              <w:rPr>
+                <w:rFonts w:ascii="BRH Devanagari Extra" w:hAnsi="BRH Devanagari Extra" w:cs="BRH Devanagari Extra"/>
+                <w:color w:val="000000"/>
+                <w:sz w:val="40"/>
+                <w:szCs w:val="40"/>
+                <w:lang w:bidi="ml-IN"/>
+              </w:rPr>
+              <w:t>mÉëÌiÉ</w:t>
+            </w:r>
+            <w:proofErr w:type="spellEnd"/>
+            <w:r>
+              <w:rPr>
+                <w:rFonts w:ascii="BRH Devanagari Extra" w:hAnsi="BRH Devanagari Extra" w:cs="BRH Devanagari Extra"/>
+                <w:color w:val="000000"/>
+                <w:sz w:val="40"/>
+                <w:szCs w:val="40"/>
+                <w:lang w:bidi="ml-IN"/>
+              </w:rPr>
+              <w:t xml:space="preserve"> - </w:t>
+            </w:r>
+            <w:proofErr w:type="spellStart"/>
+            <w:r>
+              <w:rPr>
+                <w:rFonts w:ascii="BRH Devanagari Extra" w:hAnsi="BRH Devanagari Extra" w:cs="BRH Devanagari Extra"/>
+                <w:color w:val="000000"/>
+                <w:sz w:val="40"/>
+                <w:szCs w:val="40"/>
+                <w:lang w:bidi="ml-IN"/>
+              </w:rPr>
+              <w:t>mÉëÉ</w:t>
             </w:r>
             <w:r>
               <w:rPr>
@@ -3602,7 +4926,18 @@
                 <w:szCs w:val="40"/>
                 <w:lang w:bidi="ml-IN"/>
               </w:rPr>
-              <w:t>crÉþ |</w:t>
+              <w:t>crÉþ</w:t>
+            </w:r>
+            <w:proofErr w:type="spellEnd"/>
+            <w:r>
+              <w:rPr>
+                <w:rFonts w:ascii="BRH Devanagari Extra" w:hAnsi="BRH Devanagari Extra" w:cs="BRH Devanagari Extra"/>
+                <w:color w:val="000000"/>
+                <w:sz w:val="40"/>
+                <w:szCs w:val="40"/>
+                <w:lang w:bidi="ml-IN"/>
+              </w:rPr>
+              <w:t xml:space="preserve"> |</w:t>
             </w:r>
           </w:p>
         </w:tc>
@@ -3622,6 +4957,7 @@
                 <w:lang w:val="en-IN" w:eastAsia="en-IN" w:bidi="ml-IN"/>
               </w:rPr>
             </w:pPr>
+            <w:proofErr w:type="spellStart"/>
             <w:r>
               <w:rPr>
                 <w:rFonts w:ascii="BRH Devanagari Extra" w:hAnsi="BRH Devanagari Extra" w:cs="BRH Devanagari Extra"/>
@@ -3632,16 +4968,18 @@
               </w:rPr>
               <w:t>mÉë</w:t>
             </w:r>
-            <w:r>
-              <w:rPr>
-                <w:rFonts w:ascii="BRH Malayalam Extra" w:hAnsi="BRH Malayalam Extra" w:cs="BRH Devanagari Extra"/>
-                <w:color w:val="000000"/>
-                <w:sz w:val="32"/>
-                <w:szCs w:val="40"/>
-                <w:lang w:bidi="ml-IN"/>
-              </w:rPr>
-              <w:t>–</w:t>
-            </w:r>
+            <w:proofErr w:type="spellEnd"/>
+            <w:r>
+              <w:rPr>
+                <w:rFonts w:ascii="BRH Malayalam Extra" w:hAnsi="BRH Malayalam Extra" w:cs="BRH Devanagari Extra"/>
+                <w:color w:val="000000"/>
+                <w:sz w:val="32"/>
+                <w:szCs w:val="40"/>
+                <w:lang w:bidi="ml-IN"/>
+              </w:rPr>
+              <w:t>–</w:t>
+            </w:r>
+            <w:proofErr w:type="spellStart"/>
             <w:r>
               <w:rPr>
                 <w:rFonts w:ascii="BRH Devanagari Extra" w:hAnsi="BRH Devanagari Extra" w:cs="BRH Devanagari Extra"/>
@@ -3652,16 +4990,18 @@
               </w:rPr>
               <w:t>ÌiÉ</w:t>
             </w:r>
-            <w:r>
-              <w:rPr>
-                <w:rFonts w:ascii="BRH Malayalam Extra" w:hAnsi="BRH Malayalam Extra" w:cs="BRH Devanagari Extra"/>
-                <w:color w:val="000000"/>
-                <w:sz w:val="32"/>
-                <w:szCs w:val="40"/>
-                <w:lang w:bidi="ml-IN"/>
-              </w:rPr>
-              <w:t>–</w:t>
-            </w:r>
+            <w:proofErr w:type="spellEnd"/>
+            <w:r>
+              <w:rPr>
+                <w:rFonts w:ascii="BRH Malayalam Extra" w:hAnsi="BRH Malayalam Extra" w:cs="BRH Devanagari Extra"/>
+                <w:color w:val="000000"/>
+                <w:sz w:val="32"/>
+                <w:szCs w:val="40"/>
+                <w:lang w:bidi="ml-IN"/>
+              </w:rPr>
+              <w:t>–</w:t>
+            </w:r>
+            <w:proofErr w:type="spellStart"/>
             <w:r>
               <w:rPr>
                 <w:rFonts w:ascii="BRH Devanagari Extra" w:hAnsi="BRH Devanagari Extra" w:cs="BRH Devanagari Extra"/>
@@ -3711,7 +5051,51 @@
                 <w:szCs w:val="40"/>
                 <w:lang w:bidi="ml-IN"/>
               </w:rPr>
-              <w:t>ÌiÉþ mÉëÌiÉ - mÉëÉ</w:t>
+              <w:t>ÌiÉþ</w:t>
+            </w:r>
+            <w:proofErr w:type="spellEnd"/>
+            <w:r>
+              <w:rPr>
+                <w:rFonts w:ascii="BRH Devanagari Extra" w:hAnsi="BRH Devanagari Extra" w:cs="BRH Devanagari Extra"/>
+                <w:color w:val="000000"/>
+                <w:sz w:val="40"/>
+                <w:szCs w:val="40"/>
+                <w:lang w:bidi="ml-IN"/>
+              </w:rPr>
+              <w:t xml:space="preserve"> </w:t>
+            </w:r>
+            <w:proofErr w:type="spellStart"/>
+            <w:r>
+              <w:rPr>
+                <w:rFonts w:ascii="BRH Devanagari Extra" w:hAnsi="BRH Devanagari Extra" w:cs="BRH Devanagari Extra"/>
+                <w:color w:val="000000"/>
+                <w:sz w:val="40"/>
+                <w:szCs w:val="40"/>
+                <w:lang w:bidi="ml-IN"/>
+              </w:rPr>
+              <w:t>mÉëÌiÉ</w:t>
+            </w:r>
+            <w:proofErr w:type="spellEnd"/>
+            <w:r>
+              <w:rPr>
+                <w:rFonts w:ascii="BRH Devanagari Extra" w:hAnsi="BRH Devanagari Extra" w:cs="BRH Devanagari Extra"/>
+                <w:color w:val="000000"/>
+                <w:sz w:val="40"/>
+                <w:szCs w:val="40"/>
+                <w:lang w:bidi="ml-IN"/>
+              </w:rPr>
+              <w:t xml:space="preserve"> - </w:t>
+            </w:r>
+            <w:proofErr w:type="spellStart"/>
+            <w:r>
+              <w:rPr>
+                <w:rFonts w:ascii="BRH Devanagari Extra" w:hAnsi="BRH Devanagari Extra" w:cs="BRH Devanagari Extra"/>
+                <w:color w:val="000000"/>
+                <w:sz w:val="40"/>
+                <w:szCs w:val="40"/>
+                <w:lang w:bidi="ml-IN"/>
+              </w:rPr>
+              <w:t>mÉëÉ</w:t>
             </w:r>
             <w:r>
               <w:rPr>
@@ -3731,7 +5115,18 @@
                 <w:szCs w:val="40"/>
                 <w:lang w:bidi="ml-IN"/>
               </w:rPr>
-              <w:t>crÉþ |</w:t>
+              <w:t>crÉþ</w:t>
+            </w:r>
+            <w:proofErr w:type="spellEnd"/>
+            <w:r>
+              <w:rPr>
+                <w:rFonts w:ascii="BRH Devanagari Extra" w:hAnsi="BRH Devanagari Extra" w:cs="BRH Devanagari Extra"/>
+                <w:color w:val="000000"/>
+                <w:sz w:val="40"/>
+                <w:szCs w:val="40"/>
+                <w:lang w:bidi="ml-IN"/>
+              </w:rPr>
+              <w:t xml:space="preserve"> |</w:t>
             </w:r>
             <w:r>
               <w:rPr>
@@ -3824,7 +5219,6 @@
                 <w:sz w:val="28"/>
                 <w:szCs w:val="32"/>
               </w:rPr>
-              <w:lastRenderedPageBreak/>
               <w:t>T.S.5.7.2.2 – Kramam</w:t>
             </w:r>
           </w:p>
@@ -4042,7 +5436,29 @@
                 <w:szCs w:val="40"/>
                 <w:lang w:bidi="ml-IN"/>
               </w:rPr>
-              <w:t>MüÉ rÉiÉç |</w:t>
+              <w:t xml:space="preserve">MüÉ </w:t>
+            </w:r>
+            <w:proofErr w:type="spellStart"/>
+            <w:r>
+              <w:rPr>
+                <w:rFonts w:ascii="BRH Devanagari Extra" w:hAnsi="BRH Devanagari Extra" w:cs="BRH Devanagari Extra"/>
+                <w:color w:val="000000"/>
+                <w:sz w:val="40"/>
+                <w:szCs w:val="40"/>
+                <w:lang w:bidi="ml-IN"/>
+              </w:rPr>
+              <w:t>rÉiÉç</w:t>
+            </w:r>
+            <w:proofErr w:type="spellEnd"/>
+            <w:r>
+              <w:rPr>
+                <w:rFonts w:ascii="BRH Devanagari Extra" w:hAnsi="BRH Devanagari Extra" w:cs="BRH Devanagari Extra"/>
+                <w:color w:val="000000"/>
+                <w:sz w:val="40"/>
+                <w:szCs w:val="40"/>
+                <w:lang w:bidi="ml-IN"/>
+              </w:rPr>
+              <w:t xml:space="preserve"> |</w:t>
             </w:r>
           </w:p>
         </w:tc>
@@ -4194,7 +5610,29 @@
                 <w:szCs w:val="40"/>
                 <w:lang w:bidi="ml-IN"/>
               </w:rPr>
-              <w:t>MüÉ rÉiÉç |</w:t>
+              <w:t xml:space="preserve">MüÉ </w:t>
+            </w:r>
+            <w:proofErr w:type="spellStart"/>
+            <w:r>
+              <w:rPr>
+                <w:rFonts w:ascii="BRH Devanagari Extra" w:hAnsi="BRH Devanagari Extra" w:cs="BRH Devanagari Extra"/>
+                <w:color w:val="000000"/>
+                <w:sz w:val="40"/>
+                <w:szCs w:val="40"/>
+                <w:lang w:bidi="ml-IN"/>
+              </w:rPr>
+              <w:t>rÉiÉç</w:t>
+            </w:r>
+            <w:proofErr w:type="spellEnd"/>
+            <w:r>
+              <w:rPr>
+                <w:rFonts w:ascii="BRH Devanagari Extra" w:hAnsi="BRH Devanagari Extra" w:cs="BRH Devanagari Extra"/>
+                <w:color w:val="000000"/>
+                <w:sz w:val="40"/>
+                <w:szCs w:val="40"/>
+                <w:lang w:bidi="ml-IN"/>
+              </w:rPr>
+              <w:t xml:space="preserve"> |</w:t>
             </w:r>
           </w:p>
         </w:tc>
@@ -4336,6 +5774,7 @@
                 <w:lang w:val="en-IN" w:eastAsia="en-IN" w:bidi="ml-IN"/>
               </w:rPr>
             </w:pPr>
+            <w:proofErr w:type="spellStart"/>
             <w:r>
               <w:rPr>
                 <w:rFonts w:ascii="BRH Devanagari Extra" w:hAnsi="BRH Devanagari Extra" w:cs="BRH Devanagari Extra"/>
@@ -4366,25 +5805,37 @@
               </w:rPr>
               <w:t>wÉþkÉÏ</w:t>
             </w:r>
-            <w:r>
-              <w:rPr>
-                <w:rFonts w:ascii="BRH Malayalam Extra" w:hAnsi="BRH Malayalam Extra" w:cs="BRH Devanagari Extra"/>
-                <w:color w:val="000000"/>
-                <w:sz w:val="32"/>
-                <w:szCs w:val="40"/>
-                <w:lang w:bidi="ml-IN"/>
-              </w:rPr>
-              <w:t>–</w:t>
-            </w:r>
-            <w:r>
-              <w:rPr>
-                <w:rFonts w:ascii="BRH Devanagari Extra" w:hAnsi="BRH Devanagari Extra" w:cs="BRH Devanagari Extra"/>
-                <w:color w:val="000000"/>
-                <w:sz w:val="40"/>
-                <w:szCs w:val="40"/>
-                <w:lang w:bidi="ml-IN"/>
-              </w:rPr>
-              <w:t>È mÉcÉþ</w:t>
+            <w:proofErr w:type="spellEnd"/>
+            <w:r>
+              <w:rPr>
+                <w:rFonts w:ascii="BRH Malayalam Extra" w:hAnsi="BRH Malayalam Extra" w:cs="BRH Devanagari Extra"/>
+                <w:color w:val="000000"/>
+                <w:sz w:val="32"/>
+                <w:szCs w:val="40"/>
+                <w:lang w:bidi="ml-IN"/>
+              </w:rPr>
+              <w:t>–</w:t>
+            </w:r>
+            <w:r>
+              <w:rPr>
+                <w:rFonts w:ascii="BRH Devanagari Extra" w:hAnsi="BRH Devanagari Extra" w:cs="BRH Devanagari Extra"/>
+                <w:color w:val="000000"/>
+                <w:sz w:val="40"/>
+                <w:szCs w:val="40"/>
+                <w:lang w:bidi="ml-IN"/>
+              </w:rPr>
+              <w:t xml:space="preserve">È </w:t>
+            </w:r>
+            <w:proofErr w:type="spellStart"/>
+            <w:r>
+              <w:rPr>
+                <w:rFonts w:ascii="BRH Devanagari Extra" w:hAnsi="BRH Devanagari Extra" w:cs="BRH Devanagari Extra"/>
+                <w:color w:val="000000"/>
+                <w:sz w:val="40"/>
+                <w:szCs w:val="40"/>
+                <w:lang w:bidi="ml-IN"/>
+              </w:rPr>
+              <w:t>mÉcÉþ</w:t>
             </w:r>
             <w:r>
               <w:rPr>
@@ -4397,6 +5848,7 @@
               </w:rPr>
               <w:t>liÉÏ</w:t>
             </w:r>
+            <w:proofErr w:type="spellEnd"/>
             <w:r>
               <w:rPr>
                 <w:rFonts w:ascii="BRH Devanagari Extra" w:hAnsi="BRH Devanagari Extra" w:cs="BRH Devanagari Extra"/>
@@ -4431,6 +5883,7 @@
                 <w:lang w:val="en-IN" w:eastAsia="en-IN" w:bidi="ml-IN"/>
               </w:rPr>
             </w:pPr>
+            <w:proofErr w:type="spellStart"/>
             <w:r>
               <w:rPr>
                 <w:rFonts w:ascii="BRH Devanagari Extra" w:hAnsi="BRH Devanagari Extra" w:cs="BRH Devanagari Extra"/>
@@ -4461,25 +5914,37 @@
               </w:rPr>
               <w:t>wÉþkÉÏ</w:t>
             </w:r>
-            <w:r>
-              <w:rPr>
-                <w:rFonts w:ascii="BRH Malayalam Extra" w:hAnsi="BRH Malayalam Extra" w:cs="BRH Devanagari Extra"/>
-                <w:color w:val="000000"/>
-                <w:sz w:val="32"/>
-                <w:szCs w:val="40"/>
-                <w:lang w:bidi="ml-IN"/>
-              </w:rPr>
-              <w:t>–</w:t>
-            </w:r>
-            <w:r>
-              <w:rPr>
-                <w:rFonts w:ascii="BRH Devanagari Extra" w:hAnsi="BRH Devanagari Extra" w:cs="BRH Devanagari Extra"/>
-                <w:color w:val="000000"/>
-                <w:sz w:val="40"/>
-                <w:szCs w:val="40"/>
-                <w:lang w:bidi="ml-IN"/>
-              </w:rPr>
-              <w:t>È mÉcÉþ</w:t>
+            <w:proofErr w:type="spellEnd"/>
+            <w:r>
+              <w:rPr>
+                <w:rFonts w:ascii="BRH Malayalam Extra" w:hAnsi="BRH Malayalam Extra" w:cs="BRH Devanagari Extra"/>
+                <w:color w:val="000000"/>
+                <w:sz w:val="32"/>
+                <w:szCs w:val="40"/>
+                <w:lang w:bidi="ml-IN"/>
+              </w:rPr>
+              <w:t>–</w:t>
+            </w:r>
+            <w:r>
+              <w:rPr>
+                <w:rFonts w:ascii="BRH Devanagari Extra" w:hAnsi="BRH Devanagari Extra" w:cs="BRH Devanagari Extra"/>
+                <w:color w:val="000000"/>
+                <w:sz w:val="40"/>
+                <w:szCs w:val="40"/>
+                <w:lang w:bidi="ml-IN"/>
+              </w:rPr>
+              <w:t xml:space="preserve">È </w:t>
+            </w:r>
+            <w:proofErr w:type="spellStart"/>
+            <w:r>
+              <w:rPr>
+                <w:rFonts w:ascii="BRH Devanagari Extra" w:hAnsi="BRH Devanagari Extra" w:cs="BRH Devanagari Extra"/>
+                <w:color w:val="000000"/>
+                <w:sz w:val="40"/>
+                <w:szCs w:val="40"/>
+                <w:lang w:bidi="ml-IN"/>
+              </w:rPr>
+              <w:t>mÉcÉþ</w:t>
             </w:r>
             <w:r>
               <w:rPr>
@@ -4492,6 +5957,7 @@
               </w:rPr>
               <w:t>ÌliÉ</w:t>
             </w:r>
+            <w:proofErr w:type="spellEnd"/>
             <w:r>
               <w:rPr>
                 <w:rFonts w:ascii="BRH Devanagari Extra" w:hAnsi="BRH Devanagari Extra" w:cs="BRH Devanagari Extra"/>
@@ -4529,12 +5995,21 @@
               </w:rPr>
               <w:t xml:space="preserve"> </w:t>
             </w:r>
+            <w:proofErr w:type="spellStart"/>
             <w:r>
               <w:rPr>
                 <w:b/>
                 <w:bCs/>
               </w:rPr>
-              <w:t>hraswam)</w:t>
+              <w:t>hraswam</w:t>
+            </w:r>
+            <w:proofErr w:type="spellEnd"/>
+            <w:r>
+              <w:rPr>
+                <w:b/>
+                <w:bCs/>
+              </w:rPr>
+              <w:t>)</w:t>
             </w:r>
           </w:p>
         </w:tc>
@@ -4676,6 +6151,7 @@
                 <w:lang w:val="en-IN" w:eastAsia="en-IN" w:bidi="ml-IN"/>
               </w:rPr>
             </w:pPr>
+            <w:proofErr w:type="spellStart"/>
             <w:r>
               <w:rPr>
                 <w:rFonts w:ascii="BRH Devanagari Extra" w:hAnsi="BRH Devanagari Extra" w:cs="BRH Devanagari Extra"/>
@@ -4717,6 +6193,7 @@
               </w:rPr>
               <w:t>þUÉ</w:t>
             </w:r>
+            <w:proofErr w:type="spellEnd"/>
             <w:r>
               <w:rPr>
                 <w:rFonts w:ascii="BRH Devanagari Extra" w:hAnsi="BRH Devanagari Extra" w:cs="BRH Devanagari Extra"/>
@@ -4751,6 +6228,7 @@
                 <w:lang w:val="en-IN" w:eastAsia="en-IN" w:bidi="ml-IN"/>
               </w:rPr>
             </w:pPr>
+            <w:proofErr w:type="spellStart"/>
             <w:r>
               <w:rPr>
                 <w:rFonts w:ascii="BRH Devanagari Extra" w:hAnsi="BRH Devanagari Extra" w:cs="BRH Devanagari Extra"/>
@@ -4792,6 +6270,7 @@
               </w:rPr>
               <w:t>UÉÈ</w:t>
             </w:r>
+            <w:proofErr w:type="spellEnd"/>
             <w:r>
               <w:rPr>
                 <w:rFonts w:ascii="BRH Devanagari Extra" w:hAnsi="BRH Devanagari Extra" w:cs="BRH Devanagari Extra"/>
@@ -4812,12 +6291,21 @@
               </w:rPr>
               <w:t>(</w:t>
             </w:r>
+            <w:proofErr w:type="spellStart"/>
             <w:r>
               <w:rPr>
                 <w:b/>
                 <w:bCs/>
               </w:rPr>
-              <w:t>visargam added)</w:t>
+              <w:t>visargam</w:t>
+            </w:r>
+            <w:proofErr w:type="spellEnd"/>
+            <w:r>
+              <w:rPr>
+                <w:b/>
+                <w:bCs/>
+              </w:rPr>
+              <w:t xml:space="preserve"> added)</w:t>
             </w:r>
           </w:p>
         </w:tc>
@@ -4959,6 +6447,7 @@
                 <w:lang w:val="en-IN" w:eastAsia="en-IN" w:bidi="ml-IN"/>
               </w:rPr>
             </w:pPr>
+            <w:proofErr w:type="spellStart"/>
             <w:r>
               <w:rPr>
                 <w:rFonts w:ascii="BRH Devanagari Extra" w:hAnsi="BRH Devanagari Extra" w:cs="BRH Devanagari Extra"/>
@@ -4979,6 +6468,7 @@
               </w:rPr>
               <w:t>å</w:t>
             </w:r>
+            <w:proofErr w:type="spellEnd"/>
             <w:r>
               <w:rPr>
                 <w:rFonts w:ascii="BRH Malayalam Extra" w:hAnsi="BRH Malayalam Extra" w:cs="BRH Devanagari Extra"/>
@@ -5009,6 +6499,7 @@
               </w:rPr>
               <w:t>–</w:t>
             </w:r>
+            <w:proofErr w:type="spellStart"/>
             <w:r>
               <w:rPr>
                 <w:rFonts w:ascii="BRH Devanagari Extra" w:hAnsi="BRH Devanagari Extra" w:cs="BRH Devanagari Extra"/>
@@ -5019,25 +6510,59 @@
               </w:rPr>
               <w:t>mÉÑ</w:t>
             </w:r>
-            <w:r>
-              <w:rPr>
-                <w:rFonts w:ascii="BRH Malayalam Extra" w:hAnsi="BRH Malayalam Extra" w:cs="BRH Devanagari Extra"/>
-                <w:color w:val="000000"/>
-                <w:sz w:val="32"/>
-                <w:szCs w:val="40"/>
-                <w:lang w:bidi="ml-IN"/>
-              </w:rPr>
-              <w:t>–</w:t>
-            </w:r>
-            <w:r>
-              <w:rPr>
-                <w:rFonts w:ascii="BRH Devanagari Extra" w:hAnsi="BRH Devanagari Extra" w:cs="BRH Devanagari Extra"/>
-                <w:color w:val="000000"/>
-                <w:sz w:val="40"/>
-                <w:szCs w:val="40"/>
-                <w:lang w:bidi="ml-IN"/>
-              </w:rPr>
-              <w:t>UÉ CÌiÉþ S</w:t>
+            <w:proofErr w:type="spellEnd"/>
+            <w:r>
+              <w:rPr>
+                <w:rFonts w:ascii="BRH Malayalam Extra" w:hAnsi="BRH Malayalam Extra" w:cs="BRH Devanagari Extra"/>
+                <w:color w:val="000000"/>
+                <w:sz w:val="32"/>
+                <w:szCs w:val="40"/>
+                <w:lang w:bidi="ml-IN"/>
+              </w:rPr>
+              <w:t>–</w:t>
+            </w:r>
+            <w:r>
+              <w:rPr>
+                <w:rFonts w:ascii="BRH Devanagari Extra" w:hAnsi="BRH Devanagari Extra" w:cs="BRH Devanagari Extra"/>
+                <w:color w:val="000000"/>
+                <w:sz w:val="40"/>
+                <w:szCs w:val="40"/>
+                <w:lang w:bidi="ml-IN"/>
+              </w:rPr>
+              <w:t xml:space="preserve">UÉ </w:t>
+            </w:r>
+            <w:proofErr w:type="spellStart"/>
+            <w:r>
+              <w:rPr>
+                <w:rFonts w:ascii="BRH Devanagari Extra" w:hAnsi="BRH Devanagari Extra" w:cs="BRH Devanagari Extra"/>
+                <w:color w:val="000000"/>
+                <w:sz w:val="40"/>
+                <w:szCs w:val="40"/>
+                <w:lang w:bidi="ml-IN"/>
+              </w:rPr>
+              <w:t>CÌiÉþ</w:t>
+            </w:r>
+            <w:proofErr w:type="spellEnd"/>
+            <w:r>
+              <w:rPr>
+                <w:rFonts w:ascii="BRH Devanagari Extra" w:hAnsi="BRH Devanagari Extra" w:cs="BRH Devanagari Extra"/>
+                <w:color w:val="000000"/>
+                <w:sz w:val="40"/>
+                <w:szCs w:val="40"/>
+                <w:lang w:bidi="ml-IN"/>
+              </w:rPr>
+              <w:t xml:space="preserve"> </w:t>
+            </w:r>
+            <w:proofErr w:type="spellStart"/>
+            <w:r>
+              <w:rPr>
+                <w:rFonts w:ascii="BRH Devanagari Extra" w:hAnsi="BRH Devanagari Extra" w:cs="BRH Devanagari Extra"/>
+                <w:color w:val="000000"/>
+                <w:sz w:val="40"/>
+                <w:szCs w:val="40"/>
+                <w:lang w:bidi="ml-IN"/>
+              </w:rPr>
+              <w:t>S</w:t>
             </w:r>
             <w:r>
               <w:rPr>
@@ -5070,6 +6595,7 @@
               </w:rPr>
               <w:t>-mÉÑ</w:t>
             </w:r>
+            <w:proofErr w:type="spellEnd"/>
             <w:r>
               <w:rPr>
                 <w:rFonts w:ascii="BRH Malayalam Extra" w:hAnsi="BRH Malayalam Extra" w:cs="BRH Devanagari Extra"/>
@@ -5114,6 +6640,7 @@
                 <w:lang w:val="en-IN" w:eastAsia="en-IN" w:bidi="ml-IN"/>
               </w:rPr>
             </w:pPr>
+            <w:proofErr w:type="spellStart"/>
             <w:r>
               <w:rPr>
                 <w:rFonts w:ascii="BRH Devanagari Extra" w:hAnsi="BRH Devanagari Extra" w:cs="BRH Devanagari Extra"/>
@@ -5134,6 +6661,7 @@
               </w:rPr>
               <w:t>å</w:t>
             </w:r>
+            <w:proofErr w:type="spellEnd"/>
             <w:r>
               <w:rPr>
                 <w:rFonts w:ascii="BRH Malayalam Extra" w:hAnsi="BRH Malayalam Extra" w:cs="BRH Devanagari Extra"/>
@@ -5164,6 +6692,7 @@
               </w:rPr>
               <w:t>–</w:t>
             </w:r>
+            <w:proofErr w:type="spellStart"/>
             <w:r>
               <w:rPr>
                 <w:rFonts w:ascii="BRH Devanagari Extra" w:hAnsi="BRH Devanagari Extra" w:cs="BRH Devanagari Extra"/>
@@ -5174,25 +6703,59 @@
               </w:rPr>
               <w:t>mÉÑ</w:t>
             </w:r>
-            <w:r>
-              <w:rPr>
-                <w:rFonts w:ascii="BRH Malayalam Extra" w:hAnsi="BRH Malayalam Extra" w:cs="BRH Devanagari Extra"/>
-                <w:color w:val="000000"/>
-                <w:sz w:val="32"/>
-                <w:szCs w:val="40"/>
-                <w:lang w:bidi="ml-IN"/>
-              </w:rPr>
-              <w:t>–</w:t>
-            </w:r>
-            <w:r>
-              <w:rPr>
-                <w:rFonts w:ascii="BRH Devanagari Extra" w:hAnsi="BRH Devanagari Extra" w:cs="BRH Devanagari Extra"/>
-                <w:color w:val="000000"/>
-                <w:sz w:val="40"/>
-                <w:szCs w:val="40"/>
-                <w:lang w:bidi="ml-IN"/>
-              </w:rPr>
-              <w:t>UÉ CÌiÉþ S</w:t>
+            <w:proofErr w:type="spellEnd"/>
+            <w:r>
+              <w:rPr>
+                <w:rFonts w:ascii="BRH Malayalam Extra" w:hAnsi="BRH Malayalam Extra" w:cs="BRH Devanagari Extra"/>
+                <w:color w:val="000000"/>
+                <w:sz w:val="32"/>
+                <w:szCs w:val="40"/>
+                <w:lang w:bidi="ml-IN"/>
+              </w:rPr>
+              <w:t>–</w:t>
+            </w:r>
+            <w:r>
+              <w:rPr>
+                <w:rFonts w:ascii="BRH Devanagari Extra" w:hAnsi="BRH Devanagari Extra" w:cs="BRH Devanagari Extra"/>
+                <w:color w:val="000000"/>
+                <w:sz w:val="40"/>
+                <w:szCs w:val="40"/>
+                <w:lang w:bidi="ml-IN"/>
+              </w:rPr>
+              <w:t xml:space="preserve">UÉ </w:t>
+            </w:r>
+            <w:proofErr w:type="spellStart"/>
+            <w:r>
+              <w:rPr>
+                <w:rFonts w:ascii="BRH Devanagari Extra" w:hAnsi="BRH Devanagari Extra" w:cs="BRH Devanagari Extra"/>
+                <w:color w:val="000000"/>
+                <w:sz w:val="40"/>
+                <w:szCs w:val="40"/>
+                <w:lang w:bidi="ml-IN"/>
+              </w:rPr>
+              <w:t>CÌiÉþ</w:t>
+            </w:r>
+            <w:proofErr w:type="spellEnd"/>
+            <w:r>
+              <w:rPr>
+                <w:rFonts w:ascii="BRH Devanagari Extra" w:hAnsi="BRH Devanagari Extra" w:cs="BRH Devanagari Extra"/>
+                <w:color w:val="000000"/>
+                <w:sz w:val="40"/>
+                <w:szCs w:val="40"/>
+                <w:lang w:bidi="ml-IN"/>
+              </w:rPr>
+              <w:t xml:space="preserve"> </w:t>
+            </w:r>
+            <w:proofErr w:type="spellStart"/>
+            <w:r>
+              <w:rPr>
+                <w:rFonts w:ascii="BRH Devanagari Extra" w:hAnsi="BRH Devanagari Extra" w:cs="BRH Devanagari Extra"/>
+                <w:color w:val="000000"/>
+                <w:sz w:val="40"/>
+                <w:szCs w:val="40"/>
+                <w:lang w:bidi="ml-IN"/>
+              </w:rPr>
+              <w:t>S</w:t>
             </w:r>
             <w:r>
               <w:rPr>
@@ -5225,6 +6788,7 @@
               </w:rPr>
               <w:t>-mÉÑ</w:t>
             </w:r>
+            <w:proofErr w:type="spellEnd"/>
             <w:r>
               <w:rPr>
                 <w:rFonts w:ascii="BRH Malayalam Extra" w:hAnsi="BRH Malayalam Extra" w:cs="BRH Devanagari Extra"/>
@@ -5385,6 +6949,7 @@
                 <w:lang w:val="en-IN" w:eastAsia="en-IN" w:bidi="ml-IN"/>
               </w:rPr>
             </w:pPr>
+            <w:proofErr w:type="spellStart"/>
             <w:r>
               <w:rPr>
                 <w:rFonts w:ascii="BRH Devanagari Extra" w:hAnsi="BRH Devanagari Extra" w:cs="BRH Devanagari Extra"/>
@@ -5395,6 +6960,7 @@
               </w:rPr>
               <w:t>pÉÉ</w:t>
             </w:r>
+            <w:proofErr w:type="spellEnd"/>
             <w:r>
               <w:rPr>
                 <w:rFonts w:ascii="BRH Malayalam Extra" w:hAnsi="BRH Malayalam Extra" w:cs="BRH Devanagari Extra"/>
@@ -5425,6 +6991,7 @@
               </w:rPr>
               <w:t>–</w:t>
             </w:r>
+            <w:proofErr w:type="spellStart"/>
             <w:r>
               <w:rPr>
                 <w:rFonts w:ascii="BRH Devanagari Extra" w:hAnsi="BRH Devanagari Extra" w:cs="BRH Devanagari Extra"/>
@@ -5446,25 +7013,71 @@
               </w:rPr>
               <w:t>rÉ</w:t>
             </w:r>
-            <w:r>
-              <w:rPr>
-                <w:rFonts w:ascii="BRH Malayalam Extra" w:hAnsi="BRH Malayalam Extra" w:cs="BRH Devanagari Extra"/>
-                <w:color w:val="000000"/>
-                <w:sz w:val="32"/>
-                <w:szCs w:val="40"/>
-                <w:lang w:bidi="ml-IN"/>
-              </w:rPr>
-              <w:t>–</w:t>
-            </w:r>
-            <w:r>
-              <w:rPr>
-                <w:rFonts w:ascii="BRH Devanagari Extra" w:hAnsi="BRH Devanagari Extra" w:cs="BRH Devanagari Extra"/>
-                <w:color w:val="000000"/>
-                <w:sz w:val="40"/>
-                <w:szCs w:val="40"/>
-                <w:lang w:bidi="ml-IN"/>
-              </w:rPr>
-              <w:t>ÍqÉÌiÉþ pÉÉaÉ - kÉ</w:t>
+            <w:proofErr w:type="spellEnd"/>
+            <w:r>
+              <w:rPr>
+                <w:rFonts w:ascii="BRH Malayalam Extra" w:hAnsi="BRH Malayalam Extra" w:cs="BRH Devanagari Extra"/>
+                <w:color w:val="000000"/>
+                <w:sz w:val="32"/>
+                <w:szCs w:val="40"/>
+                <w:lang w:bidi="ml-IN"/>
+              </w:rPr>
+              <w:t>–</w:t>
+            </w:r>
+            <w:proofErr w:type="spellStart"/>
+            <w:r>
+              <w:rPr>
+                <w:rFonts w:ascii="BRH Devanagari Extra" w:hAnsi="BRH Devanagari Extra" w:cs="BRH Devanagari Extra"/>
+                <w:color w:val="000000"/>
+                <w:sz w:val="40"/>
+                <w:szCs w:val="40"/>
+                <w:lang w:bidi="ml-IN"/>
+              </w:rPr>
+              <w:t>ÍqÉÌiÉþ</w:t>
+            </w:r>
+            <w:proofErr w:type="spellEnd"/>
+            <w:r>
+              <w:rPr>
+                <w:rFonts w:ascii="BRH Devanagari Extra" w:hAnsi="BRH Devanagari Extra" w:cs="BRH Devanagari Extra"/>
+                <w:color w:val="000000"/>
+                <w:sz w:val="40"/>
+                <w:szCs w:val="40"/>
+                <w:lang w:bidi="ml-IN"/>
+              </w:rPr>
+              <w:t xml:space="preserve"> </w:t>
+            </w:r>
+            <w:proofErr w:type="spellStart"/>
+            <w:r>
+              <w:rPr>
+                <w:rFonts w:ascii="BRH Devanagari Extra" w:hAnsi="BRH Devanagari Extra" w:cs="BRH Devanagari Extra"/>
+                <w:color w:val="000000"/>
+                <w:sz w:val="40"/>
+                <w:szCs w:val="40"/>
+                <w:lang w:bidi="ml-IN"/>
+              </w:rPr>
+              <w:t>pÉÉaÉ</w:t>
+            </w:r>
+            <w:proofErr w:type="spellEnd"/>
+            <w:r>
+              <w:rPr>
+                <w:rFonts w:ascii="BRH Devanagari Extra" w:hAnsi="BRH Devanagari Extra" w:cs="BRH Devanagari Extra"/>
+                <w:color w:val="000000"/>
+                <w:sz w:val="40"/>
+                <w:szCs w:val="40"/>
+                <w:lang w:bidi="ml-IN"/>
+              </w:rPr>
+              <w:t xml:space="preserve"> - </w:t>
+            </w:r>
+            <w:proofErr w:type="spellStart"/>
+            <w:r>
+              <w:rPr>
+                <w:rFonts w:ascii="BRH Devanagari Extra" w:hAnsi="BRH Devanagari Extra" w:cs="BRH Devanagari Extra"/>
+                <w:color w:val="000000"/>
+                <w:sz w:val="40"/>
+                <w:szCs w:val="40"/>
+                <w:lang w:bidi="ml-IN"/>
+              </w:rPr>
+              <w:t>kÉ</w:t>
             </w:r>
             <w:r>
               <w:rPr>
@@ -5484,7 +7097,18 @@
                 <w:szCs w:val="40"/>
                 <w:lang w:bidi="ml-IN"/>
               </w:rPr>
-              <w:t>rÉÿqÉç |</w:t>
+              <w:t>rÉÿqÉç</w:t>
+            </w:r>
+            <w:proofErr w:type="spellEnd"/>
+            <w:r>
+              <w:rPr>
+                <w:rFonts w:ascii="BRH Devanagari Extra" w:hAnsi="BRH Devanagari Extra" w:cs="BRH Devanagari Extra"/>
+                <w:color w:val="000000"/>
+                <w:sz w:val="40"/>
+                <w:szCs w:val="40"/>
+                <w:lang w:bidi="ml-IN"/>
+              </w:rPr>
+              <w:t xml:space="preserve"> |</w:t>
             </w:r>
           </w:p>
         </w:tc>
@@ -5510,6 +7134,7 @@
                 <w:lang w:val="en-IN" w:eastAsia="en-IN" w:bidi="ml-IN"/>
               </w:rPr>
             </w:pPr>
+            <w:proofErr w:type="spellStart"/>
             <w:r>
               <w:rPr>
                 <w:rFonts w:ascii="BRH Devanagari Extra" w:hAnsi="BRH Devanagari Extra" w:cs="BRH Devanagari Extra"/>
@@ -5520,6 +7145,7 @@
               </w:rPr>
               <w:t>pÉÉ</w:t>
             </w:r>
+            <w:proofErr w:type="spellEnd"/>
             <w:r>
               <w:rPr>
                 <w:rFonts w:ascii="BRH Malayalam Extra" w:hAnsi="BRH Malayalam Extra" w:cs="BRH Devanagari Extra"/>
@@ -5550,6 +7176,7 @@
               </w:rPr>
               <w:t>–</w:t>
             </w:r>
+            <w:proofErr w:type="spellStart"/>
             <w:r>
               <w:rPr>
                 <w:rFonts w:ascii="BRH Devanagari Extra" w:hAnsi="BRH Devanagari Extra" w:cs="BRH Devanagari Extra"/>
@@ -5581,25 +7208,71 @@
               </w:rPr>
               <w:t>rÉ</w:t>
             </w:r>
-            <w:r>
-              <w:rPr>
-                <w:rFonts w:ascii="BRH Malayalam Extra" w:hAnsi="BRH Malayalam Extra" w:cs="BRH Devanagari Extra"/>
-                <w:color w:val="000000"/>
-                <w:sz w:val="32"/>
-                <w:szCs w:val="40"/>
-                <w:lang w:bidi="ml-IN"/>
-              </w:rPr>
-              <w:t>–</w:t>
-            </w:r>
-            <w:r>
-              <w:rPr>
-                <w:rFonts w:ascii="BRH Devanagari Extra" w:hAnsi="BRH Devanagari Extra" w:cs="BRH Devanagari Extra"/>
-                <w:color w:val="000000"/>
-                <w:sz w:val="40"/>
-                <w:szCs w:val="40"/>
-                <w:lang w:bidi="ml-IN"/>
-              </w:rPr>
-              <w:t>ÍqÉÌiÉþ pÉÉaÉ - kÉ</w:t>
+            <w:proofErr w:type="spellEnd"/>
+            <w:r>
+              <w:rPr>
+                <w:rFonts w:ascii="BRH Malayalam Extra" w:hAnsi="BRH Malayalam Extra" w:cs="BRH Devanagari Extra"/>
+                <w:color w:val="000000"/>
+                <w:sz w:val="32"/>
+                <w:szCs w:val="40"/>
+                <w:lang w:bidi="ml-IN"/>
+              </w:rPr>
+              <w:t>–</w:t>
+            </w:r>
+            <w:proofErr w:type="spellStart"/>
+            <w:r>
+              <w:rPr>
+                <w:rFonts w:ascii="BRH Devanagari Extra" w:hAnsi="BRH Devanagari Extra" w:cs="BRH Devanagari Extra"/>
+                <w:color w:val="000000"/>
+                <w:sz w:val="40"/>
+                <w:szCs w:val="40"/>
+                <w:lang w:bidi="ml-IN"/>
+              </w:rPr>
+              <w:t>ÍqÉÌiÉþ</w:t>
+            </w:r>
+            <w:proofErr w:type="spellEnd"/>
+            <w:r>
+              <w:rPr>
+                <w:rFonts w:ascii="BRH Devanagari Extra" w:hAnsi="BRH Devanagari Extra" w:cs="BRH Devanagari Extra"/>
+                <w:color w:val="000000"/>
+                <w:sz w:val="40"/>
+                <w:szCs w:val="40"/>
+                <w:lang w:bidi="ml-IN"/>
+              </w:rPr>
+              <w:t xml:space="preserve"> </w:t>
+            </w:r>
+            <w:proofErr w:type="spellStart"/>
+            <w:r>
+              <w:rPr>
+                <w:rFonts w:ascii="BRH Devanagari Extra" w:hAnsi="BRH Devanagari Extra" w:cs="BRH Devanagari Extra"/>
+                <w:color w:val="000000"/>
+                <w:sz w:val="40"/>
+                <w:szCs w:val="40"/>
+                <w:lang w:bidi="ml-IN"/>
+              </w:rPr>
+              <w:t>pÉÉaÉ</w:t>
+            </w:r>
+            <w:proofErr w:type="spellEnd"/>
+            <w:r>
+              <w:rPr>
+                <w:rFonts w:ascii="BRH Devanagari Extra" w:hAnsi="BRH Devanagari Extra" w:cs="BRH Devanagari Extra"/>
+                <w:color w:val="000000"/>
+                <w:sz w:val="40"/>
+                <w:szCs w:val="40"/>
+                <w:lang w:bidi="ml-IN"/>
+              </w:rPr>
+              <w:t xml:space="preserve"> - </w:t>
+            </w:r>
+            <w:proofErr w:type="spellStart"/>
+            <w:r>
+              <w:rPr>
+                <w:rFonts w:ascii="BRH Devanagari Extra" w:hAnsi="BRH Devanagari Extra" w:cs="BRH Devanagari Extra"/>
+                <w:color w:val="000000"/>
+                <w:sz w:val="40"/>
+                <w:szCs w:val="40"/>
+                <w:lang w:bidi="ml-IN"/>
+              </w:rPr>
+              <w:t>kÉ</w:t>
             </w:r>
             <w:r>
               <w:rPr>
@@ -5619,7 +7292,18 @@
                 <w:szCs w:val="40"/>
                 <w:lang w:bidi="ml-IN"/>
               </w:rPr>
-              <w:t>rÉÿqÉç |</w:t>
+              <w:t>rÉÿqÉç</w:t>
+            </w:r>
+            <w:proofErr w:type="spellEnd"/>
+            <w:r>
+              <w:rPr>
+                <w:rFonts w:ascii="BRH Devanagari Extra" w:hAnsi="BRH Devanagari Extra" w:cs="BRH Devanagari Extra"/>
+                <w:color w:val="000000"/>
+                <w:sz w:val="40"/>
+                <w:szCs w:val="40"/>
+                <w:lang w:bidi="ml-IN"/>
+              </w:rPr>
+              <w:t xml:space="preserve"> |</w:t>
             </w:r>
           </w:p>
         </w:tc>
@@ -5783,36 +7467,72 @@
               </w:rPr>
               <w:t>–</w:t>
             </w:r>
-            <w:r>
-              <w:rPr>
-                <w:rFonts w:ascii="BRH Devanagari Extra" w:hAnsi="BRH Devanagari Extra" w:cs="BRH Devanagari Extra"/>
-                <w:color w:val="000000"/>
-                <w:sz w:val="40"/>
-                <w:szCs w:val="40"/>
-                <w:lang w:bidi="ml-IN"/>
-              </w:rPr>
-              <w:t>uÉqÉç ÆÌuÉ</w:t>
-            </w:r>
-            <w:r>
-              <w:rPr>
-                <w:rFonts w:ascii="BRH Malayalam Extra" w:hAnsi="BRH Malayalam Extra" w:cs="BRH Devanagari Extra"/>
-                <w:color w:val="000000"/>
-                <w:sz w:val="32"/>
-                <w:szCs w:val="40"/>
-                <w:lang w:bidi="ml-IN"/>
-              </w:rPr>
-              <w:t>–</w:t>
-            </w:r>
-            <w:r>
-              <w:rPr>
-                <w:rFonts w:ascii="BRH Devanagari Extra" w:hAnsi="BRH Devanagari Extra" w:cs="BRH Devanagari Extra"/>
-                <w:color w:val="000000"/>
-                <w:sz w:val="40"/>
-                <w:szCs w:val="40"/>
-                <w:lang w:bidi="ml-IN"/>
-              </w:rPr>
-              <w:t>²ÉlÉç | ÌuÉ</w:t>
-            </w:r>
+            <w:proofErr w:type="spellStart"/>
+            <w:r>
+              <w:rPr>
+                <w:rFonts w:ascii="BRH Devanagari Extra" w:hAnsi="BRH Devanagari Extra" w:cs="BRH Devanagari Extra"/>
+                <w:color w:val="000000"/>
+                <w:sz w:val="40"/>
+                <w:szCs w:val="40"/>
+                <w:lang w:bidi="ml-IN"/>
+              </w:rPr>
+              <w:t>uÉqÉç</w:t>
+            </w:r>
+            <w:proofErr w:type="spellEnd"/>
+            <w:r>
+              <w:rPr>
+                <w:rFonts w:ascii="BRH Devanagari Extra" w:hAnsi="BRH Devanagari Extra" w:cs="BRH Devanagari Extra"/>
+                <w:color w:val="000000"/>
+                <w:sz w:val="40"/>
+                <w:szCs w:val="40"/>
+                <w:lang w:bidi="ml-IN"/>
+              </w:rPr>
+              <w:t xml:space="preserve"> </w:t>
+            </w:r>
+            <w:proofErr w:type="spellStart"/>
+            <w:r>
+              <w:rPr>
+                <w:rFonts w:ascii="BRH Devanagari Extra" w:hAnsi="BRH Devanagari Extra" w:cs="BRH Devanagari Extra"/>
+                <w:color w:val="000000"/>
+                <w:sz w:val="40"/>
+                <w:szCs w:val="40"/>
+                <w:lang w:bidi="ml-IN"/>
+              </w:rPr>
+              <w:t>ÆÌuÉ</w:t>
+            </w:r>
+            <w:proofErr w:type="spellEnd"/>
+            <w:r>
+              <w:rPr>
+                <w:rFonts w:ascii="BRH Malayalam Extra" w:hAnsi="BRH Malayalam Extra" w:cs="BRH Devanagari Extra"/>
+                <w:color w:val="000000"/>
+                <w:sz w:val="32"/>
+                <w:szCs w:val="40"/>
+                <w:lang w:bidi="ml-IN"/>
+              </w:rPr>
+              <w:t>–</w:t>
+            </w:r>
+            <w:r>
+              <w:rPr>
+                <w:rFonts w:ascii="BRH Devanagari Extra" w:hAnsi="BRH Devanagari Extra" w:cs="BRH Devanagari Extra"/>
+                <w:color w:val="000000"/>
+                <w:sz w:val="40"/>
+                <w:szCs w:val="40"/>
+                <w:lang w:bidi="ml-IN"/>
+              </w:rPr>
+              <w:t xml:space="preserve">²ÉlÉç | </w:t>
+            </w:r>
+            <w:proofErr w:type="spellStart"/>
+            <w:r>
+              <w:rPr>
+                <w:rFonts w:ascii="BRH Devanagari Extra" w:hAnsi="BRH Devanagari Extra" w:cs="BRH Devanagari Extra"/>
+                <w:color w:val="000000"/>
+                <w:sz w:val="40"/>
+                <w:szCs w:val="40"/>
+                <w:lang w:bidi="ml-IN"/>
+              </w:rPr>
+              <w:t>ÌuÉ</w:t>
+            </w:r>
+            <w:proofErr w:type="spellEnd"/>
             <w:r>
               <w:rPr>
                 <w:rFonts w:ascii="BRH Malayalam Extra" w:hAnsi="BRH Malayalam Extra" w:cs="BRH Devanagari Extra"/>
@@ -5855,15 +7575,27 @@
               </w:rPr>
               <w:t>–</w:t>
             </w:r>
-            <w:r>
-              <w:rPr>
-                <w:rFonts w:ascii="BRH Devanagari Extra" w:hAnsi="BRH Devanagari Extra" w:cs="BRH Devanagari Extra"/>
-                <w:color w:val="000000"/>
-                <w:sz w:val="40"/>
-                <w:szCs w:val="40"/>
-                <w:lang w:bidi="ml-IN"/>
-              </w:rPr>
-              <w:t>ÎalÉqÉç |</w:t>
+            <w:proofErr w:type="spellStart"/>
+            <w:r>
+              <w:rPr>
+                <w:rFonts w:ascii="BRH Devanagari Extra" w:hAnsi="BRH Devanagari Extra" w:cs="BRH Devanagari Extra"/>
+                <w:color w:val="000000"/>
+                <w:sz w:val="40"/>
+                <w:szCs w:val="40"/>
+                <w:lang w:bidi="ml-IN"/>
+              </w:rPr>
+              <w:t>ÎalÉqÉç</w:t>
+            </w:r>
+            <w:proofErr w:type="spellEnd"/>
+            <w:r>
+              <w:rPr>
+                <w:rFonts w:ascii="BRH Devanagari Extra" w:hAnsi="BRH Devanagari Extra" w:cs="BRH Devanagari Extra"/>
+                <w:color w:val="000000"/>
+                <w:sz w:val="40"/>
+                <w:szCs w:val="40"/>
+                <w:lang w:bidi="ml-IN"/>
+              </w:rPr>
+              <w:t xml:space="preserve"> |</w:t>
             </w:r>
           </w:p>
         </w:tc>
@@ -5910,36 +7642,72 @@
               </w:rPr>
               <w:t>–</w:t>
             </w:r>
-            <w:r>
-              <w:rPr>
-                <w:rFonts w:ascii="BRH Devanagari Extra" w:hAnsi="BRH Devanagari Extra" w:cs="BRH Devanagari Extra"/>
-                <w:color w:val="000000"/>
-                <w:sz w:val="40"/>
-                <w:szCs w:val="40"/>
-                <w:lang w:bidi="ml-IN"/>
-              </w:rPr>
-              <w:t>uÉqÉç ÆÌuÉ</w:t>
-            </w:r>
-            <w:r>
-              <w:rPr>
-                <w:rFonts w:ascii="BRH Malayalam Extra" w:hAnsi="BRH Malayalam Extra" w:cs="BRH Devanagari Extra"/>
-                <w:color w:val="000000"/>
-                <w:sz w:val="32"/>
-                <w:szCs w:val="40"/>
-                <w:lang w:bidi="ml-IN"/>
-              </w:rPr>
-              <w:t>–</w:t>
-            </w:r>
-            <w:r>
-              <w:rPr>
-                <w:rFonts w:ascii="BRH Devanagari Extra" w:hAnsi="BRH Devanagari Extra" w:cs="BRH Devanagari Extra"/>
-                <w:color w:val="000000"/>
-                <w:sz w:val="40"/>
-                <w:szCs w:val="40"/>
-                <w:lang w:bidi="ml-IN"/>
-              </w:rPr>
-              <w:t>²ÉlÉç | ÌuÉ</w:t>
-            </w:r>
+            <w:proofErr w:type="spellStart"/>
+            <w:r>
+              <w:rPr>
+                <w:rFonts w:ascii="BRH Devanagari Extra" w:hAnsi="BRH Devanagari Extra" w:cs="BRH Devanagari Extra"/>
+                <w:color w:val="000000"/>
+                <w:sz w:val="40"/>
+                <w:szCs w:val="40"/>
+                <w:lang w:bidi="ml-IN"/>
+              </w:rPr>
+              <w:t>uÉqÉç</w:t>
+            </w:r>
+            <w:proofErr w:type="spellEnd"/>
+            <w:r>
+              <w:rPr>
+                <w:rFonts w:ascii="BRH Devanagari Extra" w:hAnsi="BRH Devanagari Extra" w:cs="BRH Devanagari Extra"/>
+                <w:color w:val="000000"/>
+                <w:sz w:val="40"/>
+                <w:szCs w:val="40"/>
+                <w:lang w:bidi="ml-IN"/>
+              </w:rPr>
+              <w:t xml:space="preserve"> </w:t>
+            </w:r>
+            <w:proofErr w:type="spellStart"/>
+            <w:r>
+              <w:rPr>
+                <w:rFonts w:ascii="BRH Devanagari Extra" w:hAnsi="BRH Devanagari Extra" w:cs="BRH Devanagari Extra"/>
+                <w:color w:val="000000"/>
+                <w:sz w:val="40"/>
+                <w:szCs w:val="40"/>
+                <w:lang w:bidi="ml-IN"/>
+              </w:rPr>
+              <w:t>ÆÌuÉ</w:t>
+            </w:r>
+            <w:proofErr w:type="spellEnd"/>
+            <w:r>
+              <w:rPr>
+                <w:rFonts w:ascii="BRH Malayalam Extra" w:hAnsi="BRH Malayalam Extra" w:cs="BRH Devanagari Extra"/>
+                <w:color w:val="000000"/>
+                <w:sz w:val="32"/>
+                <w:szCs w:val="40"/>
+                <w:lang w:bidi="ml-IN"/>
+              </w:rPr>
+              <w:t>–</w:t>
+            </w:r>
+            <w:r>
+              <w:rPr>
+                <w:rFonts w:ascii="BRH Devanagari Extra" w:hAnsi="BRH Devanagari Extra" w:cs="BRH Devanagari Extra"/>
+                <w:color w:val="000000"/>
+                <w:sz w:val="40"/>
+                <w:szCs w:val="40"/>
+                <w:lang w:bidi="ml-IN"/>
+              </w:rPr>
+              <w:t xml:space="preserve">²ÉlÉç | </w:t>
+            </w:r>
+            <w:proofErr w:type="spellStart"/>
+            <w:r>
+              <w:rPr>
+                <w:rFonts w:ascii="BRH Devanagari Extra" w:hAnsi="BRH Devanagari Extra" w:cs="BRH Devanagari Extra"/>
+                <w:color w:val="000000"/>
+                <w:sz w:val="40"/>
+                <w:szCs w:val="40"/>
+                <w:lang w:bidi="ml-IN"/>
+              </w:rPr>
+              <w:t>ÌuÉ</w:t>
+            </w:r>
+            <w:proofErr w:type="spellEnd"/>
             <w:r>
               <w:rPr>
                 <w:rFonts w:ascii="BRH Malayalam Extra" w:hAnsi="BRH Malayalam Extra" w:cs="BRH Devanagari Extra"/>
@@ -5982,15 +7750,27 @@
               </w:rPr>
               <w:t>–</w:t>
             </w:r>
-            <w:r>
-              <w:rPr>
-                <w:rFonts w:ascii="BRH Devanagari Extra" w:hAnsi="BRH Devanagari Extra" w:cs="BRH Devanagari Extra"/>
-                <w:color w:val="000000"/>
-                <w:sz w:val="40"/>
-                <w:szCs w:val="40"/>
-                <w:lang w:bidi="ml-IN"/>
-              </w:rPr>
-              <w:t>ÎalÉqÉç |</w:t>
+            <w:proofErr w:type="spellStart"/>
+            <w:r>
+              <w:rPr>
+                <w:rFonts w:ascii="BRH Devanagari Extra" w:hAnsi="BRH Devanagari Extra" w:cs="BRH Devanagari Extra"/>
+                <w:color w:val="000000"/>
+                <w:sz w:val="40"/>
+                <w:szCs w:val="40"/>
+                <w:lang w:bidi="ml-IN"/>
+              </w:rPr>
+              <w:t>ÎalÉqÉç</w:t>
+            </w:r>
+            <w:proofErr w:type="spellEnd"/>
+            <w:r>
+              <w:rPr>
+                <w:rFonts w:ascii="BRH Devanagari Extra" w:hAnsi="BRH Devanagari Extra" w:cs="BRH Devanagari Extra"/>
+                <w:color w:val="000000"/>
+                <w:sz w:val="40"/>
+                <w:szCs w:val="40"/>
+                <w:lang w:bidi="ml-IN"/>
+              </w:rPr>
+              <w:t xml:space="preserve"> |</w:t>
             </w:r>
           </w:p>
         </w:tc>
@@ -6137,6 +7917,7 @@
                 <w:lang w:val="en-IN" w:eastAsia="en-IN" w:bidi="ml-IN"/>
               </w:rPr>
             </w:pPr>
+            <w:proofErr w:type="spellStart"/>
             <w:r>
               <w:rPr>
                 <w:rFonts w:ascii="BRH Devanagari Extra" w:hAnsi="BRH Devanagari Extra" w:cs="BRH Devanagari Extra"/>
@@ -6148,6 +7929,7 @@
               </w:rPr>
               <w:t>EmÉ</w:t>
             </w:r>
+            <w:proofErr w:type="spellEnd"/>
             <w:r>
               <w:rPr>
                 <w:rFonts w:ascii="BRH Malayalam Extra" w:hAnsi="BRH Malayalam Extra" w:cs="BRH Devanagari Extra"/>
@@ -6159,6 +7941,7 @@
               </w:rPr>
               <w:t>–</w:t>
             </w:r>
+            <w:proofErr w:type="spellStart"/>
             <w:r>
               <w:rPr>
                 <w:rFonts w:ascii="BRH Devanagari Extra" w:hAnsi="BRH Devanagari Extra" w:cs="BRH Devanagari Extra"/>
@@ -6168,7 +7951,43 @@
                 <w:highlight w:val="yellow"/>
                 <w:lang w:bidi="ml-IN"/>
               </w:rPr>
-              <w:t>qÉÉ | LiÉþ |</w:t>
+              <w:t>qÉÉ</w:t>
+            </w:r>
+            <w:proofErr w:type="spellEnd"/>
+            <w:r>
+              <w:rPr>
+                <w:rFonts w:ascii="BRH Devanagari Extra" w:hAnsi="BRH Devanagari Extra" w:cs="BRH Devanagari Extra"/>
+                <w:color w:val="000000"/>
+                <w:sz w:val="40"/>
+                <w:szCs w:val="40"/>
+                <w:highlight w:val="yellow"/>
+                <w:lang w:bidi="ml-IN"/>
+              </w:rPr>
+              <w:t xml:space="preserve"> | </w:t>
+            </w:r>
+            <w:proofErr w:type="spellStart"/>
+            <w:r>
+              <w:rPr>
+                <w:rFonts w:ascii="BRH Devanagari Extra" w:hAnsi="BRH Devanagari Extra" w:cs="BRH Devanagari Extra"/>
+                <w:color w:val="000000"/>
+                <w:sz w:val="40"/>
+                <w:szCs w:val="40"/>
+                <w:highlight w:val="yellow"/>
+                <w:lang w:bidi="ml-IN"/>
+              </w:rPr>
+              <w:t>LiÉþ</w:t>
+            </w:r>
+            <w:proofErr w:type="spellEnd"/>
+            <w:r>
+              <w:rPr>
+                <w:rFonts w:ascii="BRH Devanagari Extra" w:hAnsi="BRH Devanagari Extra" w:cs="BRH Devanagari Extra"/>
+                <w:color w:val="000000"/>
+                <w:sz w:val="40"/>
+                <w:szCs w:val="40"/>
+                <w:highlight w:val="yellow"/>
+                <w:lang w:bidi="ml-IN"/>
+              </w:rPr>
+              <w:t xml:space="preserve"> |</w:t>
             </w:r>
           </w:p>
         </w:tc>
@@ -6195,6 +8014,7 @@
                 <w:lang w:val="en-IN" w:eastAsia="en-IN" w:bidi="ml-IN"/>
               </w:rPr>
             </w:pPr>
+            <w:proofErr w:type="spellStart"/>
             <w:r>
               <w:rPr>
                 <w:rFonts w:ascii="BRH Devanagari Extra" w:hAnsi="BRH Devanagari Extra" w:cs="BRH Devanagari Extra"/>
@@ -6205,26 +8025,40 @@
               </w:rPr>
               <w:t>EmÉ</w:t>
             </w:r>
-            <w:r>
-              <w:rPr>
-                <w:rFonts w:ascii="BRH Malayalam Extra" w:hAnsi="BRH Malayalam Extra" w:cs="BRH Devanagari Extra"/>
-                <w:color w:val="000000"/>
-                <w:sz w:val="32"/>
-                <w:szCs w:val="40"/>
-                <w:lang w:bidi="ml-IN"/>
-              </w:rPr>
-              <w:t>–</w:t>
-            </w:r>
-            <w:r>
-              <w:rPr>
-                <w:rFonts w:ascii="BRH Devanagari Extra" w:hAnsi="BRH Devanagari Extra" w:cs="BRH Devanagari Extra"/>
-                <w:color w:val="000000"/>
-                <w:sz w:val="40"/>
-                <w:szCs w:val="40"/>
-                <w:lang w:bidi="ml-IN"/>
-              </w:rPr>
-              <w:t xml:space="preserve">qÉÉ | </w:t>
-            </w:r>
+            <w:proofErr w:type="spellEnd"/>
+            <w:r>
+              <w:rPr>
+                <w:rFonts w:ascii="BRH Malayalam Extra" w:hAnsi="BRH Malayalam Extra" w:cs="BRH Devanagari Extra"/>
+                <w:color w:val="000000"/>
+                <w:sz w:val="32"/>
+                <w:szCs w:val="40"/>
+                <w:lang w:bidi="ml-IN"/>
+              </w:rPr>
+              <w:t>–</w:t>
+            </w:r>
+            <w:proofErr w:type="spellStart"/>
+            <w:r>
+              <w:rPr>
+                <w:rFonts w:ascii="BRH Devanagari Extra" w:hAnsi="BRH Devanagari Extra" w:cs="BRH Devanagari Extra"/>
+                <w:color w:val="000000"/>
+                <w:sz w:val="40"/>
+                <w:szCs w:val="40"/>
+                <w:lang w:bidi="ml-IN"/>
+              </w:rPr>
+              <w:t>qÉÉ</w:t>
+            </w:r>
+            <w:proofErr w:type="spellEnd"/>
+            <w:r>
+              <w:rPr>
+                <w:rFonts w:ascii="BRH Devanagari Extra" w:hAnsi="BRH Devanagari Extra" w:cs="BRH Devanagari Extra"/>
+                <w:color w:val="000000"/>
+                <w:sz w:val="40"/>
+                <w:szCs w:val="40"/>
+                <w:lang w:bidi="ml-IN"/>
+              </w:rPr>
+              <w:t xml:space="preserve"> | </w:t>
+            </w:r>
+            <w:proofErr w:type="spellStart"/>
             <w:r>
               <w:rPr>
                 <w:rFonts w:ascii="BRH Devanagari Extra" w:hAnsi="BRH Devanagari Extra" w:cs="BRH Devanagari Extra"/>
@@ -6236,22 +8070,61 @@
               </w:rPr>
               <w:t>qÉÉ</w:t>
             </w:r>
-            <w:r>
-              <w:rPr>
-                <w:rFonts w:ascii="BRH Devanagari Extra" w:hAnsi="BRH Devanagari Extra" w:cs="BRH Devanagari Extra"/>
-                <w:color w:val="000000"/>
-                <w:sz w:val="40"/>
-                <w:szCs w:val="40"/>
-                <w:lang w:bidi="ml-IN"/>
-              </w:rPr>
-              <w:t xml:space="preserve"> | LiÉþ | </w:t>
+            <w:proofErr w:type="spellEnd"/>
+            <w:r>
+              <w:rPr>
+                <w:rFonts w:ascii="BRH Devanagari Extra" w:hAnsi="BRH Devanagari Extra" w:cs="BRH Devanagari Extra"/>
+                <w:color w:val="000000"/>
+                <w:sz w:val="40"/>
+                <w:szCs w:val="40"/>
+                <w:lang w:bidi="ml-IN"/>
+              </w:rPr>
+              <w:t xml:space="preserve"> | </w:t>
+            </w:r>
+            <w:proofErr w:type="spellStart"/>
+            <w:r>
+              <w:rPr>
+                <w:rFonts w:ascii="BRH Devanagari Extra" w:hAnsi="BRH Devanagari Extra" w:cs="BRH Devanagari Extra"/>
+                <w:color w:val="000000"/>
+                <w:sz w:val="40"/>
+                <w:szCs w:val="40"/>
+                <w:lang w:bidi="ml-IN"/>
+              </w:rPr>
+              <w:t>LiÉþ</w:t>
+            </w:r>
+            <w:proofErr w:type="spellEnd"/>
+            <w:r>
+              <w:rPr>
+                <w:rFonts w:ascii="BRH Devanagari Extra" w:hAnsi="BRH Devanagari Extra" w:cs="BRH Devanagari Extra"/>
+                <w:color w:val="000000"/>
+                <w:sz w:val="40"/>
+                <w:szCs w:val="40"/>
+                <w:lang w:bidi="ml-IN"/>
+              </w:rPr>
+              <w:t xml:space="preserve"> | </w:t>
             </w:r>
             <w:r>
               <w:rPr>
                 <w:b/>
                 <w:bCs/>
               </w:rPr>
-              <w:t>(missing kramavaakyam inserted)</w:t>
+              <w:t xml:space="preserve">(missing </w:t>
+            </w:r>
+            <w:proofErr w:type="spellStart"/>
+            <w:r>
+              <w:rPr>
+                <w:b/>
+                <w:bCs/>
+              </w:rPr>
+              <w:t>kramavaakyam</w:t>
+            </w:r>
+            <w:proofErr w:type="spellEnd"/>
+            <w:r>
+              <w:rPr>
+                <w:b/>
+                <w:bCs/>
+              </w:rPr>
+              <w:t xml:space="preserve"> inserted)</w:t>
             </w:r>
           </w:p>
         </w:tc>
@@ -6295,6 +8168,7 @@
                 <w:sz w:val="28"/>
                 <w:szCs w:val="32"/>
               </w:rPr>
+              <w:lastRenderedPageBreak/>
               <w:t>T.S.5.7.4.4 – Kramam</w:t>
             </w:r>
           </w:p>
@@ -6392,26 +8266,61 @@
                 <w:lang w:val="en-IN" w:eastAsia="en-IN" w:bidi="ml-IN"/>
               </w:rPr>
             </w:pPr>
-            <w:r>
-              <w:rPr>
-                <w:rFonts w:ascii="BRH Devanagari Extra" w:hAnsi="BRH Devanagari Extra" w:cs="BRH Devanagari Extra"/>
-                <w:color w:val="000000"/>
-                <w:sz w:val="40"/>
-                <w:szCs w:val="40"/>
-                <w:lang w:bidi="ml-IN"/>
-              </w:rPr>
-              <w:t>EmÉþ SkÉÉÌiÉ | S</w:t>
-            </w:r>
-            <w:r>
-              <w:rPr>
-                <w:rFonts w:ascii="BRH Malayalam Extra" w:hAnsi="BRH Malayalam Extra" w:cs="BRH Devanagari Extra"/>
-                <w:color w:val="000000"/>
-                <w:sz w:val="32"/>
-                <w:szCs w:val="40"/>
-                <w:lang w:bidi="ml-IN"/>
-              </w:rPr>
-              <w:t>–</w:t>
-            </w:r>
+            <w:proofErr w:type="spellStart"/>
+            <w:r>
+              <w:rPr>
+                <w:rFonts w:ascii="BRH Devanagari Extra" w:hAnsi="BRH Devanagari Extra" w:cs="BRH Devanagari Extra"/>
+                <w:color w:val="000000"/>
+                <w:sz w:val="40"/>
+                <w:szCs w:val="40"/>
+                <w:lang w:bidi="ml-IN"/>
+              </w:rPr>
+              <w:t>EmÉþ</w:t>
+            </w:r>
+            <w:proofErr w:type="spellEnd"/>
+            <w:r>
+              <w:rPr>
+                <w:rFonts w:ascii="BRH Devanagari Extra" w:hAnsi="BRH Devanagari Extra" w:cs="BRH Devanagari Extra"/>
+                <w:color w:val="000000"/>
+                <w:sz w:val="40"/>
+                <w:szCs w:val="40"/>
+                <w:lang w:bidi="ml-IN"/>
+              </w:rPr>
+              <w:t xml:space="preserve"> </w:t>
+            </w:r>
+            <w:proofErr w:type="spellStart"/>
+            <w:r>
+              <w:rPr>
+                <w:rFonts w:ascii="BRH Devanagari Extra" w:hAnsi="BRH Devanagari Extra" w:cs="BRH Devanagari Extra"/>
+                <w:color w:val="000000"/>
+                <w:sz w:val="40"/>
+                <w:szCs w:val="40"/>
+                <w:lang w:bidi="ml-IN"/>
+              </w:rPr>
+              <w:t>SkÉÉÌiÉ</w:t>
+            </w:r>
+            <w:proofErr w:type="spellEnd"/>
+            <w:r>
+              <w:rPr>
+                <w:rFonts w:ascii="BRH Devanagari Extra" w:hAnsi="BRH Devanagari Extra" w:cs="BRH Devanagari Extra"/>
+                <w:color w:val="000000"/>
+                <w:sz w:val="40"/>
+                <w:szCs w:val="40"/>
+                <w:lang w:bidi="ml-IN"/>
+              </w:rPr>
+              <w:t xml:space="preserve"> | S</w:t>
+            </w:r>
+            <w:r>
+              <w:rPr>
+                <w:rFonts w:ascii="BRH Malayalam Extra" w:hAnsi="BRH Malayalam Extra" w:cs="BRH Devanagari Extra"/>
+                <w:color w:val="000000"/>
+                <w:sz w:val="32"/>
+                <w:szCs w:val="40"/>
+                <w:lang w:bidi="ml-IN"/>
+              </w:rPr>
+              <w:t>–</w:t>
+            </w:r>
+            <w:proofErr w:type="spellStart"/>
             <w:r>
               <w:rPr>
                 <w:rFonts w:ascii="BRH Devanagari Extra" w:hAnsi="BRH Devanagari Extra" w:cs="BRH Devanagari Extra"/>
@@ -6423,16 +8332,18 @@
               </w:rPr>
               <w:t>SçkrÉÉ</w:t>
             </w:r>
-            <w:r>
-              <w:rPr>
-                <w:rFonts w:ascii="BRH Malayalam Extra" w:hAnsi="BRH Malayalam Extra" w:cs="BRH Devanagari Extra"/>
-                <w:color w:val="000000"/>
-                <w:sz w:val="32"/>
-                <w:szCs w:val="40"/>
-                <w:lang w:bidi="ml-IN"/>
-              </w:rPr>
-              <w:t>–</w:t>
-            </w:r>
+            <w:proofErr w:type="spellEnd"/>
+            <w:r>
+              <w:rPr>
+                <w:rFonts w:ascii="BRH Malayalam Extra" w:hAnsi="BRH Malayalam Extra" w:cs="BRH Devanagari Extra"/>
+                <w:color w:val="000000"/>
+                <w:sz w:val="32"/>
+                <w:szCs w:val="40"/>
+                <w:lang w:bidi="ml-IN"/>
+              </w:rPr>
+              <w:t>–</w:t>
+            </w:r>
+            <w:proofErr w:type="spellStart"/>
             <w:r>
               <w:rPr>
                 <w:rFonts w:ascii="BRH Devanagari Extra" w:hAnsi="BRH Devanagari Extra" w:cs="BRH Devanagari Extra"/>
@@ -6443,25 +8354,38 @@
               </w:rPr>
               <w:t>irÉå</w:t>
             </w:r>
-            <w:r>
-              <w:rPr>
-                <w:rFonts w:ascii="BRH Malayalam Extra" w:hAnsi="BRH Malayalam Extra" w:cs="BRH Devanagari Extra"/>
-                <w:color w:val="000000"/>
-                <w:sz w:val="32"/>
-                <w:szCs w:val="40"/>
-                <w:lang w:bidi="ml-IN"/>
-              </w:rPr>
-              <w:t>–</w:t>
-            </w:r>
-            <w:r>
-              <w:rPr>
-                <w:rFonts w:ascii="BRH Devanagari Extra" w:hAnsi="BRH Devanagari Extra" w:cs="BRH Devanagari Extra"/>
-                <w:color w:val="000000"/>
-                <w:sz w:val="40"/>
-                <w:szCs w:val="40"/>
-                <w:lang w:bidi="ml-IN"/>
-              </w:rPr>
-              <w:t>wÉÉ |</w:t>
+            <w:proofErr w:type="spellEnd"/>
+            <w:r>
+              <w:rPr>
+                <w:rFonts w:ascii="BRH Malayalam Extra" w:hAnsi="BRH Malayalam Extra" w:cs="BRH Devanagari Extra"/>
+                <w:color w:val="000000"/>
+                <w:sz w:val="32"/>
+                <w:szCs w:val="40"/>
+                <w:lang w:bidi="ml-IN"/>
+              </w:rPr>
+              <w:t>–</w:t>
+            </w:r>
+            <w:proofErr w:type="spellStart"/>
+            <w:r>
+              <w:rPr>
+                <w:rFonts w:ascii="BRH Devanagari Extra" w:hAnsi="BRH Devanagari Extra" w:cs="BRH Devanagari Extra"/>
+                <w:color w:val="000000"/>
+                <w:sz w:val="40"/>
+                <w:szCs w:val="40"/>
+                <w:lang w:bidi="ml-IN"/>
+              </w:rPr>
+              <w:t>wÉÉ</w:t>
+            </w:r>
+            <w:proofErr w:type="spellEnd"/>
+            <w:r>
+              <w:rPr>
+                <w:rFonts w:ascii="BRH Devanagari Extra" w:hAnsi="BRH Devanagari Extra" w:cs="BRH Devanagari Extra"/>
+                <w:color w:val="000000"/>
+                <w:sz w:val="40"/>
+                <w:szCs w:val="40"/>
+                <w:lang w:bidi="ml-IN"/>
+              </w:rPr>
+              <w:t xml:space="preserve"> |</w:t>
             </w:r>
           </w:p>
         </w:tc>
@@ -6486,26 +8410,61 @@
                 <w:lang w:val="en-IN" w:eastAsia="en-IN" w:bidi="ml-IN"/>
               </w:rPr>
             </w:pPr>
-            <w:r>
-              <w:rPr>
-                <w:rFonts w:ascii="BRH Devanagari Extra" w:hAnsi="BRH Devanagari Extra" w:cs="BRH Devanagari Extra"/>
-                <w:color w:val="000000"/>
-                <w:sz w:val="40"/>
-                <w:szCs w:val="40"/>
-                <w:lang w:bidi="ml-IN"/>
-              </w:rPr>
-              <w:t>EmÉþ SkÉÉÌiÉ | S</w:t>
-            </w:r>
-            <w:r>
-              <w:rPr>
-                <w:rFonts w:ascii="BRH Malayalam Extra" w:hAnsi="BRH Malayalam Extra" w:cs="BRH Devanagari Extra"/>
-                <w:color w:val="000000"/>
-                <w:sz w:val="32"/>
-                <w:szCs w:val="40"/>
-                <w:lang w:bidi="ml-IN"/>
-              </w:rPr>
-              <w:t>–</w:t>
-            </w:r>
+            <w:proofErr w:type="spellStart"/>
+            <w:r>
+              <w:rPr>
+                <w:rFonts w:ascii="BRH Devanagari Extra" w:hAnsi="BRH Devanagari Extra" w:cs="BRH Devanagari Extra"/>
+                <w:color w:val="000000"/>
+                <w:sz w:val="40"/>
+                <w:szCs w:val="40"/>
+                <w:lang w:bidi="ml-IN"/>
+              </w:rPr>
+              <w:t>EmÉþ</w:t>
+            </w:r>
+            <w:proofErr w:type="spellEnd"/>
+            <w:r>
+              <w:rPr>
+                <w:rFonts w:ascii="BRH Devanagari Extra" w:hAnsi="BRH Devanagari Extra" w:cs="BRH Devanagari Extra"/>
+                <w:color w:val="000000"/>
+                <w:sz w:val="40"/>
+                <w:szCs w:val="40"/>
+                <w:lang w:bidi="ml-IN"/>
+              </w:rPr>
+              <w:t xml:space="preserve"> </w:t>
+            </w:r>
+            <w:proofErr w:type="spellStart"/>
+            <w:r>
+              <w:rPr>
+                <w:rFonts w:ascii="BRH Devanagari Extra" w:hAnsi="BRH Devanagari Extra" w:cs="BRH Devanagari Extra"/>
+                <w:color w:val="000000"/>
+                <w:sz w:val="40"/>
+                <w:szCs w:val="40"/>
+                <w:lang w:bidi="ml-IN"/>
+              </w:rPr>
+              <w:t>SkÉÉÌiÉ</w:t>
+            </w:r>
+            <w:proofErr w:type="spellEnd"/>
+            <w:r>
+              <w:rPr>
+                <w:rFonts w:ascii="BRH Devanagari Extra" w:hAnsi="BRH Devanagari Extra" w:cs="BRH Devanagari Extra"/>
+                <w:color w:val="000000"/>
+                <w:sz w:val="40"/>
+                <w:szCs w:val="40"/>
+                <w:lang w:bidi="ml-IN"/>
+              </w:rPr>
+              <w:t xml:space="preserve"> | S</w:t>
+            </w:r>
+            <w:r>
+              <w:rPr>
+                <w:rFonts w:ascii="BRH Malayalam Extra" w:hAnsi="BRH Malayalam Extra" w:cs="BRH Devanagari Extra"/>
+                <w:color w:val="000000"/>
+                <w:sz w:val="32"/>
+                <w:szCs w:val="40"/>
+                <w:lang w:bidi="ml-IN"/>
+              </w:rPr>
+              <w:t>–</w:t>
+            </w:r>
+            <w:proofErr w:type="spellStart"/>
             <w:r>
               <w:rPr>
                 <w:rFonts w:ascii="BRH Devanagari Extra" w:hAnsi="BRH Devanagari Extra" w:cs="BRH Devanagari Extra"/>
@@ -6517,6 +8476,7 @@
               </w:rPr>
               <w:t>kÉÉ</w:t>
             </w:r>
+            <w:proofErr w:type="spellEnd"/>
             <w:r>
               <w:rPr>
                 <w:rFonts w:ascii="BRH Malayalam Extra" w:hAnsi="BRH Malayalam Extra" w:cs="BRH Devanagari Extra"/>
@@ -6528,6 +8488,7 @@
               </w:rPr>
               <w:t>–</w:t>
             </w:r>
+            <w:proofErr w:type="spellStart"/>
             <w:r>
               <w:rPr>
                 <w:rFonts w:ascii="BRH Devanagari Extra" w:hAnsi="BRH Devanagari Extra" w:cs="BRH Devanagari Extra"/>
@@ -6538,25 +8499,38 @@
               </w:rPr>
               <w:t>irÉå</w:t>
             </w:r>
-            <w:r>
-              <w:rPr>
-                <w:rFonts w:ascii="BRH Malayalam Extra" w:hAnsi="BRH Malayalam Extra" w:cs="BRH Devanagari Extra"/>
-                <w:color w:val="000000"/>
-                <w:sz w:val="32"/>
-                <w:szCs w:val="40"/>
-                <w:lang w:bidi="ml-IN"/>
-              </w:rPr>
-              <w:t>–</w:t>
-            </w:r>
-            <w:r>
-              <w:rPr>
-                <w:rFonts w:ascii="BRH Devanagari Extra" w:hAnsi="BRH Devanagari Extra" w:cs="BRH Devanagari Extra"/>
-                <w:color w:val="000000"/>
-                <w:sz w:val="40"/>
-                <w:szCs w:val="40"/>
-                <w:lang w:bidi="ml-IN"/>
-              </w:rPr>
-              <w:t>wÉÉ |</w:t>
+            <w:proofErr w:type="spellEnd"/>
+            <w:r>
+              <w:rPr>
+                <w:rFonts w:ascii="BRH Malayalam Extra" w:hAnsi="BRH Malayalam Extra" w:cs="BRH Devanagari Extra"/>
+                <w:color w:val="000000"/>
+                <w:sz w:val="32"/>
+                <w:szCs w:val="40"/>
+                <w:lang w:bidi="ml-IN"/>
+              </w:rPr>
+              <w:t>–</w:t>
+            </w:r>
+            <w:proofErr w:type="spellStart"/>
+            <w:r>
+              <w:rPr>
+                <w:rFonts w:ascii="BRH Devanagari Extra" w:hAnsi="BRH Devanagari Extra" w:cs="BRH Devanagari Extra"/>
+                <w:color w:val="000000"/>
+                <w:sz w:val="40"/>
+                <w:szCs w:val="40"/>
+                <w:lang w:bidi="ml-IN"/>
+              </w:rPr>
+              <w:t>wÉÉ</w:t>
+            </w:r>
+            <w:proofErr w:type="spellEnd"/>
+            <w:r>
+              <w:rPr>
+                <w:rFonts w:ascii="BRH Devanagari Extra" w:hAnsi="BRH Devanagari Extra" w:cs="BRH Devanagari Extra"/>
+                <w:color w:val="000000"/>
+                <w:sz w:val="40"/>
+                <w:szCs w:val="40"/>
+                <w:lang w:bidi="ml-IN"/>
+              </w:rPr>
+              <w:t xml:space="preserve"> |</w:t>
             </w:r>
           </w:p>
         </w:tc>
@@ -6601,7 +8575,6 @@
                 <w:sz w:val="28"/>
                 <w:szCs w:val="32"/>
               </w:rPr>
-              <w:lastRenderedPageBreak/>
               <w:t>T.S.5.7.5.5 – Kramam</w:t>
             </w:r>
           </w:p>
@@ -6761,16 +8734,51 @@
               </w:rPr>
               <w:t>–</w:t>
             </w:r>
-            <w:r>
-              <w:rPr>
-                <w:rFonts w:ascii="BRH Devanagari Extra" w:hAnsi="BRH Devanagari Extra" w:cs="BRH Devanagari Extra"/>
-                <w:color w:val="000000"/>
-                <w:sz w:val="40"/>
-                <w:szCs w:val="40"/>
-                <w:lang w:bidi="ml-IN"/>
-              </w:rPr>
-              <w:t xml:space="preserve">ljÉç xÉÈ | </w:t>
-            </w:r>
+            <w:proofErr w:type="spellStart"/>
+            <w:r>
+              <w:rPr>
+                <w:rFonts w:ascii="BRH Devanagari Extra" w:hAnsi="BRH Devanagari Extra" w:cs="BRH Devanagari Extra"/>
+                <w:color w:val="000000"/>
+                <w:sz w:val="40"/>
+                <w:szCs w:val="40"/>
+                <w:lang w:bidi="ml-IN"/>
+              </w:rPr>
+              <w:t>ljÉç</w:t>
+            </w:r>
+            <w:proofErr w:type="spellEnd"/>
+            <w:r>
+              <w:rPr>
+                <w:rFonts w:ascii="BRH Devanagari Extra" w:hAnsi="BRH Devanagari Extra" w:cs="BRH Devanagari Extra"/>
+                <w:color w:val="000000"/>
+                <w:sz w:val="40"/>
+                <w:szCs w:val="40"/>
+                <w:lang w:bidi="ml-IN"/>
+              </w:rPr>
+              <w:t xml:space="preserve"> </w:t>
+            </w:r>
+            <w:proofErr w:type="spellStart"/>
+            <w:r>
+              <w:rPr>
+                <w:rFonts w:ascii="BRH Devanagari Extra" w:hAnsi="BRH Devanagari Extra" w:cs="BRH Devanagari Extra"/>
+                <w:color w:val="000000"/>
+                <w:sz w:val="40"/>
+                <w:szCs w:val="40"/>
+                <w:lang w:bidi="ml-IN"/>
+              </w:rPr>
+              <w:t>xÉÈ</w:t>
+            </w:r>
+            <w:proofErr w:type="spellEnd"/>
+            <w:r>
+              <w:rPr>
+                <w:rFonts w:ascii="BRH Devanagari Extra" w:hAnsi="BRH Devanagari Extra" w:cs="BRH Devanagari Extra"/>
+                <w:color w:val="000000"/>
+                <w:sz w:val="40"/>
+                <w:szCs w:val="40"/>
+                <w:lang w:bidi="ml-IN"/>
+              </w:rPr>
+              <w:t xml:space="preserve"> | </w:t>
+            </w:r>
+            <w:proofErr w:type="spellStart"/>
             <w:r>
               <w:rPr>
                 <w:rFonts w:ascii="BRH Devanagari Extra" w:hAnsi="BRH Devanagari Extra" w:cs="BRH Devanagari Extra"/>
@@ -6782,16 +8790,29 @@
               </w:rPr>
               <w:t>xÉÈ</w:t>
             </w:r>
-            <w:r>
-              <w:rPr>
-                <w:rFonts w:ascii="BRH Devanagari Extra" w:hAnsi="BRH Devanagari Extra" w:cs="BRH Devanagari Extra"/>
-                <w:color w:val="000000"/>
-                <w:sz w:val="40"/>
-                <w:szCs w:val="40"/>
-                <w:lang w:bidi="ml-IN"/>
-              </w:rPr>
-              <w:t xml:space="preserve"> mÉþUqÉå</w:t>
-            </w:r>
+            <w:proofErr w:type="spellEnd"/>
+            <w:r>
+              <w:rPr>
+                <w:rFonts w:ascii="BRH Devanagari Extra" w:hAnsi="BRH Devanagari Extra" w:cs="BRH Devanagari Extra"/>
+                <w:color w:val="000000"/>
+                <w:sz w:val="40"/>
+                <w:szCs w:val="40"/>
+                <w:lang w:bidi="ml-IN"/>
+              </w:rPr>
+              <w:t xml:space="preserve"> </w:t>
+            </w:r>
+            <w:proofErr w:type="spellStart"/>
+            <w:r>
+              <w:rPr>
+                <w:rFonts w:ascii="BRH Devanagari Extra" w:hAnsi="BRH Devanagari Extra" w:cs="BRH Devanagari Extra"/>
+                <w:color w:val="000000"/>
+                <w:sz w:val="40"/>
+                <w:szCs w:val="40"/>
+                <w:lang w:bidi="ml-IN"/>
+              </w:rPr>
+              <w:t>mÉþUqÉå</w:t>
+            </w:r>
+            <w:proofErr w:type="spellEnd"/>
             <w:r>
               <w:rPr>
                 <w:rFonts w:ascii="BRH Malayalam Extra" w:hAnsi="BRH Malayalam Extra" w:cs="BRH Devanagari Extra"/>
@@ -6897,15 +8918,49 @@
               </w:rPr>
               <w:t>–</w:t>
             </w:r>
-            <w:r>
-              <w:rPr>
-                <w:rFonts w:ascii="BRH Devanagari Extra" w:hAnsi="BRH Devanagari Extra" w:cs="BRH Devanagari Extra"/>
-                <w:color w:val="000000"/>
-                <w:sz w:val="40"/>
-                <w:szCs w:val="40"/>
-                <w:lang w:bidi="ml-IN"/>
-              </w:rPr>
-              <w:t xml:space="preserve">ljÉç xÉÈ | </w:t>
+            <w:proofErr w:type="spellStart"/>
+            <w:r>
+              <w:rPr>
+                <w:rFonts w:ascii="BRH Devanagari Extra" w:hAnsi="BRH Devanagari Extra" w:cs="BRH Devanagari Extra"/>
+                <w:color w:val="000000"/>
+                <w:sz w:val="40"/>
+                <w:szCs w:val="40"/>
+                <w:lang w:bidi="ml-IN"/>
+              </w:rPr>
+              <w:t>ljÉç</w:t>
+            </w:r>
+            <w:proofErr w:type="spellEnd"/>
+            <w:r>
+              <w:rPr>
+                <w:rFonts w:ascii="BRH Devanagari Extra" w:hAnsi="BRH Devanagari Extra" w:cs="BRH Devanagari Extra"/>
+                <w:color w:val="000000"/>
+                <w:sz w:val="40"/>
+                <w:szCs w:val="40"/>
+                <w:lang w:bidi="ml-IN"/>
+              </w:rPr>
+              <w:t xml:space="preserve"> </w:t>
+            </w:r>
+            <w:proofErr w:type="spellStart"/>
+            <w:r>
+              <w:rPr>
+                <w:rFonts w:ascii="BRH Devanagari Extra" w:hAnsi="BRH Devanagari Extra" w:cs="BRH Devanagari Extra"/>
+                <w:color w:val="000000"/>
+                <w:sz w:val="40"/>
+                <w:szCs w:val="40"/>
+                <w:lang w:bidi="ml-IN"/>
+              </w:rPr>
+              <w:t>xÉÈ</w:t>
+            </w:r>
+            <w:proofErr w:type="spellEnd"/>
+            <w:r>
+              <w:rPr>
+                <w:rFonts w:ascii="BRH Devanagari Extra" w:hAnsi="BRH Devanagari Extra" w:cs="BRH Devanagari Extra"/>
+                <w:color w:val="000000"/>
+                <w:sz w:val="40"/>
+                <w:szCs w:val="40"/>
+                <w:lang w:bidi="ml-IN"/>
+              </w:rPr>
+              <w:t xml:space="preserve"> | </w:t>
             </w:r>
             <w:r>
               <w:rPr>
@@ -6926,8 +8981,20 @@
                 <w:szCs w:val="40"/>
                 <w:lang w:bidi="ml-IN"/>
               </w:rPr>
-              <w:t xml:space="preserve"> mÉþUqÉå</w:t>
-            </w:r>
+              <w:t xml:space="preserve"> </w:t>
+            </w:r>
+            <w:proofErr w:type="spellStart"/>
+            <w:r>
+              <w:rPr>
+                <w:rFonts w:ascii="BRH Devanagari Extra" w:hAnsi="BRH Devanagari Extra" w:cs="BRH Devanagari Extra"/>
+                <w:color w:val="000000"/>
+                <w:sz w:val="40"/>
+                <w:szCs w:val="40"/>
+                <w:lang w:bidi="ml-IN"/>
+              </w:rPr>
+              <w:t>mÉþUqÉå</w:t>
+            </w:r>
+            <w:proofErr w:type="spellEnd"/>
             <w:r>
               <w:rPr>
                 <w:rFonts w:ascii="BRH Malayalam Extra" w:hAnsi="BRH Malayalam Extra" w:cs="BRH Devanagari Extra"/>
@@ -7113,7 +9180,29 @@
                 <w:szCs w:val="40"/>
                 <w:lang w:bidi="ml-IN"/>
               </w:rPr>
-              <w:t xml:space="preserve">qÉç ÍcÉiÉÏÿprÉÉqÉç | </w:t>
+              <w:t xml:space="preserve">qÉç </w:t>
+            </w:r>
+            <w:proofErr w:type="spellStart"/>
+            <w:r>
+              <w:rPr>
+                <w:rFonts w:ascii="BRH Devanagari Extra" w:hAnsi="BRH Devanagari Extra" w:cs="BRH Devanagari Extra"/>
+                <w:color w:val="000000"/>
+                <w:sz w:val="40"/>
+                <w:szCs w:val="40"/>
+                <w:lang w:bidi="ml-IN"/>
+              </w:rPr>
+              <w:t>ÍcÉiÉÏÿprÉÉqÉç</w:t>
+            </w:r>
+            <w:proofErr w:type="spellEnd"/>
+            <w:r>
+              <w:rPr>
+                <w:rFonts w:ascii="BRH Devanagari Extra" w:hAnsi="BRH Devanagari Extra" w:cs="BRH Devanagari Extra"/>
+                <w:color w:val="000000"/>
+                <w:sz w:val="40"/>
+                <w:szCs w:val="40"/>
+                <w:lang w:bidi="ml-IN"/>
+              </w:rPr>
+              <w:t xml:space="preserve"> | </w:t>
             </w:r>
           </w:p>
           <w:p>
@@ -7126,6 +9215,7 @@
                 <w:szCs w:val="40"/>
               </w:rPr>
             </w:pPr>
+            <w:proofErr w:type="spellStart"/>
             <w:r>
               <w:rPr>
                 <w:rFonts w:ascii="BRH Devanagari Extra" w:hAnsi="BRH Devanagari Extra" w:cs="BRH Devanagari Extra"/>
@@ -7157,6 +9247,7 @@
               </w:rPr>
               <w:t>prÉÉqÉÑ</w:t>
             </w:r>
+            <w:proofErr w:type="spellEnd"/>
             <w:r>
               <w:rPr>
                 <w:rFonts w:ascii="BRH Malayalam Extra" w:hAnsi="BRH Malayalam Extra" w:cs="BRH Devanagari Extra"/>
@@ -7229,7 +9320,29 @@
                 <w:szCs w:val="40"/>
                 <w:lang w:bidi="ml-IN"/>
               </w:rPr>
-              <w:t xml:space="preserve">qÉç ÍcÉiÉÏÿprÉÉqÉç | </w:t>
+              <w:t xml:space="preserve">qÉç </w:t>
+            </w:r>
+            <w:proofErr w:type="spellStart"/>
+            <w:r>
+              <w:rPr>
+                <w:rFonts w:ascii="BRH Devanagari Extra" w:hAnsi="BRH Devanagari Extra" w:cs="BRH Devanagari Extra"/>
+                <w:color w:val="000000"/>
+                <w:sz w:val="40"/>
+                <w:szCs w:val="40"/>
+                <w:lang w:bidi="ml-IN"/>
+              </w:rPr>
+              <w:t>ÍcÉiÉÏÿprÉÉqÉç</w:t>
+            </w:r>
+            <w:proofErr w:type="spellEnd"/>
+            <w:r>
+              <w:rPr>
+                <w:rFonts w:ascii="BRH Devanagari Extra" w:hAnsi="BRH Devanagari Extra" w:cs="BRH Devanagari Extra"/>
+                <w:color w:val="000000"/>
+                <w:sz w:val="40"/>
+                <w:szCs w:val="40"/>
+                <w:lang w:bidi="ml-IN"/>
+              </w:rPr>
+              <w:t xml:space="preserve"> | </w:t>
             </w:r>
           </w:p>
           <w:p>
@@ -7242,6 +9355,7 @@
                 <w:szCs w:val="40"/>
               </w:rPr>
             </w:pPr>
+            <w:proofErr w:type="spellStart"/>
             <w:r>
               <w:rPr>
                 <w:rFonts w:ascii="BRH Devanagari Extra" w:hAnsi="BRH Devanagari Extra" w:cs="BRH Devanagari Extra"/>
@@ -7273,6 +9387,7 @@
               </w:rPr>
               <w:t>prÉÉqÉÑ</w:t>
             </w:r>
+            <w:proofErr w:type="spellEnd"/>
             <w:r>
               <w:rPr>
                 <w:rFonts w:ascii="BRH Malayalam Extra" w:hAnsi="BRH Malayalam Extra" w:cs="BRH Devanagari Extra"/>
@@ -7426,6 +9541,7 @@
                 <w:szCs w:val="40"/>
               </w:rPr>
             </w:pPr>
+            <w:proofErr w:type="spellStart"/>
             <w:r>
               <w:rPr>
                 <w:rFonts w:ascii="BRH Devanagari Extra" w:hAnsi="BRH Devanagari Extra" w:cs="BRH Devanagari Extra"/>
@@ -7446,6 +9562,7 @@
               </w:rPr>
               <w:t>å</w:t>
             </w:r>
+            <w:proofErr w:type="spellEnd"/>
             <w:r>
               <w:rPr>
                 <w:rFonts w:ascii="BRH Malayalam Extra" w:hAnsi="BRH Malayalam Extra" w:cs="BRH Devanagari Extra"/>
@@ -7476,6 +9593,7 @@
               </w:rPr>
               <w:t>–</w:t>
             </w:r>
+            <w:proofErr w:type="spellStart"/>
             <w:r>
               <w:rPr>
                 <w:rFonts w:ascii="BRH Devanagari Extra" w:hAnsi="BRH Devanagari Extra" w:cs="BRH Devanagari Extra"/>
@@ -7487,6 +9605,7 @@
               </w:rPr>
               <w:t>cNû</w:t>
             </w:r>
+            <w:proofErr w:type="spellEnd"/>
             <w:r>
               <w:rPr>
                 <w:rFonts w:ascii="BRH Devanagari Extra" w:hAnsi="BRH Devanagari Extra" w:cs="BRH Devanagari Extra"/>
@@ -7507,6 +9626,7 @@
               </w:rPr>
               <w:t>–</w:t>
             </w:r>
+            <w:proofErr w:type="spellStart"/>
             <w:r>
               <w:rPr>
                 <w:rFonts w:ascii="BRH Devanagari Extra" w:hAnsi="BRH Devanagari Extra" w:cs="BRH Devanagari Extra"/>
@@ -7517,25 +9637,38 @@
               </w:rPr>
               <w:t>cNûÉ</w:t>
             </w:r>
-            <w:r>
-              <w:rPr>
-                <w:rFonts w:ascii="BRH Malayalam Extra" w:hAnsi="BRH Malayalam Extra" w:cs="BRH Devanagari Extra"/>
-                <w:color w:val="000000"/>
-                <w:sz w:val="32"/>
-                <w:szCs w:val="40"/>
-                <w:lang w:bidi="ml-IN"/>
-              </w:rPr>
-              <w:t>–</w:t>
-            </w:r>
-            <w:r>
-              <w:rPr>
-                <w:rFonts w:ascii="BRH Devanagari Extra" w:hAnsi="BRH Devanagari Extra" w:cs="BRH Devanagari Extra"/>
-                <w:color w:val="000000"/>
-                <w:sz w:val="40"/>
-                <w:szCs w:val="40"/>
-                <w:lang w:bidi="ml-IN"/>
-              </w:rPr>
-              <w:t>liÉËUþ¤ÉqÉç |</w:t>
+            <w:proofErr w:type="spellEnd"/>
+            <w:r>
+              <w:rPr>
+                <w:rFonts w:ascii="BRH Malayalam Extra" w:hAnsi="BRH Malayalam Extra" w:cs="BRH Devanagari Extra"/>
+                <w:color w:val="000000"/>
+                <w:sz w:val="32"/>
+                <w:szCs w:val="40"/>
+                <w:lang w:bidi="ml-IN"/>
+              </w:rPr>
+              <w:t>–</w:t>
+            </w:r>
+            <w:proofErr w:type="spellStart"/>
+            <w:r>
+              <w:rPr>
+                <w:rFonts w:ascii="BRH Devanagari Extra" w:hAnsi="BRH Devanagari Extra" w:cs="BRH Devanagari Extra"/>
+                <w:color w:val="000000"/>
+                <w:sz w:val="40"/>
+                <w:szCs w:val="40"/>
+                <w:lang w:bidi="ml-IN"/>
+              </w:rPr>
+              <w:t>liÉËUþ¤ÉqÉç</w:t>
+            </w:r>
+            <w:proofErr w:type="spellEnd"/>
+            <w:r>
+              <w:rPr>
+                <w:rFonts w:ascii="BRH Devanagari Extra" w:hAnsi="BRH Devanagari Extra" w:cs="BRH Devanagari Extra"/>
+                <w:color w:val="000000"/>
+                <w:sz w:val="40"/>
+                <w:szCs w:val="40"/>
+                <w:lang w:bidi="ml-IN"/>
+              </w:rPr>
+              <w:t xml:space="preserve"> |</w:t>
             </w:r>
           </w:p>
         </w:tc>
@@ -7564,6 +9697,7 @@
                 <w:szCs w:val="40"/>
               </w:rPr>
             </w:pPr>
+            <w:proofErr w:type="spellStart"/>
             <w:r>
               <w:rPr>
                 <w:rFonts w:ascii="BRH Devanagari Extra" w:hAnsi="BRH Devanagari Extra" w:cs="BRH Devanagari Extra"/>
@@ -7584,6 +9718,7 @@
               </w:rPr>
               <w:t>å</w:t>
             </w:r>
+            <w:proofErr w:type="spellEnd"/>
             <w:r>
               <w:rPr>
                 <w:rFonts w:ascii="BRH Malayalam Extra" w:hAnsi="BRH Malayalam Extra" w:cs="BRH Devanagari Extra"/>
@@ -7614,6 +9749,7 @@
               </w:rPr>
               <w:t>–</w:t>
             </w:r>
+            <w:proofErr w:type="spellStart"/>
             <w:r>
               <w:rPr>
                 <w:rFonts w:ascii="BRH Devanagari Extra" w:hAnsi="BRH Devanagari Extra" w:cs="BRH Devanagari Extra"/>
@@ -7625,6 +9761,7 @@
               </w:rPr>
               <w:t>cNû</w:t>
             </w:r>
+            <w:proofErr w:type="spellEnd"/>
             <w:r>
               <w:rPr>
                 <w:rFonts w:ascii="BRH Malayalam Extra" w:hAnsi="BRH Malayalam Extra" w:cs="BRH Devanagari Extra"/>
@@ -7656,6 +9793,7 @@
               </w:rPr>
               <w:t>–</w:t>
             </w:r>
+            <w:proofErr w:type="spellStart"/>
             <w:r>
               <w:rPr>
                 <w:rFonts w:ascii="BRH Devanagari Extra" w:hAnsi="BRH Devanagari Extra" w:cs="BRH Devanagari Extra"/>
@@ -7666,25 +9804,38 @@
               </w:rPr>
               <w:t>cNûÉ</w:t>
             </w:r>
-            <w:r>
-              <w:rPr>
-                <w:rFonts w:ascii="BRH Malayalam Extra" w:hAnsi="BRH Malayalam Extra" w:cs="BRH Devanagari Extra"/>
-                <w:color w:val="000000"/>
-                <w:sz w:val="32"/>
-                <w:szCs w:val="40"/>
-                <w:lang w:bidi="ml-IN"/>
-              </w:rPr>
-              <w:t>–</w:t>
-            </w:r>
-            <w:r>
-              <w:rPr>
-                <w:rFonts w:ascii="BRH Devanagari Extra" w:hAnsi="BRH Devanagari Extra" w:cs="BRH Devanagari Extra"/>
-                <w:color w:val="000000"/>
-                <w:sz w:val="40"/>
-                <w:szCs w:val="40"/>
-                <w:lang w:bidi="ml-IN"/>
-              </w:rPr>
-              <w:t>liÉËUþ¤ÉqÉç |</w:t>
+            <w:proofErr w:type="spellEnd"/>
+            <w:r>
+              <w:rPr>
+                <w:rFonts w:ascii="BRH Malayalam Extra" w:hAnsi="BRH Malayalam Extra" w:cs="BRH Devanagari Extra"/>
+                <w:color w:val="000000"/>
+                <w:sz w:val="32"/>
+                <w:szCs w:val="40"/>
+                <w:lang w:bidi="ml-IN"/>
+              </w:rPr>
+              <w:t>–</w:t>
+            </w:r>
+            <w:proofErr w:type="spellStart"/>
+            <w:r>
+              <w:rPr>
+                <w:rFonts w:ascii="BRH Devanagari Extra" w:hAnsi="BRH Devanagari Extra" w:cs="BRH Devanagari Extra"/>
+                <w:color w:val="000000"/>
+                <w:sz w:val="40"/>
+                <w:szCs w:val="40"/>
+                <w:lang w:bidi="ml-IN"/>
+              </w:rPr>
+              <w:t>liÉËUþ¤ÉqÉç</w:t>
+            </w:r>
+            <w:proofErr w:type="spellEnd"/>
+            <w:r>
+              <w:rPr>
+                <w:rFonts w:ascii="BRH Devanagari Extra" w:hAnsi="BRH Devanagari Extra" w:cs="BRH Devanagari Extra"/>
+                <w:color w:val="000000"/>
+                <w:sz w:val="40"/>
+                <w:szCs w:val="40"/>
+                <w:lang w:bidi="ml-IN"/>
+              </w:rPr>
+              <w:t xml:space="preserve"> |</w:t>
             </w:r>
           </w:p>
         </w:tc>
@@ -7825,6 +9976,7 @@
                 <w:lang w:val="en-IN" w:eastAsia="en-IN" w:bidi="ml-IN"/>
               </w:rPr>
             </w:pPr>
+            <w:proofErr w:type="spellStart"/>
             <w:r>
               <w:rPr>
                 <w:rFonts w:ascii="BRH Devanagari Extra" w:hAnsi="BRH Devanagari Extra" w:cs="BRH Devanagari Extra"/>
@@ -7835,16 +9987,18 @@
               </w:rPr>
               <w:t>Så</w:t>
             </w:r>
-            <w:r>
-              <w:rPr>
-                <w:rFonts w:ascii="BRH Malayalam Extra" w:hAnsi="BRH Malayalam Extra" w:cs="BRH Devanagari Extra"/>
-                <w:color w:val="000000"/>
-                <w:sz w:val="32"/>
-                <w:szCs w:val="40"/>
-                <w:lang w:bidi="ml-IN"/>
-              </w:rPr>
-              <w:t>–</w:t>
-            </w:r>
+            <w:proofErr w:type="spellEnd"/>
+            <w:r>
+              <w:rPr>
+                <w:rFonts w:ascii="BRH Malayalam Extra" w:hAnsi="BRH Malayalam Extra" w:cs="BRH Devanagari Extra"/>
+                <w:color w:val="000000"/>
+                <w:sz w:val="32"/>
+                <w:szCs w:val="40"/>
+                <w:lang w:bidi="ml-IN"/>
+              </w:rPr>
+              <w:t>–</w:t>
+            </w:r>
+            <w:proofErr w:type="spellStart"/>
             <w:r>
               <w:rPr>
                 <w:rFonts w:ascii="BRH Devanagari Extra" w:hAnsi="BRH Devanagari Extra" w:cs="BRH Devanagari Extra"/>
@@ -7855,25 +10009,59 @@
               </w:rPr>
               <w:t>uÉÉ</w:t>
             </w:r>
-            <w:r>
-              <w:rPr>
-                <w:rFonts w:ascii="BRH Malayalam Extra" w:hAnsi="BRH Malayalam Extra" w:cs="BRH Devanagari Extra"/>
-                <w:color w:val="000000"/>
-                <w:sz w:val="32"/>
-                <w:szCs w:val="40"/>
-                <w:lang w:bidi="ml-IN"/>
-              </w:rPr>
-              <w:t>–</w:t>
-            </w:r>
-            <w:r>
-              <w:rPr>
-                <w:rFonts w:ascii="BRH Devanagari Extra" w:hAnsi="BRH Devanagari Extra" w:cs="BRH Devanagari Extra"/>
-                <w:color w:val="000000"/>
-                <w:sz w:val="40"/>
-                <w:szCs w:val="40"/>
-                <w:lang w:bidi="ml-IN"/>
-              </w:rPr>
-              <w:t>È xÉÔrÉåïÿ | xÉÔ</w:t>
+            <w:proofErr w:type="spellEnd"/>
+            <w:r>
+              <w:rPr>
+                <w:rFonts w:ascii="BRH Malayalam Extra" w:hAnsi="BRH Malayalam Extra" w:cs="BRH Devanagari Extra"/>
+                <w:color w:val="000000"/>
+                <w:sz w:val="32"/>
+                <w:szCs w:val="40"/>
+                <w:lang w:bidi="ml-IN"/>
+              </w:rPr>
+              <w:t>–</w:t>
+            </w:r>
+            <w:r>
+              <w:rPr>
+                <w:rFonts w:ascii="BRH Devanagari Extra" w:hAnsi="BRH Devanagari Extra" w:cs="BRH Devanagari Extra"/>
+                <w:color w:val="000000"/>
+                <w:sz w:val="40"/>
+                <w:szCs w:val="40"/>
+                <w:lang w:bidi="ml-IN"/>
+              </w:rPr>
+              <w:t xml:space="preserve">È </w:t>
+            </w:r>
+            <w:proofErr w:type="spellStart"/>
+            <w:r>
+              <w:rPr>
+                <w:rFonts w:ascii="BRH Devanagari Extra" w:hAnsi="BRH Devanagari Extra" w:cs="BRH Devanagari Extra"/>
+                <w:color w:val="000000"/>
+                <w:sz w:val="40"/>
+                <w:szCs w:val="40"/>
+                <w:lang w:bidi="ml-IN"/>
+              </w:rPr>
+              <w:t>xÉÔrÉåïÿ</w:t>
+            </w:r>
+            <w:proofErr w:type="spellEnd"/>
+            <w:r>
+              <w:rPr>
+                <w:rFonts w:ascii="BRH Devanagari Extra" w:hAnsi="BRH Devanagari Extra" w:cs="BRH Devanagari Extra"/>
+                <w:color w:val="000000"/>
+                <w:sz w:val="40"/>
+                <w:szCs w:val="40"/>
+                <w:lang w:bidi="ml-IN"/>
+              </w:rPr>
+              <w:t xml:space="preserve"> | </w:t>
+            </w:r>
+            <w:proofErr w:type="spellStart"/>
+            <w:r>
+              <w:rPr>
+                <w:rFonts w:ascii="BRH Devanagari Extra" w:hAnsi="BRH Devanagari Extra" w:cs="BRH Devanagari Extra"/>
+                <w:color w:val="000000"/>
+                <w:sz w:val="40"/>
+                <w:szCs w:val="40"/>
+                <w:lang w:bidi="ml-IN"/>
+              </w:rPr>
+              <w:t>xÉÔ</w:t>
             </w:r>
             <w:r>
               <w:rPr>
@@ -7886,6 +10074,7 @@
               </w:rPr>
               <w:t>rÉÉåï</w:t>
             </w:r>
+            <w:proofErr w:type="spellEnd"/>
             <w:r>
               <w:rPr>
                 <w:rFonts w:ascii="BRH Malayalam Extra" w:hAnsi="BRH Malayalam Extra" w:cs="BRH Devanagari Extra"/>
@@ -7905,7 +10094,29 @@
                 <w:szCs w:val="40"/>
                 <w:lang w:bidi="ml-IN"/>
               </w:rPr>
-              <w:t xml:space="preserve"> ÂcÉþÈ |</w:t>
+              <w:t xml:space="preserve"> </w:t>
+            </w:r>
+            <w:proofErr w:type="spellStart"/>
+            <w:r>
+              <w:rPr>
+                <w:rFonts w:ascii="BRH Devanagari Extra" w:hAnsi="BRH Devanagari Extra" w:cs="BRH Devanagari Extra"/>
+                <w:color w:val="000000"/>
+                <w:sz w:val="40"/>
+                <w:szCs w:val="40"/>
+                <w:lang w:bidi="ml-IN"/>
+              </w:rPr>
+              <w:t>ÂcÉþÈ</w:t>
+            </w:r>
+            <w:proofErr w:type="spellEnd"/>
+            <w:r>
+              <w:rPr>
+                <w:rFonts w:ascii="BRH Devanagari Extra" w:hAnsi="BRH Devanagari Extra" w:cs="BRH Devanagari Extra"/>
+                <w:color w:val="000000"/>
+                <w:sz w:val="40"/>
+                <w:szCs w:val="40"/>
+                <w:lang w:bidi="ml-IN"/>
+              </w:rPr>
+              <w:t xml:space="preserve"> |</w:t>
             </w:r>
           </w:p>
         </w:tc>
@@ -7932,6 +10143,7 @@
                 <w:lang w:val="en-IN" w:eastAsia="en-IN" w:bidi="ml-IN"/>
               </w:rPr>
             </w:pPr>
+            <w:proofErr w:type="spellStart"/>
             <w:r>
               <w:rPr>
                 <w:rFonts w:ascii="BRH Devanagari Extra" w:hAnsi="BRH Devanagari Extra" w:cs="BRH Devanagari Extra"/>
@@ -7942,16 +10154,18 @@
               </w:rPr>
               <w:t>Så</w:t>
             </w:r>
-            <w:r>
-              <w:rPr>
-                <w:rFonts w:ascii="BRH Malayalam Extra" w:hAnsi="BRH Malayalam Extra" w:cs="BRH Devanagari Extra"/>
-                <w:color w:val="000000"/>
-                <w:sz w:val="32"/>
-                <w:szCs w:val="40"/>
-                <w:lang w:bidi="ml-IN"/>
-              </w:rPr>
-              <w:t>–</w:t>
-            </w:r>
+            <w:proofErr w:type="spellEnd"/>
+            <w:r>
+              <w:rPr>
+                <w:rFonts w:ascii="BRH Malayalam Extra" w:hAnsi="BRH Malayalam Extra" w:cs="BRH Devanagari Extra"/>
+                <w:color w:val="000000"/>
+                <w:sz w:val="32"/>
+                <w:szCs w:val="40"/>
+                <w:lang w:bidi="ml-IN"/>
+              </w:rPr>
+              <w:t>–</w:t>
+            </w:r>
+            <w:proofErr w:type="spellStart"/>
             <w:r>
               <w:rPr>
                 <w:rFonts w:ascii="BRH Devanagari Extra" w:hAnsi="BRH Devanagari Extra" w:cs="BRH Devanagari Extra"/>
@@ -7962,25 +10176,59 @@
               </w:rPr>
               <w:t>uÉÉ</w:t>
             </w:r>
-            <w:r>
-              <w:rPr>
-                <w:rFonts w:ascii="BRH Malayalam Extra" w:hAnsi="BRH Malayalam Extra" w:cs="BRH Devanagari Extra"/>
-                <w:color w:val="000000"/>
-                <w:sz w:val="32"/>
-                <w:szCs w:val="40"/>
-                <w:lang w:bidi="ml-IN"/>
-              </w:rPr>
-              <w:t>–</w:t>
-            </w:r>
-            <w:r>
-              <w:rPr>
-                <w:rFonts w:ascii="BRH Devanagari Extra" w:hAnsi="BRH Devanagari Extra" w:cs="BRH Devanagari Extra"/>
-                <w:color w:val="000000"/>
-                <w:sz w:val="40"/>
-                <w:szCs w:val="40"/>
-                <w:lang w:bidi="ml-IN"/>
-              </w:rPr>
-              <w:t>È xÉÔrÉåïÿ | xÉÔ</w:t>
+            <w:proofErr w:type="spellEnd"/>
+            <w:r>
+              <w:rPr>
+                <w:rFonts w:ascii="BRH Malayalam Extra" w:hAnsi="BRH Malayalam Extra" w:cs="BRH Devanagari Extra"/>
+                <w:color w:val="000000"/>
+                <w:sz w:val="32"/>
+                <w:szCs w:val="40"/>
+                <w:lang w:bidi="ml-IN"/>
+              </w:rPr>
+              <w:t>–</w:t>
+            </w:r>
+            <w:r>
+              <w:rPr>
+                <w:rFonts w:ascii="BRH Devanagari Extra" w:hAnsi="BRH Devanagari Extra" w:cs="BRH Devanagari Extra"/>
+                <w:color w:val="000000"/>
+                <w:sz w:val="40"/>
+                <w:szCs w:val="40"/>
+                <w:lang w:bidi="ml-IN"/>
+              </w:rPr>
+              <w:t xml:space="preserve">È </w:t>
+            </w:r>
+            <w:proofErr w:type="spellStart"/>
+            <w:r>
+              <w:rPr>
+                <w:rFonts w:ascii="BRH Devanagari Extra" w:hAnsi="BRH Devanagari Extra" w:cs="BRH Devanagari Extra"/>
+                <w:color w:val="000000"/>
+                <w:sz w:val="40"/>
+                <w:szCs w:val="40"/>
+                <w:lang w:bidi="ml-IN"/>
+              </w:rPr>
+              <w:t>xÉÔrÉåïÿ</w:t>
+            </w:r>
+            <w:proofErr w:type="spellEnd"/>
+            <w:r>
+              <w:rPr>
+                <w:rFonts w:ascii="BRH Devanagari Extra" w:hAnsi="BRH Devanagari Extra" w:cs="BRH Devanagari Extra"/>
+                <w:color w:val="000000"/>
+                <w:sz w:val="40"/>
+                <w:szCs w:val="40"/>
+                <w:lang w:bidi="ml-IN"/>
+              </w:rPr>
+              <w:t xml:space="preserve"> | </w:t>
+            </w:r>
+            <w:proofErr w:type="spellStart"/>
+            <w:r>
+              <w:rPr>
+                <w:rFonts w:ascii="BRH Devanagari Extra" w:hAnsi="BRH Devanagari Extra" w:cs="BRH Devanagari Extra"/>
+                <w:color w:val="000000"/>
+                <w:sz w:val="40"/>
+                <w:szCs w:val="40"/>
+                <w:lang w:bidi="ml-IN"/>
+              </w:rPr>
+              <w:t>xÉÔ</w:t>
             </w:r>
             <w:r>
               <w:rPr>
@@ -8003,25 +10251,48 @@
               </w:rPr>
               <w:t>åï</w:t>
             </w:r>
-            <w:r>
-              <w:rPr>
-                <w:rFonts w:ascii="BRH Malayalam Extra" w:hAnsi="BRH Malayalam Extra" w:cs="BRH Devanagari Extra"/>
-                <w:color w:val="000000"/>
-                <w:sz w:val="32"/>
-                <w:szCs w:val="40"/>
-                <w:lang w:bidi="ml-IN"/>
-              </w:rPr>
-              <w:t>–</w:t>
-            </w:r>
-            <w:r>
-              <w:rPr>
-                <w:rFonts w:ascii="BRH Devanagari Extra" w:hAnsi="BRH Devanagari Extra" w:cs="BRH Devanagari Extra"/>
-                <w:color w:val="000000"/>
-                <w:sz w:val="40"/>
-                <w:szCs w:val="40"/>
-                <w:lang w:bidi="ml-IN"/>
-              </w:rPr>
-              <w:t xml:space="preserve"> ÂcÉþÈ |</w:t>
+            <w:proofErr w:type="spellEnd"/>
+            <w:r>
+              <w:rPr>
+                <w:rFonts w:ascii="BRH Malayalam Extra" w:hAnsi="BRH Malayalam Extra" w:cs="BRH Devanagari Extra"/>
+                <w:color w:val="000000"/>
+                <w:sz w:val="32"/>
+                <w:szCs w:val="40"/>
+                <w:lang w:bidi="ml-IN"/>
+              </w:rPr>
+              <w:t>–</w:t>
+            </w:r>
+            <w:r>
+              <w:rPr>
+                <w:rFonts w:ascii="BRH Devanagari Extra" w:hAnsi="BRH Devanagari Extra" w:cs="BRH Devanagari Extra"/>
+                <w:color w:val="000000"/>
+                <w:sz w:val="40"/>
+                <w:szCs w:val="40"/>
+                <w:lang w:bidi="ml-IN"/>
+              </w:rPr>
+              <w:t xml:space="preserve"> </w:t>
+            </w:r>
+            <w:proofErr w:type="spellStart"/>
+            <w:r>
+              <w:rPr>
+                <w:rFonts w:ascii="BRH Devanagari Extra" w:hAnsi="BRH Devanagari Extra" w:cs="BRH Devanagari Extra"/>
+                <w:color w:val="000000"/>
+                <w:sz w:val="40"/>
+                <w:szCs w:val="40"/>
+                <w:lang w:bidi="ml-IN"/>
+              </w:rPr>
+              <w:t>ÂcÉþÈ</w:t>
+            </w:r>
+            <w:proofErr w:type="spellEnd"/>
+            <w:r>
+              <w:rPr>
+                <w:rFonts w:ascii="BRH Devanagari Extra" w:hAnsi="BRH Devanagari Extra" w:cs="BRH Devanagari Extra"/>
+                <w:color w:val="000000"/>
+                <w:sz w:val="40"/>
+                <w:szCs w:val="40"/>
+                <w:lang w:bidi="ml-IN"/>
+              </w:rPr>
+              <w:t xml:space="preserve"> |</w:t>
             </w:r>
           </w:p>
         </w:tc>
@@ -8180,6 +10451,7 @@
               </w:rPr>
               <w:t>–</w:t>
             </w:r>
+            <w:proofErr w:type="spellStart"/>
             <w:r>
               <w:rPr>
                 <w:rFonts w:ascii="BRH Devanagari Extra" w:hAnsi="BRH Devanagari Extra" w:cs="BRH Devanagari Extra"/>
@@ -8210,6 +10482,7 @@
               </w:rPr>
               <w:t>irÉÉ</w:t>
             </w:r>
+            <w:proofErr w:type="spellEnd"/>
             <w:r>
               <w:rPr>
                 <w:rFonts w:ascii="BRH Malayalam Extra" w:hAnsi="BRH Malayalam Extra" w:cs="BRH Devanagari Extra"/>
@@ -8240,6 +10513,7 @@
               </w:rPr>
               <w:t>–</w:t>
             </w:r>
+            <w:proofErr w:type="spellStart"/>
             <w:r>
               <w:rPr>
                 <w:rFonts w:ascii="BRH Devanagari Extra" w:hAnsi="BRH Devanagari Extra" w:cs="BRH Devanagari Extra"/>
@@ -8271,6 +10545,7 @@
               </w:rPr>
               <w:t>å</w:t>
             </w:r>
+            <w:proofErr w:type="spellEnd"/>
             <w:r>
               <w:rPr>
                 <w:rFonts w:ascii="BRH Malayalam Extra" w:hAnsi="BRH Malayalam Extra" w:cs="BRH Devanagari Extra"/>
@@ -8335,6 +10610,7 @@
               </w:rPr>
               <w:t>–</w:t>
             </w:r>
+            <w:proofErr w:type="spellStart"/>
             <w:r>
               <w:rPr>
                 <w:rFonts w:ascii="BRH Devanagari Extra" w:hAnsi="BRH Devanagari Extra" w:cs="BRH Devanagari Extra"/>
@@ -8365,6 +10641,7 @@
               </w:rPr>
               <w:t>irÉÉ</w:t>
             </w:r>
+            <w:proofErr w:type="spellEnd"/>
             <w:r>
               <w:rPr>
                 <w:rFonts w:ascii="BRH Malayalam Extra" w:hAnsi="BRH Malayalam Extra" w:cs="BRH Devanagari Extra"/>
@@ -8570,6 +10847,7 @@
                 <w:szCs w:val="40"/>
               </w:rPr>
             </w:pPr>
+            <w:proofErr w:type="spellStart"/>
             <w:r>
               <w:rPr>
                 <w:rFonts w:ascii="BRH Devanagari Extra" w:hAnsi="BRH Devanagari Extra" w:cs="BRH Devanagari Extra"/>
@@ -8580,16 +10858,18 @@
               </w:rPr>
               <w:t>mÉÔ</w:t>
             </w:r>
-            <w:r>
-              <w:rPr>
-                <w:rFonts w:ascii="BRH Malayalam Extra" w:hAnsi="BRH Malayalam Extra" w:cs="BRH Devanagari Extra"/>
-                <w:color w:val="000000"/>
-                <w:sz w:val="32"/>
-                <w:szCs w:val="40"/>
-                <w:lang w:bidi="ml-IN"/>
-              </w:rPr>
-              <w:t>–</w:t>
-            </w:r>
+            <w:proofErr w:type="spellEnd"/>
+            <w:r>
+              <w:rPr>
+                <w:rFonts w:ascii="BRH Malayalam Extra" w:hAnsi="BRH Malayalam Extra" w:cs="BRH Devanagari Extra"/>
+                <w:color w:val="000000"/>
+                <w:sz w:val="32"/>
+                <w:szCs w:val="40"/>
+                <w:lang w:bidi="ml-IN"/>
+              </w:rPr>
+              <w:t>–</w:t>
+            </w:r>
+            <w:proofErr w:type="spellStart"/>
             <w:r>
               <w:rPr>
                 <w:rFonts w:ascii="BRH Devanagari Extra" w:hAnsi="BRH Devanagari Extra" w:cs="BRH Devanagari Extra"/>
@@ -8600,6 +10880,7 @@
               </w:rPr>
               <w:t>uÉï</w:t>
             </w:r>
+            <w:proofErr w:type="spellEnd"/>
             <w:r>
               <w:rPr>
                 <w:rFonts w:ascii="BRH Malayalam Extra" w:hAnsi="BRH Malayalam Extra" w:cs="BRH Devanagari Extra"/>
@@ -8638,7 +10919,40 @@
                 <w:szCs w:val="40"/>
                 <w:lang w:bidi="ml-IN"/>
               </w:rPr>
-              <w:t>¤ÉÉ CÌiÉþ mÉÔ</w:t>
+              <w:t xml:space="preserve">¤ÉÉ </w:t>
+            </w:r>
+            <w:proofErr w:type="spellStart"/>
+            <w:r>
+              <w:rPr>
+                <w:rFonts w:ascii="BRH Devanagari Extra" w:hAnsi="BRH Devanagari Extra" w:cs="BRH Devanagari Extra"/>
+                <w:color w:val="000000"/>
+                <w:sz w:val="40"/>
+                <w:szCs w:val="40"/>
+                <w:lang w:bidi="ml-IN"/>
+              </w:rPr>
+              <w:t>CÌiÉþ</w:t>
+            </w:r>
+            <w:proofErr w:type="spellEnd"/>
+            <w:r>
+              <w:rPr>
+                <w:rFonts w:ascii="BRH Devanagari Extra" w:hAnsi="BRH Devanagari Extra" w:cs="BRH Devanagari Extra"/>
+                <w:color w:val="000000"/>
+                <w:sz w:val="40"/>
+                <w:szCs w:val="40"/>
+                <w:lang w:bidi="ml-IN"/>
+              </w:rPr>
+              <w:t xml:space="preserve"> </w:t>
+            </w:r>
+            <w:proofErr w:type="spellStart"/>
+            <w:r>
+              <w:rPr>
+                <w:rFonts w:ascii="BRH Devanagari Extra" w:hAnsi="BRH Devanagari Extra" w:cs="BRH Devanagari Extra"/>
+                <w:color w:val="000000"/>
+                <w:sz w:val="40"/>
+                <w:szCs w:val="40"/>
+                <w:lang w:bidi="ml-IN"/>
+              </w:rPr>
+              <w:t>mÉÔ</w:t>
             </w:r>
             <w:r>
               <w:rPr>
@@ -8659,7 +10973,18 @@
                 <w:szCs w:val="40"/>
                 <w:lang w:bidi="ml-IN"/>
               </w:rPr>
-              <w:t>ï - mÉ</w:t>
+              <w:t>ï</w:t>
+            </w:r>
+            <w:proofErr w:type="spellEnd"/>
+            <w:r>
+              <w:rPr>
+                <w:rFonts w:ascii="BRH Devanagari Extra" w:hAnsi="BRH Devanagari Extra" w:cs="BRH Devanagari Extra"/>
+                <w:color w:val="000000"/>
+                <w:sz w:val="40"/>
+                <w:szCs w:val="40"/>
+                <w:lang w:bidi="ml-IN"/>
+              </w:rPr>
+              <w:t xml:space="preserve"> - mÉ</w:t>
             </w:r>
             <w:r>
               <w:rPr>
@@ -8708,6 +11033,7 @@
                 <w:szCs w:val="40"/>
               </w:rPr>
             </w:pPr>
+            <w:proofErr w:type="spellStart"/>
             <w:r>
               <w:rPr>
                 <w:rFonts w:ascii="BRH Devanagari Extra" w:hAnsi="BRH Devanagari Extra" w:cs="BRH Devanagari Extra"/>
@@ -8718,16 +11044,18 @@
               </w:rPr>
               <w:t>mÉÔ</w:t>
             </w:r>
-            <w:r>
-              <w:rPr>
-                <w:rFonts w:ascii="BRH Malayalam Extra" w:hAnsi="BRH Malayalam Extra" w:cs="BRH Devanagari Extra"/>
-                <w:color w:val="000000"/>
-                <w:sz w:val="32"/>
-                <w:szCs w:val="40"/>
-                <w:lang w:bidi="ml-IN"/>
-              </w:rPr>
-              <w:t>–</w:t>
-            </w:r>
+            <w:proofErr w:type="spellEnd"/>
+            <w:r>
+              <w:rPr>
+                <w:rFonts w:ascii="BRH Malayalam Extra" w:hAnsi="BRH Malayalam Extra" w:cs="BRH Devanagari Extra"/>
+                <w:color w:val="000000"/>
+                <w:sz w:val="32"/>
+                <w:szCs w:val="40"/>
+                <w:lang w:bidi="ml-IN"/>
+              </w:rPr>
+              <w:t>–</w:t>
+            </w:r>
+            <w:proofErr w:type="spellStart"/>
             <w:r>
               <w:rPr>
                 <w:rFonts w:ascii="BRH Devanagari Extra" w:hAnsi="BRH Devanagari Extra" w:cs="BRH Devanagari Extra"/>
@@ -8738,6 +11066,7 @@
               </w:rPr>
               <w:t>uÉï</w:t>
             </w:r>
+            <w:proofErr w:type="spellEnd"/>
             <w:r>
               <w:rPr>
                 <w:rFonts w:ascii="BRH Malayalam Extra" w:hAnsi="BRH Malayalam Extra" w:cs="BRH Devanagari Extra"/>
@@ -8776,7 +11105,40 @@
                 <w:szCs w:val="40"/>
                 <w:lang w:bidi="ml-IN"/>
               </w:rPr>
-              <w:t>¤ÉÉ CÌiÉþ mÉÔ</w:t>
+              <w:t xml:space="preserve">¤ÉÉ </w:t>
+            </w:r>
+            <w:proofErr w:type="spellStart"/>
+            <w:r>
+              <w:rPr>
+                <w:rFonts w:ascii="BRH Devanagari Extra" w:hAnsi="BRH Devanagari Extra" w:cs="BRH Devanagari Extra"/>
+                <w:color w:val="000000"/>
+                <w:sz w:val="40"/>
+                <w:szCs w:val="40"/>
+                <w:lang w:bidi="ml-IN"/>
+              </w:rPr>
+              <w:t>CÌiÉþ</w:t>
+            </w:r>
+            <w:proofErr w:type="spellEnd"/>
+            <w:r>
+              <w:rPr>
+                <w:rFonts w:ascii="BRH Devanagari Extra" w:hAnsi="BRH Devanagari Extra" w:cs="BRH Devanagari Extra"/>
+                <w:color w:val="000000"/>
+                <w:sz w:val="40"/>
+                <w:szCs w:val="40"/>
+                <w:lang w:bidi="ml-IN"/>
+              </w:rPr>
+              <w:t xml:space="preserve"> </w:t>
+            </w:r>
+            <w:proofErr w:type="spellStart"/>
+            <w:r>
+              <w:rPr>
+                <w:rFonts w:ascii="BRH Devanagari Extra" w:hAnsi="BRH Devanagari Extra" w:cs="BRH Devanagari Extra"/>
+                <w:color w:val="000000"/>
+                <w:sz w:val="40"/>
+                <w:szCs w:val="40"/>
+                <w:lang w:bidi="ml-IN"/>
+              </w:rPr>
+              <w:t>mÉÔ</w:t>
             </w:r>
             <w:r>
               <w:rPr>
@@ -8797,7 +11159,18 @@
                 <w:szCs w:val="40"/>
                 <w:lang w:bidi="ml-IN"/>
               </w:rPr>
-              <w:t>ï - mÉ</w:t>
+              <w:t>ï</w:t>
+            </w:r>
+            <w:proofErr w:type="spellEnd"/>
+            <w:r>
+              <w:rPr>
+                <w:rFonts w:ascii="BRH Devanagari Extra" w:hAnsi="BRH Devanagari Extra" w:cs="BRH Devanagari Extra"/>
+                <w:color w:val="000000"/>
+                <w:sz w:val="40"/>
+                <w:szCs w:val="40"/>
+                <w:lang w:bidi="ml-IN"/>
+              </w:rPr>
+              <w:t xml:space="preserve"> - mÉ</w:t>
             </w:r>
             <w:r>
               <w:rPr>
@@ -8981,26 +11354,39 @@
               </w:rPr>
               <w:t>–</w:t>
             </w:r>
-            <w:r>
-              <w:rPr>
-                <w:rFonts w:ascii="BRH Devanagari Extra" w:hAnsi="BRH Devanagari Extra" w:cs="BRH Devanagari Extra"/>
-                <w:color w:val="000000"/>
-                <w:sz w:val="40"/>
-                <w:szCs w:val="40"/>
-                <w:lang w:bidi="ml-IN"/>
-              </w:rPr>
-              <w:t>ÌuÉUþxqÉæ | A</w:t>
-            </w:r>
-            <w:r>
-              <w:rPr>
-                <w:rFonts w:ascii="BRH Malayalam Extra" w:hAnsi="BRH Malayalam Extra" w:cs="BRH Devanagari Extra"/>
-                <w:color w:val="000000"/>
-                <w:sz w:val="32"/>
-                <w:szCs w:val="40"/>
-                <w:lang w:bidi="ml-IN"/>
-              </w:rPr>
-              <w:t>–</w:t>
-            </w:r>
+            <w:proofErr w:type="spellStart"/>
+            <w:r>
+              <w:rPr>
+                <w:rFonts w:ascii="BRH Devanagari Extra" w:hAnsi="BRH Devanagari Extra" w:cs="BRH Devanagari Extra"/>
+                <w:color w:val="000000"/>
+                <w:sz w:val="40"/>
+                <w:szCs w:val="40"/>
+                <w:lang w:bidi="ml-IN"/>
+              </w:rPr>
+              <w:t>ÌuÉUþxqÉæ</w:t>
+            </w:r>
+            <w:proofErr w:type="spellEnd"/>
+            <w:r>
+              <w:rPr>
+                <w:rFonts w:ascii="BRH Devanagari Extra" w:hAnsi="BRH Devanagari Extra" w:cs="BRH Devanagari Extra"/>
+                <w:color w:val="000000"/>
+                <w:sz w:val="40"/>
+                <w:szCs w:val="40"/>
+                <w:lang w:bidi="ml-IN"/>
+              </w:rPr>
+              <w:t xml:space="preserve"> | A</w:t>
+            </w:r>
+            <w:r>
+              <w:rPr>
+                <w:rFonts w:ascii="BRH Malayalam Extra" w:hAnsi="BRH Malayalam Extra" w:cs="BRH Devanagari Extra"/>
+                <w:color w:val="000000"/>
+                <w:sz w:val="32"/>
+                <w:szCs w:val="40"/>
+                <w:lang w:bidi="ml-IN"/>
+              </w:rPr>
+              <w:t>–</w:t>
+            </w:r>
+            <w:proofErr w:type="spellStart"/>
             <w:r>
               <w:rPr>
                 <w:rFonts w:ascii="BRH Devanagari Extra" w:hAnsi="BRH Devanagari Extra" w:cs="BRH Devanagari Extra"/>
@@ -9012,15 +11398,38 @@
               </w:rPr>
               <w:t>xqÉÉ</w:t>
             </w:r>
-            <w:r>
-              <w:rPr>
-                <w:rFonts w:ascii="BRH Devanagari Extra" w:hAnsi="BRH Devanagari Extra" w:cs="BRH Devanagari Extra"/>
-                <w:color w:val="000000"/>
-                <w:sz w:val="40"/>
-                <w:szCs w:val="40"/>
-                <w:lang w:bidi="ml-IN"/>
-              </w:rPr>
-              <w:t xml:space="preserve"> CirÉþxqÉæ ||</w:t>
+            <w:proofErr w:type="spellEnd"/>
+            <w:r>
+              <w:rPr>
+                <w:rFonts w:ascii="BRH Devanagari Extra" w:hAnsi="BRH Devanagari Extra" w:cs="BRH Devanagari Extra"/>
+                <w:color w:val="000000"/>
+                <w:sz w:val="40"/>
+                <w:szCs w:val="40"/>
+                <w:lang w:bidi="ml-IN"/>
+              </w:rPr>
+              <w:t xml:space="preserve"> </w:t>
+            </w:r>
+            <w:proofErr w:type="spellStart"/>
+            <w:r>
+              <w:rPr>
+                <w:rFonts w:ascii="BRH Devanagari Extra" w:hAnsi="BRH Devanagari Extra" w:cs="BRH Devanagari Extra"/>
+                <w:color w:val="000000"/>
+                <w:sz w:val="40"/>
+                <w:szCs w:val="40"/>
+                <w:lang w:bidi="ml-IN"/>
+              </w:rPr>
+              <w:t>CirÉþxqÉæ</w:t>
+            </w:r>
+            <w:proofErr w:type="spellEnd"/>
+            <w:r>
+              <w:rPr>
+                <w:rFonts w:ascii="BRH Devanagari Extra" w:hAnsi="BRH Devanagari Extra" w:cs="BRH Devanagari Extra"/>
+                <w:color w:val="000000"/>
+                <w:sz w:val="40"/>
+                <w:szCs w:val="40"/>
+                <w:lang w:bidi="ml-IN"/>
+              </w:rPr>
+              <w:t xml:space="preserve"> ||</w:t>
             </w:r>
           </w:p>
         </w:tc>
@@ -9071,26 +11480,39 @@
               </w:rPr>
               <w:t>–</w:t>
             </w:r>
-            <w:r>
-              <w:rPr>
-                <w:rFonts w:ascii="BRH Devanagari Extra" w:hAnsi="BRH Devanagari Extra" w:cs="BRH Devanagari Extra"/>
-                <w:color w:val="000000"/>
-                <w:sz w:val="40"/>
-                <w:szCs w:val="40"/>
-                <w:lang w:bidi="ml-IN"/>
-              </w:rPr>
-              <w:t>ÌuÉUþxqÉæ | A</w:t>
-            </w:r>
-            <w:r>
-              <w:rPr>
-                <w:rFonts w:ascii="BRH Malayalam Extra" w:hAnsi="BRH Malayalam Extra" w:cs="BRH Devanagari Extra"/>
-                <w:color w:val="000000"/>
-                <w:sz w:val="32"/>
-                <w:szCs w:val="40"/>
-                <w:lang w:bidi="ml-IN"/>
-              </w:rPr>
-              <w:t>–</w:t>
-            </w:r>
+            <w:proofErr w:type="spellStart"/>
+            <w:r>
+              <w:rPr>
+                <w:rFonts w:ascii="BRH Devanagari Extra" w:hAnsi="BRH Devanagari Extra" w:cs="BRH Devanagari Extra"/>
+                <w:color w:val="000000"/>
+                <w:sz w:val="40"/>
+                <w:szCs w:val="40"/>
+                <w:lang w:bidi="ml-IN"/>
+              </w:rPr>
+              <w:t>ÌuÉUþxqÉæ</w:t>
+            </w:r>
+            <w:proofErr w:type="spellEnd"/>
+            <w:r>
+              <w:rPr>
+                <w:rFonts w:ascii="BRH Devanagari Extra" w:hAnsi="BRH Devanagari Extra" w:cs="BRH Devanagari Extra"/>
+                <w:color w:val="000000"/>
+                <w:sz w:val="40"/>
+                <w:szCs w:val="40"/>
+                <w:lang w:bidi="ml-IN"/>
+              </w:rPr>
+              <w:t xml:space="preserve"> | A</w:t>
+            </w:r>
+            <w:r>
+              <w:rPr>
+                <w:rFonts w:ascii="BRH Malayalam Extra" w:hAnsi="BRH Malayalam Extra" w:cs="BRH Devanagari Extra"/>
+                <w:color w:val="000000"/>
+                <w:sz w:val="32"/>
+                <w:szCs w:val="40"/>
+                <w:lang w:bidi="ml-IN"/>
+              </w:rPr>
+              <w:t>–</w:t>
+            </w:r>
+            <w:proofErr w:type="spellStart"/>
             <w:r>
               <w:rPr>
                 <w:rFonts w:ascii="BRH Devanagari Extra" w:hAnsi="BRH Devanagari Extra" w:cs="BRH Devanagari Extra"/>
@@ -9102,25 +11524,48 @@
               </w:rPr>
               <w:t>xqÉÉ</w:t>
             </w:r>
-            <w:r>
-              <w:rPr>
-                <w:rFonts w:ascii="BRH Malayalam Extra" w:hAnsi="BRH Malayalam Extra" w:cs="BRH Devanagari Extra"/>
-                <w:color w:val="000000"/>
-                <w:sz w:val="32"/>
-                <w:szCs w:val="40"/>
-                <w:lang w:bidi="ml-IN"/>
-              </w:rPr>
-              <w:t>–</w:t>
-            </w:r>
-            <w:r>
-              <w:rPr>
-                <w:rFonts w:ascii="BRH Devanagari Extra" w:hAnsi="BRH Devanagari Extra" w:cs="BRH Devanagari Extra"/>
-                <w:color w:val="000000"/>
-                <w:sz w:val="40"/>
-                <w:szCs w:val="40"/>
-                <w:lang w:bidi="ml-IN"/>
-              </w:rPr>
-              <w:t xml:space="preserve"> CirÉþxqÉæ ||</w:t>
+            <w:proofErr w:type="spellEnd"/>
+            <w:r>
+              <w:rPr>
+                <w:rFonts w:ascii="BRH Malayalam Extra" w:hAnsi="BRH Malayalam Extra" w:cs="BRH Devanagari Extra"/>
+                <w:color w:val="000000"/>
+                <w:sz w:val="32"/>
+                <w:szCs w:val="40"/>
+                <w:lang w:bidi="ml-IN"/>
+              </w:rPr>
+              <w:t>–</w:t>
+            </w:r>
+            <w:r>
+              <w:rPr>
+                <w:rFonts w:ascii="BRH Devanagari Extra" w:hAnsi="BRH Devanagari Extra" w:cs="BRH Devanagari Extra"/>
+                <w:color w:val="000000"/>
+                <w:sz w:val="40"/>
+                <w:szCs w:val="40"/>
+                <w:lang w:bidi="ml-IN"/>
+              </w:rPr>
+              <w:t xml:space="preserve"> </w:t>
+            </w:r>
+            <w:proofErr w:type="spellStart"/>
+            <w:r>
+              <w:rPr>
+                <w:rFonts w:ascii="BRH Devanagari Extra" w:hAnsi="BRH Devanagari Extra" w:cs="BRH Devanagari Extra"/>
+                <w:color w:val="000000"/>
+                <w:sz w:val="40"/>
+                <w:szCs w:val="40"/>
+                <w:lang w:bidi="ml-IN"/>
+              </w:rPr>
+              <w:t>CirÉþxqÉæ</w:t>
+            </w:r>
+            <w:proofErr w:type="spellEnd"/>
+            <w:r>
+              <w:rPr>
+                <w:rFonts w:ascii="BRH Devanagari Extra" w:hAnsi="BRH Devanagari Extra" w:cs="BRH Devanagari Extra"/>
+                <w:color w:val="000000"/>
+                <w:sz w:val="40"/>
+                <w:szCs w:val="40"/>
+                <w:lang w:bidi="ml-IN"/>
+              </w:rPr>
+              <w:t xml:space="preserve"> ||</w:t>
             </w:r>
           </w:p>
         </w:tc>
@@ -9164,6 +11609,7 @@
                 <w:sz w:val="28"/>
                 <w:szCs w:val="32"/>
               </w:rPr>
+              <w:lastRenderedPageBreak/>
               <w:t>T.S.5.7.7.2 – Kramam</w:t>
             </w:r>
           </w:p>
@@ -9307,6 +11753,7 @@
               </w:rPr>
               <w:t>–</w:t>
             </w:r>
+            <w:proofErr w:type="spellStart"/>
             <w:r>
               <w:rPr>
                 <w:rFonts w:ascii="BRH Devanagari Extra" w:hAnsi="BRH Devanagari Extra" w:cs="BRH Devanagari Extra"/>
@@ -9328,25 +11775,60 @@
               </w:rPr>
               <w:t>å</w:t>
             </w:r>
-            <w:r>
-              <w:rPr>
-                <w:rFonts w:ascii="BRH Malayalam Extra" w:hAnsi="BRH Malayalam Extra" w:cs="BRH Devanagari Extra"/>
-                <w:color w:val="000000"/>
-                <w:sz w:val="32"/>
-                <w:szCs w:val="40"/>
-                <w:lang w:bidi="ml-IN"/>
-              </w:rPr>
-              <w:t>–</w:t>
-            </w:r>
-            <w:r>
-              <w:rPr>
-                <w:rFonts w:ascii="BRH Devanagari Extra" w:hAnsi="BRH Devanagari Extra" w:cs="BRH Devanagari Extra"/>
-                <w:color w:val="000000"/>
-                <w:sz w:val="40"/>
-                <w:szCs w:val="40"/>
-                <w:lang w:bidi="ml-IN"/>
-              </w:rPr>
-              <w:t>ÌiÉþ xÉÏSiÉ ||</w:t>
+            <w:proofErr w:type="spellEnd"/>
+            <w:r>
+              <w:rPr>
+                <w:rFonts w:ascii="BRH Malayalam Extra" w:hAnsi="BRH Malayalam Extra" w:cs="BRH Devanagari Extra"/>
+                <w:color w:val="000000"/>
+                <w:sz w:val="32"/>
+                <w:szCs w:val="40"/>
+                <w:lang w:bidi="ml-IN"/>
+              </w:rPr>
+              <w:t>–</w:t>
+            </w:r>
+            <w:proofErr w:type="spellStart"/>
+            <w:r>
+              <w:rPr>
+                <w:rFonts w:ascii="BRH Devanagari Extra" w:hAnsi="BRH Devanagari Extra" w:cs="BRH Devanagari Extra"/>
+                <w:color w:val="000000"/>
+                <w:sz w:val="40"/>
+                <w:szCs w:val="40"/>
+                <w:lang w:bidi="ml-IN"/>
+              </w:rPr>
+              <w:t>ÌiÉþ</w:t>
+            </w:r>
+            <w:proofErr w:type="spellEnd"/>
+            <w:r>
+              <w:rPr>
+                <w:rFonts w:ascii="BRH Devanagari Extra" w:hAnsi="BRH Devanagari Extra" w:cs="BRH Devanagari Extra"/>
+                <w:color w:val="000000"/>
+                <w:sz w:val="40"/>
+                <w:szCs w:val="40"/>
+                <w:lang w:bidi="ml-IN"/>
+              </w:rPr>
+              <w:t xml:space="preserve"> </w:t>
+            </w:r>
+            <w:proofErr w:type="spellStart"/>
+            <w:r>
+              <w:rPr>
+                <w:rFonts w:ascii="BRH Devanagari Extra" w:hAnsi="BRH Devanagari Extra" w:cs="BRH Devanagari Extra"/>
+                <w:color w:val="000000"/>
+                <w:sz w:val="40"/>
+                <w:szCs w:val="40"/>
+                <w:lang w:bidi="ml-IN"/>
+              </w:rPr>
+              <w:t>xÉÏSiÉ</w:t>
+            </w:r>
+            <w:proofErr w:type="spellEnd"/>
+            <w:r>
+              <w:rPr>
+                <w:rFonts w:ascii="BRH Devanagari Extra" w:hAnsi="BRH Devanagari Extra" w:cs="BRH Devanagari Extra"/>
+                <w:color w:val="000000"/>
+                <w:sz w:val="40"/>
+                <w:szCs w:val="40"/>
+                <w:lang w:bidi="ml-IN"/>
+              </w:rPr>
+              <w:t xml:space="preserve"> ||</w:t>
             </w:r>
           </w:p>
         </w:tc>
@@ -9417,6 +11899,7 @@
               </w:rPr>
               <w:t>–</w:t>
             </w:r>
+            <w:proofErr w:type="spellStart"/>
             <w:r>
               <w:rPr>
                 <w:rFonts w:ascii="BRH Devanagari Extra" w:hAnsi="BRH Devanagari Extra" w:cs="BRH Devanagari Extra"/>
@@ -9446,7 +11929,40 @@
                 <w:szCs w:val="40"/>
                 <w:lang w:bidi="ml-IN"/>
               </w:rPr>
-              <w:t>ÌiÉþ xÉÏSiÉ ||</w:t>
+              <w:t>ÌiÉþ</w:t>
+            </w:r>
+            <w:proofErr w:type="spellEnd"/>
+            <w:r>
+              <w:rPr>
+                <w:rFonts w:ascii="BRH Devanagari Extra" w:hAnsi="BRH Devanagari Extra" w:cs="BRH Devanagari Extra"/>
+                <w:color w:val="000000"/>
+                <w:sz w:val="40"/>
+                <w:szCs w:val="40"/>
+                <w:lang w:bidi="ml-IN"/>
+              </w:rPr>
+              <w:t xml:space="preserve"> </w:t>
+            </w:r>
+            <w:proofErr w:type="spellStart"/>
+            <w:r>
+              <w:rPr>
+                <w:rFonts w:ascii="BRH Devanagari Extra" w:hAnsi="BRH Devanagari Extra" w:cs="BRH Devanagari Extra"/>
+                <w:color w:val="000000"/>
+                <w:sz w:val="40"/>
+                <w:szCs w:val="40"/>
+                <w:lang w:bidi="ml-IN"/>
+              </w:rPr>
+              <w:t>xÉÏSiÉ</w:t>
+            </w:r>
+            <w:proofErr w:type="spellEnd"/>
+            <w:r>
+              <w:rPr>
+                <w:rFonts w:ascii="BRH Devanagari Extra" w:hAnsi="BRH Devanagari Extra" w:cs="BRH Devanagari Extra"/>
+                <w:color w:val="000000"/>
+                <w:sz w:val="40"/>
+                <w:szCs w:val="40"/>
+                <w:lang w:bidi="ml-IN"/>
+              </w:rPr>
+              <w:t xml:space="preserve"> ||</w:t>
             </w:r>
           </w:p>
         </w:tc>
@@ -9487,7 +12003,6 @@
                 <w:sz w:val="28"/>
                 <w:szCs w:val="32"/>
               </w:rPr>
-              <w:lastRenderedPageBreak/>
               <w:t>T.S.5.7.8.2 – Kramam</w:t>
             </w:r>
           </w:p>
@@ -9562,6 +12077,7 @@
                 <w:lang w:bidi="ml-IN"/>
               </w:rPr>
             </w:pPr>
+            <w:proofErr w:type="spellStart"/>
             <w:r>
               <w:rPr>
                 <w:rFonts w:ascii="BRH Devanagari Extra" w:hAnsi="BRH Devanagari Extra" w:cs="BRH Devanagari Extra"/>
@@ -9583,16 +12099,18 @@
               </w:rPr>
               <w:t>ÑuÉ</w:t>
             </w:r>
-            <w:r>
-              <w:rPr>
-                <w:rFonts w:ascii="BRH Malayalam Extra" w:hAnsi="BRH Malayalam Extra" w:cs="BRH Devanagari Extra"/>
-                <w:color w:val="000000"/>
-                <w:sz w:val="32"/>
-                <w:szCs w:val="40"/>
-                <w:lang w:bidi="ml-IN"/>
-              </w:rPr>
-              <w:t>–</w:t>
-            </w:r>
+            <w:proofErr w:type="spellEnd"/>
+            <w:r>
+              <w:rPr>
+                <w:rFonts w:ascii="BRH Malayalam Extra" w:hAnsi="BRH Malayalam Extra" w:cs="BRH Devanagari Extra"/>
+                <w:color w:val="000000"/>
+                <w:sz w:val="32"/>
+                <w:szCs w:val="40"/>
+                <w:lang w:bidi="ml-IN"/>
+              </w:rPr>
+              <w:t>–</w:t>
+            </w:r>
+            <w:proofErr w:type="spellStart"/>
             <w:r>
               <w:rPr>
                 <w:rFonts w:ascii="BRH Devanagari Extra" w:hAnsi="BRH Devanagari Extra" w:cs="BRH Devanagari Extra"/>
@@ -9603,25 +12121,48 @@
               </w:rPr>
               <w:t>aÉÉïrÉ</w:t>
             </w:r>
-            <w:r>
-              <w:rPr>
-                <w:rFonts w:ascii="BRH Malayalam Extra" w:hAnsi="BRH Malayalam Extra" w:cs="BRH Devanagari Extra"/>
-                <w:color w:val="000000"/>
-                <w:sz w:val="32"/>
-                <w:szCs w:val="40"/>
-                <w:lang w:bidi="ml-IN"/>
-              </w:rPr>
-              <w:t>–</w:t>
-            </w:r>
-            <w:r>
-              <w:rPr>
-                <w:rFonts w:ascii="BRH Devanagari Extra" w:hAnsi="BRH Devanagari Extra" w:cs="BRH Devanagari Extra"/>
-                <w:color w:val="000000"/>
-                <w:sz w:val="40"/>
-                <w:szCs w:val="40"/>
-                <w:lang w:bidi="ml-IN"/>
-              </w:rPr>
-              <w:t xml:space="preserve"> uÉæ | </w:t>
+            <w:proofErr w:type="spellEnd"/>
+            <w:r>
+              <w:rPr>
+                <w:rFonts w:ascii="BRH Malayalam Extra" w:hAnsi="BRH Malayalam Extra" w:cs="BRH Devanagari Extra"/>
+                <w:color w:val="000000"/>
+                <w:sz w:val="32"/>
+                <w:szCs w:val="40"/>
+                <w:lang w:bidi="ml-IN"/>
+              </w:rPr>
+              <w:t>–</w:t>
+            </w:r>
+            <w:r>
+              <w:rPr>
+                <w:rFonts w:ascii="BRH Devanagari Extra" w:hAnsi="BRH Devanagari Extra" w:cs="BRH Devanagari Extra"/>
+                <w:color w:val="000000"/>
+                <w:sz w:val="40"/>
+                <w:szCs w:val="40"/>
+                <w:lang w:bidi="ml-IN"/>
+              </w:rPr>
+              <w:t xml:space="preserve"> </w:t>
+            </w:r>
+            <w:proofErr w:type="spellStart"/>
+            <w:r>
+              <w:rPr>
+                <w:rFonts w:ascii="BRH Devanagari Extra" w:hAnsi="BRH Devanagari Extra" w:cs="BRH Devanagari Extra"/>
+                <w:color w:val="000000"/>
+                <w:sz w:val="40"/>
+                <w:szCs w:val="40"/>
+                <w:lang w:bidi="ml-IN"/>
+              </w:rPr>
+              <w:t>uÉæ</w:t>
+            </w:r>
+            <w:proofErr w:type="spellEnd"/>
+            <w:r>
+              <w:rPr>
+                <w:rFonts w:ascii="BRH Devanagari Extra" w:hAnsi="BRH Devanagari Extra" w:cs="BRH Devanagari Extra"/>
+                <w:color w:val="000000"/>
+                <w:sz w:val="40"/>
+                <w:szCs w:val="40"/>
+                <w:lang w:bidi="ml-IN"/>
+              </w:rPr>
+              <w:t xml:space="preserve"> | </w:t>
             </w:r>
           </w:p>
           <w:p>
@@ -9634,6 +12175,7 @@
                 <w:szCs w:val="40"/>
               </w:rPr>
             </w:pPr>
+            <w:proofErr w:type="spellStart"/>
             <w:r>
               <w:rPr>
                 <w:rFonts w:ascii="BRH Devanagari Extra" w:hAnsi="BRH Devanagari Extra" w:cs="BRH Devanagari Extra"/>
@@ -9644,16 +12186,18 @@
               </w:rPr>
               <w:t>xÉÑ</w:t>
             </w:r>
-            <w:r>
-              <w:rPr>
-                <w:rFonts w:ascii="BRH Malayalam Extra" w:hAnsi="BRH Malayalam Extra" w:cs="BRH Devanagari Extra"/>
-                <w:color w:val="000000"/>
-                <w:sz w:val="32"/>
-                <w:szCs w:val="40"/>
-                <w:lang w:bidi="ml-IN"/>
-              </w:rPr>
-              <w:t>–</w:t>
-            </w:r>
+            <w:proofErr w:type="spellEnd"/>
+            <w:r>
+              <w:rPr>
+                <w:rFonts w:ascii="BRH Malayalam Extra" w:hAnsi="BRH Malayalam Extra" w:cs="BRH Devanagari Extra"/>
+                <w:color w:val="000000"/>
+                <w:sz w:val="32"/>
+                <w:szCs w:val="40"/>
+                <w:lang w:bidi="ml-IN"/>
+              </w:rPr>
+              <w:t>–</w:t>
+            </w:r>
+            <w:proofErr w:type="spellStart"/>
             <w:r>
               <w:rPr>
                 <w:rFonts w:ascii="BRH Devanagari Extra" w:hAnsi="BRH Devanagari Extra" w:cs="BRH Devanagari Extra"/>
@@ -9664,16 +12208,18 @@
               </w:rPr>
               <w:t>uÉï</w:t>
             </w:r>
-            <w:r>
-              <w:rPr>
-                <w:rFonts w:ascii="BRH Malayalam Extra" w:hAnsi="BRH Malayalam Extra" w:cs="BRH Devanagari Extra"/>
-                <w:color w:val="000000"/>
-                <w:sz w:val="32"/>
-                <w:szCs w:val="40"/>
-                <w:lang w:bidi="ml-IN"/>
-              </w:rPr>
-              <w:t>–</w:t>
-            </w:r>
+            <w:proofErr w:type="spellEnd"/>
+            <w:r>
+              <w:rPr>
+                <w:rFonts w:ascii="BRH Malayalam Extra" w:hAnsi="BRH Malayalam Extra" w:cs="BRH Devanagari Extra"/>
+                <w:color w:val="000000"/>
+                <w:sz w:val="32"/>
+                <w:szCs w:val="40"/>
+                <w:lang w:bidi="ml-IN"/>
+              </w:rPr>
+              <w:t>–</w:t>
+            </w:r>
+            <w:proofErr w:type="spellStart"/>
             <w:r>
               <w:rPr>
                 <w:rFonts w:ascii="BRH Devanagari Extra" w:hAnsi="BRH Devanagari Extra" w:cs="BRH Devanagari Extra"/>
@@ -9702,7 +12248,62 @@
                 <w:szCs w:val="40"/>
                 <w:lang w:bidi="ml-IN"/>
               </w:rPr>
-              <w:t>ÌiÉþ xÉÑuÉÈ - aÉÉrÉþ |</w:t>
+              <w:t>ÌiÉþ</w:t>
+            </w:r>
+            <w:proofErr w:type="spellEnd"/>
+            <w:r>
+              <w:rPr>
+                <w:rFonts w:ascii="BRH Devanagari Extra" w:hAnsi="BRH Devanagari Extra" w:cs="BRH Devanagari Extra"/>
+                <w:color w:val="000000"/>
+                <w:sz w:val="40"/>
+                <w:szCs w:val="40"/>
+                <w:lang w:bidi="ml-IN"/>
+              </w:rPr>
+              <w:t xml:space="preserve"> </w:t>
+            </w:r>
+            <w:proofErr w:type="spellStart"/>
+            <w:r>
+              <w:rPr>
+                <w:rFonts w:ascii="BRH Devanagari Extra" w:hAnsi="BRH Devanagari Extra" w:cs="BRH Devanagari Extra"/>
+                <w:color w:val="000000"/>
+                <w:sz w:val="40"/>
+                <w:szCs w:val="40"/>
+                <w:lang w:bidi="ml-IN"/>
+              </w:rPr>
+              <w:t>xÉÑuÉÈ</w:t>
+            </w:r>
+            <w:proofErr w:type="spellEnd"/>
+            <w:r>
+              <w:rPr>
+                <w:rFonts w:ascii="BRH Devanagari Extra" w:hAnsi="BRH Devanagari Extra" w:cs="BRH Devanagari Extra"/>
+                <w:color w:val="000000"/>
+                <w:sz w:val="40"/>
+                <w:szCs w:val="40"/>
+                <w:lang w:bidi="ml-IN"/>
+              </w:rPr>
+              <w:t xml:space="preserve"> - </w:t>
+            </w:r>
+            <w:proofErr w:type="spellStart"/>
+            <w:r>
+              <w:rPr>
+                <w:rFonts w:ascii="BRH Devanagari Extra" w:hAnsi="BRH Devanagari Extra" w:cs="BRH Devanagari Extra"/>
+                <w:color w:val="000000"/>
+                <w:sz w:val="40"/>
+                <w:szCs w:val="40"/>
+                <w:lang w:bidi="ml-IN"/>
+              </w:rPr>
+              <w:t>aÉÉrÉþ</w:t>
+            </w:r>
+            <w:proofErr w:type="spellEnd"/>
+            <w:r>
+              <w:rPr>
+                <w:rFonts w:ascii="BRH Devanagari Extra" w:hAnsi="BRH Devanagari Extra" w:cs="BRH Devanagari Extra"/>
+                <w:color w:val="000000"/>
+                <w:sz w:val="40"/>
+                <w:szCs w:val="40"/>
+                <w:lang w:bidi="ml-IN"/>
+              </w:rPr>
+              <w:t xml:space="preserve"> |</w:t>
             </w:r>
           </w:p>
         </w:tc>
@@ -9732,6 +12333,7 @@
                 <w:lang w:bidi="ml-IN"/>
               </w:rPr>
             </w:pPr>
+            <w:proofErr w:type="spellStart"/>
             <w:r>
               <w:rPr>
                 <w:rFonts w:ascii="BRH Devanagari Extra" w:hAnsi="BRH Devanagari Extra" w:cs="BRH Devanagari Extra"/>
@@ -9743,6 +12345,7 @@
               </w:rPr>
               <w:t>xÉÑ</w:t>
             </w:r>
+            <w:proofErr w:type="spellEnd"/>
             <w:r>
               <w:rPr>
                 <w:rFonts w:ascii="BRH Malayalam Extra" w:hAnsi="BRH Malayalam Extra" w:cs="BRH Devanagari Extra"/>
@@ -9773,6 +12376,7 @@
               </w:rPr>
               <w:t>–</w:t>
             </w:r>
+            <w:proofErr w:type="spellStart"/>
             <w:r>
               <w:rPr>
                 <w:rFonts w:ascii="BRH Devanagari Extra" w:hAnsi="BRH Devanagari Extra" w:cs="BRH Devanagari Extra"/>
@@ -9783,25 +12387,48 @@
               </w:rPr>
               <w:t>aÉÉïrÉ</w:t>
             </w:r>
-            <w:r>
-              <w:rPr>
-                <w:rFonts w:ascii="BRH Malayalam Extra" w:hAnsi="BRH Malayalam Extra" w:cs="BRH Devanagari Extra"/>
-                <w:color w:val="000000"/>
-                <w:sz w:val="32"/>
-                <w:szCs w:val="40"/>
-                <w:lang w:bidi="ml-IN"/>
-              </w:rPr>
-              <w:t>–</w:t>
-            </w:r>
-            <w:r>
-              <w:rPr>
-                <w:rFonts w:ascii="BRH Devanagari Extra" w:hAnsi="BRH Devanagari Extra" w:cs="BRH Devanagari Extra"/>
-                <w:color w:val="000000"/>
-                <w:sz w:val="40"/>
-                <w:szCs w:val="40"/>
-                <w:lang w:bidi="ml-IN"/>
-              </w:rPr>
-              <w:t xml:space="preserve"> uÉæ | </w:t>
+            <w:proofErr w:type="spellEnd"/>
+            <w:r>
+              <w:rPr>
+                <w:rFonts w:ascii="BRH Malayalam Extra" w:hAnsi="BRH Malayalam Extra" w:cs="BRH Devanagari Extra"/>
+                <w:color w:val="000000"/>
+                <w:sz w:val="32"/>
+                <w:szCs w:val="40"/>
+                <w:lang w:bidi="ml-IN"/>
+              </w:rPr>
+              <w:t>–</w:t>
+            </w:r>
+            <w:r>
+              <w:rPr>
+                <w:rFonts w:ascii="BRH Devanagari Extra" w:hAnsi="BRH Devanagari Extra" w:cs="BRH Devanagari Extra"/>
+                <w:color w:val="000000"/>
+                <w:sz w:val="40"/>
+                <w:szCs w:val="40"/>
+                <w:lang w:bidi="ml-IN"/>
+              </w:rPr>
+              <w:t xml:space="preserve"> </w:t>
+            </w:r>
+            <w:proofErr w:type="spellStart"/>
+            <w:r>
+              <w:rPr>
+                <w:rFonts w:ascii="BRH Devanagari Extra" w:hAnsi="BRH Devanagari Extra" w:cs="BRH Devanagari Extra"/>
+                <w:color w:val="000000"/>
+                <w:sz w:val="40"/>
+                <w:szCs w:val="40"/>
+                <w:lang w:bidi="ml-IN"/>
+              </w:rPr>
+              <w:t>uÉæ</w:t>
+            </w:r>
+            <w:proofErr w:type="spellEnd"/>
+            <w:r>
+              <w:rPr>
+                <w:rFonts w:ascii="BRH Devanagari Extra" w:hAnsi="BRH Devanagari Extra" w:cs="BRH Devanagari Extra"/>
+                <w:color w:val="000000"/>
+                <w:sz w:val="40"/>
+                <w:szCs w:val="40"/>
+                <w:lang w:bidi="ml-IN"/>
+              </w:rPr>
+              <w:t xml:space="preserve"> | </w:t>
             </w:r>
           </w:p>
           <w:p>
@@ -9818,6 +12445,7 @@
                 <w:szCs w:val="40"/>
               </w:rPr>
             </w:pPr>
+            <w:proofErr w:type="spellStart"/>
             <w:r>
               <w:rPr>
                 <w:rFonts w:ascii="BRH Devanagari Extra" w:hAnsi="BRH Devanagari Extra" w:cs="BRH Devanagari Extra"/>
@@ -9828,16 +12456,18 @@
               </w:rPr>
               <w:t>xÉÑ</w:t>
             </w:r>
-            <w:r>
-              <w:rPr>
-                <w:rFonts w:ascii="BRH Malayalam Extra" w:hAnsi="BRH Malayalam Extra" w:cs="BRH Devanagari Extra"/>
-                <w:color w:val="000000"/>
-                <w:sz w:val="32"/>
-                <w:szCs w:val="40"/>
-                <w:lang w:bidi="ml-IN"/>
-              </w:rPr>
-              <w:t>–</w:t>
-            </w:r>
+            <w:proofErr w:type="spellEnd"/>
+            <w:r>
+              <w:rPr>
+                <w:rFonts w:ascii="BRH Malayalam Extra" w:hAnsi="BRH Malayalam Extra" w:cs="BRH Devanagari Extra"/>
+                <w:color w:val="000000"/>
+                <w:sz w:val="32"/>
+                <w:szCs w:val="40"/>
+                <w:lang w:bidi="ml-IN"/>
+              </w:rPr>
+              <w:t>–</w:t>
+            </w:r>
+            <w:proofErr w:type="spellStart"/>
             <w:r>
               <w:rPr>
                 <w:rFonts w:ascii="BRH Devanagari Extra" w:hAnsi="BRH Devanagari Extra" w:cs="BRH Devanagari Extra"/>
@@ -9848,16 +12478,18 @@
               </w:rPr>
               <w:t>uÉï</w:t>
             </w:r>
-            <w:r>
-              <w:rPr>
-                <w:rFonts w:ascii="BRH Malayalam Extra" w:hAnsi="BRH Malayalam Extra" w:cs="BRH Devanagari Extra"/>
-                <w:color w:val="000000"/>
-                <w:sz w:val="32"/>
-                <w:szCs w:val="40"/>
-                <w:lang w:bidi="ml-IN"/>
-              </w:rPr>
-              <w:t>–</w:t>
-            </w:r>
+            <w:proofErr w:type="spellEnd"/>
+            <w:r>
+              <w:rPr>
+                <w:rFonts w:ascii="BRH Malayalam Extra" w:hAnsi="BRH Malayalam Extra" w:cs="BRH Devanagari Extra"/>
+                <w:color w:val="000000"/>
+                <w:sz w:val="32"/>
+                <w:szCs w:val="40"/>
+                <w:lang w:bidi="ml-IN"/>
+              </w:rPr>
+              <w:t>–</w:t>
+            </w:r>
+            <w:proofErr w:type="spellStart"/>
             <w:r>
               <w:rPr>
                 <w:rFonts w:ascii="BRH Devanagari Extra" w:hAnsi="BRH Devanagari Extra" w:cs="BRH Devanagari Extra"/>
@@ -9886,7 +12518,62 @@
                 <w:szCs w:val="40"/>
                 <w:lang w:bidi="ml-IN"/>
               </w:rPr>
-              <w:t>ÌiÉþ xÉÑuÉÈ - aÉÉrÉþ |</w:t>
+              <w:t>ÌiÉþ</w:t>
+            </w:r>
+            <w:proofErr w:type="spellEnd"/>
+            <w:r>
+              <w:rPr>
+                <w:rFonts w:ascii="BRH Devanagari Extra" w:hAnsi="BRH Devanagari Extra" w:cs="BRH Devanagari Extra"/>
+                <w:color w:val="000000"/>
+                <w:sz w:val="40"/>
+                <w:szCs w:val="40"/>
+                <w:lang w:bidi="ml-IN"/>
+              </w:rPr>
+              <w:t xml:space="preserve"> </w:t>
+            </w:r>
+            <w:proofErr w:type="spellStart"/>
+            <w:r>
+              <w:rPr>
+                <w:rFonts w:ascii="BRH Devanagari Extra" w:hAnsi="BRH Devanagari Extra" w:cs="BRH Devanagari Extra"/>
+                <w:color w:val="000000"/>
+                <w:sz w:val="40"/>
+                <w:szCs w:val="40"/>
+                <w:lang w:bidi="ml-IN"/>
+              </w:rPr>
+              <w:t>xÉÑuÉÈ</w:t>
+            </w:r>
+            <w:proofErr w:type="spellEnd"/>
+            <w:r>
+              <w:rPr>
+                <w:rFonts w:ascii="BRH Devanagari Extra" w:hAnsi="BRH Devanagari Extra" w:cs="BRH Devanagari Extra"/>
+                <w:color w:val="000000"/>
+                <w:sz w:val="40"/>
+                <w:szCs w:val="40"/>
+                <w:lang w:bidi="ml-IN"/>
+              </w:rPr>
+              <w:t xml:space="preserve"> - </w:t>
+            </w:r>
+            <w:proofErr w:type="spellStart"/>
+            <w:r>
+              <w:rPr>
+                <w:rFonts w:ascii="BRH Devanagari Extra" w:hAnsi="BRH Devanagari Extra" w:cs="BRH Devanagari Extra"/>
+                <w:color w:val="000000"/>
+                <w:sz w:val="40"/>
+                <w:szCs w:val="40"/>
+                <w:lang w:bidi="ml-IN"/>
+              </w:rPr>
+              <w:t>aÉÉrÉþ</w:t>
+            </w:r>
+            <w:proofErr w:type="spellEnd"/>
+            <w:r>
+              <w:rPr>
+                <w:rFonts w:ascii="BRH Devanagari Extra" w:hAnsi="BRH Devanagari Extra" w:cs="BRH Devanagari Extra"/>
+                <w:color w:val="000000"/>
+                <w:sz w:val="40"/>
+                <w:szCs w:val="40"/>
+                <w:lang w:bidi="ml-IN"/>
+              </w:rPr>
+              <w:t xml:space="preserve"> |</w:t>
             </w:r>
           </w:p>
         </w:tc>
@@ -10045,15 +12732,49 @@
               </w:rPr>
               <w:t>–</w:t>
             </w:r>
-            <w:r>
-              <w:rPr>
-                <w:rFonts w:ascii="BRH Devanagari Extra" w:hAnsi="BRH Devanagari Extra" w:cs="BRH Devanagari Extra"/>
-                <w:color w:val="000000"/>
-                <w:sz w:val="40"/>
-                <w:szCs w:val="40"/>
-                <w:lang w:bidi="ml-IN"/>
-              </w:rPr>
-              <w:t xml:space="preserve">ÎalÉqÉç SÉþkÉÉU | </w:t>
+            <w:proofErr w:type="spellStart"/>
+            <w:r>
+              <w:rPr>
+                <w:rFonts w:ascii="BRH Devanagari Extra" w:hAnsi="BRH Devanagari Extra" w:cs="BRH Devanagari Extra"/>
+                <w:color w:val="000000"/>
+                <w:sz w:val="40"/>
+                <w:szCs w:val="40"/>
+                <w:lang w:bidi="ml-IN"/>
+              </w:rPr>
+              <w:t>ÎalÉqÉç</w:t>
+            </w:r>
+            <w:proofErr w:type="spellEnd"/>
+            <w:r>
+              <w:rPr>
+                <w:rFonts w:ascii="BRH Devanagari Extra" w:hAnsi="BRH Devanagari Extra" w:cs="BRH Devanagari Extra"/>
+                <w:color w:val="000000"/>
+                <w:sz w:val="40"/>
+                <w:szCs w:val="40"/>
+                <w:lang w:bidi="ml-IN"/>
+              </w:rPr>
+              <w:t xml:space="preserve"> </w:t>
+            </w:r>
+            <w:proofErr w:type="spellStart"/>
+            <w:r>
+              <w:rPr>
+                <w:rFonts w:ascii="BRH Devanagari Extra" w:hAnsi="BRH Devanagari Extra" w:cs="BRH Devanagari Extra"/>
+                <w:color w:val="000000"/>
+                <w:sz w:val="40"/>
+                <w:szCs w:val="40"/>
+                <w:lang w:bidi="ml-IN"/>
+              </w:rPr>
+              <w:t>SÉþkÉÉU</w:t>
+            </w:r>
+            <w:proofErr w:type="spellEnd"/>
+            <w:r>
+              <w:rPr>
+                <w:rFonts w:ascii="BRH Devanagari Extra" w:hAnsi="BRH Devanagari Extra" w:cs="BRH Devanagari Extra"/>
+                <w:color w:val="000000"/>
+                <w:sz w:val="40"/>
+                <w:szCs w:val="40"/>
+                <w:lang w:bidi="ml-IN"/>
+              </w:rPr>
+              <w:t xml:space="preserve"> | </w:t>
             </w:r>
             <w:r>
               <w:rPr>
@@ -10077,6 +12798,7 @@
               </w:rPr>
               <w:t>–</w:t>
             </w:r>
+            <w:proofErr w:type="spellStart"/>
             <w:r>
               <w:rPr>
                 <w:rFonts w:ascii="BRH Devanagari Extra" w:hAnsi="BRH Devanagari Extra" w:cs="BRH Devanagari Extra"/>
@@ -10087,6 +12809,7 @@
               </w:rPr>
               <w:t>kÉÉ</w:t>
             </w:r>
+            <w:proofErr w:type="spellEnd"/>
             <w:r>
               <w:rPr>
                 <w:rFonts w:ascii="BRH Malayalam Extra" w:hAnsi="BRH Malayalam Extra" w:cs="BRH Devanagari Extra"/>
@@ -10174,15 +12897,49 @@
               </w:rPr>
               <w:t>–</w:t>
             </w:r>
-            <w:r>
-              <w:rPr>
-                <w:rFonts w:ascii="BRH Devanagari Extra" w:hAnsi="BRH Devanagari Extra" w:cs="BRH Devanagari Extra"/>
-                <w:color w:val="000000"/>
-                <w:sz w:val="40"/>
-                <w:szCs w:val="40"/>
-                <w:lang w:bidi="ml-IN"/>
-              </w:rPr>
-              <w:t xml:space="preserve">ÎalÉqÉç SÉþkÉÉU | </w:t>
+            <w:proofErr w:type="spellStart"/>
+            <w:r>
+              <w:rPr>
+                <w:rFonts w:ascii="BRH Devanagari Extra" w:hAnsi="BRH Devanagari Extra" w:cs="BRH Devanagari Extra"/>
+                <w:color w:val="000000"/>
+                <w:sz w:val="40"/>
+                <w:szCs w:val="40"/>
+                <w:lang w:bidi="ml-IN"/>
+              </w:rPr>
+              <w:t>ÎalÉqÉç</w:t>
+            </w:r>
+            <w:proofErr w:type="spellEnd"/>
+            <w:r>
+              <w:rPr>
+                <w:rFonts w:ascii="BRH Devanagari Extra" w:hAnsi="BRH Devanagari Extra" w:cs="BRH Devanagari Extra"/>
+                <w:color w:val="000000"/>
+                <w:sz w:val="40"/>
+                <w:szCs w:val="40"/>
+                <w:lang w:bidi="ml-IN"/>
+              </w:rPr>
+              <w:t xml:space="preserve"> </w:t>
+            </w:r>
+            <w:proofErr w:type="spellStart"/>
+            <w:r>
+              <w:rPr>
+                <w:rFonts w:ascii="BRH Devanagari Extra" w:hAnsi="BRH Devanagari Extra" w:cs="BRH Devanagari Extra"/>
+                <w:color w:val="000000"/>
+                <w:sz w:val="40"/>
+                <w:szCs w:val="40"/>
+                <w:lang w:bidi="ml-IN"/>
+              </w:rPr>
+              <w:t>SÉþkÉÉU</w:t>
+            </w:r>
+            <w:proofErr w:type="spellEnd"/>
+            <w:r>
+              <w:rPr>
+                <w:rFonts w:ascii="BRH Devanagari Extra" w:hAnsi="BRH Devanagari Extra" w:cs="BRH Devanagari Extra"/>
+                <w:color w:val="000000"/>
+                <w:sz w:val="40"/>
+                <w:szCs w:val="40"/>
+                <w:lang w:bidi="ml-IN"/>
+              </w:rPr>
+              <w:t xml:space="preserve"> | </w:t>
             </w:r>
             <w:r>
               <w:rPr>
@@ -10206,6 +12963,7 @@
               </w:rPr>
               <w:t>–</w:t>
             </w:r>
+            <w:proofErr w:type="spellStart"/>
             <w:r>
               <w:rPr>
                 <w:rFonts w:ascii="BRH Devanagari Extra" w:hAnsi="BRH Devanagari Extra" w:cs="BRH Devanagari Extra"/>
@@ -10227,6 +12985,7 @@
               </w:rPr>
               <w:t>kÉÉ</w:t>
             </w:r>
+            <w:proofErr w:type="spellEnd"/>
             <w:r>
               <w:rPr>
                 <w:rFonts w:ascii="BRH Malayalam Extra" w:hAnsi="BRH Malayalam Extra" w:cs="BRH Devanagari Extra"/>
@@ -10428,6 +13187,7 @@
               </w:rPr>
               <w:t>–</w:t>
             </w:r>
+            <w:proofErr w:type="spellStart"/>
             <w:r>
               <w:rPr>
                 <w:rFonts w:ascii="BRH Devanagari Extra" w:hAnsi="BRH Devanagari Extra" w:cs="BRH Devanagari Extra"/>
@@ -10438,16 +13198,18 @@
               </w:rPr>
               <w:t>lÉÑ</w:t>
             </w:r>
-            <w:r>
-              <w:rPr>
-                <w:rFonts w:ascii="BRH Malayalam Extra" w:hAnsi="BRH Malayalam Extra" w:cs="BRH Devanagari Extra"/>
-                <w:color w:val="000000"/>
-                <w:sz w:val="32"/>
-                <w:szCs w:val="40"/>
-                <w:lang w:bidi="ml-IN"/>
-              </w:rPr>
-              <w:t>–</w:t>
-            </w:r>
+            <w:proofErr w:type="spellEnd"/>
+            <w:r>
+              <w:rPr>
+                <w:rFonts w:ascii="BRH Malayalam Extra" w:hAnsi="BRH Malayalam Extra" w:cs="BRH Devanagari Extra"/>
+                <w:color w:val="000000"/>
+                <w:sz w:val="32"/>
+                <w:szCs w:val="40"/>
+                <w:lang w:bidi="ml-IN"/>
+              </w:rPr>
+              <w:t>–</w:t>
+            </w:r>
+            <w:proofErr w:type="spellStart"/>
             <w:r>
               <w:rPr>
                 <w:rFonts w:ascii="BRH Devanagari Extra" w:hAnsi="BRH Devanagari Extra" w:cs="BRH Devanagari Extra"/>
@@ -10468,15 +13230,38 @@
               </w:rPr>
               <w:t>å</w:t>
             </w:r>
-            <w:r>
-              <w:rPr>
-                <w:rFonts w:ascii="BRH Devanagari Extra" w:hAnsi="BRH Devanagari Extra" w:cs="BRH Devanagari Extra"/>
-                <w:color w:val="000000"/>
-                <w:sz w:val="40"/>
-                <w:szCs w:val="40"/>
-                <w:lang w:bidi="ml-IN"/>
-              </w:rPr>
-              <w:t xml:space="preserve"> xÉuÉÉïþxÉÑ | </w:t>
+            <w:proofErr w:type="spellEnd"/>
+            <w:r>
+              <w:rPr>
+                <w:rFonts w:ascii="BRH Devanagari Extra" w:hAnsi="BRH Devanagari Extra" w:cs="BRH Devanagari Extra"/>
+                <w:color w:val="000000"/>
+                <w:sz w:val="40"/>
+                <w:szCs w:val="40"/>
+                <w:lang w:bidi="ml-IN"/>
+              </w:rPr>
+              <w:t xml:space="preserve"> </w:t>
+            </w:r>
+            <w:proofErr w:type="spellStart"/>
+            <w:r>
+              <w:rPr>
+                <w:rFonts w:ascii="BRH Devanagari Extra" w:hAnsi="BRH Devanagari Extra" w:cs="BRH Devanagari Extra"/>
+                <w:color w:val="000000"/>
+                <w:sz w:val="40"/>
+                <w:szCs w:val="40"/>
+                <w:lang w:bidi="ml-IN"/>
+              </w:rPr>
+              <w:t>xÉuÉÉïþxÉÑ</w:t>
+            </w:r>
+            <w:proofErr w:type="spellEnd"/>
+            <w:r>
+              <w:rPr>
+                <w:rFonts w:ascii="BRH Devanagari Extra" w:hAnsi="BRH Devanagari Extra" w:cs="BRH Devanagari Extra"/>
+                <w:color w:val="000000"/>
+                <w:sz w:val="40"/>
+                <w:szCs w:val="40"/>
+                <w:lang w:bidi="ml-IN"/>
+              </w:rPr>
+              <w:t xml:space="preserve"> | </w:t>
             </w:r>
           </w:p>
           <w:p>
@@ -10515,6 +13300,7 @@
               </w:rPr>
               <w:t>–</w:t>
             </w:r>
+            <w:proofErr w:type="spellStart"/>
             <w:r>
               <w:rPr>
                 <w:rFonts w:ascii="BRH Devanagari Extra" w:hAnsi="BRH Devanagari Extra" w:cs="BRH Devanagari Extra"/>
@@ -10526,35 +13312,60 @@
               </w:rPr>
               <w:t>uÉÉïxÉÑþ</w:t>
             </w:r>
-            <w:r>
-              <w:rPr>
-                <w:rFonts w:ascii="BRH Devanagari Extra" w:hAnsi="BRH Devanagari Extra" w:cs="BRH Devanagari Extra"/>
-                <w:color w:val="000000"/>
-                <w:sz w:val="40"/>
-                <w:szCs w:val="40"/>
-                <w:lang w:bidi="ml-IN"/>
-              </w:rPr>
-              <w:t xml:space="preserve"> mÉë</w:t>
-            </w:r>
-            <w:r>
-              <w:rPr>
-                <w:rFonts w:ascii="BRH Malayalam Extra" w:hAnsi="BRH Malayalam Extra" w:cs="BRH Devanagari Extra"/>
-                <w:color w:val="000000"/>
-                <w:sz w:val="32"/>
-                <w:szCs w:val="40"/>
-                <w:lang w:bidi="ml-IN"/>
-              </w:rPr>
-              <w:t>–</w:t>
-            </w:r>
-            <w:r>
-              <w:rPr>
-                <w:rFonts w:ascii="BRH Devanagari Extra" w:hAnsi="BRH Devanagari Extra" w:cs="BRH Devanagari Extra"/>
-                <w:color w:val="000000"/>
-                <w:sz w:val="40"/>
-                <w:szCs w:val="40"/>
-                <w:lang w:bidi="ml-IN"/>
-              </w:rPr>
-              <w:t>eÉÉxÉÑþ |</w:t>
+            <w:proofErr w:type="spellEnd"/>
+            <w:r>
+              <w:rPr>
+                <w:rFonts w:ascii="BRH Devanagari Extra" w:hAnsi="BRH Devanagari Extra" w:cs="BRH Devanagari Extra"/>
+                <w:color w:val="000000"/>
+                <w:sz w:val="40"/>
+                <w:szCs w:val="40"/>
+                <w:lang w:bidi="ml-IN"/>
+              </w:rPr>
+              <w:t xml:space="preserve"> </w:t>
+            </w:r>
+            <w:proofErr w:type="spellStart"/>
+            <w:r>
+              <w:rPr>
+                <w:rFonts w:ascii="BRH Devanagari Extra" w:hAnsi="BRH Devanagari Extra" w:cs="BRH Devanagari Extra"/>
+                <w:color w:val="000000"/>
+                <w:sz w:val="40"/>
+                <w:szCs w:val="40"/>
+                <w:lang w:bidi="ml-IN"/>
+              </w:rPr>
+              <w:t>mÉë</w:t>
+            </w:r>
+            <w:proofErr w:type="spellEnd"/>
+            <w:r>
+              <w:rPr>
+                <w:rFonts w:ascii="BRH Malayalam Extra" w:hAnsi="BRH Malayalam Extra" w:cs="BRH Devanagari Extra"/>
+                <w:color w:val="000000"/>
+                <w:sz w:val="32"/>
+                <w:szCs w:val="40"/>
+                <w:lang w:bidi="ml-IN"/>
+              </w:rPr>
+              <w:t>–</w:t>
+            </w:r>
+            <w:proofErr w:type="spellStart"/>
+            <w:r>
+              <w:rPr>
+                <w:rFonts w:ascii="BRH Devanagari Extra" w:hAnsi="BRH Devanagari Extra" w:cs="BRH Devanagari Extra"/>
+                <w:color w:val="000000"/>
+                <w:sz w:val="40"/>
+                <w:szCs w:val="40"/>
+                <w:lang w:bidi="ml-IN"/>
+              </w:rPr>
+              <w:t>eÉÉxÉÑþ</w:t>
+            </w:r>
+            <w:proofErr w:type="spellEnd"/>
+            <w:r>
+              <w:rPr>
+                <w:rFonts w:ascii="BRH Devanagari Extra" w:hAnsi="BRH Devanagari Extra" w:cs="BRH Devanagari Extra"/>
+                <w:color w:val="000000"/>
+                <w:sz w:val="40"/>
+                <w:szCs w:val="40"/>
+                <w:lang w:bidi="ml-IN"/>
+              </w:rPr>
+              <w:t xml:space="preserve"> |</w:t>
             </w:r>
           </w:p>
         </w:tc>
@@ -10604,6 +13415,7 @@
               </w:rPr>
               <w:t>–</w:t>
             </w:r>
+            <w:proofErr w:type="spellStart"/>
             <w:r>
               <w:rPr>
                 <w:rFonts w:ascii="BRH Devanagari Extra" w:hAnsi="BRH Devanagari Extra" w:cs="BRH Devanagari Extra"/>
@@ -10614,16 +13426,18 @@
               </w:rPr>
               <w:t>lÉÑ</w:t>
             </w:r>
-            <w:r>
-              <w:rPr>
-                <w:rFonts w:ascii="BRH Malayalam Extra" w:hAnsi="BRH Malayalam Extra" w:cs="BRH Devanagari Extra"/>
-                <w:color w:val="000000"/>
-                <w:sz w:val="32"/>
-                <w:szCs w:val="40"/>
-                <w:lang w:bidi="ml-IN"/>
-              </w:rPr>
-              <w:t>–</w:t>
-            </w:r>
+            <w:proofErr w:type="spellEnd"/>
+            <w:r>
+              <w:rPr>
+                <w:rFonts w:ascii="BRH Malayalam Extra" w:hAnsi="BRH Malayalam Extra" w:cs="BRH Devanagari Extra"/>
+                <w:color w:val="000000"/>
+                <w:sz w:val="32"/>
+                <w:szCs w:val="40"/>
+                <w:lang w:bidi="ml-IN"/>
+              </w:rPr>
+              <w:t>–</w:t>
+            </w:r>
+            <w:proofErr w:type="spellStart"/>
             <w:r>
               <w:rPr>
                 <w:rFonts w:ascii="BRH Devanagari Extra" w:hAnsi="BRH Devanagari Extra" w:cs="BRH Devanagari Extra"/>
@@ -10644,15 +13458,38 @@
               </w:rPr>
               <w:t>å</w:t>
             </w:r>
-            <w:r>
-              <w:rPr>
-                <w:rFonts w:ascii="BRH Devanagari Extra" w:hAnsi="BRH Devanagari Extra" w:cs="BRH Devanagari Extra"/>
-                <w:color w:val="000000"/>
-                <w:sz w:val="40"/>
-                <w:szCs w:val="40"/>
-                <w:lang w:bidi="ml-IN"/>
-              </w:rPr>
-              <w:t xml:space="preserve"> xÉuÉÉïþxÉÑ | </w:t>
+            <w:proofErr w:type="spellEnd"/>
+            <w:r>
+              <w:rPr>
+                <w:rFonts w:ascii="BRH Devanagari Extra" w:hAnsi="BRH Devanagari Extra" w:cs="BRH Devanagari Extra"/>
+                <w:color w:val="000000"/>
+                <w:sz w:val="40"/>
+                <w:szCs w:val="40"/>
+                <w:lang w:bidi="ml-IN"/>
+              </w:rPr>
+              <w:t xml:space="preserve"> </w:t>
+            </w:r>
+            <w:proofErr w:type="spellStart"/>
+            <w:r>
+              <w:rPr>
+                <w:rFonts w:ascii="BRH Devanagari Extra" w:hAnsi="BRH Devanagari Extra" w:cs="BRH Devanagari Extra"/>
+                <w:color w:val="000000"/>
+                <w:sz w:val="40"/>
+                <w:szCs w:val="40"/>
+                <w:lang w:bidi="ml-IN"/>
+              </w:rPr>
+              <w:t>xÉuÉÉïþxÉÑ</w:t>
+            </w:r>
+            <w:proofErr w:type="spellEnd"/>
+            <w:r>
+              <w:rPr>
+                <w:rFonts w:ascii="BRH Devanagari Extra" w:hAnsi="BRH Devanagari Extra" w:cs="BRH Devanagari Extra"/>
+                <w:color w:val="000000"/>
+                <w:sz w:val="40"/>
+                <w:szCs w:val="40"/>
+                <w:lang w:bidi="ml-IN"/>
+              </w:rPr>
+              <w:t xml:space="preserve"> | </w:t>
             </w:r>
           </w:p>
           <w:p>
@@ -10669,6 +13506,7 @@
                 <w:szCs w:val="40"/>
               </w:rPr>
             </w:pPr>
+            <w:proofErr w:type="spellStart"/>
             <w:r>
               <w:rPr>
                 <w:rFonts w:ascii="BRH Devanagari Extra" w:hAnsi="BRH Devanagari Extra" w:cs="BRH Devanagari Extra"/>
@@ -10698,27 +13536,62 @@
                 <w:szCs w:val="40"/>
                 <w:lang w:bidi="ml-IN"/>
               </w:rPr>
-              <w:t>þïxÉÑ mÉë</w:t>
-            </w:r>
-            <w:r>
-              <w:rPr>
-                <w:rFonts w:ascii="BRH Malayalam Extra" w:hAnsi="BRH Malayalam Extra" w:cs="BRH Devanagari Extra"/>
-                <w:color w:val="000000"/>
-                <w:sz w:val="32"/>
-                <w:szCs w:val="40"/>
-                <w:lang w:bidi="ml-IN"/>
-              </w:rPr>
-              <w:t>–</w:t>
-            </w:r>
-            <w:r>
-              <w:rPr>
-                <w:rFonts w:ascii="BRH Devanagari Extra" w:hAnsi="BRH Devanagari Extra" w:cs="BRH Devanagari Extra"/>
-                <w:color w:val="000000"/>
-                <w:sz w:val="40"/>
-                <w:szCs w:val="40"/>
-                <w:lang w:bidi="ml-IN"/>
-              </w:rPr>
-              <w:t>eÉÉxÉÑþ |</w:t>
+              <w:t>þïxÉÑ</w:t>
+            </w:r>
+            <w:proofErr w:type="spellEnd"/>
+            <w:r>
+              <w:rPr>
+                <w:rFonts w:ascii="BRH Devanagari Extra" w:hAnsi="BRH Devanagari Extra" w:cs="BRH Devanagari Extra"/>
+                <w:color w:val="000000"/>
+                <w:sz w:val="40"/>
+                <w:szCs w:val="40"/>
+                <w:lang w:bidi="ml-IN"/>
+              </w:rPr>
+              <w:t xml:space="preserve"> </w:t>
+            </w:r>
+            <w:proofErr w:type="spellStart"/>
+            <w:r>
+              <w:rPr>
+                <w:rFonts w:ascii="BRH Devanagari Extra" w:hAnsi="BRH Devanagari Extra" w:cs="BRH Devanagari Extra"/>
+                <w:color w:val="000000"/>
+                <w:sz w:val="40"/>
+                <w:szCs w:val="40"/>
+                <w:lang w:bidi="ml-IN"/>
+              </w:rPr>
+              <w:t>mÉë</w:t>
+            </w:r>
+            <w:proofErr w:type="spellEnd"/>
+            <w:r>
+              <w:rPr>
+                <w:rFonts w:ascii="BRH Malayalam Extra" w:hAnsi="BRH Malayalam Extra" w:cs="BRH Devanagari Extra"/>
+                <w:color w:val="000000"/>
+                <w:sz w:val="32"/>
+                <w:szCs w:val="40"/>
+                <w:lang w:bidi="ml-IN"/>
+              </w:rPr>
+              <w:t>–</w:t>
+            </w:r>
+            <w:proofErr w:type="spellStart"/>
+            <w:r>
+              <w:rPr>
+                <w:rFonts w:ascii="BRH Devanagari Extra" w:hAnsi="BRH Devanagari Extra" w:cs="BRH Devanagari Extra"/>
+                <w:color w:val="000000"/>
+                <w:sz w:val="40"/>
+                <w:szCs w:val="40"/>
+                <w:lang w:bidi="ml-IN"/>
+              </w:rPr>
+              <w:t>eÉÉxÉÑþ</w:t>
+            </w:r>
+            <w:proofErr w:type="spellEnd"/>
+            <w:r>
+              <w:rPr>
+                <w:rFonts w:ascii="BRH Devanagari Extra" w:hAnsi="BRH Devanagari Extra" w:cs="BRH Devanagari Extra"/>
+                <w:color w:val="000000"/>
+                <w:sz w:val="40"/>
+                <w:szCs w:val="40"/>
+                <w:lang w:bidi="ml-IN"/>
+              </w:rPr>
+              <w:t xml:space="preserve"> |</w:t>
             </w:r>
           </w:p>
         </w:tc>
@@ -10869,38 +13742,75 @@
                 <w:szCs w:val="40"/>
                 <w:lang w:bidi="ml-IN"/>
               </w:rPr>
-              <w:t>xÉ mÉë</w:t>
-            </w:r>
-            <w:r>
-              <w:rPr>
-                <w:rFonts w:ascii="BRH Malayalam Extra" w:hAnsi="BRH Malayalam Extra" w:cs="BRH Devanagari Extra"/>
-                <w:color w:val="000000"/>
-                <w:sz w:val="32"/>
-                <w:szCs w:val="40"/>
-                <w:lang w:bidi="ml-IN"/>
-              </w:rPr>
-              <w:t>–</w:t>
-            </w:r>
-            <w:r>
-              <w:rPr>
-                <w:rFonts w:ascii="BRH Devanagari Extra" w:hAnsi="BRH Devanagari Extra" w:cs="BRH Devanagari Extra"/>
-                <w:color w:val="000000"/>
-                <w:sz w:val="40"/>
-                <w:szCs w:val="40"/>
-                <w:lang w:bidi="ml-IN"/>
-              </w:rPr>
-              <w:t>irÉXçXçû | mÉë</w:t>
-            </w:r>
-            <w:r>
-              <w:rPr>
-                <w:rFonts w:ascii="BRH Malayalam Extra" w:hAnsi="BRH Malayalam Extra" w:cs="BRH Devanagari Extra"/>
-                <w:color w:val="000000"/>
-                <w:sz w:val="32"/>
-                <w:szCs w:val="40"/>
-                <w:lang w:bidi="ml-IN"/>
-              </w:rPr>
-              <w:t>–</w:t>
-            </w:r>
+              <w:t xml:space="preserve">xÉ </w:t>
+            </w:r>
+            <w:proofErr w:type="spellStart"/>
+            <w:r>
+              <w:rPr>
+                <w:rFonts w:ascii="BRH Devanagari Extra" w:hAnsi="BRH Devanagari Extra" w:cs="BRH Devanagari Extra"/>
+                <w:color w:val="000000"/>
+                <w:sz w:val="40"/>
+                <w:szCs w:val="40"/>
+                <w:lang w:bidi="ml-IN"/>
+              </w:rPr>
+              <w:t>mÉë</w:t>
+            </w:r>
+            <w:proofErr w:type="spellEnd"/>
+            <w:r>
+              <w:rPr>
+                <w:rFonts w:ascii="BRH Malayalam Extra" w:hAnsi="BRH Malayalam Extra" w:cs="BRH Devanagari Extra"/>
+                <w:color w:val="000000"/>
+                <w:sz w:val="32"/>
+                <w:szCs w:val="40"/>
+                <w:lang w:bidi="ml-IN"/>
+              </w:rPr>
+              <w:t>–</w:t>
+            </w:r>
+            <w:proofErr w:type="spellStart"/>
+            <w:r>
+              <w:rPr>
+                <w:rFonts w:ascii="BRH Devanagari Extra" w:hAnsi="BRH Devanagari Extra" w:cs="BRH Devanagari Extra"/>
+                <w:color w:val="000000"/>
+                <w:sz w:val="40"/>
+                <w:szCs w:val="40"/>
+                <w:lang w:bidi="ml-IN"/>
+              </w:rPr>
+              <w:t>irÉXçXçû</w:t>
+            </w:r>
+            <w:proofErr w:type="spellEnd"/>
+            <w:r>
+              <w:rPr>
+                <w:rFonts w:ascii="BRH Devanagari Extra" w:hAnsi="BRH Devanagari Extra" w:cs="BRH Devanagari Extra"/>
+                <w:color w:val="000000"/>
+                <w:sz w:val="40"/>
+                <w:szCs w:val="40"/>
+                <w:lang w:bidi="ml-IN"/>
+              </w:rPr>
+              <w:t xml:space="preserve"> | </w:t>
+            </w:r>
+            <w:proofErr w:type="spellStart"/>
+            <w:r>
+              <w:rPr>
+                <w:rFonts w:ascii="BRH Devanagari Extra" w:hAnsi="BRH Devanagari Extra" w:cs="BRH Devanagari Extra"/>
+                <w:color w:val="000000"/>
+                <w:sz w:val="40"/>
+                <w:szCs w:val="40"/>
+                <w:lang w:bidi="ml-IN"/>
+              </w:rPr>
+              <w:t>mÉë</w:t>
+            </w:r>
+            <w:proofErr w:type="spellEnd"/>
+            <w:r>
+              <w:rPr>
+                <w:rFonts w:ascii="BRH Malayalam Extra" w:hAnsi="BRH Malayalam Extra" w:cs="BRH Devanagari Extra"/>
+                <w:color w:val="000000"/>
+                <w:sz w:val="32"/>
+                <w:szCs w:val="40"/>
+                <w:lang w:bidi="ml-IN"/>
+              </w:rPr>
+              <w:t>–</w:t>
+            </w:r>
+            <w:proofErr w:type="spellStart"/>
             <w:r>
               <w:rPr>
                 <w:rFonts w:ascii="BRH Devanagari Extra" w:hAnsi="BRH Devanagari Extra" w:cs="BRH Devanagari Extra"/>
@@ -10922,6 +13832,7 @@
               </w:rPr>
               <w:t>XçaÉÉ</w:t>
             </w:r>
+            <w:proofErr w:type="spellEnd"/>
             <w:r>
               <w:rPr>
                 <w:rFonts w:ascii="BRH Devanagari Extra" w:hAnsi="BRH Devanagari Extra" w:cs="BRH Devanagari Extra"/>
@@ -10963,38 +13874,75 @@
                 <w:szCs w:val="40"/>
                 <w:lang w:bidi="ml-IN"/>
               </w:rPr>
-              <w:t>xÉ mÉë</w:t>
-            </w:r>
-            <w:r>
-              <w:rPr>
-                <w:rFonts w:ascii="BRH Malayalam Extra" w:hAnsi="BRH Malayalam Extra" w:cs="BRH Devanagari Extra"/>
-                <w:color w:val="000000"/>
-                <w:sz w:val="32"/>
-                <w:szCs w:val="40"/>
-                <w:lang w:bidi="ml-IN"/>
-              </w:rPr>
-              <w:t>–</w:t>
-            </w:r>
-            <w:r>
-              <w:rPr>
-                <w:rFonts w:ascii="BRH Devanagari Extra" w:hAnsi="BRH Devanagari Extra" w:cs="BRH Devanagari Extra"/>
-                <w:color w:val="000000"/>
-                <w:sz w:val="40"/>
-                <w:szCs w:val="40"/>
-                <w:lang w:bidi="ml-IN"/>
-              </w:rPr>
-              <w:t>irÉXçXçû | mÉë</w:t>
-            </w:r>
-            <w:r>
-              <w:rPr>
-                <w:rFonts w:ascii="BRH Malayalam Extra" w:hAnsi="BRH Malayalam Extra" w:cs="BRH Devanagari Extra"/>
-                <w:color w:val="000000"/>
-                <w:sz w:val="32"/>
-                <w:szCs w:val="40"/>
-                <w:lang w:bidi="ml-IN"/>
-              </w:rPr>
-              <w:t>–</w:t>
-            </w:r>
+              <w:t xml:space="preserve">xÉ </w:t>
+            </w:r>
+            <w:proofErr w:type="spellStart"/>
+            <w:r>
+              <w:rPr>
+                <w:rFonts w:ascii="BRH Devanagari Extra" w:hAnsi="BRH Devanagari Extra" w:cs="BRH Devanagari Extra"/>
+                <w:color w:val="000000"/>
+                <w:sz w:val="40"/>
+                <w:szCs w:val="40"/>
+                <w:lang w:bidi="ml-IN"/>
+              </w:rPr>
+              <w:t>mÉë</w:t>
+            </w:r>
+            <w:proofErr w:type="spellEnd"/>
+            <w:r>
+              <w:rPr>
+                <w:rFonts w:ascii="BRH Malayalam Extra" w:hAnsi="BRH Malayalam Extra" w:cs="BRH Devanagari Extra"/>
+                <w:color w:val="000000"/>
+                <w:sz w:val="32"/>
+                <w:szCs w:val="40"/>
+                <w:lang w:bidi="ml-IN"/>
+              </w:rPr>
+              <w:t>–</w:t>
+            </w:r>
+            <w:proofErr w:type="spellStart"/>
+            <w:r>
+              <w:rPr>
+                <w:rFonts w:ascii="BRH Devanagari Extra" w:hAnsi="BRH Devanagari Extra" w:cs="BRH Devanagari Extra"/>
+                <w:color w:val="000000"/>
+                <w:sz w:val="40"/>
+                <w:szCs w:val="40"/>
+                <w:lang w:bidi="ml-IN"/>
+              </w:rPr>
+              <w:t>irÉXçXçû</w:t>
+            </w:r>
+            <w:proofErr w:type="spellEnd"/>
+            <w:r>
+              <w:rPr>
+                <w:rFonts w:ascii="BRH Devanagari Extra" w:hAnsi="BRH Devanagari Extra" w:cs="BRH Devanagari Extra"/>
+                <w:color w:val="000000"/>
+                <w:sz w:val="40"/>
+                <w:szCs w:val="40"/>
+                <w:lang w:bidi="ml-IN"/>
+              </w:rPr>
+              <w:t xml:space="preserve"> | </w:t>
+            </w:r>
+            <w:proofErr w:type="spellStart"/>
+            <w:r>
+              <w:rPr>
+                <w:rFonts w:ascii="BRH Devanagari Extra" w:hAnsi="BRH Devanagari Extra" w:cs="BRH Devanagari Extra"/>
+                <w:color w:val="000000"/>
+                <w:sz w:val="40"/>
+                <w:szCs w:val="40"/>
+                <w:lang w:bidi="ml-IN"/>
+              </w:rPr>
+              <w:t>mÉë</w:t>
+            </w:r>
+            <w:proofErr w:type="spellEnd"/>
+            <w:r>
+              <w:rPr>
+                <w:rFonts w:ascii="BRH Malayalam Extra" w:hAnsi="BRH Malayalam Extra" w:cs="BRH Devanagari Extra"/>
+                <w:color w:val="000000"/>
+                <w:sz w:val="32"/>
+                <w:szCs w:val="40"/>
+                <w:lang w:bidi="ml-IN"/>
+              </w:rPr>
+              <w:t>–</w:t>
+            </w:r>
+            <w:proofErr w:type="spellStart"/>
             <w:r>
               <w:rPr>
                 <w:rFonts w:ascii="BRH Devanagari Extra" w:hAnsi="BRH Devanagari Extra" w:cs="BRH Devanagari Extra"/>
@@ -11016,6 +13964,7 @@
               </w:rPr>
               <w:t>XçXÉ</w:t>
             </w:r>
+            <w:proofErr w:type="spellEnd"/>
             <w:r>
               <w:rPr>
                 <w:rFonts w:ascii="BRH Devanagari Extra" w:hAnsi="BRH Devanagari Extra" w:cs="BRH Devanagari Extra"/>
@@ -11202,6 +14151,7 @@
               </w:rPr>
               <w:t>–</w:t>
             </w:r>
+            <w:proofErr w:type="spellStart"/>
             <w:r>
               <w:rPr>
                 <w:rFonts w:ascii="BRH Devanagari Extra" w:hAnsi="BRH Devanagari Extra" w:cs="BRH Devanagari Extra"/>
@@ -11210,14 +14160,26 @@
                 <w:szCs w:val="40"/>
                 <w:lang w:bidi="ml-IN"/>
               </w:rPr>
-              <w:t xml:space="preserve">xrÉåþlÉ | </w:t>
-            </w:r>
+              <w:t>xrÉåþlÉ</w:t>
+            </w:r>
+            <w:proofErr w:type="spellEnd"/>
             <w:r>
               <w:rPr>
                 <w:rFonts w:ascii="BRH Devanagari Extra" w:hAnsi="BRH Devanagari Extra" w:cs="BRH Devanagari Extra"/>
                 <w:color w:val="000000"/>
                 <w:sz w:val="36"/>
                 <w:szCs w:val="40"/>
+                <w:lang w:bidi="ml-IN"/>
+              </w:rPr>
+              <w:t xml:space="preserve"> | </w:t>
+            </w:r>
+            <w:proofErr w:type="spellStart"/>
+            <w:r>
+              <w:rPr>
+                <w:rFonts w:ascii="BRH Devanagari Extra" w:hAnsi="BRH Devanagari Extra" w:cs="BRH Devanagari Extra"/>
+                <w:color w:val="000000"/>
+                <w:sz w:val="36"/>
+                <w:szCs w:val="40"/>
                 <w:highlight w:val="yellow"/>
                 <w:lang w:bidi="ml-IN"/>
               </w:rPr>
@@ -11233,16 +14195,18 @@
               </w:rPr>
               <w:t>xrÉåþlÉÉÌS</w:t>
             </w:r>
-            <w:r>
-              <w:rPr>
-                <w:rFonts w:ascii="BRH Malayalam Extra" w:hAnsi="BRH Malayalam Extra" w:cs="BRH Devanagari Extra"/>
-                <w:color w:val="000000"/>
-                <w:sz w:val="28"/>
-                <w:szCs w:val="40"/>
-                <w:lang w:bidi="ml-IN"/>
-              </w:rPr>
-              <w:t>–</w:t>
-            </w:r>
+            <w:proofErr w:type="spellEnd"/>
+            <w:r>
+              <w:rPr>
+                <w:rFonts w:ascii="BRH Malayalam Extra" w:hAnsi="BRH Malayalam Extra" w:cs="BRH Devanagari Extra"/>
+                <w:color w:val="000000"/>
+                <w:sz w:val="28"/>
+                <w:szCs w:val="40"/>
+                <w:lang w:bidi="ml-IN"/>
+              </w:rPr>
+              <w:t>–</w:t>
+            </w:r>
+            <w:proofErr w:type="spellStart"/>
             <w:r>
               <w:rPr>
                 <w:rFonts w:ascii="BRH Devanagari Extra" w:hAnsi="BRH Devanagari Extra" w:cs="BRH Devanagari Extra"/>
@@ -11251,7 +14215,18 @@
                 <w:szCs w:val="40"/>
                 <w:lang w:bidi="ml-IN"/>
               </w:rPr>
-              <w:t>irÉÉlÉç |</w:t>
+              <w:t>irÉÉlÉç</w:t>
+            </w:r>
+            <w:proofErr w:type="spellEnd"/>
+            <w:r>
+              <w:rPr>
+                <w:rFonts w:ascii="BRH Devanagari Extra" w:hAnsi="BRH Devanagari Extra" w:cs="BRH Devanagari Extra"/>
+                <w:color w:val="000000"/>
+                <w:sz w:val="36"/>
+                <w:szCs w:val="40"/>
+                <w:lang w:bidi="ml-IN"/>
+              </w:rPr>
+              <w:t xml:space="preserve"> |</w:t>
             </w:r>
           </w:p>
         </w:tc>
@@ -11320,6 +14295,7 @@
               </w:rPr>
               <w:t>–</w:t>
             </w:r>
+            <w:proofErr w:type="spellStart"/>
             <w:r>
               <w:rPr>
                 <w:rFonts w:ascii="BRH Devanagari Extra" w:hAnsi="BRH Devanagari Extra" w:cs="BRH Devanagari Extra"/>
@@ -11328,14 +14304,25 @@
                 <w:szCs w:val="40"/>
                 <w:lang w:bidi="ml-IN"/>
               </w:rPr>
-              <w:t xml:space="preserve">xrÉåþlÉ | </w:t>
-            </w:r>
+              <w:t>xrÉåþlÉ</w:t>
+            </w:r>
+            <w:proofErr w:type="spellEnd"/>
             <w:r>
               <w:rPr>
                 <w:rFonts w:ascii="BRH Devanagari Extra" w:hAnsi="BRH Devanagari Extra" w:cs="BRH Devanagari Extra"/>
                 <w:color w:val="000000"/>
                 <w:sz w:val="36"/>
                 <w:szCs w:val="40"/>
+                <w:lang w:bidi="ml-IN"/>
+              </w:rPr>
+              <w:t xml:space="preserve"> | </w:t>
+            </w:r>
+            <w:r>
+              <w:rPr>
+                <w:rFonts w:ascii="BRH Devanagari Extra" w:hAnsi="BRH Devanagari Extra" w:cs="BRH Devanagari Extra"/>
+                <w:color w:val="000000"/>
+                <w:sz w:val="36"/>
+                <w:szCs w:val="40"/>
                 <w:highlight w:val="green"/>
                 <w:lang w:bidi="ml-IN"/>
               </w:rPr>
@@ -11352,6 +14339,7 @@
               </w:rPr>
               <w:t>–</w:t>
             </w:r>
+            <w:proofErr w:type="spellStart"/>
             <w:r>
               <w:rPr>
                 <w:rFonts w:ascii="BRH Devanagari Extra" w:hAnsi="BRH Devanagari Extra" w:cs="BRH Devanagari Extra"/>
@@ -11362,16 +14350,18 @@
               </w:rPr>
               <w:t>xrÉåþlÉÉÌS</w:t>
             </w:r>
-            <w:r>
-              <w:rPr>
-                <w:rFonts w:ascii="BRH Malayalam Extra" w:hAnsi="BRH Malayalam Extra" w:cs="BRH Devanagari Extra"/>
-                <w:color w:val="000000"/>
-                <w:sz w:val="28"/>
-                <w:szCs w:val="40"/>
-                <w:lang w:bidi="ml-IN"/>
-              </w:rPr>
-              <w:t>–</w:t>
-            </w:r>
+            <w:proofErr w:type="spellEnd"/>
+            <w:r>
+              <w:rPr>
+                <w:rFonts w:ascii="BRH Malayalam Extra" w:hAnsi="BRH Malayalam Extra" w:cs="BRH Devanagari Extra"/>
+                <w:color w:val="000000"/>
+                <w:sz w:val="28"/>
+                <w:szCs w:val="40"/>
+                <w:lang w:bidi="ml-IN"/>
+              </w:rPr>
+              <w:t>–</w:t>
+            </w:r>
+            <w:proofErr w:type="spellStart"/>
             <w:r>
               <w:rPr>
                 <w:rFonts w:ascii="BRH Devanagari Extra" w:hAnsi="BRH Devanagari Extra" w:cs="BRH Devanagari Extra"/>
@@ -11380,7 +14370,18 @@
                 <w:szCs w:val="40"/>
                 <w:lang w:bidi="ml-IN"/>
               </w:rPr>
-              <w:t>irÉÉlÉç |</w:t>
+              <w:t>irÉÉlÉç</w:t>
+            </w:r>
+            <w:proofErr w:type="spellEnd"/>
+            <w:r>
+              <w:rPr>
+                <w:rFonts w:ascii="BRH Devanagari Extra" w:hAnsi="BRH Devanagari Extra" w:cs="BRH Devanagari Extra"/>
+                <w:color w:val="000000"/>
+                <w:sz w:val="36"/>
+                <w:szCs w:val="40"/>
+                <w:lang w:bidi="ml-IN"/>
+              </w:rPr>
+              <w:t xml:space="preserve"> |</w:t>
             </w:r>
           </w:p>
         </w:tc>
@@ -11526,6 +14527,7 @@
                 <w:lang w:bidi="ml-IN"/>
               </w:rPr>
             </w:pPr>
+            <w:proofErr w:type="spellStart"/>
             <w:r>
               <w:rPr>
                 <w:rFonts w:ascii="BRH Devanagari Extra" w:hAnsi="BRH Devanagari Extra" w:cs="BRH Devanagari Extra"/>
@@ -11536,16 +14538,18 @@
               </w:rPr>
               <w:t>xÉÔ</w:t>
             </w:r>
-            <w:r>
-              <w:rPr>
-                <w:rFonts w:ascii="BRH Malayalam Extra" w:hAnsi="BRH Malayalam Extra" w:cs="BRH Devanagari Extra"/>
-                <w:color w:val="000000"/>
-                <w:sz w:val="32"/>
-                <w:szCs w:val="40"/>
-                <w:lang w:bidi="ml-IN"/>
-              </w:rPr>
-              <w:t>–</w:t>
-            </w:r>
+            <w:proofErr w:type="spellEnd"/>
+            <w:r>
+              <w:rPr>
+                <w:rFonts w:ascii="BRH Malayalam Extra" w:hAnsi="BRH Malayalam Extra" w:cs="BRH Devanagari Extra"/>
+                <w:color w:val="000000"/>
+                <w:sz w:val="32"/>
+                <w:szCs w:val="40"/>
+                <w:lang w:bidi="ml-IN"/>
+              </w:rPr>
+              <w:t>–</w:t>
+            </w:r>
+            <w:proofErr w:type="spellStart"/>
             <w:r>
               <w:rPr>
                 <w:rFonts w:ascii="BRH Devanagari Extra" w:hAnsi="BRH Devanagari Extra" w:cs="BRH Devanagari Extra"/>
@@ -11556,25 +14560,71 @@
               </w:rPr>
               <w:t>rÉÉï</w:t>
             </w:r>
-            <w:r>
-              <w:rPr>
-                <w:rFonts w:ascii="BRH Malayalam Extra" w:hAnsi="BRH Malayalam Extra" w:cs="BRH Devanagari Extra"/>
-                <w:color w:val="000000"/>
-                <w:sz w:val="32"/>
-                <w:szCs w:val="40"/>
-                <w:lang w:bidi="ml-IN"/>
-              </w:rPr>
-              <w:t>–</w:t>
-            </w:r>
-            <w:r>
-              <w:rPr>
-                <w:rFonts w:ascii="BRH Devanagari Extra" w:hAnsi="BRH Devanagari Extra" w:cs="BRH Devanagari Extra"/>
-                <w:color w:val="000000"/>
-                <w:sz w:val="40"/>
-                <w:szCs w:val="40"/>
-                <w:lang w:bidi="ml-IN"/>
-              </w:rPr>
-              <w:t>alÉÏ CÌiÉþ xÉÔ</w:t>
+            <w:proofErr w:type="spellEnd"/>
+            <w:r>
+              <w:rPr>
+                <w:rFonts w:ascii="BRH Malayalam Extra" w:hAnsi="BRH Malayalam Extra" w:cs="BRH Devanagari Extra"/>
+                <w:color w:val="000000"/>
+                <w:sz w:val="32"/>
+                <w:szCs w:val="40"/>
+                <w:lang w:bidi="ml-IN"/>
+              </w:rPr>
+              <w:t>–</w:t>
+            </w:r>
+            <w:proofErr w:type="spellStart"/>
+            <w:r>
+              <w:rPr>
+                <w:rFonts w:ascii="BRH Devanagari Extra" w:hAnsi="BRH Devanagari Extra" w:cs="BRH Devanagari Extra"/>
+                <w:color w:val="000000"/>
+                <w:sz w:val="40"/>
+                <w:szCs w:val="40"/>
+                <w:lang w:bidi="ml-IN"/>
+              </w:rPr>
+              <w:t>alÉÏ</w:t>
+            </w:r>
+            <w:proofErr w:type="spellEnd"/>
+            <w:r>
+              <w:rPr>
+                <w:rFonts w:ascii="BRH Devanagari Extra" w:hAnsi="BRH Devanagari Extra" w:cs="BRH Devanagari Extra"/>
+                <w:color w:val="000000"/>
+                <w:sz w:val="40"/>
+                <w:szCs w:val="40"/>
+                <w:lang w:bidi="ml-IN"/>
+              </w:rPr>
+              <w:t xml:space="preserve"> </w:t>
+            </w:r>
+            <w:proofErr w:type="spellStart"/>
+            <w:r>
+              <w:rPr>
+                <w:rFonts w:ascii="BRH Devanagari Extra" w:hAnsi="BRH Devanagari Extra" w:cs="BRH Devanagari Extra"/>
+                <w:color w:val="000000"/>
+                <w:sz w:val="40"/>
+                <w:szCs w:val="40"/>
+                <w:lang w:bidi="ml-IN"/>
+              </w:rPr>
+              <w:t>CÌiÉþ</w:t>
+            </w:r>
+            <w:proofErr w:type="spellEnd"/>
+            <w:r>
+              <w:rPr>
+                <w:rFonts w:ascii="BRH Devanagari Extra" w:hAnsi="BRH Devanagari Extra" w:cs="BRH Devanagari Extra"/>
+                <w:color w:val="000000"/>
+                <w:sz w:val="40"/>
+                <w:szCs w:val="40"/>
+                <w:lang w:bidi="ml-IN"/>
+              </w:rPr>
+              <w:t xml:space="preserve"> </w:t>
+            </w:r>
+            <w:proofErr w:type="spellStart"/>
+            <w:r>
+              <w:rPr>
+                <w:rFonts w:ascii="BRH Devanagari Extra" w:hAnsi="BRH Devanagari Extra" w:cs="BRH Devanagari Extra"/>
+                <w:color w:val="000000"/>
+                <w:sz w:val="40"/>
+                <w:szCs w:val="40"/>
+                <w:lang w:bidi="ml-IN"/>
+              </w:rPr>
+              <w:t>xÉÔ</w:t>
             </w:r>
             <w:r>
               <w:rPr>
@@ -11595,27 +14645,50 @@
                 <w:szCs w:val="40"/>
                 <w:lang w:bidi="ml-IN"/>
               </w:rPr>
-              <w:t>ï - A</w:t>
-            </w:r>
-            <w:r>
-              <w:rPr>
-                <w:rFonts w:ascii="BRH Malayalam Extra" w:hAnsi="BRH Malayalam Extra" w:cs="BRH Devanagari Extra"/>
-                <w:color w:val="000000"/>
-                <w:sz w:val="32"/>
-                <w:szCs w:val="40"/>
-                <w:lang w:bidi="ml-IN"/>
-              </w:rPr>
-              <w:t>–</w:t>
-            </w:r>
-            <w:r>
-              <w:rPr>
-                <w:rFonts w:ascii="BRH Devanagari Extra" w:hAnsi="BRH Devanagari Extra" w:cs="BRH Devanagari Extra"/>
-                <w:color w:val="000000"/>
-                <w:sz w:val="40"/>
-                <w:szCs w:val="40"/>
-                <w:lang w:bidi="ml-IN"/>
-              </w:rPr>
-              <w:t>alÉÏ |</w:t>
+              <w:t>ï</w:t>
+            </w:r>
+            <w:proofErr w:type="spellEnd"/>
+            <w:r>
+              <w:rPr>
+                <w:rFonts w:ascii="BRH Devanagari Extra" w:hAnsi="BRH Devanagari Extra" w:cs="BRH Devanagari Extra"/>
+                <w:color w:val="000000"/>
+                <w:sz w:val="40"/>
+                <w:szCs w:val="40"/>
+                <w:lang w:bidi="ml-IN"/>
+              </w:rPr>
+              <w:t xml:space="preserve"> - A</w:t>
+            </w:r>
+            <w:r>
+              <w:rPr>
+                <w:rFonts w:ascii="BRH Malayalam Extra" w:hAnsi="BRH Malayalam Extra" w:cs="BRH Devanagari Extra"/>
+                <w:color w:val="000000"/>
+                <w:sz w:val="32"/>
+                <w:szCs w:val="40"/>
+                <w:lang w:bidi="ml-IN"/>
+              </w:rPr>
+              <w:t>–</w:t>
+            </w:r>
+            <w:proofErr w:type="spellStart"/>
+            <w:r>
+              <w:rPr>
+                <w:rFonts w:ascii="BRH Devanagari Extra" w:hAnsi="BRH Devanagari Extra" w:cs="BRH Devanagari Extra"/>
+                <w:color w:val="000000"/>
+                <w:sz w:val="40"/>
+                <w:szCs w:val="40"/>
+                <w:lang w:bidi="ml-IN"/>
+              </w:rPr>
+              <w:t>alÉÏ</w:t>
+            </w:r>
+            <w:proofErr w:type="spellEnd"/>
+            <w:r>
+              <w:rPr>
+                <w:rFonts w:ascii="BRH Devanagari Extra" w:hAnsi="BRH Devanagari Extra" w:cs="BRH Devanagari Extra"/>
+                <w:color w:val="000000"/>
+                <w:sz w:val="40"/>
+                <w:szCs w:val="40"/>
+                <w:lang w:bidi="ml-IN"/>
+              </w:rPr>
+              <w:t xml:space="preserve"> |</w:t>
             </w:r>
           </w:p>
         </w:tc>
@@ -11645,6 +14718,7 @@
                 <w:lang w:bidi="ml-IN"/>
               </w:rPr>
             </w:pPr>
+            <w:proofErr w:type="spellStart"/>
             <w:r>
               <w:rPr>
                 <w:rFonts w:ascii="BRH Devanagari Extra" w:hAnsi="BRH Devanagari Extra" w:cs="BRH Devanagari Extra"/>
@@ -11655,16 +14729,18 @@
               </w:rPr>
               <w:t>xÉÔ</w:t>
             </w:r>
-            <w:r>
-              <w:rPr>
-                <w:rFonts w:ascii="BRH Malayalam Extra" w:hAnsi="BRH Malayalam Extra" w:cs="BRH Devanagari Extra"/>
-                <w:color w:val="000000"/>
-                <w:sz w:val="32"/>
-                <w:szCs w:val="40"/>
-                <w:lang w:bidi="ml-IN"/>
-              </w:rPr>
-              <w:t>–</w:t>
-            </w:r>
+            <w:proofErr w:type="spellEnd"/>
+            <w:r>
+              <w:rPr>
+                <w:rFonts w:ascii="BRH Malayalam Extra" w:hAnsi="BRH Malayalam Extra" w:cs="BRH Devanagari Extra"/>
+                <w:color w:val="000000"/>
+                <w:sz w:val="32"/>
+                <w:szCs w:val="40"/>
+                <w:lang w:bidi="ml-IN"/>
+              </w:rPr>
+              <w:t>–</w:t>
+            </w:r>
+            <w:proofErr w:type="spellStart"/>
             <w:r>
               <w:rPr>
                 <w:rFonts w:ascii="BRH Devanagari Extra" w:hAnsi="BRH Devanagari Extra" w:cs="BRH Devanagari Extra"/>
@@ -11675,25 +14751,71 @@
               </w:rPr>
               <w:t>rÉÉï</w:t>
             </w:r>
-            <w:r>
-              <w:rPr>
-                <w:rFonts w:ascii="BRH Malayalam Extra" w:hAnsi="BRH Malayalam Extra" w:cs="BRH Devanagari Extra"/>
-                <w:color w:val="000000"/>
-                <w:sz w:val="32"/>
-                <w:szCs w:val="40"/>
-                <w:lang w:bidi="ml-IN"/>
-              </w:rPr>
-              <w:t>–</w:t>
-            </w:r>
-            <w:r>
-              <w:rPr>
-                <w:rFonts w:ascii="BRH Devanagari Extra" w:hAnsi="BRH Devanagari Extra" w:cs="BRH Devanagari Extra"/>
-                <w:color w:val="000000"/>
-                <w:sz w:val="40"/>
-                <w:szCs w:val="40"/>
-                <w:lang w:bidi="ml-IN"/>
-              </w:rPr>
-              <w:t>alÉÏ CÌiÉþ xÉ</w:t>
+            <w:proofErr w:type="spellEnd"/>
+            <w:r>
+              <w:rPr>
+                <w:rFonts w:ascii="BRH Malayalam Extra" w:hAnsi="BRH Malayalam Extra" w:cs="BRH Devanagari Extra"/>
+                <w:color w:val="000000"/>
+                <w:sz w:val="32"/>
+                <w:szCs w:val="40"/>
+                <w:lang w:bidi="ml-IN"/>
+              </w:rPr>
+              <w:t>–</w:t>
+            </w:r>
+            <w:proofErr w:type="spellStart"/>
+            <w:r>
+              <w:rPr>
+                <w:rFonts w:ascii="BRH Devanagari Extra" w:hAnsi="BRH Devanagari Extra" w:cs="BRH Devanagari Extra"/>
+                <w:color w:val="000000"/>
+                <w:sz w:val="40"/>
+                <w:szCs w:val="40"/>
+                <w:lang w:bidi="ml-IN"/>
+              </w:rPr>
+              <w:t>alÉÏ</w:t>
+            </w:r>
+            <w:proofErr w:type="spellEnd"/>
+            <w:r>
+              <w:rPr>
+                <w:rFonts w:ascii="BRH Devanagari Extra" w:hAnsi="BRH Devanagari Extra" w:cs="BRH Devanagari Extra"/>
+                <w:color w:val="000000"/>
+                <w:sz w:val="40"/>
+                <w:szCs w:val="40"/>
+                <w:lang w:bidi="ml-IN"/>
+              </w:rPr>
+              <w:t xml:space="preserve"> </w:t>
+            </w:r>
+            <w:proofErr w:type="spellStart"/>
+            <w:r>
+              <w:rPr>
+                <w:rFonts w:ascii="BRH Devanagari Extra" w:hAnsi="BRH Devanagari Extra" w:cs="BRH Devanagari Extra"/>
+                <w:color w:val="000000"/>
+                <w:sz w:val="40"/>
+                <w:szCs w:val="40"/>
+                <w:lang w:bidi="ml-IN"/>
+              </w:rPr>
+              <w:t>CÌiÉþ</w:t>
+            </w:r>
+            <w:proofErr w:type="spellEnd"/>
+            <w:r>
+              <w:rPr>
+                <w:rFonts w:ascii="BRH Devanagari Extra" w:hAnsi="BRH Devanagari Extra" w:cs="BRH Devanagari Extra"/>
+                <w:color w:val="000000"/>
+                <w:sz w:val="40"/>
+                <w:szCs w:val="40"/>
+                <w:lang w:bidi="ml-IN"/>
+              </w:rPr>
+              <w:t xml:space="preserve"> </w:t>
+            </w:r>
+            <w:proofErr w:type="spellStart"/>
+            <w:r>
+              <w:rPr>
+                <w:rFonts w:ascii="BRH Devanagari Extra" w:hAnsi="BRH Devanagari Extra" w:cs="BRH Devanagari Extra"/>
+                <w:color w:val="000000"/>
+                <w:sz w:val="40"/>
+                <w:szCs w:val="40"/>
+                <w:lang w:bidi="ml-IN"/>
+              </w:rPr>
+              <w:t>xÉ</w:t>
             </w:r>
             <w:r>
               <w:rPr>
@@ -11706,6 +14828,7 @@
               </w:rPr>
               <w:t>ÔrÉï</w:t>
             </w:r>
+            <w:proofErr w:type="spellEnd"/>
             <w:r>
               <w:rPr>
                 <w:rFonts w:ascii="BRH Devanagari Extra" w:hAnsi="BRH Devanagari Extra" w:cs="BRH Devanagari Extra"/>
@@ -11726,15 +14849,27 @@
               </w:rPr>
               <w:t>–</w:t>
             </w:r>
-            <w:r>
-              <w:rPr>
-                <w:rFonts w:ascii="BRH Devanagari Extra" w:hAnsi="BRH Devanagari Extra" w:cs="BRH Devanagari Extra"/>
-                <w:color w:val="000000"/>
-                <w:sz w:val="40"/>
-                <w:szCs w:val="40"/>
-                <w:lang w:bidi="ml-IN"/>
-              </w:rPr>
-              <w:t>alÉÏ |</w:t>
+            <w:proofErr w:type="spellStart"/>
+            <w:r>
+              <w:rPr>
+                <w:rFonts w:ascii="BRH Devanagari Extra" w:hAnsi="BRH Devanagari Extra" w:cs="BRH Devanagari Extra"/>
+                <w:color w:val="000000"/>
+                <w:sz w:val="40"/>
+                <w:szCs w:val="40"/>
+                <w:lang w:bidi="ml-IN"/>
+              </w:rPr>
+              <w:t>alÉÏ</w:t>
+            </w:r>
+            <w:proofErr w:type="spellEnd"/>
+            <w:r>
+              <w:rPr>
+                <w:rFonts w:ascii="BRH Devanagari Extra" w:hAnsi="BRH Devanagari Extra" w:cs="BRH Devanagari Extra"/>
+                <w:color w:val="000000"/>
+                <w:sz w:val="40"/>
+                <w:szCs w:val="40"/>
+                <w:lang w:bidi="ml-IN"/>
+              </w:rPr>
+              <w:t xml:space="preserve"> |</w:t>
             </w:r>
           </w:p>
         </w:tc>
@@ -11878,6 +15013,7 @@
                 <w:lang w:bidi="ml-IN"/>
               </w:rPr>
             </w:pPr>
+            <w:proofErr w:type="spellStart"/>
             <w:r>
               <w:rPr>
                 <w:rFonts w:ascii="BRH Devanagari Extra" w:hAnsi="BRH Devanagari Extra" w:cs="BRH Devanagari Extra"/>
@@ -11888,16 +15024,18 @@
               </w:rPr>
               <w:t>xÉÔ</w:t>
             </w:r>
-            <w:r>
-              <w:rPr>
-                <w:rFonts w:ascii="BRH Malayalam Extra" w:hAnsi="BRH Malayalam Extra" w:cs="BRH Devanagari Extra"/>
-                <w:color w:val="000000"/>
-                <w:sz w:val="32"/>
-                <w:szCs w:val="40"/>
-                <w:lang w:bidi="ml-IN"/>
-              </w:rPr>
-              <w:t>–</w:t>
-            </w:r>
+            <w:proofErr w:type="spellEnd"/>
+            <w:r>
+              <w:rPr>
+                <w:rFonts w:ascii="BRH Malayalam Extra" w:hAnsi="BRH Malayalam Extra" w:cs="BRH Devanagari Extra"/>
+                <w:color w:val="000000"/>
+                <w:sz w:val="32"/>
+                <w:szCs w:val="40"/>
+                <w:lang w:bidi="ml-IN"/>
+              </w:rPr>
+              <w:t>–</w:t>
+            </w:r>
+            <w:proofErr w:type="spellStart"/>
             <w:r>
               <w:rPr>
                 <w:rFonts w:ascii="BRH Devanagari Extra" w:hAnsi="BRH Devanagari Extra" w:cs="BRH Devanagari Extra"/>
@@ -11908,6 +15046,7 @@
               </w:rPr>
               <w:t>rÉÉï</w:t>
             </w:r>
+            <w:proofErr w:type="spellEnd"/>
             <w:r>
               <w:rPr>
                 <w:rFonts w:ascii="BRH Malayalam Extra" w:hAnsi="BRH Malayalam Extra" w:cs="BRH Devanagari Extra"/>
@@ -11938,6 +15077,7 @@
               </w:rPr>
               <w:t>–</w:t>
             </w:r>
+            <w:proofErr w:type="spellStart"/>
             <w:r>
               <w:rPr>
                 <w:rFonts w:ascii="BRH Devanagari Extra" w:hAnsi="BRH Devanagari Extra" w:cs="BRH Devanagari Extra"/>
@@ -11948,16 +15088,18 @@
               </w:rPr>
               <w:t>lSì</w:t>
             </w:r>
-            <w:r>
-              <w:rPr>
-                <w:rFonts w:ascii="BRH Malayalam Extra" w:hAnsi="BRH Malayalam Extra" w:cs="BRH Devanagari Extra"/>
-                <w:color w:val="000000"/>
-                <w:sz w:val="32"/>
-                <w:szCs w:val="40"/>
-                <w:lang w:bidi="ml-IN"/>
-              </w:rPr>
-              <w:t>–</w:t>
-            </w:r>
+            <w:proofErr w:type="spellEnd"/>
+            <w:r>
+              <w:rPr>
+                <w:rFonts w:ascii="BRH Malayalam Extra" w:hAnsi="BRH Malayalam Extra" w:cs="BRH Devanagari Extra"/>
+                <w:color w:val="000000"/>
+                <w:sz w:val="32"/>
+                <w:szCs w:val="40"/>
+                <w:lang w:bidi="ml-IN"/>
+              </w:rPr>
+              <w:t>–</w:t>
+            </w:r>
+            <w:proofErr w:type="spellStart"/>
             <w:r>
               <w:rPr>
                 <w:rFonts w:ascii="BRH Devanagari Extra" w:hAnsi="BRH Devanagari Extra" w:cs="BRH Devanagari Extra"/>
@@ -11968,25 +15110,38 @@
               </w:rPr>
               <w:t>qÉxÉÉ</w:t>
             </w:r>
-            <w:r>
-              <w:rPr>
-                <w:rFonts w:ascii="BRH Malayalam Extra" w:hAnsi="BRH Malayalam Extra" w:cs="BRH Devanagari Extra"/>
-                <w:color w:val="000000"/>
-                <w:sz w:val="32"/>
-                <w:szCs w:val="40"/>
-                <w:lang w:bidi="ml-IN"/>
-              </w:rPr>
-              <w:t>–</w:t>
-            </w:r>
-            <w:r>
-              <w:rPr>
-                <w:rFonts w:ascii="BRH Devanagari Extra" w:hAnsi="BRH Devanagari Extra" w:cs="BRH Devanagari Extra"/>
-                <w:color w:val="000000"/>
-                <w:sz w:val="40"/>
-                <w:szCs w:val="40"/>
-                <w:lang w:bidi="ml-IN"/>
-              </w:rPr>
-              <w:t xml:space="preserve">ÌuÉÌiÉþ </w:t>
+            <w:proofErr w:type="spellEnd"/>
+            <w:r>
+              <w:rPr>
+                <w:rFonts w:ascii="BRH Malayalam Extra" w:hAnsi="BRH Malayalam Extra" w:cs="BRH Devanagari Extra"/>
+                <w:color w:val="000000"/>
+                <w:sz w:val="32"/>
+                <w:szCs w:val="40"/>
+                <w:lang w:bidi="ml-IN"/>
+              </w:rPr>
+              <w:t>–</w:t>
+            </w:r>
+            <w:proofErr w:type="spellStart"/>
+            <w:r>
+              <w:rPr>
+                <w:rFonts w:ascii="BRH Devanagari Extra" w:hAnsi="BRH Devanagari Extra" w:cs="BRH Devanagari Extra"/>
+                <w:color w:val="000000"/>
+                <w:sz w:val="40"/>
+                <w:szCs w:val="40"/>
+                <w:lang w:bidi="ml-IN"/>
+              </w:rPr>
+              <w:t>ÌuÉÌiÉþ</w:t>
+            </w:r>
+            <w:proofErr w:type="spellEnd"/>
+            <w:r>
+              <w:rPr>
+                <w:rFonts w:ascii="BRH Devanagari Extra" w:hAnsi="BRH Devanagari Extra" w:cs="BRH Devanagari Extra"/>
+                <w:color w:val="000000"/>
+                <w:sz w:val="40"/>
+                <w:szCs w:val="40"/>
+                <w:lang w:bidi="ml-IN"/>
+              </w:rPr>
+              <w:t xml:space="preserve"> </w:t>
             </w:r>
           </w:p>
           <w:p>
@@ -12003,6 +15158,7 @@
                 <w:szCs w:val="40"/>
               </w:rPr>
             </w:pPr>
+            <w:proofErr w:type="spellStart"/>
             <w:r>
               <w:rPr>
                 <w:rFonts w:ascii="BRH Devanagari Extra" w:hAnsi="BRH Devanagari Extra" w:cs="BRH Devanagari Extra"/>
@@ -12024,6 +15180,7 @@
               </w:rPr>
               <w:t>rÉï</w:t>
             </w:r>
+            <w:proofErr w:type="spellEnd"/>
             <w:r>
               <w:rPr>
                 <w:rFonts w:ascii="BRH Devanagari Extra" w:hAnsi="BRH Devanagari Extra" w:cs="BRH Devanagari Extra"/>
@@ -12044,6 +15201,7 @@
               </w:rPr>
               <w:t>–</w:t>
             </w:r>
+            <w:proofErr w:type="spellStart"/>
             <w:r>
               <w:rPr>
                 <w:rFonts w:ascii="BRH Devanagari Extra" w:hAnsi="BRH Devanagari Extra" w:cs="BRH Devanagari Extra"/>
@@ -12054,25 +15212,38 @@
               </w:rPr>
               <w:t>lSì</w:t>
             </w:r>
-            <w:r>
-              <w:rPr>
-                <w:rFonts w:ascii="BRH Malayalam Extra" w:hAnsi="BRH Malayalam Extra" w:cs="BRH Devanagari Extra"/>
-                <w:color w:val="000000"/>
-                <w:sz w:val="32"/>
-                <w:szCs w:val="40"/>
-                <w:lang w:bidi="ml-IN"/>
-              </w:rPr>
-              <w:t>–</w:t>
-            </w:r>
-            <w:r>
-              <w:rPr>
-                <w:rFonts w:ascii="BRH Devanagari Extra" w:hAnsi="BRH Devanagari Extra" w:cs="BRH Devanagari Extra"/>
-                <w:color w:val="000000"/>
-                <w:sz w:val="40"/>
-                <w:szCs w:val="40"/>
-                <w:lang w:bidi="ml-IN"/>
-              </w:rPr>
-              <w:t>qÉxÉÉæÿ |</w:t>
+            <w:proofErr w:type="spellEnd"/>
+            <w:r>
+              <w:rPr>
+                <w:rFonts w:ascii="BRH Malayalam Extra" w:hAnsi="BRH Malayalam Extra" w:cs="BRH Devanagari Extra"/>
+                <w:color w:val="000000"/>
+                <w:sz w:val="32"/>
+                <w:szCs w:val="40"/>
+                <w:lang w:bidi="ml-IN"/>
+              </w:rPr>
+              <w:t>–</w:t>
+            </w:r>
+            <w:proofErr w:type="spellStart"/>
+            <w:r>
+              <w:rPr>
+                <w:rFonts w:ascii="BRH Devanagari Extra" w:hAnsi="BRH Devanagari Extra" w:cs="BRH Devanagari Extra"/>
+                <w:color w:val="000000"/>
+                <w:sz w:val="40"/>
+                <w:szCs w:val="40"/>
+                <w:lang w:bidi="ml-IN"/>
+              </w:rPr>
+              <w:t>qÉxÉÉæÿ</w:t>
+            </w:r>
+            <w:proofErr w:type="spellEnd"/>
+            <w:r>
+              <w:rPr>
+                <w:rFonts w:ascii="BRH Devanagari Extra" w:hAnsi="BRH Devanagari Extra" w:cs="BRH Devanagari Extra"/>
+                <w:color w:val="000000"/>
+                <w:sz w:val="40"/>
+                <w:szCs w:val="40"/>
+                <w:lang w:bidi="ml-IN"/>
+              </w:rPr>
+              <w:t xml:space="preserve"> |</w:t>
             </w:r>
           </w:p>
         </w:tc>
@@ -12102,6 +15273,7 @@
                 <w:lang w:bidi="ml-IN"/>
               </w:rPr>
             </w:pPr>
+            <w:proofErr w:type="spellStart"/>
             <w:r>
               <w:rPr>
                 <w:rFonts w:ascii="BRH Devanagari Extra" w:hAnsi="BRH Devanagari Extra" w:cs="BRH Devanagari Extra"/>
@@ -12112,16 +15284,18 @@
               </w:rPr>
               <w:t>xÉÔ</w:t>
             </w:r>
-            <w:r>
-              <w:rPr>
-                <w:rFonts w:ascii="BRH Malayalam Extra" w:hAnsi="BRH Malayalam Extra" w:cs="BRH Devanagari Extra"/>
-                <w:color w:val="000000"/>
-                <w:sz w:val="32"/>
-                <w:szCs w:val="40"/>
-                <w:lang w:bidi="ml-IN"/>
-              </w:rPr>
-              <w:t>–</w:t>
-            </w:r>
+            <w:proofErr w:type="spellEnd"/>
+            <w:r>
+              <w:rPr>
+                <w:rFonts w:ascii="BRH Malayalam Extra" w:hAnsi="BRH Malayalam Extra" w:cs="BRH Devanagari Extra"/>
+                <w:color w:val="000000"/>
+                <w:sz w:val="32"/>
+                <w:szCs w:val="40"/>
+                <w:lang w:bidi="ml-IN"/>
+              </w:rPr>
+              <w:t>–</w:t>
+            </w:r>
+            <w:proofErr w:type="spellStart"/>
             <w:r>
               <w:rPr>
                 <w:rFonts w:ascii="BRH Devanagari Extra" w:hAnsi="BRH Devanagari Extra" w:cs="BRH Devanagari Extra"/>
@@ -12132,6 +15306,7 @@
               </w:rPr>
               <w:t>rÉÉï</w:t>
             </w:r>
+            <w:proofErr w:type="spellEnd"/>
             <w:r>
               <w:rPr>
                 <w:rFonts w:ascii="BRH Malayalam Extra" w:hAnsi="BRH Malayalam Extra" w:cs="BRH Devanagari Extra"/>
@@ -12162,6 +15337,7 @@
               </w:rPr>
               <w:t>–</w:t>
             </w:r>
+            <w:proofErr w:type="spellStart"/>
             <w:r>
               <w:rPr>
                 <w:rFonts w:ascii="BRH Devanagari Extra" w:hAnsi="BRH Devanagari Extra" w:cs="BRH Devanagari Extra"/>
@@ -12172,16 +15348,18 @@
               </w:rPr>
               <w:t>lSì</w:t>
             </w:r>
-            <w:r>
-              <w:rPr>
-                <w:rFonts w:ascii="BRH Malayalam Extra" w:hAnsi="BRH Malayalam Extra" w:cs="BRH Devanagari Extra"/>
-                <w:color w:val="000000"/>
-                <w:sz w:val="32"/>
-                <w:szCs w:val="40"/>
-                <w:lang w:bidi="ml-IN"/>
-              </w:rPr>
-              <w:t>–</w:t>
-            </w:r>
+            <w:proofErr w:type="spellEnd"/>
+            <w:r>
+              <w:rPr>
+                <w:rFonts w:ascii="BRH Malayalam Extra" w:hAnsi="BRH Malayalam Extra" w:cs="BRH Devanagari Extra"/>
+                <w:color w:val="000000"/>
+                <w:sz w:val="32"/>
+                <w:szCs w:val="40"/>
+                <w:lang w:bidi="ml-IN"/>
+              </w:rPr>
+              <w:t>–</w:t>
+            </w:r>
+            <w:proofErr w:type="spellStart"/>
             <w:r>
               <w:rPr>
                 <w:rFonts w:ascii="BRH Devanagari Extra" w:hAnsi="BRH Devanagari Extra" w:cs="BRH Devanagari Extra"/>
@@ -12192,25 +15370,38 @@
               </w:rPr>
               <w:t>qÉxÉÉ</w:t>
             </w:r>
-            <w:r>
-              <w:rPr>
-                <w:rFonts w:ascii="BRH Malayalam Extra" w:hAnsi="BRH Malayalam Extra" w:cs="BRH Devanagari Extra"/>
-                <w:color w:val="000000"/>
-                <w:sz w:val="32"/>
-                <w:szCs w:val="40"/>
-                <w:lang w:bidi="ml-IN"/>
-              </w:rPr>
-              <w:t>–</w:t>
-            </w:r>
-            <w:r>
-              <w:rPr>
-                <w:rFonts w:ascii="BRH Devanagari Extra" w:hAnsi="BRH Devanagari Extra" w:cs="BRH Devanagari Extra"/>
-                <w:color w:val="000000"/>
-                <w:sz w:val="40"/>
-                <w:szCs w:val="40"/>
-                <w:lang w:bidi="ml-IN"/>
-              </w:rPr>
-              <w:t xml:space="preserve">ÌuÉÌiÉþ </w:t>
+            <w:proofErr w:type="spellEnd"/>
+            <w:r>
+              <w:rPr>
+                <w:rFonts w:ascii="BRH Malayalam Extra" w:hAnsi="BRH Malayalam Extra" w:cs="BRH Devanagari Extra"/>
+                <w:color w:val="000000"/>
+                <w:sz w:val="32"/>
+                <w:szCs w:val="40"/>
+                <w:lang w:bidi="ml-IN"/>
+              </w:rPr>
+              <w:t>–</w:t>
+            </w:r>
+            <w:proofErr w:type="spellStart"/>
+            <w:r>
+              <w:rPr>
+                <w:rFonts w:ascii="BRH Devanagari Extra" w:hAnsi="BRH Devanagari Extra" w:cs="BRH Devanagari Extra"/>
+                <w:color w:val="000000"/>
+                <w:sz w:val="40"/>
+                <w:szCs w:val="40"/>
+                <w:lang w:bidi="ml-IN"/>
+              </w:rPr>
+              <w:t>ÌuÉÌiÉþ</w:t>
+            </w:r>
+            <w:proofErr w:type="spellEnd"/>
+            <w:r>
+              <w:rPr>
+                <w:rFonts w:ascii="BRH Devanagari Extra" w:hAnsi="BRH Devanagari Extra" w:cs="BRH Devanagari Extra"/>
+                <w:color w:val="000000"/>
+                <w:sz w:val="40"/>
+                <w:szCs w:val="40"/>
+                <w:lang w:bidi="ml-IN"/>
+              </w:rPr>
+              <w:t xml:space="preserve"> </w:t>
             </w:r>
           </w:p>
           <w:p>
@@ -12227,6 +15418,7 @@
                 <w:szCs w:val="40"/>
               </w:rPr>
             </w:pPr>
+            <w:proofErr w:type="spellStart"/>
             <w:r>
               <w:rPr>
                 <w:rFonts w:ascii="BRH Devanagari Extra" w:hAnsi="BRH Devanagari Extra" w:cs="BRH Devanagari Extra"/>
@@ -12248,6 +15440,7 @@
               </w:rPr>
               <w:t>ÔrÉÉï</w:t>
             </w:r>
+            <w:proofErr w:type="spellEnd"/>
             <w:r>
               <w:rPr>
                 <w:rFonts w:ascii="BRH Devanagari Extra" w:hAnsi="BRH Devanagari Extra" w:cs="BRH Devanagari Extra"/>
@@ -12268,6 +15461,7 @@
               </w:rPr>
               <w:t>–</w:t>
             </w:r>
+            <w:proofErr w:type="spellStart"/>
             <w:r>
               <w:rPr>
                 <w:rFonts w:ascii="BRH Devanagari Extra" w:hAnsi="BRH Devanagari Extra" w:cs="BRH Devanagari Extra"/>
@@ -12278,25 +15472,38 @@
               </w:rPr>
               <w:t>lSì</w:t>
             </w:r>
-            <w:r>
-              <w:rPr>
-                <w:rFonts w:ascii="BRH Malayalam Extra" w:hAnsi="BRH Malayalam Extra" w:cs="BRH Devanagari Extra"/>
-                <w:color w:val="000000"/>
-                <w:sz w:val="32"/>
-                <w:szCs w:val="40"/>
-                <w:lang w:bidi="ml-IN"/>
-              </w:rPr>
-              <w:t>–</w:t>
-            </w:r>
-            <w:r>
-              <w:rPr>
-                <w:rFonts w:ascii="BRH Devanagari Extra" w:hAnsi="BRH Devanagari Extra" w:cs="BRH Devanagari Extra"/>
-                <w:color w:val="000000"/>
-                <w:sz w:val="40"/>
-                <w:szCs w:val="40"/>
-                <w:lang w:bidi="ml-IN"/>
-              </w:rPr>
-              <w:t>qÉxÉÉæÿ |</w:t>
+            <w:proofErr w:type="spellEnd"/>
+            <w:r>
+              <w:rPr>
+                <w:rFonts w:ascii="BRH Malayalam Extra" w:hAnsi="BRH Malayalam Extra" w:cs="BRH Devanagari Extra"/>
+                <w:color w:val="000000"/>
+                <w:sz w:val="32"/>
+                <w:szCs w:val="40"/>
+                <w:lang w:bidi="ml-IN"/>
+              </w:rPr>
+              <w:t>–</w:t>
+            </w:r>
+            <w:proofErr w:type="spellStart"/>
+            <w:r>
+              <w:rPr>
+                <w:rFonts w:ascii="BRH Devanagari Extra" w:hAnsi="BRH Devanagari Extra" w:cs="BRH Devanagari Extra"/>
+                <w:color w:val="000000"/>
+                <w:sz w:val="40"/>
+                <w:szCs w:val="40"/>
+                <w:lang w:bidi="ml-IN"/>
+              </w:rPr>
+              <w:t>qÉxÉÉæÿ</w:t>
+            </w:r>
+            <w:proofErr w:type="spellEnd"/>
+            <w:r>
+              <w:rPr>
+                <w:rFonts w:ascii="BRH Devanagari Extra" w:hAnsi="BRH Devanagari Extra" w:cs="BRH Devanagari Extra"/>
+                <w:color w:val="000000"/>
+                <w:sz w:val="40"/>
+                <w:szCs w:val="40"/>
+                <w:lang w:bidi="ml-IN"/>
+              </w:rPr>
+              <w:t xml:space="preserve"> |</w:t>
             </w:r>
           </w:p>
         </w:tc>
@@ -12330,7 +15537,29 @@
           <w:szCs w:val="40"/>
           <w:lang w:val="en-IN" w:eastAsia="en-IN"/>
         </w:rPr>
-        <w:t xml:space="preserve">"zlÉ" </w:t>
+        <w:t>"</w:t>
+      </w:r>
+      <w:proofErr w:type="spellStart"/>
+      <w:r>
+        <w:rPr>
+          <w:rFonts w:ascii="BRH Devanagari" w:hAnsi="BRH Devanagari" w:cs="BRH Devanagari"/>
+          <w:color w:val="000000"/>
+          <w:sz w:val="40"/>
+          <w:szCs w:val="40"/>
+          <w:lang w:val="en-IN" w:eastAsia="en-IN"/>
+        </w:rPr>
+        <w:t>zlÉ</w:t>
+      </w:r>
+      <w:proofErr w:type="spellEnd"/>
+      <w:r>
+        <w:rPr>
+          <w:rFonts w:ascii="BRH Devanagari" w:hAnsi="BRH Devanagari" w:cs="BRH Devanagari"/>
+          <w:color w:val="000000"/>
+          <w:sz w:val="40"/>
+          <w:szCs w:val="40"/>
+          <w:lang w:val="en-IN" w:eastAsia="en-IN"/>
+        </w:rPr>
+        <w:t xml:space="preserve">" </w:t>
       </w:r>
       <w:r>
         <w:rPr>
@@ -12338,7 +15567,16 @@
           <w:bCs/>
           <w:sz w:val="32"/>
         </w:rPr>
-        <w:t>replaced with</w:t>
+        <w:t xml:space="preserve">replaced </w:t>
+      </w:r>
+      <w:proofErr w:type="gramStart"/>
+      <w:r>
+        <w:rPr>
+          <w:b/>
+          <w:bCs/>
+          <w:sz w:val="32"/>
+        </w:rPr>
+        <w:t>with</w:t>
       </w:r>
       <w:r>
         <w:rPr>
@@ -12360,6 +15598,8 @@
         </w:rPr>
         <w:t>"</w:t>
       </w:r>
+      <w:proofErr w:type="spellStart"/>
+      <w:proofErr w:type="gramEnd"/>
       <w:r>
         <w:rPr>
           <w:rFonts w:ascii="BRH Devanagari" w:hAnsi="BRH Devanagari" w:cs="BRH Devanagari"/>
@@ -12371,6 +15611,7 @@
         </w:rPr>
         <w:t>zgÉ</w:t>
       </w:r>
+      <w:proofErr w:type="spellEnd"/>
       <w:r>
         <w:rPr>
           <w:rFonts w:ascii="BRH Devanagari" w:hAnsi="BRH Devanagari" w:cs="BRH Devanagari"/>
@@ -12884,27 +16125,51 @@
                 <w:szCs w:val="40"/>
                 <w:lang w:bidi="ml-IN"/>
               </w:rPr>
-              <w:t>xÉ SþÍ¤É</w:t>
-            </w:r>
-            <w:r>
-              <w:rPr>
-                <w:rFonts w:ascii="BRH Malayalam Extra" w:hAnsi="BRH Malayalam Extra" w:cs="BRH Devanagari Extra"/>
-                <w:color w:val="000000"/>
-                <w:sz w:val="32"/>
-                <w:szCs w:val="40"/>
-                <w:lang w:bidi="ml-IN"/>
-              </w:rPr>
-              <w:t>–</w:t>
-            </w:r>
-            <w:r>
-              <w:rPr>
-                <w:rFonts w:ascii="BRH Devanagari Extra" w:hAnsi="BRH Devanagari Extra" w:cs="BRH Devanagari Extra"/>
-                <w:color w:val="000000"/>
-                <w:sz w:val="40"/>
-                <w:szCs w:val="40"/>
-                <w:lang w:bidi="ml-IN"/>
-              </w:rPr>
-              <w:t>hÉÉ | S</w:t>
+              <w:t xml:space="preserve">xÉ </w:t>
+            </w:r>
+            <w:proofErr w:type="spellStart"/>
+            <w:r>
+              <w:rPr>
+                <w:rFonts w:ascii="BRH Devanagari Extra" w:hAnsi="BRH Devanagari Extra" w:cs="BRH Devanagari Extra"/>
+                <w:color w:val="000000"/>
+                <w:sz w:val="40"/>
+                <w:szCs w:val="40"/>
+                <w:lang w:bidi="ml-IN"/>
+              </w:rPr>
+              <w:t>SþÍ¤É</w:t>
+            </w:r>
+            <w:proofErr w:type="spellEnd"/>
+            <w:r>
+              <w:rPr>
+                <w:rFonts w:ascii="BRH Malayalam Extra" w:hAnsi="BRH Malayalam Extra" w:cs="BRH Devanagari Extra"/>
+                <w:color w:val="000000"/>
+                <w:sz w:val="32"/>
+                <w:szCs w:val="40"/>
+                <w:lang w:bidi="ml-IN"/>
+              </w:rPr>
+              <w:t>–</w:t>
+            </w:r>
+            <w:proofErr w:type="spellStart"/>
+            <w:r>
+              <w:rPr>
+                <w:rFonts w:ascii="BRH Devanagari Extra" w:hAnsi="BRH Devanagari Extra" w:cs="BRH Devanagari Extra"/>
+                <w:color w:val="000000"/>
+                <w:sz w:val="40"/>
+                <w:szCs w:val="40"/>
+                <w:lang w:bidi="ml-IN"/>
+              </w:rPr>
+              <w:t>hÉÉ</w:t>
+            </w:r>
+            <w:proofErr w:type="spellEnd"/>
+            <w:r>
+              <w:rPr>
+                <w:rFonts w:ascii="BRH Devanagari Extra" w:hAnsi="BRH Devanagari Extra" w:cs="BRH Devanagari Extra"/>
+                <w:color w:val="000000"/>
+                <w:sz w:val="40"/>
+                <w:szCs w:val="40"/>
+                <w:lang w:bidi="ml-IN"/>
+              </w:rPr>
+              <w:t xml:space="preserve"> | S</w:t>
             </w:r>
             <w:r>
               <w:rPr>
@@ -12936,6 +16201,7 @@
               </w:rPr>
               <w:t>–</w:t>
             </w:r>
+            <w:proofErr w:type="spellStart"/>
             <w:r>
               <w:rPr>
                 <w:rFonts w:ascii="BRH Devanagari Extra" w:hAnsi="BRH Devanagari Extra" w:cs="BRH Devanagari Extra"/>
@@ -12946,6 +16212,7 @@
               </w:rPr>
               <w:t>hÉÉ</w:t>
             </w:r>
+            <w:proofErr w:type="spellEnd"/>
             <w:r>
               <w:rPr>
                 <w:rFonts w:ascii="BRH Devanagari Extra" w:hAnsi="BRH Devanagari Extra" w:cs="BRH Devanagari Extra"/>
@@ -12956,15 +16223,27 @@
               </w:rPr>
               <w:t xml:space="preserve"> </w:t>
             </w:r>
-            <w:r>
-              <w:rPr>
-                <w:rFonts w:ascii="BRH Devanagari Extra" w:hAnsi="BRH Devanagari Extra" w:cs="BRH Devanagari Extra"/>
-                <w:color w:val="000000"/>
-                <w:sz w:val="40"/>
-                <w:szCs w:val="40"/>
-                <w:lang w:bidi="ml-IN"/>
-              </w:rPr>
-              <w:t xml:space="preserve">uÉþiÉïiÉ | </w:t>
+            <w:proofErr w:type="spellStart"/>
+            <w:r>
+              <w:rPr>
+                <w:rFonts w:ascii="BRH Devanagari Extra" w:hAnsi="BRH Devanagari Extra" w:cs="BRH Devanagari Extra"/>
+                <w:color w:val="000000"/>
+                <w:sz w:val="40"/>
+                <w:szCs w:val="40"/>
+                <w:lang w:bidi="ml-IN"/>
+              </w:rPr>
+              <w:t>uÉþiÉïiÉ</w:t>
+            </w:r>
+            <w:proofErr w:type="spellEnd"/>
+            <w:r>
+              <w:rPr>
+                <w:rFonts w:ascii="BRH Devanagari Extra" w:hAnsi="BRH Devanagari Extra" w:cs="BRH Devanagari Extra"/>
+                <w:color w:val="000000"/>
+                <w:sz w:val="40"/>
+                <w:szCs w:val="40"/>
+                <w:lang w:bidi="ml-IN"/>
+              </w:rPr>
+              <w:t xml:space="preserve"> | </w:t>
             </w:r>
           </w:p>
           <w:p>
@@ -12997,15 +16276,27 @@
               </w:rPr>
               <w:t xml:space="preserve"> </w:t>
             </w:r>
-            <w:r>
-              <w:rPr>
-                <w:rFonts w:ascii="BRH Devanagari Extra" w:hAnsi="BRH Devanagari Extra" w:cs="BRH Devanagari Extra"/>
-                <w:color w:val="000000"/>
-                <w:sz w:val="40"/>
-                <w:szCs w:val="40"/>
-                <w:lang w:bidi="ml-IN"/>
-              </w:rPr>
-              <w:t>uÉþiÉïiÉ |</w:t>
+            <w:proofErr w:type="spellStart"/>
+            <w:r>
+              <w:rPr>
+                <w:rFonts w:ascii="BRH Devanagari Extra" w:hAnsi="BRH Devanagari Extra" w:cs="BRH Devanagari Extra"/>
+                <w:color w:val="000000"/>
+                <w:sz w:val="40"/>
+                <w:szCs w:val="40"/>
+                <w:lang w:bidi="ml-IN"/>
+              </w:rPr>
+              <w:t>uÉþiÉïiÉ</w:t>
+            </w:r>
+            <w:proofErr w:type="spellEnd"/>
+            <w:r>
+              <w:rPr>
+                <w:rFonts w:ascii="BRH Devanagari Extra" w:hAnsi="BRH Devanagari Extra" w:cs="BRH Devanagari Extra"/>
+                <w:color w:val="000000"/>
+                <w:sz w:val="40"/>
+                <w:szCs w:val="40"/>
+                <w:lang w:bidi="ml-IN"/>
+              </w:rPr>
+              <w:t xml:space="preserve"> |</w:t>
             </w:r>
           </w:p>
         </w:tc>
@@ -13036,27 +16327,51 @@
                 <w:szCs w:val="40"/>
                 <w:lang w:bidi="ml-IN"/>
               </w:rPr>
-              <w:t>xÉ SþÍ¤É</w:t>
-            </w:r>
-            <w:r>
-              <w:rPr>
-                <w:rFonts w:ascii="BRH Malayalam Extra" w:hAnsi="BRH Malayalam Extra" w:cs="BRH Devanagari Extra"/>
-                <w:color w:val="000000"/>
-                <w:sz w:val="32"/>
-                <w:szCs w:val="40"/>
-                <w:lang w:bidi="ml-IN"/>
-              </w:rPr>
-              <w:t>–</w:t>
-            </w:r>
-            <w:r>
-              <w:rPr>
-                <w:rFonts w:ascii="BRH Devanagari Extra" w:hAnsi="BRH Devanagari Extra" w:cs="BRH Devanagari Extra"/>
-                <w:color w:val="000000"/>
-                <w:sz w:val="40"/>
-                <w:szCs w:val="40"/>
-                <w:lang w:bidi="ml-IN"/>
-              </w:rPr>
-              <w:t>hÉÉ | S</w:t>
+              <w:t xml:space="preserve">xÉ </w:t>
+            </w:r>
+            <w:proofErr w:type="spellStart"/>
+            <w:r>
+              <w:rPr>
+                <w:rFonts w:ascii="BRH Devanagari Extra" w:hAnsi="BRH Devanagari Extra" w:cs="BRH Devanagari Extra"/>
+                <w:color w:val="000000"/>
+                <w:sz w:val="40"/>
+                <w:szCs w:val="40"/>
+                <w:lang w:bidi="ml-IN"/>
+              </w:rPr>
+              <w:t>SþÍ¤É</w:t>
+            </w:r>
+            <w:proofErr w:type="spellEnd"/>
+            <w:r>
+              <w:rPr>
+                <w:rFonts w:ascii="BRH Malayalam Extra" w:hAnsi="BRH Malayalam Extra" w:cs="BRH Devanagari Extra"/>
+                <w:color w:val="000000"/>
+                <w:sz w:val="32"/>
+                <w:szCs w:val="40"/>
+                <w:lang w:bidi="ml-IN"/>
+              </w:rPr>
+              <w:t>–</w:t>
+            </w:r>
+            <w:proofErr w:type="spellStart"/>
+            <w:r>
+              <w:rPr>
+                <w:rFonts w:ascii="BRH Devanagari Extra" w:hAnsi="BRH Devanagari Extra" w:cs="BRH Devanagari Extra"/>
+                <w:color w:val="000000"/>
+                <w:sz w:val="40"/>
+                <w:szCs w:val="40"/>
+                <w:lang w:bidi="ml-IN"/>
+              </w:rPr>
+              <w:t>hÉÉ</w:t>
+            </w:r>
+            <w:proofErr w:type="spellEnd"/>
+            <w:r>
+              <w:rPr>
+                <w:rFonts w:ascii="BRH Devanagari Extra" w:hAnsi="BRH Devanagari Extra" w:cs="BRH Devanagari Extra"/>
+                <w:color w:val="000000"/>
+                <w:sz w:val="40"/>
+                <w:szCs w:val="40"/>
+                <w:lang w:bidi="ml-IN"/>
+              </w:rPr>
+              <w:t xml:space="preserve"> | S</w:t>
             </w:r>
             <w:r>
               <w:rPr>
@@ -13088,6 +16403,7 @@
               </w:rPr>
               <w:t>–</w:t>
             </w:r>
+            <w:proofErr w:type="spellStart"/>
             <w:r>
               <w:rPr>
                 <w:rFonts w:ascii="BRH Devanagari Extra" w:hAnsi="BRH Devanagari Extra" w:cs="BRH Devanagari Extra"/>
@@ -13117,7 +16433,18 @@
                 <w:szCs w:val="40"/>
                 <w:lang w:bidi="ml-IN"/>
               </w:rPr>
-              <w:t xml:space="preserve">uÉþiÉïiÉ | </w:t>
+              <w:t>uÉþiÉïiÉ</w:t>
+            </w:r>
+            <w:proofErr w:type="spellEnd"/>
+            <w:r>
+              <w:rPr>
+                <w:rFonts w:ascii="BRH Devanagari Extra" w:hAnsi="BRH Devanagari Extra" w:cs="BRH Devanagari Extra"/>
+                <w:color w:val="000000"/>
+                <w:sz w:val="40"/>
+                <w:szCs w:val="40"/>
+                <w:lang w:bidi="ml-IN"/>
+              </w:rPr>
+              <w:t xml:space="preserve"> | </w:t>
             </w:r>
           </w:p>
           <w:p>
@@ -13155,6 +16482,7 @@
               </w:rPr>
               <w:t xml:space="preserve"> </w:t>
             </w:r>
+            <w:proofErr w:type="spellStart"/>
             <w:r>
               <w:rPr>
                 <w:rFonts w:ascii="BRH Devanagari Extra" w:hAnsi="BRH Devanagari Extra" w:cs="BRH Devanagari Extra"/>
@@ -13174,7 +16502,18 @@
                 <w:szCs w:val="40"/>
                 <w:lang w:bidi="ml-IN"/>
               </w:rPr>
-              <w:t xml:space="preserve">uÉþiÉïiÉ | </w:t>
+              <w:t>uÉþiÉïiÉ</w:t>
+            </w:r>
+            <w:proofErr w:type="spellEnd"/>
+            <w:r>
+              <w:rPr>
+                <w:rFonts w:ascii="BRH Devanagari Extra" w:hAnsi="BRH Devanagari Extra" w:cs="BRH Devanagari Extra"/>
+                <w:color w:val="000000"/>
+                <w:sz w:val="40"/>
+                <w:szCs w:val="40"/>
+                <w:lang w:bidi="ml-IN"/>
+              </w:rPr>
+              <w:t xml:space="preserve"> | </w:t>
             </w:r>
           </w:p>
           <w:p>
@@ -13191,6 +16530,7 @@
                 <w:szCs w:val="40"/>
               </w:rPr>
             </w:pPr>
+            <w:proofErr w:type="spellStart"/>
             <w:r>
               <w:rPr>
                 <w:rFonts w:cs="Arial"/>
@@ -13198,8 +16538,9 @@
                 <w:sz w:val="28"/>
                 <w:szCs w:val="28"/>
               </w:rPr>
-              <w:t>Trikrama correction done.</w:t>
-            </w:r>
+              <w:t>Trikrama</w:t>
+            </w:r>
+            <w:proofErr w:type="spellEnd"/>
             <w:r>
               <w:rPr>
                 <w:rFonts w:cs="Arial"/>
@@ -13207,6 +16548,15 @@
                 <w:sz w:val="28"/>
                 <w:szCs w:val="28"/>
               </w:rPr>
+              <w:t xml:space="preserve"> correction done.</w:t>
+            </w:r>
+            <w:r>
+              <w:rPr>
+                <w:rFonts w:cs="Arial"/>
+                <w:color w:val="000000"/>
+                <w:sz w:val="28"/>
+                <w:szCs w:val="28"/>
+              </w:rPr>
               <w:br/>
             </w:r>
             <w:r>
@@ -13243,7 +16593,27 @@
                 <w:sz w:val="28"/>
                 <w:szCs w:val="28"/>
               </w:rPr>
-              <w:t>’ trikramam)</w:t>
+              <w:t xml:space="preserve">’ </w:t>
+            </w:r>
+            <w:proofErr w:type="spellStart"/>
+            <w:r>
+              <w:rPr>
+                <w:rFonts w:cs="Arial"/>
+                <w:color w:val="000000"/>
+                <w:sz w:val="28"/>
+                <w:szCs w:val="28"/>
+              </w:rPr>
+              <w:t>trikramam</w:t>
+            </w:r>
+            <w:proofErr w:type="spellEnd"/>
+            <w:r>
+              <w:rPr>
+                <w:rFonts w:cs="Arial"/>
+                <w:color w:val="000000"/>
+                <w:sz w:val="28"/>
+                <w:szCs w:val="28"/>
+              </w:rPr>
+              <w:t>)</w:t>
             </w:r>
           </w:p>
         </w:tc>
@@ -13755,14 +17125,35 @@
         <w:bCs/>
       </w:rPr>
       <w:tab/>
-      <w:t xml:space="preserve">              v</w:t>
+      <w:t xml:space="preserve">              </w:t>
     </w:r>
     <w:r>
       <w:rPr>
         <w:b/>
         <w:bCs/>
       </w:rPr>
-      <w:t>edavms@gmail.com</w:t>
+      <w:t>www.</w:t>
+    </w:r>
+    <w:r>
+      <w:rPr>
+        <w:b/>
+        <w:bCs/>
+      </w:rPr>
+      <w:t>v</w:t>
+    </w:r>
+    <w:r>
+      <w:rPr>
+        <w:b/>
+        <w:bCs/>
+      </w:rPr>
+      <w:t>edavms</w:t>
+    </w:r>
+    <w:r>
+      <w:rPr>
+        <w:b/>
+        <w:bCs/>
+      </w:rPr>
+      <w:t>.in</w:t>
     </w:r>
     <w:r>
       <w:rPr>
@@ -13781,6 +17172,9 @@
     </w:r>
     <w:r>
       <w:tab/>
+    </w:r>
+    <w:r>
+      <w:t xml:space="preserve">           </w:t>
     </w:r>
     <w:r>
       <w:tab/>
@@ -13972,6 +17366,19 @@
         <w:bCs/>
       </w:rPr>
       <w:tab/>
+    </w:r>
+    <w:r>
+      <w:rPr>
+        <w:b/>
+        <w:bCs/>
+      </w:rPr>
+      <w:t xml:space="preserve">          </w:t>
+    </w:r>
+    <w:r>
+      <w:rPr>
+        <w:b/>
+        <w:bCs/>
+      </w:rPr>
       <w:t xml:space="preserve"> </w:t>
     </w:r>
     <w:r>

--- a/TS-Kramam/TS-5.7/TS 5.7 Sanskrit Krama Paatam Corrections.docx
+++ b/TS-Kramam/TS-5.7/TS 5.7 Sanskrit Krama Paatam Corrections.docx
@@ -81,18 +81,7 @@
           <w:szCs w:val="32"/>
           <w:u w:val="single"/>
         </w:rPr>
-        <w:t xml:space="preserve">Observed </w:t>
-      </w:r>
-      <w:proofErr w:type="gramStart"/>
-      <w:r>
-        <w:rPr>
-          <w:b/>
-          <w:bCs/>
-          <w:sz w:val="32"/>
-          <w:szCs w:val="32"/>
-          <w:u w:val="single"/>
-        </w:rPr>
-        <w:t xml:space="preserve">till </w:t>
+        <w:t xml:space="preserve">Observed till </w:t>
       </w:r>
       <w:r>
         <w:rPr>
@@ -105,7 +94,6 @@
         </w:rPr>
         <w:t>????</w:t>
       </w:r>
-      <w:proofErr w:type="gramEnd"/>
     </w:p>
     <w:p>
       <w:pPr>
@@ -407,7 +395,6 @@
                 <w:lang w:val="en-IN" w:eastAsia="en-IN" w:bidi="ml-IN"/>
               </w:rPr>
             </w:pPr>
-            <w:proofErr w:type="spellStart"/>
             <w:r>
               <w:rPr>
                 <w:rFonts w:ascii="BRH Devanagari Extra" w:hAnsi="BRH Devanagari Extra" w:cs="BRH Devanagari Extra"/>
@@ -418,18 +405,16 @@
               </w:rPr>
               <w:t>mÉë</w:t>
             </w:r>
-            <w:proofErr w:type="spellEnd"/>
-            <w:r>
-              <w:rPr>
-                <w:rFonts w:ascii="BRH Malayalam Extra" w:hAnsi="BRH Malayalam Extra" w:cs="BRH Devanagari Extra"/>
-                <w:color w:val="000000"/>
-                <w:sz w:val="32"/>
-                <w:szCs w:val="40"/>
-                <w:lang w:bidi="ml-IN"/>
-              </w:rPr>
-              <w:t>–</w:t>
-            </w:r>
-            <w:proofErr w:type="spellStart"/>
+            <w:r>
+              <w:rPr>
+                <w:rFonts w:ascii="BRH Malayalam Extra" w:hAnsi="BRH Malayalam Extra" w:cs="BRH Devanagari Extra"/>
+                <w:color w:val="000000"/>
+                <w:sz w:val="32"/>
+                <w:szCs w:val="40"/>
+                <w:lang w:bidi="ml-IN"/>
+              </w:rPr>
+              <w:t>–</w:t>
+            </w:r>
             <w:r>
               <w:rPr>
                 <w:rFonts w:ascii="BRH Devanagari Extra" w:hAnsi="BRH Devanagari Extra" w:cs="BRH Devanagari Extra"/>
@@ -459,18 +444,7 @@
                 <w:szCs w:val="40"/>
                 <w:lang w:bidi="ml-IN"/>
               </w:rPr>
-              <w:t>uÉiÉç</w:t>
-            </w:r>
-            <w:proofErr w:type="spellEnd"/>
-            <w:r>
-              <w:rPr>
-                <w:rFonts w:ascii="BRH Devanagari Extra" w:hAnsi="BRH Devanagari Extra" w:cs="BRH Devanagari Extra"/>
-                <w:color w:val="000000"/>
-                <w:sz w:val="40"/>
-                <w:szCs w:val="40"/>
-                <w:lang w:bidi="ml-IN"/>
-              </w:rPr>
-              <w:t xml:space="preserve"> |</w:t>
+              <w:t>uÉiÉç |</w:t>
             </w:r>
           </w:p>
         </w:tc>
@@ -493,7 +467,6 @@
                 <w:lang w:eastAsia="en-IN" w:bidi="ml-IN"/>
               </w:rPr>
             </w:pPr>
-            <w:proofErr w:type="spellStart"/>
             <w:r>
               <w:rPr>
                 <w:rFonts w:ascii="BRH Devanagari Extra" w:hAnsi="BRH Devanagari Extra" w:cs="BRH Devanagari Extra"/>
@@ -504,18 +477,16 @@
               </w:rPr>
               <w:t>mÉë</w:t>
             </w:r>
-            <w:proofErr w:type="spellEnd"/>
-            <w:r>
-              <w:rPr>
-                <w:rFonts w:ascii="BRH Malayalam Extra" w:hAnsi="BRH Malayalam Extra" w:cs="BRH Devanagari Extra"/>
-                <w:color w:val="000000"/>
-                <w:sz w:val="32"/>
-                <w:szCs w:val="40"/>
-                <w:lang w:bidi="ml-IN"/>
-              </w:rPr>
-              <w:t>–</w:t>
-            </w:r>
-            <w:proofErr w:type="spellStart"/>
+            <w:r>
+              <w:rPr>
+                <w:rFonts w:ascii="BRH Malayalam Extra" w:hAnsi="BRH Malayalam Extra" w:cs="BRH Devanagari Extra"/>
+                <w:color w:val="000000"/>
+                <w:sz w:val="32"/>
+                <w:szCs w:val="40"/>
+                <w:lang w:bidi="ml-IN"/>
+              </w:rPr>
+              <w:t>–</w:t>
+            </w:r>
             <w:r>
               <w:rPr>
                 <w:rFonts w:ascii="BRH Devanagari Extra" w:hAnsi="BRH Devanagari Extra" w:cs="BRH Devanagari Extra"/>
@@ -545,18 +516,7 @@
                 <w:szCs w:val="40"/>
                 <w:lang w:bidi="ml-IN"/>
               </w:rPr>
-              <w:t>iÉç</w:t>
-            </w:r>
-            <w:proofErr w:type="spellEnd"/>
-            <w:r>
-              <w:rPr>
-                <w:rFonts w:ascii="BRH Devanagari Extra" w:hAnsi="BRH Devanagari Extra" w:cs="BRH Devanagari Extra"/>
-                <w:color w:val="000000"/>
-                <w:sz w:val="40"/>
-                <w:szCs w:val="40"/>
-                <w:lang w:bidi="ml-IN"/>
-              </w:rPr>
-              <w:t xml:space="preserve"> |</w:t>
+              <w:t>iÉç |</w:t>
             </w:r>
           </w:p>
         </w:tc>
@@ -1462,7 +1422,7 @@
                 <w:sz w:val="40"/>
                 <w:szCs w:val="40"/>
                 <w:highlight w:val="yellow"/>
-                <w:lang w:val="it-IT" w:bidi="ml-IN"/>
+                <w:lang w:bidi="ml-IN"/>
               </w:rPr>
             </w:pPr>
             <w:r>
@@ -1485,7 +1445,6 @@
               </w:rPr>
               <w:t>–</w:t>
             </w:r>
-            <w:proofErr w:type="spellStart"/>
             <w:r>
               <w:rPr>
                 <w:rFonts w:ascii="BRH Devanagari Extra" w:hAnsi="BRH Devanagari Extra" w:cs="BRH Devanagari Extra"/>
@@ -1515,18 +1474,7 @@
                 <w:szCs w:val="40"/>
                 <w:lang w:bidi="ml-IN"/>
               </w:rPr>
-              <w:t>qÉç</w:t>
-            </w:r>
-            <w:proofErr w:type="spellEnd"/>
-            <w:r>
-              <w:rPr>
-                <w:rFonts w:ascii="BRH Devanagari Extra" w:hAnsi="BRH Devanagari Extra" w:cs="BRH Devanagari Extra"/>
-                <w:color w:val="000000"/>
-                <w:sz w:val="40"/>
-                <w:szCs w:val="40"/>
-                <w:lang w:bidi="ml-IN"/>
-              </w:rPr>
-              <w:t xml:space="preserve"> | A³É</w:t>
+              <w:t>qÉç | A³É</w:t>
             </w:r>
             <w:r>
               <w:rPr>
@@ -1546,29 +1494,7 @@
                 <w:szCs w:val="40"/>
                 <w:lang w:bidi="ml-IN"/>
               </w:rPr>
-              <w:t xml:space="preserve">ÿ </w:t>
-            </w:r>
-            <w:proofErr w:type="spellStart"/>
-            <w:r>
-              <w:rPr>
-                <w:rFonts w:ascii="BRH Devanagari Extra" w:hAnsi="BRH Devanagari Extra" w:cs="BRH Devanagari Extra"/>
-                <w:color w:val="000000"/>
-                <w:sz w:val="40"/>
-                <w:szCs w:val="40"/>
-                <w:lang w:bidi="ml-IN"/>
-              </w:rPr>
-              <w:t>xrÉÉiÉç</w:t>
-            </w:r>
-            <w:proofErr w:type="spellEnd"/>
-            <w:r>
-              <w:rPr>
-                <w:rFonts w:ascii="BRH Devanagari Extra" w:hAnsi="BRH Devanagari Extra" w:cs="BRH Devanagari Extra"/>
-                <w:color w:val="000000"/>
-                <w:sz w:val="40"/>
-                <w:szCs w:val="40"/>
-                <w:lang w:bidi="ml-IN"/>
-              </w:rPr>
-              <w:t xml:space="preserve"> |</w:t>
+              <w:t>ÿ xrÉÉiÉç |</w:t>
             </w:r>
           </w:p>
         </w:tc>
@@ -1592,7 +1518,7 @@
                 <w:sz w:val="40"/>
                 <w:szCs w:val="40"/>
                 <w:highlight w:val="green"/>
-                <w:lang w:val="it-IT" w:bidi="ml-IN"/>
+                <w:lang w:bidi="ml-IN"/>
               </w:rPr>
             </w:pPr>
             <w:r>
@@ -1674,36 +1600,14 @@
                 <w:szCs w:val="40"/>
                 <w:lang w:bidi="ml-IN"/>
               </w:rPr>
-              <w:t xml:space="preserve">ÿ </w:t>
-            </w:r>
-            <w:proofErr w:type="spellStart"/>
-            <w:r>
-              <w:rPr>
-                <w:rFonts w:ascii="BRH Devanagari Extra" w:hAnsi="BRH Devanagari Extra" w:cs="BRH Devanagari Extra"/>
-                <w:color w:val="000000"/>
-                <w:sz w:val="40"/>
-                <w:szCs w:val="40"/>
-                <w:lang w:bidi="ml-IN"/>
-              </w:rPr>
-              <w:t>xrÉÉiÉç</w:t>
-            </w:r>
-            <w:proofErr w:type="spellEnd"/>
-            <w:r>
-              <w:rPr>
-                <w:rFonts w:ascii="BRH Devanagari Extra" w:hAnsi="BRH Devanagari Extra" w:cs="BRH Devanagari Extra"/>
-                <w:color w:val="000000"/>
-                <w:sz w:val="40"/>
-                <w:szCs w:val="40"/>
-                <w:lang w:bidi="ml-IN"/>
-              </w:rPr>
-              <w:t xml:space="preserve"> |</w:t>
+              <w:t>ÿ xrÉÉiÉç |</w:t>
             </w:r>
           </w:p>
         </w:tc>
       </w:tr>
       <w:tr>
         <w:trPr>
-          <w:trHeight w:val="964"/>
+          <w:trHeight w:val="1688"/>
         </w:trPr>
         <w:tc>
           <w:tcPr>
@@ -1724,7 +1628,7 @@
               <w:autoSpaceDE w:val="0"/>
               <w:autoSpaceDN w:val="0"/>
               <w:adjustRightInd w:val="0"/>
-              <w:spacing w:before="0" w:line="252" w:lineRule="auto"/>
+              <w:spacing w:before="0" w:line="240" w:lineRule="auto"/>
               <w:ind w:right="297"/>
               <w:rPr>
                 <w:rFonts w:cs="Arial"/>
@@ -1749,7 +1653,34 @@
                 <w:sz w:val="28"/>
                 <w:szCs w:val="32"/>
               </w:rPr>
-              <w:t>12.1</w:t>
+              <w:t>1</w:t>
+            </w:r>
+            <w:r>
+              <w:rPr>
+                <w:rFonts w:cs="Arial"/>
+                <w:b/>
+                <w:sz w:val="28"/>
+                <w:szCs w:val="32"/>
+              </w:rPr>
+              <w:t>1</w:t>
+            </w:r>
+            <w:r>
+              <w:rPr>
+                <w:rFonts w:cs="Arial"/>
+                <w:b/>
+                <w:sz w:val="28"/>
+                <w:szCs w:val="32"/>
+              </w:rPr>
+              <w:t>.</w:t>
+            </w:r>
+            <w:r>
+              <w:rPr>
+                <w:rFonts w:cs="Arial"/>
+                <w:b/>
+                <w:sz w:val="28"/>
+                <w:szCs w:val="32"/>
+              </w:rPr>
+              <w:t>1</w:t>
             </w:r>
             <w:r>
               <w:rPr>
@@ -1770,35 +1701,35 @@
               <w:autoSpaceDE w:val="0"/>
               <w:autoSpaceDN w:val="0"/>
               <w:adjustRightInd w:val="0"/>
-              <w:spacing w:before="0" w:line="252" w:lineRule="auto"/>
+              <w:spacing w:before="0" w:line="240" w:lineRule="auto"/>
               <w:ind w:right="297"/>
               <w:rPr>
                 <w:rFonts w:cs="Arial"/>
                 <w:b/>
                 <w:sz w:val="28"/>
                 <w:szCs w:val="32"/>
-                <w:lang w:val="en-IN"/>
-              </w:rPr>
-            </w:pPr>
-            <w:r>
-              <w:rPr>
-                <w:rFonts w:cs="Arial"/>
-                <w:b/>
-                <w:sz w:val="28"/>
-                <w:szCs w:val="32"/>
-                <w:lang w:val="en-IN"/>
-              </w:rPr>
-              <w:t>Krama Vaakyam No.</w:t>
-            </w:r>
-            <w:r>
-              <w:rPr>
-                <w:rFonts w:cs="Arial"/>
-                <w:b/>
-                <w:sz w:val="28"/>
-                <w:szCs w:val="32"/>
-                <w:lang w:val="en-IN"/>
-              </w:rPr>
-              <w:t>- 6</w:t>
+                <w:lang w:val="it-IT"/>
+              </w:rPr>
+            </w:pPr>
+            <w:r>
+              <w:rPr>
+                <w:rFonts w:cs="Arial"/>
+                <w:b/>
+                <w:sz w:val="28"/>
+                <w:szCs w:val="32"/>
+                <w:lang w:val="it-IT"/>
+              </w:rPr>
+              <w:t xml:space="preserve">Krama Vaakyam No.- </w:t>
+            </w:r>
+            <w:r>
+              <w:rPr>
+                <w:rFonts w:cs="Arial"/>
+                <w:b/>
+                <w:sz w:val="28"/>
+                <w:szCs w:val="32"/>
+                <w:lang w:val="it-IT"/>
+              </w:rPr>
+              <w:t>25</w:t>
             </w:r>
           </w:p>
           <w:p>
@@ -1810,23 +1741,24 @@
               <w:autoSpaceDE w:val="0"/>
               <w:autoSpaceDN w:val="0"/>
               <w:adjustRightInd w:val="0"/>
-              <w:spacing w:before="0" w:line="252" w:lineRule="auto"/>
+              <w:spacing w:before="0" w:line="240" w:lineRule="auto"/>
               <w:ind w:right="297"/>
               <w:rPr>
                 <w:rFonts w:cs="Arial"/>
                 <w:b/>
                 <w:sz w:val="28"/>
                 <w:szCs w:val="32"/>
-              </w:rPr>
-            </w:pPr>
-            <w:r>
-              <w:rPr>
-                <w:rFonts w:cs="Arial"/>
-                <w:b/>
-                <w:sz w:val="28"/>
-                <w:szCs w:val="32"/>
                 <w:lang w:val="it-IT"/>
               </w:rPr>
+            </w:pPr>
+            <w:r>
+              <w:rPr>
+                <w:rFonts w:cs="Arial"/>
+                <w:b/>
+                <w:sz w:val="28"/>
+                <w:szCs w:val="32"/>
+                <w:lang w:val="it-IT"/>
+              </w:rPr>
               <w:t>Panchaati No</w:t>
             </w:r>
             <w:r>
@@ -1846,7 +1778,17 @@
                 <w:szCs w:val="32"/>
                 <w:lang w:val="it-IT"/>
               </w:rPr>
-              <w:t>44</w:t>
+              <w:t>4</w:t>
+            </w:r>
+            <w:r>
+              <w:rPr>
+                <w:rFonts w:cs="Arial"/>
+                <w:b/>
+                <w:sz w:val="28"/>
+                <w:szCs w:val="32"/>
+                <w:lang w:val="it-IT"/>
+              </w:rPr>
+              <w:t>3</w:t>
             </w:r>
           </w:p>
         </w:tc>
@@ -1872,134 +1814,89 @@
                 <w:color w:val="000000"/>
                 <w:sz w:val="40"/>
                 <w:szCs w:val="40"/>
+                <w:lang w:bidi="ml-IN"/>
+              </w:rPr>
+            </w:pPr>
+            <w:r>
+              <w:rPr>
+                <w:rFonts w:ascii="BRH Devanagari Extra" w:hAnsi="BRH Devanagari Extra" w:cs="BRH Devanagari Extra"/>
+                <w:color w:val="000000"/>
+                <w:sz w:val="40"/>
+                <w:szCs w:val="40"/>
+                <w:lang w:bidi="ml-IN"/>
+              </w:rPr>
+              <w:t>ÎeÉÀûÉ</w:t>
+            </w:r>
+            <w:r>
+              <w:rPr>
+                <w:rFonts w:ascii="BRH Malayalam Extra" w:hAnsi="BRH Malayalam Extra" w:cs="BRH Devanagari Extra"/>
+                <w:color w:val="000000"/>
+                <w:sz w:val="32"/>
+                <w:szCs w:val="40"/>
+                <w:lang w:bidi="ml-IN"/>
+              </w:rPr>
+              <w:t>–</w:t>
+            </w:r>
+            <w:r>
+              <w:rPr>
+                <w:rFonts w:ascii="BRH Devanagari Extra" w:hAnsi="BRH Devanagari Extra" w:cs="BRH Devanagari Extra"/>
+                <w:color w:val="000000"/>
+                <w:sz w:val="40"/>
+                <w:szCs w:val="40"/>
+                <w:lang w:bidi="ml-IN"/>
+              </w:rPr>
+              <w:t>aÉë</w:t>
+            </w:r>
+            <w:r>
+              <w:rPr>
+                <w:rFonts w:ascii="BRH Devanagari Extra" w:hAnsi="BRH Devanagari Extra" w:cs="BRH Devanagari Extra"/>
+                <w:color w:val="000000"/>
+                <w:sz w:val="40"/>
+                <w:szCs w:val="40"/>
+                <w:lang w:bidi="ml-IN"/>
+              </w:rPr>
+              <w:t>å</w:t>
+            </w:r>
+            <w:r>
+              <w:rPr>
+                <w:rFonts w:ascii="BRH Devanagari Extra" w:hAnsi="BRH Devanagari Extra" w:cs="BRH Devanagari Extra"/>
+                <w:color w:val="000000"/>
+                <w:sz w:val="40"/>
+                <w:szCs w:val="40"/>
+                <w:lang w:bidi="ml-IN"/>
+              </w:rPr>
+              <w:t>hÉþ | ÎeÉ</w:t>
+            </w:r>
+            <w:r>
+              <w:rPr>
+                <w:rFonts w:ascii="BRH Malayalam Extra" w:hAnsi="BRH Malayalam Extra" w:cs="BRH Devanagari Extra"/>
+                <w:color w:val="000000"/>
+                <w:sz w:val="32"/>
+                <w:szCs w:val="40"/>
+                <w:lang w:bidi="ml-IN"/>
+              </w:rPr>
+              <w:t>–</w:t>
+            </w:r>
+            <w:r>
+              <w:rPr>
+                <w:rFonts w:ascii="BRH Devanagari Extra" w:hAnsi="BRH Devanagari Extra" w:cs="BRH Devanagari Extra"/>
+                <w:color w:val="000000"/>
+                <w:sz w:val="40"/>
+                <w:szCs w:val="40"/>
+                <w:lang w:bidi="ml-IN"/>
+              </w:rPr>
+              <w:t>ÀûÉ</w:t>
+            </w:r>
+            <w:r>
+              <w:rPr>
+                <w:rFonts w:ascii="BRH Malayalam Extra" w:hAnsi="BRH Malayalam Extra" w:cs="BRH Devanagari Extra"/>
+                <w:color w:val="000000"/>
+                <w:sz w:val="32"/>
+                <w:szCs w:val="40"/>
                 <w:highlight w:val="yellow"/>
-                <w:lang w:val="it-IT" w:bidi="ml-IN"/>
-              </w:rPr>
-            </w:pPr>
-            <w:r>
-              <w:rPr>
-                <w:rFonts w:ascii="BRH Devanagari Extra" w:hAnsi="BRH Devanagari Extra" w:cs="BRH Devanagari Extra"/>
-                <w:color w:val="000000"/>
-                <w:sz w:val="40"/>
-                <w:szCs w:val="40"/>
-                <w:lang w:bidi="ml-IN"/>
-              </w:rPr>
-              <w:t>AÉ</w:t>
-            </w:r>
-            <w:r>
-              <w:rPr>
-                <w:rFonts w:ascii="BRH Malayalam Extra" w:hAnsi="BRH Malayalam Extra" w:cs="BRH Devanagari Extra"/>
-                <w:color w:val="000000"/>
-                <w:sz w:val="32"/>
-                <w:szCs w:val="40"/>
-                <w:lang w:bidi="ml-IN"/>
-              </w:rPr>
-              <w:t>–</w:t>
-            </w:r>
-            <w:proofErr w:type="spellStart"/>
-            <w:r>
-              <w:rPr>
-                <w:rFonts w:ascii="BRH Devanagari Extra" w:hAnsi="BRH Devanagari Extra" w:cs="BRH Devanagari Extra"/>
-                <w:color w:val="000000"/>
-                <w:sz w:val="40"/>
-                <w:szCs w:val="40"/>
-                <w:lang w:bidi="ml-IN"/>
-              </w:rPr>
-              <w:t>xrÉåþlÉÉÌS</w:t>
-            </w:r>
-            <w:proofErr w:type="spellEnd"/>
-            <w:r>
-              <w:rPr>
-                <w:rFonts w:ascii="BRH Malayalam Extra" w:hAnsi="BRH Malayalam Extra" w:cs="BRH Devanagari Extra"/>
-                <w:color w:val="000000"/>
-                <w:sz w:val="32"/>
-                <w:szCs w:val="40"/>
-                <w:lang w:bidi="ml-IN"/>
-              </w:rPr>
-              <w:t>–</w:t>
-            </w:r>
-            <w:proofErr w:type="spellStart"/>
-            <w:r>
-              <w:rPr>
-                <w:rFonts w:ascii="BRH Devanagari Extra" w:hAnsi="BRH Devanagari Extra" w:cs="BRH Devanagari Extra"/>
-                <w:color w:val="000000"/>
-                <w:sz w:val="40"/>
-                <w:szCs w:val="40"/>
-                <w:lang w:bidi="ml-IN"/>
-              </w:rPr>
-              <w:t>irÉÉlÉç</w:t>
-            </w:r>
-            <w:proofErr w:type="spellEnd"/>
-            <w:r>
-              <w:rPr>
-                <w:rFonts w:ascii="BRH Devanagari Extra" w:hAnsi="BRH Devanagari Extra" w:cs="BRH Devanagari Extra"/>
-                <w:color w:val="000000"/>
-                <w:sz w:val="40"/>
-                <w:szCs w:val="40"/>
-                <w:lang w:bidi="ml-IN"/>
-              </w:rPr>
-              <w:t xml:space="preserve"> | </w:t>
-            </w:r>
-            <w:r>
-              <w:rPr>
-                <w:rFonts w:ascii="BRH Devanagari Extra" w:hAnsi="BRH Devanagari Extra" w:cs="BRH Devanagari Extra"/>
-                <w:color w:val="000000"/>
-                <w:sz w:val="40"/>
-                <w:szCs w:val="40"/>
-                <w:lang w:bidi="ml-IN"/>
-              </w:rPr>
-              <w:br/>
-            </w:r>
-            <w:r>
-              <w:rPr>
-                <w:rFonts w:ascii="BRH Devanagari Extra" w:hAnsi="BRH Devanagari Extra" w:cs="BRH Devanagari Extra"/>
-                <w:color w:val="000000"/>
-                <w:sz w:val="40"/>
-                <w:szCs w:val="40"/>
-                <w:lang w:bidi="ml-IN"/>
-              </w:rPr>
-              <w:t>AÉ</w:t>
-            </w:r>
-            <w:r>
-              <w:rPr>
-                <w:rFonts w:ascii="BRH Malayalam Extra" w:hAnsi="BRH Malayalam Extra" w:cs="BRH Devanagari Extra"/>
-                <w:color w:val="000000"/>
-                <w:sz w:val="32"/>
-                <w:szCs w:val="40"/>
-                <w:lang w:bidi="ml-IN"/>
-              </w:rPr>
-              <w:t>–</w:t>
-            </w:r>
-            <w:r>
-              <w:rPr>
-                <w:rFonts w:ascii="BRH Devanagari Extra" w:hAnsi="BRH Devanagari Extra" w:cs="BRH Devanagari Extra"/>
-                <w:color w:val="000000"/>
-                <w:sz w:val="40"/>
-                <w:szCs w:val="40"/>
-                <w:lang w:bidi="ml-IN"/>
-              </w:rPr>
-              <w:t>ÌS</w:t>
-            </w:r>
-            <w:r>
-              <w:rPr>
-                <w:rFonts w:ascii="BRH Malayalam Extra" w:hAnsi="BRH Malayalam Extra" w:cs="BRH Devanagari Extra"/>
-                <w:color w:val="000000"/>
-                <w:sz w:val="32"/>
-                <w:szCs w:val="40"/>
-                <w:lang w:bidi="ml-IN"/>
-              </w:rPr>
-              <w:t>–</w:t>
-            </w:r>
-            <w:proofErr w:type="spellStart"/>
-            <w:r>
-              <w:rPr>
-                <w:rFonts w:ascii="BRH Devanagari Extra" w:hAnsi="BRH Devanagari Extra" w:cs="BRH Devanagari Extra"/>
-                <w:color w:val="000000"/>
-                <w:sz w:val="40"/>
-                <w:szCs w:val="40"/>
-                <w:lang w:bidi="ml-IN"/>
-              </w:rPr>
-              <w:t>irÉÉ</w:t>
+                <w:lang w:bidi="ml-IN"/>
+              </w:rPr>
+              <w:t>–</w:t>
             </w:r>
             <w:r>
               <w:rPr>
@@ -2010,52 +1907,103 @@
                 <w:highlight w:val="yellow"/>
                 <w:lang w:bidi="ml-IN"/>
               </w:rPr>
-              <w:t>lÉç</w:t>
-            </w:r>
-            <w:proofErr w:type="spellEnd"/>
-            <w:r>
-              <w:rPr>
-                <w:rFonts w:ascii="BRH Devanagari Extra" w:hAnsi="BRH Devanagari Extra" w:cs="BRH Devanagari Extra"/>
-                <w:color w:val="000000"/>
-                <w:sz w:val="40"/>
-                <w:szCs w:val="40"/>
-                <w:highlight w:val="yellow"/>
-                <w:lang w:bidi="ml-IN"/>
-              </w:rPr>
-              <w:t xml:space="preserve"> </w:t>
-            </w:r>
-            <w:proofErr w:type="spellStart"/>
-            <w:r>
-              <w:rPr>
-                <w:rFonts w:ascii="BRH Devanagari Extra" w:hAnsi="BRH Devanagari Extra" w:cs="BRH Devanagari Extra"/>
-                <w:color w:val="000000"/>
-                <w:sz w:val="40"/>
-                <w:szCs w:val="40"/>
-                <w:highlight w:val="yellow"/>
-                <w:lang w:bidi="ml-IN"/>
-              </w:rPr>
-              <w:t>zq</w:t>
-            </w:r>
-            <w:r>
-              <w:rPr>
-                <w:rFonts w:ascii="BRH Devanagari Extra" w:hAnsi="BRH Devanagari Extra" w:cs="BRH Devanagari Extra"/>
-                <w:color w:val="000000"/>
-                <w:sz w:val="40"/>
-                <w:szCs w:val="40"/>
-                <w:lang w:bidi="ml-IN"/>
-              </w:rPr>
-              <w:t>É´ÉÑþÍpÉÈ</w:t>
-            </w:r>
-            <w:proofErr w:type="spellEnd"/>
-            <w:r>
-              <w:rPr>
-                <w:rFonts w:ascii="BRH Devanagari Extra" w:hAnsi="BRH Devanagari Extra" w:cs="BRH Devanagari Extra"/>
-                <w:color w:val="000000"/>
-                <w:sz w:val="40"/>
-                <w:szCs w:val="40"/>
-                <w:lang w:bidi="ml-IN"/>
-              </w:rPr>
-              <w:t xml:space="preserve"> |</w:t>
+              <w:t>aÉ</w:t>
+            </w:r>
+            <w:r>
+              <w:rPr>
+                <w:rFonts w:ascii="BRH Devanagari Extra" w:hAnsi="BRH Devanagari Extra" w:cs="BRH Devanagari Extra"/>
+                <w:color w:val="000000"/>
+                <w:sz w:val="40"/>
+                <w:szCs w:val="40"/>
+                <w:lang w:bidi="ml-IN"/>
+              </w:rPr>
+              <w:t>ëÉhÉ</w:t>
+            </w:r>
+            <w:r>
+              <w:rPr>
+                <w:rFonts w:ascii="BRH Devanagari Extra" w:hAnsi="BRH Devanagari Extra" w:cs="BRH Devanagari Extra"/>
+                <w:color w:val="000000"/>
+                <w:sz w:val="40"/>
+                <w:szCs w:val="40"/>
+                <w:lang w:bidi="ml-IN"/>
+              </w:rPr>
+              <w:t>å</w:t>
+            </w:r>
+            <w:r>
+              <w:rPr>
+                <w:rFonts w:ascii="BRH Devanagari Extra" w:hAnsi="BRH Devanagari Extra" w:cs="BRH Devanagari Extra"/>
+                <w:color w:val="000000"/>
+                <w:sz w:val="40"/>
+                <w:szCs w:val="40"/>
+                <w:lang w:bidi="ml-IN"/>
+              </w:rPr>
+              <w:t>ÌiÉþ</w:t>
+            </w:r>
+          </w:p>
+          <w:p>
+            <w:pPr>
+              <w:widowControl w:val="0"/>
+              <w:autoSpaceDE w:val="0"/>
+              <w:autoSpaceDN w:val="0"/>
+              <w:adjustRightInd w:val="0"/>
+              <w:spacing w:before="0" w:line="240" w:lineRule="auto"/>
+              <w:rPr>
+                <w:rFonts w:ascii="BRH Devanagari Extra" w:hAnsi="BRH Devanagari Extra" w:cs="BRH Devanagari Extra"/>
+                <w:color w:val="000000"/>
+                <w:sz w:val="40"/>
+                <w:szCs w:val="40"/>
+                <w:lang w:bidi="ml-IN"/>
+              </w:rPr>
+            </w:pPr>
+            <w:r>
+              <w:rPr>
+                <w:rFonts w:ascii="BRH Devanagari Extra" w:hAnsi="BRH Devanagari Extra" w:cs="BRH Devanagari Extra"/>
+                <w:color w:val="000000"/>
+                <w:sz w:val="40"/>
+                <w:szCs w:val="40"/>
+                <w:lang w:bidi="ml-IN"/>
+              </w:rPr>
+              <w:t xml:space="preserve"> ÎeÉÀûÉ - A</w:t>
+            </w:r>
+            <w:r>
+              <w:rPr>
+                <w:rFonts w:ascii="BRH Malayalam Extra" w:hAnsi="BRH Malayalam Extra" w:cs="BRH Devanagari Extra"/>
+                <w:color w:val="000000"/>
+                <w:sz w:val="32"/>
+                <w:szCs w:val="40"/>
+                <w:lang w:bidi="ml-IN"/>
+              </w:rPr>
+              <w:t>–</w:t>
+            </w:r>
+            <w:r>
+              <w:rPr>
+                <w:rFonts w:ascii="BRH Devanagari Extra" w:hAnsi="BRH Devanagari Extra" w:cs="BRH Devanagari Extra"/>
+                <w:color w:val="000000"/>
+                <w:sz w:val="40"/>
+                <w:szCs w:val="40"/>
+                <w:lang w:bidi="ml-IN"/>
+              </w:rPr>
+              <w:t>aÉë</w:t>
+            </w:r>
+            <w:r>
+              <w:rPr>
+                <w:rFonts w:ascii="BRH Devanagari Extra" w:hAnsi="BRH Devanagari Extra" w:cs="BRH Devanagari Extra"/>
+                <w:color w:val="000000"/>
+                <w:sz w:val="40"/>
+                <w:szCs w:val="40"/>
+                <w:lang w:bidi="ml-IN"/>
+              </w:rPr>
+              <w:t>å</w:t>
+            </w:r>
+            <w:r>
+              <w:rPr>
+                <w:rFonts w:ascii="BRH Devanagari Extra" w:hAnsi="BRH Devanagari Extra" w:cs="BRH Devanagari Extra"/>
+                <w:color w:val="000000"/>
+                <w:sz w:val="40"/>
+                <w:szCs w:val="40"/>
+                <w:lang w:bidi="ml-IN"/>
+              </w:rPr>
+              <w:t>hÉþ ||</w:t>
             </w:r>
           </w:p>
         </w:tc>
@@ -2078,8 +2026,370 @@
                 <w:color w:val="000000"/>
                 <w:sz w:val="40"/>
                 <w:szCs w:val="40"/>
+                <w:lang w:bidi="ml-IN"/>
+              </w:rPr>
+            </w:pPr>
+            <w:r>
+              <w:rPr>
+                <w:rFonts w:ascii="BRH Devanagari Extra" w:hAnsi="BRH Devanagari Extra" w:cs="BRH Devanagari Extra"/>
+                <w:color w:val="000000"/>
+                <w:sz w:val="40"/>
+                <w:szCs w:val="40"/>
+                <w:lang w:bidi="ml-IN"/>
+              </w:rPr>
+              <w:t>ÎeÉÀûÉ</w:t>
+            </w:r>
+            <w:r>
+              <w:rPr>
+                <w:rFonts w:ascii="BRH Malayalam Extra" w:hAnsi="BRH Malayalam Extra" w:cs="BRH Devanagari Extra"/>
+                <w:color w:val="000000"/>
+                <w:sz w:val="32"/>
+                <w:szCs w:val="40"/>
+                <w:lang w:bidi="ml-IN"/>
+              </w:rPr>
+              <w:t>–</w:t>
+            </w:r>
+            <w:r>
+              <w:rPr>
+                <w:rFonts w:ascii="BRH Devanagari Extra" w:hAnsi="BRH Devanagari Extra" w:cs="BRH Devanagari Extra"/>
+                <w:color w:val="000000"/>
+                <w:sz w:val="40"/>
+                <w:szCs w:val="40"/>
+                <w:lang w:bidi="ml-IN"/>
+              </w:rPr>
+              <w:t>aÉë</w:t>
+            </w:r>
+            <w:r>
+              <w:rPr>
+                <w:rFonts w:ascii="BRH Devanagari Extra" w:hAnsi="BRH Devanagari Extra" w:cs="BRH Devanagari Extra"/>
+                <w:color w:val="000000"/>
+                <w:sz w:val="40"/>
+                <w:szCs w:val="40"/>
+                <w:lang w:bidi="ml-IN"/>
+              </w:rPr>
+              <w:t>å</w:t>
+            </w:r>
+            <w:r>
+              <w:rPr>
+                <w:rFonts w:ascii="BRH Devanagari Extra" w:hAnsi="BRH Devanagari Extra" w:cs="BRH Devanagari Extra"/>
+                <w:color w:val="000000"/>
+                <w:sz w:val="40"/>
+                <w:szCs w:val="40"/>
+                <w:lang w:bidi="ml-IN"/>
+              </w:rPr>
+              <w:t>hÉþ | ÎeÉ</w:t>
+            </w:r>
+            <w:r>
+              <w:rPr>
+                <w:rFonts w:ascii="BRH Malayalam Extra" w:hAnsi="BRH Malayalam Extra" w:cs="BRH Devanagari Extra"/>
+                <w:color w:val="000000"/>
+                <w:sz w:val="32"/>
+                <w:szCs w:val="40"/>
+                <w:lang w:bidi="ml-IN"/>
+              </w:rPr>
+              <w:t>–</w:t>
+            </w:r>
+            <w:r>
+              <w:rPr>
+                <w:rFonts w:ascii="BRH Devanagari Extra" w:hAnsi="BRH Devanagari Extra" w:cs="BRH Devanagari Extra"/>
+                <w:color w:val="000000"/>
+                <w:sz w:val="40"/>
+                <w:szCs w:val="40"/>
+                <w:lang w:bidi="ml-IN"/>
+              </w:rPr>
+              <w:t>ÀûÉ</w:t>
+            </w:r>
+            <w:r>
+              <w:rPr>
+                <w:rFonts w:ascii="BRH Malayalam Extra" w:hAnsi="BRH Malayalam Extra" w:cs="BRH Devanagari Extra"/>
+                <w:color w:val="000000"/>
+                <w:sz w:val="32"/>
+                <w:szCs w:val="40"/>
+                <w:lang w:bidi="ml-IN"/>
+              </w:rPr>
+              <w:t>–</w:t>
+            </w:r>
+            <w:r>
+              <w:rPr>
+                <w:rFonts w:ascii="BRH Devanagari Extra" w:hAnsi="BRH Devanagari Extra" w:cs="BRH Devanagari Extra"/>
+                <w:color w:val="000000"/>
+                <w:sz w:val="40"/>
+                <w:szCs w:val="40"/>
                 <w:highlight w:val="green"/>
-                <w:lang w:val="it-IT" w:bidi="ml-IN"/>
+                <w:lang w:bidi="ml-IN"/>
+              </w:rPr>
+              <w:t>aÉå</w:t>
+            </w:r>
+            <w:r>
+              <w:rPr>
+                <w:rFonts w:ascii="BRH Devanagari Extra" w:hAnsi="BRH Devanagari Extra" w:cs="BRH Devanagari Extra"/>
+                <w:color w:val="000000"/>
+                <w:sz w:val="40"/>
+                <w:szCs w:val="40"/>
+                <w:lang w:bidi="ml-IN"/>
+              </w:rPr>
+              <w:t>ëhÉ</w:t>
+            </w:r>
+            <w:r>
+              <w:rPr>
+                <w:rFonts w:ascii="BRH Devanagari Extra" w:hAnsi="BRH Devanagari Extra" w:cs="BRH Devanagari Extra"/>
+                <w:color w:val="000000"/>
+                <w:sz w:val="40"/>
+                <w:szCs w:val="40"/>
+                <w:lang w:bidi="ml-IN"/>
+              </w:rPr>
+              <w:t>å</w:t>
+            </w:r>
+            <w:r>
+              <w:rPr>
+                <w:rFonts w:ascii="BRH Devanagari Extra" w:hAnsi="BRH Devanagari Extra" w:cs="BRH Devanagari Extra"/>
+                <w:color w:val="000000"/>
+                <w:sz w:val="40"/>
+                <w:szCs w:val="40"/>
+                <w:lang w:bidi="ml-IN"/>
+              </w:rPr>
+              <w:t xml:space="preserve">ÌiÉþ </w:t>
+            </w:r>
+          </w:p>
+          <w:p>
+            <w:pPr>
+              <w:spacing w:before="0" w:line="240" w:lineRule="auto"/>
+              <w:ind w:right="-106"/>
+              <w:rPr>
+                <w:rFonts w:ascii="BRH Devanagari Extra" w:hAnsi="BRH Devanagari Extra" w:cs="BRH Devanagari Extra"/>
+                <w:color w:val="000000"/>
+                <w:sz w:val="40"/>
+                <w:szCs w:val="40"/>
+                <w:lang w:bidi="ml-IN"/>
+              </w:rPr>
+            </w:pPr>
+            <w:r>
+              <w:rPr>
+                <w:rFonts w:ascii="BRH Devanagari Extra" w:hAnsi="BRH Devanagari Extra" w:cs="BRH Devanagari Extra"/>
+                <w:color w:val="000000"/>
+                <w:sz w:val="40"/>
+                <w:szCs w:val="40"/>
+                <w:lang w:bidi="ml-IN"/>
+              </w:rPr>
+              <w:t>ÎeÉÀûÉ - A</w:t>
+            </w:r>
+            <w:r>
+              <w:rPr>
+                <w:rFonts w:ascii="BRH Malayalam Extra" w:hAnsi="BRH Malayalam Extra" w:cs="BRH Devanagari Extra"/>
+                <w:color w:val="000000"/>
+                <w:sz w:val="32"/>
+                <w:szCs w:val="40"/>
+                <w:lang w:bidi="ml-IN"/>
+              </w:rPr>
+              <w:t>–</w:t>
+            </w:r>
+            <w:r>
+              <w:rPr>
+                <w:rFonts w:ascii="BRH Devanagari Extra" w:hAnsi="BRH Devanagari Extra" w:cs="BRH Devanagari Extra"/>
+                <w:color w:val="000000"/>
+                <w:sz w:val="40"/>
+                <w:szCs w:val="40"/>
+                <w:lang w:bidi="ml-IN"/>
+              </w:rPr>
+              <w:t>aÉë</w:t>
+            </w:r>
+            <w:r>
+              <w:rPr>
+                <w:rFonts w:ascii="BRH Devanagari Extra" w:hAnsi="BRH Devanagari Extra" w:cs="BRH Devanagari Extra"/>
+                <w:color w:val="000000"/>
+                <w:sz w:val="40"/>
+                <w:szCs w:val="40"/>
+                <w:lang w:bidi="ml-IN"/>
+              </w:rPr>
+              <w:t>å</w:t>
+            </w:r>
+            <w:r>
+              <w:rPr>
+                <w:rFonts w:ascii="BRH Devanagari Extra" w:hAnsi="BRH Devanagari Extra" w:cs="BRH Devanagari Extra"/>
+                <w:color w:val="000000"/>
+                <w:sz w:val="40"/>
+                <w:szCs w:val="40"/>
+                <w:lang w:bidi="ml-IN"/>
+              </w:rPr>
+              <w:t>hÉþ ||</w:t>
+            </w:r>
+          </w:p>
+        </w:tc>
+      </w:tr>
+      <w:tr>
+        <w:trPr>
+          <w:trHeight w:val="1688"/>
+        </w:trPr>
+        <w:tc>
+          <w:tcPr>
+            <w:tcW w:w="3877" w:type="dxa"/>
+            <w:tcBorders>
+              <w:top w:val="single" w:sz="4" w:space="0" w:color="000000"/>
+              <w:left w:val="single" w:sz="4" w:space="0" w:color="000000"/>
+              <w:bottom w:val="single" w:sz="4" w:space="0" w:color="000000"/>
+              <w:right w:val="single" w:sz="4" w:space="0" w:color="000000"/>
+            </w:tcBorders>
+          </w:tcPr>
+          <w:p>
+            <w:pPr>
+              <w:widowControl w:val="0"/>
+              <w:tabs>
+                <w:tab w:val="left" w:pos="993"/>
+              </w:tabs>
+              <w:autoSpaceDE w:val="0"/>
+              <w:autoSpaceDN w:val="0"/>
+              <w:adjustRightInd w:val="0"/>
+              <w:spacing w:before="0" w:line="252" w:lineRule="auto"/>
+              <w:ind w:right="297"/>
+              <w:rPr>
+                <w:rFonts w:cs="Arial"/>
+                <w:b/>
+                <w:sz w:val="28"/>
+                <w:szCs w:val="32"/>
+              </w:rPr>
+            </w:pPr>
+            <w:r>
+              <w:rPr>
+                <w:rFonts w:cs="Arial"/>
+                <w:b/>
+                <w:sz w:val="28"/>
+                <w:szCs w:val="32"/>
+              </w:rPr>
+              <w:lastRenderedPageBreak/>
+              <w:t>T.S.5.7.</w:t>
+            </w:r>
+            <w:r>
+              <w:rPr>
+                <w:rFonts w:cs="Arial"/>
+                <w:b/>
+                <w:sz w:val="28"/>
+                <w:szCs w:val="32"/>
+              </w:rPr>
+              <w:t>12.1</w:t>
+            </w:r>
+            <w:r>
+              <w:rPr>
+                <w:rFonts w:cs="Arial"/>
+                <w:b/>
+                <w:sz w:val="28"/>
+                <w:szCs w:val="32"/>
+              </w:rPr>
+              <w:t xml:space="preserve"> – Kramam</w:t>
+            </w:r>
+          </w:p>
+          <w:p>
+            <w:pPr>
+              <w:widowControl w:val="0"/>
+              <w:tabs>
+                <w:tab w:val="left" w:pos="993"/>
+              </w:tabs>
+              <w:autoSpaceDE w:val="0"/>
+              <w:autoSpaceDN w:val="0"/>
+              <w:adjustRightInd w:val="0"/>
+              <w:spacing w:before="0" w:line="252" w:lineRule="auto"/>
+              <w:ind w:right="297"/>
+              <w:rPr>
+                <w:rFonts w:cs="Arial"/>
+                <w:b/>
+                <w:sz w:val="28"/>
+                <w:szCs w:val="32"/>
+                <w:lang w:val="en-IN"/>
+              </w:rPr>
+            </w:pPr>
+            <w:r>
+              <w:rPr>
+                <w:rFonts w:cs="Arial"/>
+                <w:b/>
+                <w:sz w:val="28"/>
+                <w:szCs w:val="32"/>
+                <w:lang w:val="en-IN"/>
+              </w:rPr>
+              <w:t>Krama Vaakyam No.</w:t>
+            </w:r>
+            <w:r>
+              <w:rPr>
+                <w:rFonts w:cs="Arial"/>
+                <w:b/>
+                <w:sz w:val="28"/>
+                <w:szCs w:val="32"/>
+                <w:lang w:val="en-IN"/>
+              </w:rPr>
+              <w:t>- 6</w:t>
+            </w:r>
+          </w:p>
+          <w:p>
+            <w:pPr>
+              <w:widowControl w:val="0"/>
+              <w:tabs>
+                <w:tab w:val="left" w:pos="993"/>
+              </w:tabs>
+              <w:autoSpaceDE w:val="0"/>
+              <w:autoSpaceDN w:val="0"/>
+              <w:adjustRightInd w:val="0"/>
+              <w:spacing w:before="0" w:line="252" w:lineRule="auto"/>
+              <w:ind w:right="297"/>
+              <w:rPr>
+                <w:rFonts w:cs="Arial"/>
+                <w:b/>
+                <w:sz w:val="28"/>
+                <w:szCs w:val="32"/>
+              </w:rPr>
+            </w:pPr>
+            <w:r>
+              <w:rPr>
+                <w:rFonts w:cs="Arial"/>
+                <w:b/>
+                <w:sz w:val="28"/>
+                <w:szCs w:val="32"/>
+                <w:lang w:val="it-IT"/>
+              </w:rPr>
+              <w:t>Panchaati No</w:t>
+            </w:r>
+            <w:r>
+              <w:rPr>
+                <w:rFonts w:cs="Arial"/>
+                <w:b/>
+                <w:szCs w:val="32"/>
+                <w:lang w:val="it-IT"/>
+              </w:rPr>
+              <w:t xml:space="preserve">. - </w:t>
+            </w:r>
+            <w:r>
+              <w:rPr>
+                <w:rFonts w:cs="Arial"/>
+                <w:b/>
+                <w:sz w:val="28"/>
+                <w:szCs w:val="32"/>
+                <w:lang w:val="it-IT"/>
+              </w:rPr>
+              <w:t>44</w:t>
+            </w:r>
+          </w:p>
+        </w:tc>
+        <w:tc>
+          <w:tcPr>
+            <w:tcW w:w="4678" w:type="dxa"/>
+            <w:tcBorders>
+              <w:top w:val="single" w:sz="4" w:space="0" w:color="000000"/>
+              <w:left w:val="single" w:sz="4" w:space="0" w:color="000000"/>
+              <w:bottom w:val="single" w:sz="4" w:space="0" w:color="000000"/>
+              <w:right w:val="single" w:sz="4" w:space="0" w:color="000000"/>
+            </w:tcBorders>
+          </w:tcPr>
+          <w:p>
+            <w:pPr>
+              <w:widowControl w:val="0"/>
+              <w:autoSpaceDE w:val="0"/>
+              <w:autoSpaceDN w:val="0"/>
+              <w:adjustRightInd w:val="0"/>
+              <w:spacing w:before="0" w:line="240" w:lineRule="auto"/>
+              <w:rPr>
+                <w:rFonts w:ascii="BRH Devanagari Extra" w:hAnsi="BRH Devanagari Extra" w:cs="BRH Devanagari Extra"/>
+                <w:color w:val="000000"/>
+                <w:sz w:val="40"/>
+                <w:szCs w:val="40"/>
+                <w:highlight w:val="yellow"/>
+                <w:lang w:bidi="ml-IN"/>
               </w:rPr>
             </w:pPr>
             <w:r>
@@ -2102,7 +2412,6 @@
               </w:rPr>
               <w:t>–</w:t>
             </w:r>
-            <w:proofErr w:type="spellStart"/>
             <w:r>
               <w:rPr>
                 <w:rFonts w:ascii="BRH Devanagari Extra" w:hAnsi="BRH Devanagari Extra" w:cs="BRH Devanagari Extra"/>
@@ -2113,38 +2422,25 @@
               </w:rPr>
               <w:t>xrÉåþlÉÉÌS</w:t>
             </w:r>
-            <w:proofErr w:type="spellEnd"/>
-            <w:r>
-              <w:rPr>
-                <w:rFonts w:ascii="BRH Malayalam Extra" w:hAnsi="BRH Malayalam Extra" w:cs="BRH Devanagari Extra"/>
-                <w:color w:val="000000"/>
-                <w:sz w:val="32"/>
-                <w:szCs w:val="40"/>
-                <w:lang w:bidi="ml-IN"/>
-              </w:rPr>
-              <w:t>–</w:t>
-            </w:r>
-            <w:proofErr w:type="spellStart"/>
-            <w:r>
-              <w:rPr>
-                <w:rFonts w:ascii="BRH Devanagari Extra" w:hAnsi="BRH Devanagari Extra" w:cs="BRH Devanagari Extra"/>
-                <w:color w:val="000000"/>
-                <w:sz w:val="40"/>
-                <w:szCs w:val="40"/>
-                <w:lang w:bidi="ml-IN"/>
-              </w:rPr>
-              <w:t>irÉÉlÉç</w:t>
-            </w:r>
-            <w:proofErr w:type="spellEnd"/>
-            <w:r>
-              <w:rPr>
-                <w:rFonts w:ascii="BRH Devanagari Extra" w:hAnsi="BRH Devanagari Extra" w:cs="BRH Devanagari Extra"/>
-                <w:color w:val="000000"/>
-                <w:sz w:val="40"/>
-                <w:szCs w:val="40"/>
-                <w:lang w:bidi="ml-IN"/>
-              </w:rPr>
-              <w:t xml:space="preserve"> | </w:t>
+            <w:r>
+              <w:rPr>
+                <w:rFonts w:ascii="BRH Malayalam Extra" w:hAnsi="BRH Malayalam Extra" w:cs="BRH Devanagari Extra"/>
+                <w:color w:val="000000"/>
+                <w:sz w:val="32"/>
+                <w:szCs w:val="40"/>
+                <w:lang w:bidi="ml-IN"/>
+              </w:rPr>
+              <w:t>–</w:t>
+            </w:r>
+            <w:r>
+              <w:rPr>
+                <w:rFonts w:ascii="BRH Devanagari Extra" w:hAnsi="BRH Devanagari Extra" w:cs="BRH Devanagari Extra"/>
+                <w:color w:val="000000"/>
+                <w:sz w:val="40"/>
+                <w:szCs w:val="40"/>
+                <w:lang w:bidi="ml-IN"/>
+              </w:rPr>
+              <w:t xml:space="preserve">irÉÉlÉç | </w:t>
             </w:r>
             <w:r>
               <w:rPr>
@@ -2196,7 +2492,6 @@
               </w:rPr>
               <w:t>–</w:t>
             </w:r>
-            <w:proofErr w:type="spellStart"/>
             <w:r>
               <w:rPr>
                 <w:rFonts w:ascii="BRH Devanagari Extra" w:hAnsi="BRH Devanagari Extra" w:cs="BRH Devanagari Extra"/>
@@ -2210,13 +2505,168 @@
             <w:r>
               <w:rPr>
                 <w:rFonts w:ascii="BRH Devanagari Extra" w:hAnsi="BRH Devanagari Extra" w:cs="BRH Devanagari Extra"/>
+                <w:color w:val="000000"/>
+                <w:sz w:val="40"/>
+                <w:szCs w:val="40"/>
+                <w:highlight w:val="yellow"/>
+                <w:lang w:bidi="ml-IN"/>
+              </w:rPr>
+              <w:t>lÉç zq</w:t>
+            </w:r>
+            <w:r>
+              <w:rPr>
+                <w:rFonts w:ascii="BRH Devanagari Extra" w:hAnsi="BRH Devanagari Extra" w:cs="BRH Devanagari Extra"/>
+                <w:color w:val="000000"/>
+                <w:sz w:val="40"/>
+                <w:szCs w:val="40"/>
+                <w:lang w:bidi="ml-IN"/>
+              </w:rPr>
+              <w:t>É´ÉÑþÍpÉÈ |</w:t>
+            </w:r>
+          </w:p>
+        </w:tc>
+        <w:tc>
+          <w:tcPr>
+            <w:tcW w:w="5280" w:type="dxa"/>
+            <w:tcBorders>
+              <w:top w:val="single" w:sz="4" w:space="0" w:color="000000"/>
+              <w:left w:val="single" w:sz="4" w:space="0" w:color="000000"/>
+              <w:bottom w:val="single" w:sz="4" w:space="0" w:color="000000"/>
+              <w:right w:val="single" w:sz="4" w:space="0" w:color="000000"/>
+            </w:tcBorders>
+          </w:tcPr>
+          <w:p>
+            <w:pPr>
+              <w:spacing w:before="0" w:line="240" w:lineRule="auto"/>
+              <w:ind w:right="-106"/>
+              <w:rPr>
+                <w:rFonts w:ascii="BRH Devanagari Extra" w:hAnsi="BRH Devanagari Extra" w:cs="BRH Devanagari Extra"/>
+                <w:color w:val="000000"/>
                 <w:sz w:val="40"/>
                 <w:szCs w:val="40"/>
                 <w:highlight w:val="green"/>
+                <w:lang w:bidi="ml-IN"/>
+              </w:rPr>
+            </w:pPr>
+            <w:r>
+              <w:rPr>
+                <w:rFonts w:ascii="BRH Devanagari Extra" w:hAnsi="BRH Devanagari Extra" w:cs="BRH Devanagari Extra"/>
+                <w:color w:val="000000"/>
+                <w:sz w:val="40"/>
+                <w:szCs w:val="40"/>
+                <w:lang w:bidi="ml-IN"/>
+              </w:rPr>
+              <w:t>AÉ</w:t>
+            </w:r>
+            <w:r>
+              <w:rPr>
+                <w:rFonts w:ascii="BRH Malayalam Extra" w:hAnsi="BRH Malayalam Extra" w:cs="BRH Devanagari Extra"/>
+                <w:color w:val="000000"/>
+                <w:sz w:val="32"/>
+                <w:szCs w:val="40"/>
+                <w:lang w:bidi="ml-IN"/>
+              </w:rPr>
+              <w:t>–</w:t>
+            </w:r>
+            <w:r>
+              <w:rPr>
+                <w:rFonts w:ascii="BRH Devanagari Extra" w:hAnsi="BRH Devanagari Extra" w:cs="BRH Devanagari Extra"/>
+                <w:color w:val="000000"/>
+                <w:sz w:val="40"/>
+                <w:szCs w:val="40"/>
+                <w:lang w:bidi="ml-IN"/>
+              </w:rPr>
+              <w:t>xrÉåþlÉÉÌS</w:t>
+            </w:r>
+            <w:r>
+              <w:rPr>
+                <w:rFonts w:ascii="BRH Malayalam Extra" w:hAnsi="BRH Malayalam Extra" w:cs="BRH Devanagari Extra"/>
+                <w:color w:val="000000"/>
+                <w:sz w:val="32"/>
+                <w:szCs w:val="40"/>
+                <w:lang w:bidi="ml-IN"/>
+              </w:rPr>
+              <w:t>–</w:t>
+            </w:r>
+            <w:r>
+              <w:rPr>
+                <w:rFonts w:ascii="BRH Devanagari Extra" w:hAnsi="BRH Devanagari Extra" w:cs="BRH Devanagari Extra"/>
+                <w:color w:val="000000"/>
+                <w:sz w:val="40"/>
+                <w:szCs w:val="40"/>
+                <w:lang w:bidi="ml-IN"/>
+              </w:rPr>
+              <w:t xml:space="preserve">irÉÉlÉç | </w:t>
+            </w:r>
+            <w:r>
+              <w:rPr>
+                <w:rFonts w:ascii="BRH Devanagari Extra" w:hAnsi="BRH Devanagari Extra" w:cs="BRH Devanagari Extra"/>
+                <w:color w:val="000000"/>
+                <w:sz w:val="40"/>
+                <w:szCs w:val="40"/>
+                <w:lang w:bidi="ml-IN"/>
+              </w:rPr>
+              <w:br/>
+            </w:r>
+            <w:r>
+              <w:rPr>
+                <w:rFonts w:ascii="BRH Devanagari Extra" w:hAnsi="BRH Devanagari Extra" w:cs="BRH Devanagari Extra"/>
+                <w:color w:val="000000"/>
+                <w:sz w:val="40"/>
+                <w:szCs w:val="40"/>
+                <w:lang w:bidi="ml-IN"/>
+              </w:rPr>
+              <w:t>AÉ</w:t>
+            </w:r>
+            <w:r>
+              <w:rPr>
+                <w:rFonts w:ascii="BRH Malayalam Extra" w:hAnsi="BRH Malayalam Extra" w:cs="BRH Devanagari Extra"/>
+                <w:color w:val="000000"/>
+                <w:sz w:val="32"/>
+                <w:szCs w:val="40"/>
+                <w:lang w:bidi="ml-IN"/>
+              </w:rPr>
+              <w:t>–</w:t>
+            </w:r>
+            <w:r>
+              <w:rPr>
+                <w:rFonts w:ascii="BRH Devanagari Extra" w:hAnsi="BRH Devanagari Extra" w:cs="BRH Devanagari Extra"/>
+                <w:color w:val="000000"/>
+                <w:sz w:val="40"/>
+                <w:szCs w:val="40"/>
+                <w:lang w:bidi="ml-IN"/>
+              </w:rPr>
+              <w:t>ÌS</w:t>
+            </w:r>
+            <w:r>
+              <w:rPr>
+                <w:rFonts w:ascii="BRH Malayalam Extra" w:hAnsi="BRH Malayalam Extra" w:cs="BRH Devanagari Extra"/>
+                <w:color w:val="000000"/>
+                <w:sz w:val="32"/>
+                <w:szCs w:val="40"/>
+                <w:lang w:bidi="ml-IN"/>
+              </w:rPr>
+              <w:t>–</w:t>
+            </w:r>
+            <w:r>
+              <w:rPr>
+                <w:rFonts w:ascii="BRH Devanagari Extra" w:hAnsi="BRH Devanagari Extra" w:cs="BRH Devanagari Extra"/>
+                <w:color w:val="000000"/>
+                <w:sz w:val="40"/>
+                <w:szCs w:val="40"/>
+                <w:lang w:bidi="ml-IN"/>
+              </w:rPr>
+              <w:t>irÉÉ</w:t>
+            </w:r>
+            <w:r>
+              <w:rPr>
+                <w:rFonts w:ascii="BRH Devanagari Extra" w:hAnsi="BRH Devanagari Extra" w:cs="BRH Devanagari Extra"/>
+                <w:sz w:val="40"/>
+                <w:szCs w:val="40"/>
+                <w:highlight w:val="green"/>
               </w:rPr>
               <w:t>gÉç</w:t>
             </w:r>
-            <w:proofErr w:type="spellEnd"/>
             <w:r>
               <w:rPr>
                 <w:rFonts w:ascii="BRH Devanagari Extra" w:hAnsi="BRH Devanagari Extra" w:cs="BRH Devanagari Extra"/>
@@ -2228,7 +2678,6 @@
               </w:rPr>
               <w:t xml:space="preserve"> </w:t>
             </w:r>
-            <w:proofErr w:type="spellStart"/>
             <w:r>
               <w:rPr>
                 <w:rFonts w:ascii="BRH Devanagari Extra" w:hAnsi="BRH Devanagari Extra" w:cs="BRH Devanagari Extra"/>
@@ -2264,18 +2713,7 @@
                 <w:szCs w:val="40"/>
                 <w:lang w:bidi="ml-IN"/>
               </w:rPr>
-              <w:t>´ÉÑþÍpÉÈ</w:t>
-            </w:r>
-            <w:proofErr w:type="spellEnd"/>
-            <w:r>
-              <w:rPr>
-                <w:rFonts w:ascii="BRH Devanagari Extra" w:hAnsi="BRH Devanagari Extra" w:cs="BRH Devanagari Extra"/>
-                <w:color w:val="000000"/>
-                <w:sz w:val="40"/>
-                <w:szCs w:val="40"/>
-                <w:lang w:bidi="ml-IN"/>
-              </w:rPr>
-              <w:t xml:space="preserve"> |</w:t>
+              <w:t>´ÉÑþÍpÉÈ |</w:t>
             </w:r>
           </w:p>
         </w:tc>
@@ -2290,7 +2728,6 @@
           <w:sz w:val="32"/>
           <w:szCs w:val="32"/>
           <w:u w:val="single"/>
-          <w:lang w:val="it-IT"/>
         </w:rPr>
       </w:pPr>
     </w:p>
@@ -2303,7 +2740,6 @@
           <w:sz w:val="32"/>
           <w:szCs w:val="32"/>
           <w:u w:val="single"/>
-          <w:lang w:val="it-IT"/>
         </w:rPr>
       </w:pPr>
     </w:p>
@@ -2316,7 +2752,6 @@
           <w:sz w:val="32"/>
           <w:szCs w:val="32"/>
           <w:u w:val="single"/>
-          <w:lang w:val="it-IT"/>
         </w:rPr>
       </w:pPr>
     </w:p>
@@ -2339,7 +2774,6 @@
           <w:szCs w:val="32"/>
           <w:u w:val="single"/>
         </w:rPr>
-        <w:lastRenderedPageBreak/>
         <w:t xml:space="preserve">TS </w:t>
       </w:r>
       <w:r>
@@ -2706,7 +3140,6 @@
                 <w:lang w:val="en-IN" w:eastAsia="en-IN" w:bidi="ml-IN"/>
               </w:rPr>
             </w:pPr>
-            <w:proofErr w:type="spellStart"/>
             <w:r>
               <w:rPr>
                 <w:rFonts w:ascii="BRH Devanagari Extra" w:hAnsi="BRH Devanagari Extra" w:cs="BRH Devanagari Extra"/>
@@ -2737,38 +3170,25 @@
               </w:rPr>
               <w:t>G</w:t>
             </w:r>
-            <w:proofErr w:type="spellEnd"/>
-            <w:r>
-              <w:rPr>
-                <w:rFonts w:ascii="BRH Malayalam Extra" w:hAnsi="BRH Malayalam Extra" w:cs="BRH Devanagari Extra"/>
-                <w:color w:val="000000"/>
-                <w:sz w:val="32"/>
-                <w:szCs w:val="40"/>
-                <w:lang w:bidi="ml-IN"/>
-              </w:rPr>
-              <w:t>–</w:t>
-            </w:r>
-            <w:proofErr w:type="spellStart"/>
-            <w:r>
-              <w:rPr>
-                <w:rFonts w:ascii="BRH Devanagari Extra" w:hAnsi="BRH Devanagari Extra" w:cs="BRH Devanagari Extra"/>
-                <w:color w:val="000000"/>
-                <w:sz w:val="40"/>
-                <w:szCs w:val="40"/>
-                <w:lang w:bidi="ml-IN"/>
-              </w:rPr>
-              <w:t>iÉÔlÉç</w:t>
-            </w:r>
-            <w:proofErr w:type="spellEnd"/>
-            <w:r>
-              <w:rPr>
-                <w:rFonts w:ascii="BRH Devanagari Extra" w:hAnsi="BRH Devanagari Extra" w:cs="BRH Devanagari Extra"/>
-                <w:color w:val="000000"/>
-                <w:sz w:val="40"/>
-                <w:szCs w:val="40"/>
-                <w:lang w:bidi="ml-IN"/>
-              </w:rPr>
-              <w:t xml:space="preserve"> | </w:t>
+            <w:r>
+              <w:rPr>
+                <w:rFonts w:ascii="BRH Malayalam Extra" w:hAnsi="BRH Malayalam Extra" w:cs="BRH Devanagari Extra"/>
+                <w:color w:val="000000"/>
+                <w:sz w:val="32"/>
+                <w:szCs w:val="40"/>
+                <w:lang w:bidi="ml-IN"/>
+              </w:rPr>
+              <w:t>–</w:t>
+            </w:r>
+            <w:r>
+              <w:rPr>
+                <w:rFonts w:ascii="BRH Devanagari Extra" w:hAnsi="BRH Devanagari Extra" w:cs="BRH Devanagari Extra"/>
+                <w:color w:val="000000"/>
+                <w:sz w:val="40"/>
+                <w:szCs w:val="40"/>
+                <w:lang w:bidi="ml-IN"/>
+              </w:rPr>
+              <w:t xml:space="preserve">iÉÔlÉç | </w:t>
             </w:r>
           </w:p>
         </w:tc>
@@ -2791,7 +3211,6 @@
                 <w:lang w:val="en-IN" w:eastAsia="en-IN" w:bidi="ml-IN"/>
               </w:rPr>
             </w:pPr>
-            <w:proofErr w:type="spellStart"/>
             <w:r>
               <w:rPr>
                 <w:rFonts w:ascii="BRH Devanagari Extra" w:hAnsi="BRH Devanagari Extra" w:cs="BRH Devanagari Extra"/>
@@ -2810,51 +3229,28 @@
                 <w:szCs w:val="40"/>
                 <w:highlight w:val="green"/>
               </w:rPr>
-              <w:t>lÉ</w:t>
-            </w:r>
-            <w:proofErr w:type="spellEnd"/>
-            <w:r>
-              <w:rPr>
-                <w:rFonts w:ascii="BRH Devanagari Extra" w:hAnsi="BRH Devanagari Extra" w:cs="BRH Devanagari Extra"/>
-                <w:color w:val="000000"/>
-                <w:sz w:val="40"/>
+              <w:t>lÉ×</w:t>
+            </w:r>
+            <w:r>
+              <w:rPr>
+                <w:rFonts w:ascii="BRH Malayalam Extra" w:hAnsi="BRH Malayalam Extra" w:cs="BRH Devanagari Extra"/>
+                <w:color w:val="000000"/>
+                <w:sz w:val="32"/>
                 <w:szCs w:val="40"/>
                 <w:highlight w:val="green"/>
-              </w:rPr>
-              <w:t>×</w:t>
-            </w:r>
-            <w:r>
-              <w:rPr>
-                <w:rFonts w:ascii="BRH Malayalam Extra" w:hAnsi="BRH Malayalam Extra" w:cs="BRH Devanagari Extra"/>
-                <w:color w:val="000000"/>
-                <w:sz w:val="32"/>
-                <w:szCs w:val="40"/>
-                <w:highlight w:val="green"/>
-                <w:lang w:bidi="ml-IN"/>
-              </w:rPr>
-              <w:t>–</w:t>
-            </w:r>
-            <w:proofErr w:type="spellStart"/>
-            <w:r>
-              <w:rPr>
-                <w:rFonts w:ascii="BRH Devanagari Extra" w:hAnsi="BRH Devanagari Extra" w:cs="BRH Devanagari Extra"/>
-                <w:color w:val="000000"/>
-                <w:sz w:val="40"/>
-                <w:szCs w:val="40"/>
-                <w:lang w:bidi="ml-IN"/>
-              </w:rPr>
-              <w:t>iÉÔlÉç</w:t>
-            </w:r>
-            <w:proofErr w:type="spellEnd"/>
-            <w:r>
-              <w:rPr>
-                <w:rFonts w:ascii="BRH Devanagari Extra" w:hAnsi="BRH Devanagari Extra" w:cs="BRH Devanagari Extra"/>
-                <w:color w:val="000000"/>
-                <w:sz w:val="40"/>
-                <w:szCs w:val="40"/>
-                <w:lang w:bidi="ml-IN"/>
-              </w:rPr>
-              <w:t xml:space="preserve"> | </w:t>
+                <w:lang w:bidi="ml-IN"/>
+              </w:rPr>
+              <w:t>–</w:t>
+            </w:r>
+            <w:r>
+              <w:rPr>
+                <w:rFonts w:ascii="BRH Devanagari Extra" w:hAnsi="BRH Devanagari Extra" w:cs="BRH Devanagari Extra"/>
+                <w:color w:val="000000"/>
+                <w:sz w:val="40"/>
+                <w:szCs w:val="40"/>
+                <w:lang w:bidi="ml-IN"/>
+              </w:rPr>
+              <w:t xml:space="preserve">iÉÔlÉç | </w:t>
             </w:r>
           </w:p>
         </w:tc>
@@ -3027,7 +3423,6 @@
                 <w:lang w:bidi="ml-IN"/>
               </w:rPr>
             </w:pPr>
-            <w:proofErr w:type="spellStart"/>
             <w:r>
               <w:rPr>
                 <w:rFonts w:ascii="BRH Devanagari Extra" w:hAnsi="BRH Devanagari Extra" w:cs="BRH Devanagari Extra"/>
@@ -3038,7 +3433,6 @@
               </w:rPr>
               <w:t>qÉæ</w:t>
             </w:r>
-            <w:proofErr w:type="spellEnd"/>
             <w:r>
               <w:rPr>
                 <w:rFonts w:ascii="BRH Malayalam Extra" w:hAnsi="BRH Malayalam Extra" w:cs="BRH Devanagari Extra"/>
@@ -3109,7 +3503,6 @@
               </w:rPr>
               <w:t>–</w:t>
             </w:r>
-            <w:proofErr w:type="spellStart"/>
             <w:r>
               <w:rPr>
                 <w:rFonts w:ascii="BRH Devanagari Extra" w:hAnsi="BRH Devanagari Extra" w:cs="BRH Devanagari Extra"/>
@@ -3139,18 +3532,7 @@
                 <w:szCs w:val="40"/>
                 <w:lang w:bidi="ml-IN"/>
               </w:rPr>
-              <w:t>qÉÌiÉþ</w:t>
-            </w:r>
-            <w:proofErr w:type="spellEnd"/>
-            <w:r>
-              <w:rPr>
-                <w:rFonts w:ascii="BRH Devanagari Extra" w:hAnsi="BRH Devanagari Extra" w:cs="BRH Devanagari Extra"/>
-                <w:color w:val="000000"/>
-                <w:sz w:val="40"/>
-                <w:szCs w:val="40"/>
-                <w:lang w:bidi="ml-IN"/>
-              </w:rPr>
-              <w:t xml:space="preserve"> </w:t>
+              <w:t xml:space="preserve">qÉÌiÉþ </w:t>
             </w:r>
           </w:p>
           <w:p>
@@ -3168,27 +3550,15 @@
                 <w:lang w:val="en-IN" w:eastAsia="en-IN" w:bidi="ml-IN"/>
               </w:rPr>
             </w:pPr>
-            <w:proofErr w:type="spellStart"/>
-            <w:r>
-              <w:rPr>
-                <w:rFonts w:ascii="BRH Devanagari Extra" w:hAnsi="BRH Devanagari Extra" w:cs="BRH Devanagari Extra"/>
-                <w:color w:val="000000"/>
-                <w:sz w:val="40"/>
-                <w:szCs w:val="40"/>
-                <w:lang w:bidi="ml-IN"/>
-              </w:rPr>
-              <w:t>qÉæ§ÉÉ</w:t>
-            </w:r>
-            <w:proofErr w:type="spellEnd"/>
-            <w:r>
-              <w:rPr>
-                <w:rFonts w:ascii="BRH Devanagari Extra" w:hAnsi="BRH Devanagari Extra" w:cs="BRH Devanagari Extra"/>
-                <w:color w:val="000000"/>
-                <w:sz w:val="40"/>
-                <w:szCs w:val="40"/>
-                <w:lang w:bidi="ml-IN"/>
-              </w:rPr>
-              <w:t xml:space="preserve"> - uÉ</w:t>
+            <w:r>
+              <w:rPr>
+                <w:rFonts w:ascii="BRH Devanagari Extra" w:hAnsi="BRH Devanagari Extra" w:cs="BRH Devanagari Extra"/>
+                <w:color w:val="000000"/>
+                <w:sz w:val="40"/>
+                <w:szCs w:val="40"/>
+                <w:lang w:bidi="ml-IN"/>
+              </w:rPr>
+              <w:t>qÉæ§ÉÉ - uÉ</w:t>
             </w:r>
             <w:r>
               <w:rPr>
@@ -3220,27 +3590,15 @@
               </w:rPr>
               <w:t>–</w:t>
             </w:r>
-            <w:proofErr w:type="spellStart"/>
-            <w:r>
-              <w:rPr>
-                <w:rFonts w:ascii="BRH Devanagari Extra" w:hAnsi="BRH Devanagari Extra" w:cs="BRH Devanagari Extra"/>
-                <w:color w:val="000000"/>
-                <w:sz w:val="40"/>
-                <w:szCs w:val="40"/>
-                <w:lang w:bidi="ml-IN"/>
-              </w:rPr>
-              <w:t>hÉiÉÉÿqÉç</w:t>
-            </w:r>
-            <w:proofErr w:type="spellEnd"/>
-            <w:r>
-              <w:rPr>
-                <w:rFonts w:ascii="BRH Devanagari Extra" w:hAnsi="BRH Devanagari Extra" w:cs="BRH Devanagari Extra"/>
-                <w:color w:val="000000"/>
-                <w:sz w:val="40"/>
-                <w:szCs w:val="40"/>
-                <w:lang w:bidi="ml-IN"/>
-              </w:rPr>
-              <w:t xml:space="preserve"> |</w:t>
+            <w:r>
+              <w:rPr>
+                <w:rFonts w:ascii="BRH Devanagari Extra" w:hAnsi="BRH Devanagari Extra" w:cs="BRH Devanagari Extra"/>
+                <w:color w:val="000000"/>
+                <w:sz w:val="40"/>
+                <w:szCs w:val="40"/>
+                <w:lang w:bidi="ml-IN"/>
+              </w:rPr>
+              <w:t>hÉiÉÉÿqÉç |</w:t>
             </w:r>
           </w:p>
         </w:tc>
@@ -3269,7 +3627,6 @@
                 <w:lang w:bidi="ml-IN"/>
               </w:rPr>
             </w:pPr>
-            <w:proofErr w:type="spellStart"/>
             <w:r>
               <w:rPr>
                 <w:rFonts w:ascii="BRH Devanagari Extra" w:hAnsi="BRH Devanagari Extra" w:cs="BRH Devanagari Extra"/>
@@ -3280,7 +3637,6 @@
               </w:rPr>
               <w:t>qÉæ</w:t>
             </w:r>
-            <w:proofErr w:type="spellEnd"/>
             <w:r>
               <w:rPr>
                 <w:rFonts w:ascii="BRH Malayalam Extra" w:hAnsi="BRH Malayalam Extra" w:cs="BRH Devanagari Extra"/>
@@ -3351,7 +3707,6 @@
               </w:rPr>
               <w:t>–</w:t>
             </w:r>
-            <w:proofErr w:type="spellStart"/>
             <w:r>
               <w:rPr>
                 <w:rFonts w:ascii="BRH Devanagari Extra" w:hAnsi="BRH Devanagari Extra" w:cs="BRH Devanagari Extra"/>
@@ -3373,7 +3728,6 @@
               </w:rPr>
               <w:t>iÉÉ</w:t>
             </w:r>
-            <w:proofErr w:type="spellEnd"/>
             <w:r>
               <w:rPr>
                 <w:rFonts w:ascii="BRH Malayalam Extra" w:hAnsi="BRH Malayalam Extra" w:cs="BRH Devanagari Extra"/>
@@ -3385,7 +3739,6 @@
               </w:rPr>
               <w:t>–</w:t>
             </w:r>
-            <w:proofErr w:type="spellStart"/>
             <w:r>
               <w:rPr>
                 <w:rFonts w:ascii="BRH Devanagari Extra" w:hAnsi="BRH Devanagari Extra" w:cs="BRH Devanagari Extra"/>
@@ -3405,18 +3758,7 @@
                 <w:szCs w:val="40"/>
                 <w:lang w:bidi="ml-IN"/>
               </w:rPr>
-              <w:t>qÉÌiÉþ</w:t>
-            </w:r>
-            <w:proofErr w:type="spellEnd"/>
-            <w:r>
-              <w:rPr>
-                <w:rFonts w:ascii="BRH Devanagari Extra" w:hAnsi="BRH Devanagari Extra" w:cs="BRH Devanagari Extra"/>
-                <w:color w:val="000000"/>
-                <w:sz w:val="40"/>
-                <w:szCs w:val="40"/>
-                <w:lang w:bidi="ml-IN"/>
-              </w:rPr>
-              <w:t xml:space="preserve"> </w:t>
+              <w:t xml:space="preserve">qÉÌiÉþ </w:t>
             </w:r>
           </w:p>
           <w:p>
@@ -3430,27 +3772,15 @@
                 <w:lang w:val="en-IN" w:eastAsia="en-IN" w:bidi="ml-IN"/>
               </w:rPr>
             </w:pPr>
-            <w:proofErr w:type="spellStart"/>
-            <w:r>
-              <w:rPr>
-                <w:rFonts w:ascii="BRH Devanagari Extra" w:hAnsi="BRH Devanagari Extra" w:cs="BRH Devanagari Extra"/>
-                <w:color w:val="000000"/>
-                <w:sz w:val="40"/>
-                <w:szCs w:val="40"/>
-                <w:lang w:bidi="ml-IN"/>
-              </w:rPr>
-              <w:t>qÉæ§ÉÉ</w:t>
-            </w:r>
-            <w:proofErr w:type="spellEnd"/>
-            <w:r>
-              <w:rPr>
-                <w:rFonts w:ascii="BRH Devanagari Extra" w:hAnsi="BRH Devanagari Extra" w:cs="BRH Devanagari Extra"/>
-                <w:color w:val="000000"/>
-                <w:sz w:val="40"/>
-                <w:szCs w:val="40"/>
-                <w:lang w:bidi="ml-IN"/>
-              </w:rPr>
-              <w:t xml:space="preserve"> - uÉ</w:t>
+            <w:r>
+              <w:rPr>
+                <w:rFonts w:ascii="BRH Devanagari Extra" w:hAnsi="BRH Devanagari Extra" w:cs="BRH Devanagari Extra"/>
+                <w:color w:val="000000"/>
+                <w:sz w:val="40"/>
+                <w:szCs w:val="40"/>
+                <w:lang w:bidi="ml-IN"/>
+              </w:rPr>
+              <w:t>qÉæ§ÉÉ - uÉ</w:t>
             </w:r>
             <w:r>
               <w:rPr>
@@ -3482,27 +3812,15 @@
               </w:rPr>
               <w:t>–</w:t>
             </w:r>
-            <w:proofErr w:type="spellStart"/>
-            <w:r>
-              <w:rPr>
-                <w:rFonts w:ascii="BRH Devanagari Extra" w:hAnsi="BRH Devanagari Extra" w:cs="BRH Devanagari Extra"/>
-                <w:color w:val="000000"/>
-                <w:sz w:val="40"/>
-                <w:szCs w:val="40"/>
-                <w:lang w:bidi="ml-IN"/>
-              </w:rPr>
-              <w:t>hÉiÉÉÿqÉç</w:t>
-            </w:r>
-            <w:proofErr w:type="spellEnd"/>
-            <w:r>
-              <w:rPr>
-                <w:rFonts w:ascii="BRH Devanagari Extra" w:hAnsi="BRH Devanagari Extra" w:cs="BRH Devanagari Extra"/>
-                <w:color w:val="000000"/>
-                <w:sz w:val="40"/>
-                <w:szCs w:val="40"/>
-                <w:lang w:bidi="ml-IN"/>
-              </w:rPr>
-              <w:t xml:space="preserve"> |</w:t>
+            <w:r>
+              <w:rPr>
+                <w:rFonts w:ascii="BRH Devanagari Extra" w:hAnsi="BRH Devanagari Extra" w:cs="BRH Devanagari Extra"/>
+                <w:color w:val="000000"/>
+                <w:sz w:val="40"/>
+                <w:szCs w:val="40"/>
+                <w:lang w:bidi="ml-IN"/>
+              </w:rPr>
+              <w:t>hÉiÉÉÿqÉç |</w:t>
             </w:r>
           </w:p>
         </w:tc>
@@ -3717,81 +4035,35 @@
               </w:rPr>
               <w:t>–</w:t>
             </w:r>
-            <w:proofErr w:type="spellStart"/>
-            <w:r>
-              <w:rPr>
-                <w:rFonts w:ascii="BRH Devanagari Extra" w:hAnsi="BRH Devanagari Extra" w:cs="BRH Devanagari Extra"/>
-                <w:color w:val="000000"/>
-                <w:sz w:val="40"/>
-                <w:szCs w:val="40"/>
-                <w:lang w:bidi="ml-IN"/>
-              </w:rPr>
-              <w:t>UÉÍqÉÌiÉþ</w:t>
-            </w:r>
-            <w:proofErr w:type="spellEnd"/>
-            <w:r>
-              <w:rPr>
-                <w:rFonts w:ascii="BRH Devanagari Extra" w:hAnsi="BRH Devanagari Extra" w:cs="BRH Devanagari Extra"/>
-                <w:color w:val="000000"/>
-                <w:sz w:val="40"/>
-                <w:szCs w:val="40"/>
-                <w:lang w:bidi="ml-IN"/>
-              </w:rPr>
-              <w:t xml:space="preserve"> </w:t>
-            </w:r>
-            <w:proofErr w:type="spellStart"/>
-            <w:r>
-              <w:rPr>
-                <w:rFonts w:ascii="BRH Devanagari Extra" w:hAnsi="BRH Devanagari Extra" w:cs="BRH Devanagari Extra"/>
-                <w:color w:val="000000"/>
-                <w:sz w:val="40"/>
-                <w:szCs w:val="40"/>
-                <w:lang w:bidi="ml-IN"/>
-              </w:rPr>
-              <w:t>xÉqÉç</w:t>
-            </w:r>
-            <w:proofErr w:type="spellEnd"/>
-            <w:r>
-              <w:rPr>
-                <w:rFonts w:ascii="BRH Devanagari Extra" w:hAnsi="BRH Devanagari Extra" w:cs="BRH Devanagari Extra"/>
-                <w:color w:val="000000"/>
-                <w:sz w:val="40"/>
-                <w:szCs w:val="40"/>
-                <w:lang w:bidi="ml-IN"/>
-              </w:rPr>
-              <w:t>-iÉ</w:t>
-            </w:r>
-            <w:r>
-              <w:rPr>
-                <w:rFonts w:ascii="BRH Malayalam Extra" w:hAnsi="BRH Malayalam Extra" w:cs="BRH Devanagari Extra"/>
-                <w:color w:val="000000"/>
-                <w:sz w:val="32"/>
-                <w:szCs w:val="40"/>
-                <w:lang w:bidi="ml-IN"/>
-              </w:rPr>
-              <w:t>–</w:t>
-            </w:r>
-            <w:proofErr w:type="spellStart"/>
-            <w:r>
-              <w:rPr>
-                <w:rFonts w:ascii="BRH Devanagari Extra" w:hAnsi="BRH Devanagari Extra" w:cs="BRH Devanagari Extra"/>
-                <w:color w:val="000000"/>
-                <w:sz w:val="40"/>
-                <w:szCs w:val="40"/>
-                <w:lang w:bidi="ml-IN"/>
-              </w:rPr>
-              <w:t>UÉqÉç</w:t>
-            </w:r>
-            <w:proofErr w:type="spellEnd"/>
-            <w:r>
-              <w:rPr>
-                <w:rFonts w:ascii="BRH Devanagari Extra" w:hAnsi="BRH Devanagari Extra" w:cs="BRH Devanagari Extra"/>
-                <w:color w:val="000000"/>
-                <w:sz w:val="40"/>
-                <w:szCs w:val="40"/>
-                <w:lang w:bidi="ml-IN"/>
-              </w:rPr>
-              <w:t xml:space="preserve"> |</w:t>
+            <w:r>
+              <w:rPr>
+                <w:rFonts w:ascii="BRH Devanagari Extra" w:hAnsi="BRH Devanagari Extra" w:cs="BRH Devanagari Extra"/>
+                <w:color w:val="000000"/>
+                <w:sz w:val="40"/>
+                <w:szCs w:val="40"/>
+                <w:lang w:bidi="ml-IN"/>
+              </w:rPr>
+              <w:t>UÉÍqÉÌiÉþ xÉqÉç-iÉ</w:t>
+            </w:r>
+            <w:r>
+              <w:rPr>
+                <w:rFonts w:ascii="BRH Malayalam Extra" w:hAnsi="BRH Malayalam Extra" w:cs="BRH Devanagari Extra"/>
+                <w:color w:val="000000"/>
+                <w:sz w:val="32"/>
+                <w:szCs w:val="40"/>
+                <w:lang w:bidi="ml-IN"/>
+              </w:rPr>
+              <w:t>–</w:t>
+            </w:r>
+            <w:r>
+              <w:rPr>
+                <w:rFonts w:ascii="BRH Devanagari Extra" w:hAnsi="BRH Devanagari Extra" w:cs="BRH Devanagari Extra"/>
+                <w:color w:val="000000"/>
+                <w:sz w:val="40"/>
+                <w:szCs w:val="40"/>
+                <w:lang w:bidi="ml-IN"/>
+              </w:rPr>
+              <w:t>UÉqÉç |</w:t>
             </w:r>
           </w:p>
         </w:tc>
@@ -3836,7 +4108,6 @@
               </w:rPr>
               <w:t>–</w:t>
             </w:r>
-            <w:proofErr w:type="spellStart"/>
             <w:r>
               <w:rPr>
                 <w:rFonts w:ascii="BRH Devanagari Extra" w:hAnsi="BRH Devanagari Extra" w:cs="BRH Devanagari Extra"/>
@@ -3848,92 +4119,45 @@
               </w:rPr>
               <w:t>liÉ</w:t>
             </w:r>
-            <w:proofErr w:type="spellEnd"/>
-            <w:r>
-              <w:rPr>
-                <w:rFonts w:ascii="BRH Malayalam Extra" w:hAnsi="BRH Malayalam Extra" w:cs="BRH Devanagari Extra"/>
-                <w:color w:val="000000"/>
-                <w:sz w:val="32"/>
-                <w:szCs w:val="40"/>
-                <w:lang w:bidi="ml-IN"/>
-              </w:rPr>
-              <w:t>–</w:t>
-            </w:r>
-            <w:proofErr w:type="spellStart"/>
-            <w:r>
-              <w:rPr>
-                <w:rFonts w:ascii="BRH Devanagari Extra" w:hAnsi="BRH Devanagari Extra" w:cs="BRH Devanagari Extra"/>
-                <w:color w:val="000000"/>
-                <w:sz w:val="40"/>
-                <w:szCs w:val="40"/>
-                <w:lang w:bidi="ml-IN"/>
-              </w:rPr>
-              <w:t>UÉÍqÉÌiÉþ</w:t>
-            </w:r>
-            <w:proofErr w:type="spellEnd"/>
-            <w:r>
-              <w:rPr>
-                <w:rFonts w:ascii="BRH Devanagari Extra" w:hAnsi="BRH Devanagari Extra" w:cs="BRH Devanagari Extra"/>
-                <w:color w:val="000000"/>
-                <w:sz w:val="40"/>
-                <w:szCs w:val="40"/>
-                <w:lang w:bidi="ml-IN"/>
-              </w:rPr>
-              <w:t xml:space="preserve"> </w:t>
-            </w:r>
-            <w:proofErr w:type="spellStart"/>
-            <w:r>
-              <w:rPr>
-                <w:rFonts w:ascii="BRH Devanagari Extra" w:hAnsi="BRH Devanagari Extra" w:cs="BRH Devanagari Extra"/>
-                <w:color w:val="000000"/>
-                <w:sz w:val="40"/>
-                <w:szCs w:val="40"/>
-                <w:lang w:bidi="ml-IN"/>
-              </w:rPr>
-              <w:t>xÉqÉç</w:t>
-            </w:r>
-            <w:proofErr w:type="spellEnd"/>
-            <w:r>
-              <w:rPr>
-                <w:rFonts w:ascii="BRH Devanagari Extra" w:hAnsi="BRH Devanagari Extra" w:cs="BRH Devanagari Extra"/>
-                <w:color w:val="000000"/>
-                <w:sz w:val="40"/>
-                <w:szCs w:val="40"/>
-                <w:lang w:bidi="ml-IN"/>
-              </w:rPr>
-              <w:t>-iÉ</w:t>
-            </w:r>
-            <w:r>
-              <w:rPr>
-                <w:rFonts w:ascii="BRH Malayalam Extra" w:hAnsi="BRH Malayalam Extra" w:cs="BRH Devanagari Extra"/>
-                <w:color w:val="000000"/>
-                <w:sz w:val="32"/>
-                <w:szCs w:val="40"/>
-                <w:lang w:bidi="ml-IN"/>
-              </w:rPr>
-              <w:t>–</w:t>
-            </w:r>
-            <w:proofErr w:type="spellStart"/>
-            <w:r>
-              <w:rPr>
-                <w:rFonts w:ascii="BRH Devanagari Extra" w:hAnsi="BRH Devanagari Extra" w:cs="BRH Devanagari Extra"/>
-                <w:color w:val="000000"/>
-                <w:sz w:val="40"/>
-                <w:szCs w:val="40"/>
-                <w:lang w:bidi="ml-IN"/>
-              </w:rPr>
-              <w:t>UÉqÉç</w:t>
-            </w:r>
-            <w:proofErr w:type="spellEnd"/>
-            <w:r>
-              <w:rPr>
-                <w:rFonts w:ascii="BRH Devanagari Extra" w:hAnsi="BRH Devanagari Extra" w:cs="BRH Devanagari Extra"/>
-                <w:color w:val="000000"/>
-                <w:sz w:val="40"/>
-                <w:szCs w:val="40"/>
-                <w:lang w:bidi="ml-IN"/>
-              </w:rPr>
-              <w:t xml:space="preserve"> |</w:t>
+            <w:r>
+              <w:rPr>
+                <w:rFonts w:ascii="BRH Malayalam Extra" w:hAnsi="BRH Malayalam Extra" w:cs="BRH Devanagari Extra"/>
+                <w:color w:val="000000"/>
+                <w:sz w:val="32"/>
+                <w:szCs w:val="40"/>
+                <w:lang w:bidi="ml-IN"/>
+              </w:rPr>
+              <w:t>–</w:t>
+            </w:r>
+            <w:r>
+              <w:rPr>
+                <w:rFonts w:ascii="BRH Devanagari Extra" w:hAnsi="BRH Devanagari Extra" w:cs="BRH Devanagari Extra"/>
+                <w:color w:val="000000"/>
+                <w:sz w:val="40"/>
+                <w:szCs w:val="40"/>
+                <w:lang w:bidi="ml-IN"/>
+              </w:rPr>
+              <w:t>UÉÍqÉÌiÉþ xÉqÉç-iÉ</w:t>
+            </w:r>
+            <w:r>
+              <w:rPr>
+                <w:rFonts w:ascii="BRH Malayalam Extra" w:hAnsi="BRH Malayalam Extra" w:cs="BRH Devanagari Extra"/>
+                <w:color w:val="000000"/>
+                <w:sz w:val="32"/>
+                <w:szCs w:val="40"/>
+                <w:lang w:bidi="ml-IN"/>
+              </w:rPr>
+              <w:t>–</w:t>
+            </w:r>
+            <w:r>
+              <w:rPr>
+                <w:rFonts w:ascii="BRH Devanagari Extra" w:hAnsi="BRH Devanagari Extra" w:cs="BRH Devanagari Extra"/>
+                <w:color w:val="000000"/>
+                <w:sz w:val="40"/>
+                <w:szCs w:val="40"/>
+                <w:lang w:bidi="ml-IN"/>
+              </w:rPr>
+              <w:t>UÉqÉç |</w:t>
             </w:r>
           </w:p>
         </w:tc>
@@ -3977,6 +4201,7 @@
                 <w:sz w:val="28"/>
                 <w:szCs w:val="32"/>
               </w:rPr>
+              <w:lastRenderedPageBreak/>
               <w:t>T.S.5.7.</w:t>
             </w:r>
             <w:r>
@@ -4106,7 +4331,6 @@
                 <w:lang w:val="en-IN" w:eastAsia="en-IN" w:bidi="ml-IN"/>
               </w:rPr>
             </w:pPr>
-            <w:proofErr w:type="spellStart"/>
             <w:r>
               <w:rPr>
                 <w:rFonts w:ascii="BRH Devanagari Extra" w:hAnsi="BRH Devanagari Extra" w:cs="BRH Devanagari Extra"/>
@@ -4117,18 +4341,16 @@
               </w:rPr>
               <w:t>AÉsÉþokÉÉ</w:t>
             </w:r>
-            <w:proofErr w:type="spellEnd"/>
-            <w:r>
-              <w:rPr>
-                <w:rFonts w:ascii="BRH Malayalam Extra" w:hAnsi="BRH Malayalam Extra" w:cs="BRH Devanagari Extra"/>
-                <w:color w:val="000000"/>
-                <w:sz w:val="32"/>
-                <w:szCs w:val="40"/>
-                <w:lang w:bidi="ml-IN"/>
-              </w:rPr>
-              <w:t>–</w:t>
-            </w:r>
-            <w:proofErr w:type="spellStart"/>
+            <w:r>
+              <w:rPr>
+                <w:rFonts w:ascii="BRH Malayalam Extra" w:hAnsi="BRH Malayalam Extra" w:cs="BRH Devanagari Extra"/>
+                <w:color w:val="000000"/>
+                <w:sz w:val="32"/>
+                <w:szCs w:val="40"/>
+                <w:lang w:bidi="ml-IN"/>
+              </w:rPr>
+              <w:t>–</w:t>
+            </w:r>
             <w:r>
               <w:rPr>
                 <w:rFonts w:ascii="BRH Devanagari Extra" w:hAnsi="BRH Devanagari Extra" w:cs="BRH Devanagari Extra"/>
@@ -4157,30 +4379,18 @@
                 <w:szCs w:val="40"/>
                 <w:lang w:bidi="ml-IN"/>
               </w:rPr>
-              <w:t>irÉÉ</w:t>
-            </w:r>
-            <w:proofErr w:type="spellEnd"/>
-            <w:r>
-              <w:rPr>
-                <w:rFonts w:ascii="BRH Devanagari Extra" w:hAnsi="BRH Devanagari Extra" w:cs="BRH Devanagari Extra"/>
-                <w:color w:val="000000"/>
-                <w:sz w:val="40"/>
-                <w:szCs w:val="40"/>
-                <w:lang w:bidi="ml-IN"/>
-              </w:rPr>
-              <w:t xml:space="preserve"> - sÉ</w:t>
-            </w:r>
-            <w:r>
-              <w:rPr>
-                <w:rFonts w:ascii="BRH Malayalam Extra" w:hAnsi="BRH Malayalam Extra" w:cs="BRH Devanagari Extra"/>
-                <w:color w:val="000000"/>
-                <w:sz w:val="32"/>
-                <w:szCs w:val="40"/>
-                <w:lang w:bidi="ml-IN"/>
-              </w:rPr>
-              <w:t>–</w:t>
-            </w:r>
-            <w:proofErr w:type="spellStart"/>
+              <w:t>irÉÉ - sÉ</w:t>
+            </w:r>
+            <w:r>
+              <w:rPr>
+                <w:rFonts w:ascii="BRH Malayalam Extra" w:hAnsi="BRH Malayalam Extra" w:cs="BRH Devanagari Extra"/>
+                <w:color w:val="000000"/>
+                <w:sz w:val="32"/>
+                <w:szCs w:val="40"/>
+                <w:lang w:bidi="ml-IN"/>
+              </w:rPr>
+              <w:t>–</w:t>
+            </w:r>
             <w:r>
               <w:rPr>
                 <w:rFonts w:ascii="BRH Devanagari Extra" w:hAnsi="BRH Devanagari Extra" w:cs="BRH Devanagari Extra"/>
@@ -4202,7 +4412,6 @@
               </w:rPr>
               <w:t>É</w:t>
             </w:r>
-            <w:proofErr w:type="spellEnd"/>
             <w:r>
               <w:rPr>
                 <w:rFonts w:ascii="BRH Malayalam Extra" w:hAnsi="BRH Malayalam Extra" w:cs="BRH Devanagari Extra"/>
@@ -4266,7 +4475,6 @@
                 <w:lang w:val="en-IN" w:eastAsia="en-IN" w:bidi="ml-IN"/>
               </w:rPr>
             </w:pPr>
-            <w:proofErr w:type="spellStart"/>
             <w:r>
               <w:rPr>
                 <w:rFonts w:ascii="BRH Devanagari Extra" w:hAnsi="BRH Devanagari Extra" w:cs="BRH Devanagari Extra"/>
@@ -4277,18 +4485,16 @@
               </w:rPr>
               <w:t>AÉsÉþokÉÉ</w:t>
             </w:r>
-            <w:proofErr w:type="spellEnd"/>
-            <w:r>
-              <w:rPr>
-                <w:rFonts w:ascii="BRH Malayalam Extra" w:hAnsi="BRH Malayalam Extra" w:cs="BRH Devanagari Extra"/>
-                <w:color w:val="000000"/>
-                <w:sz w:val="32"/>
-                <w:szCs w:val="40"/>
-                <w:lang w:bidi="ml-IN"/>
-              </w:rPr>
-              <w:t>–</w:t>
-            </w:r>
-            <w:proofErr w:type="spellStart"/>
+            <w:r>
+              <w:rPr>
+                <w:rFonts w:ascii="BRH Malayalam Extra" w:hAnsi="BRH Malayalam Extra" w:cs="BRH Devanagari Extra"/>
+                <w:color w:val="000000"/>
+                <w:sz w:val="32"/>
+                <w:szCs w:val="40"/>
+                <w:lang w:bidi="ml-IN"/>
+              </w:rPr>
+              <w:t>–</w:t>
+            </w:r>
             <w:r>
               <w:rPr>
                 <w:rFonts w:ascii="BRH Devanagari Extra" w:hAnsi="BRH Devanagari Extra" w:cs="BRH Devanagari Extra"/>
@@ -4317,30 +4523,18 @@
                 <w:szCs w:val="40"/>
                 <w:lang w:bidi="ml-IN"/>
               </w:rPr>
-              <w:t>irÉÉ</w:t>
-            </w:r>
-            <w:proofErr w:type="spellEnd"/>
-            <w:r>
-              <w:rPr>
-                <w:rFonts w:ascii="BRH Devanagari Extra" w:hAnsi="BRH Devanagari Extra" w:cs="BRH Devanagari Extra"/>
-                <w:color w:val="000000"/>
-                <w:sz w:val="40"/>
-                <w:szCs w:val="40"/>
-                <w:lang w:bidi="ml-IN"/>
-              </w:rPr>
-              <w:t xml:space="preserve"> - sÉ</w:t>
-            </w:r>
-            <w:r>
-              <w:rPr>
-                <w:rFonts w:ascii="BRH Malayalam Extra" w:hAnsi="BRH Malayalam Extra" w:cs="BRH Devanagari Extra"/>
-                <w:color w:val="000000"/>
-                <w:sz w:val="32"/>
-                <w:szCs w:val="40"/>
-                <w:lang w:bidi="ml-IN"/>
-              </w:rPr>
-              <w:t>–</w:t>
-            </w:r>
-            <w:proofErr w:type="spellStart"/>
+              <w:t>irÉÉ - sÉ</w:t>
+            </w:r>
+            <w:r>
+              <w:rPr>
+                <w:rFonts w:ascii="BRH Malayalam Extra" w:hAnsi="BRH Malayalam Extra" w:cs="BRH Devanagari Extra"/>
+                <w:color w:val="000000"/>
+                <w:sz w:val="32"/>
+                <w:szCs w:val="40"/>
+                <w:lang w:bidi="ml-IN"/>
+              </w:rPr>
+              <w:t>–</w:t>
+            </w:r>
             <w:r>
               <w:rPr>
                 <w:rFonts w:ascii="BRH Devanagari Extra" w:hAnsi="BRH Devanagari Extra" w:cs="BRH Devanagari Extra"/>
@@ -4352,18 +4546,16 @@
               </w:rPr>
               <w:t>okÉ</w:t>
             </w:r>
-            <w:proofErr w:type="spellEnd"/>
-            <w:r>
-              <w:rPr>
-                <w:rFonts w:ascii="BRH Malayalam Extra" w:hAnsi="BRH Malayalam Extra" w:cs="BRH Devanagari Extra"/>
-                <w:color w:val="000000"/>
-                <w:sz w:val="32"/>
-                <w:szCs w:val="40"/>
-                <w:lang w:bidi="ml-IN"/>
-              </w:rPr>
-              <w:t>–</w:t>
-            </w:r>
-            <w:proofErr w:type="spellStart"/>
+            <w:r>
+              <w:rPr>
+                <w:rFonts w:ascii="BRH Malayalam Extra" w:hAnsi="BRH Malayalam Extra" w:cs="BRH Devanagari Extra"/>
+                <w:color w:val="000000"/>
+                <w:sz w:val="32"/>
+                <w:szCs w:val="40"/>
+                <w:lang w:bidi="ml-IN"/>
+              </w:rPr>
+              <w:t>–</w:t>
+            </w:r>
             <w:r>
               <w:rPr>
                 <w:rFonts w:ascii="BRH Devanagari Extra" w:hAnsi="BRH Devanagari Extra" w:cs="BRH Devanagari Extra"/>
@@ -4374,7 +4566,6 @@
               </w:rPr>
               <w:t>ÉrÉ</w:t>
             </w:r>
-            <w:proofErr w:type="spellEnd"/>
             <w:r>
               <w:rPr>
                 <w:rFonts w:ascii="BRH Malayalam Extra" w:hAnsi="BRH Malayalam Extra" w:cs="BRH Devanagari Extra"/>
@@ -4681,7 +4872,6 @@
                 <w:sz w:val="28"/>
                 <w:szCs w:val="32"/>
               </w:rPr>
-              <w:lastRenderedPageBreak/>
               <w:t>T.S.5.7.1.2 – Kramam</w:t>
             </w:r>
           </w:p>
@@ -4778,7 +4968,6 @@
                 <w:lang w:val="en-IN" w:eastAsia="en-IN" w:bidi="ml-IN"/>
               </w:rPr>
             </w:pPr>
-            <w:proofErr w:type="spellStart"/>
             <w:r>
               <w:rPr>
                 <w:rFonts w:ascii="BRH Devanagari Extra" w:hAnsi="BRH Devanagari Extra" w:cs="BRH Devanagari Extra"/>
@@ -4789,18 +4978,16 @@
               </w:rPr>
               <w:t>mÉë</w:t>
             </w:r>
-            <w:proofErr w:type="spellEnd"/>
-            <w:r>
-              <w:rPr>
-                <w:rFonts w:ascii="BRH Malayalam Extra" w:hAnsi="BRH Malayalam Extra" w:cs="BRH Devanagari Extra"/>
-                <w:color w:val="000000"/>
-                <w:sz w:val="32"/>
-                <w:szCs w:val="40"/>
-                <w:lang w:bidi="ml-IN"/>
-              </w:rPr>
-              <w:t>–</w:t>
-            </w:r>
-            <w:proofErr w:type="spellStart"/>
+            <w:r>
+              <w:rPr>
+                <w:rFonts w:ascii="BRH Malayalam Extra" w:hAnsi="BRH Malayalam Extra" w:cs="BRH Devanagari Extra"/>
+                <w:color w:val="000000"/>
+                <w:sz w:val="32"/>
+                <w:szCs w:val="40"/>
+                <w:lang w:bidi="ml-IN"/>
+              </w:rPr>
+              <w:t>–</w:t>
+            </w:r>
             <w:r>
               <w:rPr>
                 <w:rFonts w:ascii="BRH Devanagari Extra" w:hAnsi="BRH Devanagari Extra" w:cs="BRH Devanagari Extra"/>
@@ -4811,18 +4998,16 @@
               </w:rPr>
               <w:t>ÌiÉ</w:t>
             </w:r>
-            <w:proofErr w:type="spellEnd"/>
-            <w:r>
-              <w:rPr>
-                <w:rFonts w:ascii="BRH Malayalam Extra" w:hAnsi="BRH Malayalam Extra" w:cs="BRH Devanagari Extra"/>
-                <w:color w:val="000000"/>
-                <w:sz w:val="32"/>
-                <w:szCs w:val="40"/>
-                <w:lang w:bidi="ml-IN"/>
-              </w:rPr>
-              <w:t>–</w:t>
-            </w:r>
-            <w:proofErr w:type="spellStart"/>
+            <w:r>
+              <w:rPr>
+                <w:rFonts w:ascii="BRH Malayalam Extra" w:hAnsi="BRH Malayalam Extra" w:cs="BRH Devanagari Extra"/>
+                <w:color w:val="000000"/>
+                <w:sz w:val="32"/>
+                <w:szCs w:val="40"/>
+                <w:lang w:bidi="ml-IN"/>
+              </w:rPr>
+              <w:t>–</w:t>
+            </w:r>
             <w:r>
               <w:rPr>
                 <w:rFonts w:ascii="BRH Devanagari Extra" w:hAnsi="BRH Devanagari Extra" w:cs="BRH Devanagari Extra"/>
@@ -4862,51 +5047,7 @@
                 <w:szCs w:val="40"/>
                 <w:lang w:bidi="ml-IN"/>
               </w:rPr>
-              <w:t>ÌiÉþ</w:t>
-            </w:r>
-            <w:proofErr w:type="spellEnd"/>
-            <w:r>
-              <w:rPr>
-                <w:rFonts w:ascii="BRH Devanagari Extra" w:hAnsi="BRH Devanagari Extra" w:cs="BRH Devanagari Extra"/>
-                <w:color w:val="000000"/>
-                <w:sz w:val="40"/>
-                <w:szCs w:val="40"/>
-                <w:lang w:bidi="ml-IN"/>
-              </w:rPr>
-              <w:t xml:space="preserve"> </w:t>
-            </w:r>
-            <w:proofErr w:type="spellStart"/>
-            <w:r>
-              <w:rPr>
-                <w:rFonts w:ascii="BRH Devanagari Extra" w:hAnsi="BRH Devanagari Extra" w:cs="BRH Devanagari Extra"/>
-                <w:color w:val="000000"/>
-                <w:sz w:val="40"/>
-                <w:szCs w:val="40"/>
-                <w:lang w:bidi="ml-IN"/>
-              </w:rPr>
-              <w:t>mÉëÌiÉ</w:t>
-            </w:r>
-            <w:proofErr w:type="spellEnd"/>
-            <w:r>
-              <w:rPr>
-                <w:rFonts w:ascii="BRH Devanagari Extra" w:hAnsi="BRH Devanagari Extra" w:cs="BRH Devanagari Extra"/>
-                <w:color w:val="000000"/>
-                <w:sz w:val="40"/>
-                <w:szCs w:val="40"/>
-                <w:lang w:bidi="ml-IN"/>
-              </w:rPr>
-              <w:t xml:space="preserve"> - </w:t>
-            </w:r>
-            <w:proofErr w:type="spellStart"/>
-            <w:r>
-              <w:rPr>
-                <w:rFonts w:ascii="BRH Devanagari Extra" w:hAnsi="BRH Devanagari Extra" w:cs="BRH Devanagari Extra"/>
-                <w:color w:val="000000"/>
-                <w:sz w:val="40"/>
-                <w:szCs w:val="40"/>
-                <w:lang w:bidi="ml-IN"/>
-              </w:rPr>
-              <w:t>mÉëÉ</w:t>
+              <w:t>ÌiÉþ mÉëÌiÉ - mÉëÉ</w:t>
             </w:r>
             <w:r>
               <w:rPr>
@@ -4926,18 +5067,7 @@
                 <w:szCs w:val="40"/>
                 <w:lang w:bidi="ml-IN"/>
               </w:rPr>
-              <w:t>crÉþ</w:t>
-            </w:r>
-            <w:proofErr w:type="spellEnd"/>
-            <w:r>
-              <w:rPr>
-                <w:rFonts w:ascii="BRH Devanagari Extra" w:hAnsi="BRH Devanagari Extra" w:cs="BRH Devanagari Extra"/>
-                <w:color w:val="000000"/>
-                <w:sz w:val="40"/>
-                <w:szCs w:val="40"/>
-                <w:lang w:bidi="ml-IN"/>
-              </w:rPr>
-              <w:t xml:space="preserve"> |</w:t>
+              <w:t>crÉþ |</w:t>
             </w:r>
           </w:p>
         </w:tc>
@@ -4957,7 +5087,6 @@
                 <w:lang w:val="en-IN" w:eastAsia="en-IN" w:bidi="ml-IN"/>
               </w:rPr>
             </w:pPr>
-            <w:proofErr w:type="spellStart"/>
             <w:r>
               <w:rPr>
                 <w:rFonts w:ascii="BRH Devanagari Extra" w:hAnsi="BRH Devanagari Extra" w:cs="BRH Devanagari Extra"/>
@@ -4968,18 +5097,16 @@
               </w:rPr>
               <w:t>mÉë</w:t>
             </w:r>
-            <w:proofErr w:type="spellEnd"/>
-            <w:r>
-              <w:rPr>
-                <w:rFonts w:ascii="BRH Malayalam Extra" w:hAnsi="BRH Malayalam Extra" w:cs="BRH Devanagari Extra"/>
-                <w:color w:val="000000"/>
-                <w:sz w:val="32"/>
-                <w:szCs w:val="40"/>
-                <w:lang w:bidi="ml-IN"/>
-              </w:rPr>
-              <w:t>–</w:t>
-            </w:r>
-            <w:proofErr w:type="spellStart"/>
+            <w:r>
+              <w:rPr>
+                <w:rFonts w:ascii="BRH Malayalam Extra" w:hAnsi="BRH Malayalam Extra" w:cs="BRH Devanagari Extra"/>
+                <w:color w:val="000000"/>
+                <w:sz w:val="32"/>
+                <w:szCs w:val="40"/>
+                <w:lang w:bidi="ml-IN"/>
+              </w:rPr>
+              <w:t>–</w:t>
+            </w:r>
             <w:r>
               <w:rPr>
                 <w:rFonts w:ascii="BRH Devanagari Extra" w:hAnsi="BRH Devanagari Extra" w:cs="BRH Devanagari Extra"/>
@@ -4990,18 +5117,16 @@
               </w:rPr>
               <w:t>ÌiÉ</w:t>
             </w:r>
-            <w:proofErr w:type="spellEnd"/>
-            <w:r>
-              <w:rPr>
-                <w:rFonts w:ascii="BRH Malayalam Extra" w:hAnsi="BRH Malayalam Extra" w:cs="BRH Devanagari Extra"/>
-                <w:color w:val="000000"/>
-                <w:sz w:val="32"/>
-                <w:szCs w:val="40"/>
-                <w:lang w:bidi="ml-IN"/>
-              </w:rPr>
-              <w:t>–</w:t>
-            </w:r>
-            <w:proofErr w:type="spellStart"/>
+            <w:r>
+              <w:rPr>
+                <w:rFonts w:ascii="BRH Malayalam Extra" w:hAnsi="BRH Malayalam Extra" w:cs="BRH Devanagari Extra"/>
+                <w:color w:val="000000"/>
+                <w:sz w:val="32"/>
+                <w:szCs w:val="40"/>
+                <w:lang w:bidi="ml-IN"/>
+              </w:rPr>
+              <w:t>–</w:t>
+            </w:r>
             <w:r>
               <w:rPr>
                 <w:rFonts w:ascii="BRH Devanagari Extra" w:hAnsi="BRH Devanagari Extra" w:cs="BRH Devanagari Extra"/>
@@ -5051,51 +5176,7 @@
                 <w:szCs w:val="40"/>
                 <w:lang w:bidi="ml-IN"/>
               </w:rPr>
-              <w:t>ÌiÉþ</w:t>
-            </w:r>
-            <w:proofErr w:type="spellEnd"/>
-            <w:r>
-              <w:rPr>
-                <w:rFonts w:ascii="BRH Devanagari Extra" w:hAnsi="BRH Devanagari Extra" w:cs="BRH Devanagari Extra"/>
-                <w:color w:val="000000"/>
-                <w:sz w:val="40"/>
-                <w:szCs w:val="40"/>
-                <w:lang w:bidi="ml-IN"/>
-              </w:rPr>
-              <w:t xml:space="preserve"> </w:t>
-            </w:r>
-            <w:proofErr w:type="spellStart"/>
-            <w:r>
-              <w:rPr>
-                <w:rFonts w:ascii="BRH Devanagari Extra" w:hAnsi="BRH Devanagari Extra" w:cs="BRH Devanagari Extra"/>
-                <w:color w:val="000000"/>
-                <w:sz w:val="40"/>
-                <w:szCs w:val="40"/>
-                <w:lang w:bidi="ml-IN"/>
-              </w:rPr>
-              <w:t>mÉëÌiÉ</w:t>
-            </w:r>
-            <w:proofErr w:type="spellEnd"/>
-            <w:r>
-              <w:rPr>
-                <w:rFonts w:ascii="BRH Devanagari Extra" w:hAnsi="BRH Devanagari Extra" w:cs="BRH Devanagari Extra"/>
-                <w:color w:val="000000"/>
-                <w:sz w:val="40"/>
-                <w:szCs w:val="40"/>
-                <w:lang w:bidi="ml-IN"/>
-              </w:rPr>
-              <w:t xml:space="preserve"> - </w:t>
-            </w:r>
-            <w:proofErr w:type="spellStart"/>
-            <w:r>
-              <w:rPr>
-                <w:rFonts w:ascii="BRH Devanagari Extra" w:hAnsi="BRH Devanagari Extra" w:cs="BRH Devanagari Extra"/>
-                <w:color w:val="000000"/>
-                <w:sz w:val="40"/>
-                <w:szCs w:val="40"/>
-                <w:lang w:bidi="ml-IN"/>
-              </w:rPr>
-              <w:t>mÉëÉ</w:t>
+              <w:t>ÌiÉþ mÉëÌiÉ - mÉëÉ</w:t>
             </w:r>
             <w:r>
               <w:rPr>
@@ -5115,18 +5196,7 @@
                 <w:szCs w:val="40"/>
                 <w:lang w:bidi="ml-IN"/>
               </w:rPr>
-              <w:t>crÉþ</w:t>
-            </w:r>
-            <w:proofErr w:type="spellEnd"/>
-            <w:r>
-              <w:rPr>
-                <w:rFonts w:ascii="BRH Devanagari Extra" w:hAnsi="BRH Devanagari Extra" w:cs="BRH Devanagari Extra"/>
-                <w:color w:val="000000"/>
-                <w:sz w:val="40"/>
-                <w:szCs w:val="40"/>
-                <w:lang w:bidi="ml-IN"/>
-              </w:rPr>
-              <w:t xml:space="preserve"> |</w:t>
+              <w:t>crÉþ |</w:t>
             </w:r>
             <w:r>
               <w:rPr>
@@ -5436,29 +5506,7 @@
                 <w:szCs w:val="40"/>
                 <w:lang w:bidi="ml-IN"/>
               </w:rPr>
-              <w:t xml:space="preserve">MüÉ </w:t>
-            </w:r>
-            <w:proofErr w:type="spellStart"/>
-            <w:r>
-              <w:rPr>
-                <w:rFonts w:ascii="BRH Devanagari Extra" w:hAnsi="BRH Devanagari Extra" w:cs="BRH Devanagari Extra"/>
-                <w:color w:val="000000"/>
-                <w:sz w:val="40"/>
-                <w:szCs w:val="40"/>
-                <w:lang w:bidi="ml-IN"/>
-              </w:rPr>
-              <w:t>rÉiÉç</w:t>
-            </w:r>
-            <w:proofErr w:type="spellEnd"/>
-            <w:r>
-              <w:rPr>
-                <w:rFonts w:ascii="BRH Devanagari Extra" w:hAnsi="BRH Devanagari Extra" w:cs="BRH Devanagari Extra"/>
-                <w:color w:val="000000"/>
-                <w:sz w:val="40"/>
-                <w:szCs w:val="40"/>
-                <w:lang w:bidi="ml-IN"/>
-              </w:rPr>
-              <w:t xml:space="preserve"> |</w:t>
+              <w:t>MüÉ rÉiÉç |</w:t>
             </w:r>
           </w:p>
         </w:tc>
@@ -5610,29 +5658,7 @@
                 <w:szCs w:val="40"/>
                 <w:lang w:bidi="ml-IN"/>
               </w:rPr>
-              <w:t xml:space="preserve">MüÉ </w:t>
-            </w:r>
-            <w:proofErr w:type="spellStart"/>
-            <w:r>
-              <w:rPr>
-                <w:rFonts w:ascii="BRH Devanagari Extra" w:hAnsi="BRH Devanagari Extra" w:cs="BRH Devanagari Extra"/>
-                <w:color w:val="000000"/>
-                <w:sz w:val="40"/>
-                <w:szCs w:val="40"/>
-                <w:lang w:bidi="ml-IN"/>
-              </w:rPr>
-              <w:t>rÉiÉç</w:t>
-            </w:r>
-            <w:proofErr w:type="spellEnd"/>
-            <w:r>
-              <w:rPr>
-                <w:rFonts w:ascii="BRH Devanagari Extra" w:hAnsi="BRH Devanagari Extra" w:cs="BRH Devanagari Extra"/>
-                <w:color w:val="000000"/>
-                <w:sz w:val="40"/>
-                <w:szCs w:val="40"/>
-                <w:lang w:bidi="ml-IN"/>
-              </w:rPr>
-              <w:t xml:space="preserve"> |</w:t>
+              <w:t>MüÉ rÉiÉç |</w:t>
             </w:r>
           </w:p>
         </w:tc>
@@ -5774,7 +5800,6 @@
                 <w:lang w:val="en-IN" w:eastAsia="en-IN" w:bidi="ml-IN"/>
               </w:rPr>
             </w:pPr>
-            <w:proofErr w:type="spellStart"/>
             <w:r>
               <w:rPr>
                 <w:rFonts w:ascii="BRH Devanagari Extra" w:hAnsi="BRH Devanagari Extra" w:cs="BRH Devanagari Extra"/>
@@ -5805,37 +5830,25 @@
               </w:rPr>
               <w:t>wÉþkÉÏ</w:t>
             </w:r>
-            <w:proofErr w:type="spellEnd"/>
-            <w:r>
-              <w:rPr>
-                <w:rFonts w:ascii="BRH Malayalam Extra" w:hAnsi="BRH Malayalam Extra" w:cs="BRH Devanagari Extra"/>
-                <w:color w:val="000000"/>
-                <w:sz w:val="32"/>
-                <w:szCs w:val="40"/>
-                <w:lang w:bidi="ml-IN"/>
-              </w:rPr>
-              <w:t>–</w:t>
-            </w:r>
-            <w:r>
-              <w:rPr>
-                <w:rFonts w:ascii="BRH Devanagari Extra" w:hAnsi="BRH Devanagari Extra" w:cs="BRH Devanagari Extra"/>
-                <w:color w:val="000000"/>
-                <w:sz w:val="40"/>
-                <w:szCs w:val="40"/>
-                <w:lang w:bidi="ml-IN"/>
-              </w:rPr>
-              <w:t xml:space="preserve">È </w:t>
-            </w:r>
-            <w:proofErr w:type="spellStart"/>
-            <w:r>
-              <w:rPr>
-                <w:rFonts w:ascii="BRH Devanagari Extra" w:hAnsi="BRH Devanagari Extra" w:cs="BRH Devanagari Extra"/>
-                <w:color w:val="000000"/>
-                <w:sz w:val="40"/>
-                <w:szCs w:val="40"/>
-                <w:lang w:bidi="ml-IN"/>
-              </w:rPr>
-              <w:t>mÉcÉþ</w:t>
+            <w:r>
+              <w:rPr>
+                <w:rFonts w:ascii="BRH Malayalam Extra" w:hAnsi="BRH Malayalam Extra" w:cs="BRH Devanagari Extra"/>
+                <w:color w:val="000000"/>
+                <w:sz w:val="32"/>
+                <w:szCs w:val="40"/>
+                <w:lang w:bidi="ml-IN"/>
+              </w:rPr>
+              <w:t>–</w:t>
+            </w:r>
+            <w:r>
+              <w:rPr>
+                <w:rFonts w:ascii="BRH Devanagari Extra" w:hAnsi="BRH Devanagari Extra" w:cs="BRH Devanagari Extra"/>
+                <w:color w:val="000000"/>
+                <w:sz w:val="40"/>
+                <w:szCs w:val="40"/>
+                <w:lang w:bidi="ml-IN"/>
+              </w:rPr>
+              <w:t>È mÉcÉþ</w:t>
             </w:r>
             <w:r>
               <w:rPr>
@@ -5848,7 +5861,6 @@
               </w:rPr>
               <w:t>liÉÏ</w:t>
             </w:r>
-            <w:proofErr w:type="spellEnd"/>
             <w:r>
               <w:rPr>
                 <w:rFonts w:ascii="BRH Devanagari Extra" w:hAnsi="BRH Devanagari Extra" w:cs="BRH Devanagari Extra"/>
@@ -5883,7 +5895,6 @@
                 <w:lang w:val="en-IN" w:eastAsia="en-IN" w:bidi="ml-IN"/>
               </w:rPr>
             </w:pPr>
-            <w:proofErr w:type="spellStart"/>
             <w:r>
               <w:rPr>
                 <w:rFonts w:ascii="BRH Devanagari Extra" w:hAnsi="BRH Devanagari Extra" w:cs="BRH Devanagari Extra"/>
@@ -5914,37 +5925,25 @@
               </w:rPr>
               <w:t>wÉþkÉÏ</w:t>
             </w:r>
-            <w:proofErr w:type="spellEnd"/>
-            <w:r>
-              <w:rPr>
-                <w:rFonts w:ascii="BRH Malayalam Extra" w:hAnsi="BRH Malayalam Extra" w:cs="BRH Devanagari Extra"/>
-                <w:color w:val="000000"/>
-                <w:sz w:val="32"/>
-                <w:szCs w:val="40"/>
-                <w:lang w:bidi="ml-IN"/>
-              </w:rPr>
-              <w:t>–</w:t>
-            </w:r>
-            <w:r>
-              <w:rPr>
-                <w:rFonts w:ascii="BRH Devanagari Extra" w:hAnsi="BRH Devanagari Extra" w:cs="BRH Devanagari Extra"/>
-                <w:color w:val="000000"/>
-                <w:sz w:val="40"/>
-                <w:szCs w:val="40"/>
-                <w:lang w:bidi="ml-IN"/>
-              </w:rPr>
-              <w:t xml:space="preserve">È </w:t>
-            </w:r>
-            <w:proofErr w:type="spellStart"/>
-            <w:r>
-              <w:rPr>
-                <w:rFonts w:ascii="BRH Devanagari Extra" w:hAnsi="BRH Devanagari Extra" w:cs="BRH Devanagari Extra"/>
-                <w:color w:val="000000"/>
-                <w:sz w:val="40"/>
-                <w:szCs w:val="40"/>
-                <w:lang w:bidi="ml-IN"/>
-              </w:rPr>
-              <w:t>mÉcÉþ</w:t>
+            <w:r>
+              <w:rPr>
+                <w:rFonts w:ascii="BRH Malayalam Extra" w:hAnsi="BRH Malayalam Extra" w:cs="BRH Devanagari Extra"/>
+                <w:color w:val="000000"/>
+                <w:sz w:val="32"/>
+                <w:szCs w:val="40"/>
+                <w:lang w:bidi="ml-IN"/>
+              </w:rPr>
+              <w:t>–</w:t>
+            </w:r>
+            <w:r>
+              <w:rPr>
+                <w:rFonts w:ascii="BRH Devanagari Extra" w:hAnsi="BRH Devanagari Extra" w:cs="BRH Devanagari Extra"/>
+                <w:color w:val="000000"/>
+                <w:sz w:val="40"/>
+                <w:szCs w:val="40"/>
+                <w:lang w:bidi="ml-IN"/>
+              </w:rPr>
+              <w:t>È mÉcÉþ</w:t>
             </w:r>
             <w:r>
               <w:rPr>
@@ -5957,7 +5956,6 @@
               </w:rPr>
               <w:t>ÌliÉ</w:t>
             </w:r>
-            <w:proofErr w:type="spellEnd"/>
             <w:r>
               <w:rPr>
                 <w:rFonts w:ascii="BRH Devanagari Extra" w:hAnsi="BRH Devanagari Extra" w:cs="BRH Devanagari Extra"/>
@@ -5995,21 +5993,12 @@
               </w:rPr>
               <w:t xml:space="preserve"> </w:t>
             </w:r>
-            <w:proofErr w:type="spellStart"/>
             <w:r>
               <w:rPr>
                 <w:b/>
                 <w:bCs/>
               </w:rPr>
-              <w:t>hraswam</w:t>
-            </w:r>
-            <w:proofErr w:type="spellEnd"/>
-            <w:r>
-              <w:rPr>
-                <w:b/>
-                <w:bCs/>
-              </w:rPr>
-              <w:t>)</w:t>
+              <w:t>hraswam)</w:t>
             </w:r>
           </w:p>
         </w:tc>
@@ -6151,7 +6140,6 @@
                 <w:lang w:val="en-IN" w:eastAsia="en-IN" w:bidi="ml-IN"/>
               </w:rPr>
             </w:pPr>
-            <w:proofErr w:type="spellStart"/>
             <w:r>
               <w:rPr>
                 <w:rFonts w:ascii="BRH Devanagari Extra" w:hAnsi="BRH Devanagari Extra" w:cs="BRH Devanagari Extra"/>
@@ -6193,7 +6181,6 @@
               </w:rPr>
               <w:t>þUÉ</w:t>
             </w:r>
-            <w:proofErr w:type="spellEnd"/>
             <w:r>
               <w:rPr>
                 <w:rFonts w:ascii="BRH Devanagari Extra" w:hAnsi="BRH Devanagari Extra" w:cs="BRH Devanagari Extra"/>
@@ -6228,7 +6215,6 @@
                 <w:lang w:val="en-IN" w:eastAsia="en-IN" w:bidi="ml-IN"/>
               </w:rPr>
             </w:pPr>
-            <w:proofErr w:type="spellStart"/>
             <w:r>
               <w:rPr>
                 <w:rFonts w:ascii="BRH Devanagari Extra" w:hAnsi="BRH Devanagari Extra" w:cs="BRH Devanagari Extra"/>
@@ -6270,7 +6256,6 @@
               </w:rPr>
               <w:t>UÉÈ</w:t>
             </w:r>
-            <w:proofErr w:type="spellEnd"/>
             <w:r>
               <w:rPr>
                 <w:rFonts w:ascii="BRH Devanagari Extra" w:hAnsi="BRH Devanagari Extra" w:cs="BRH Devanagari Extra"/>
@@ -6291,21 +6276,12 @@
               </w:rPr>
               <w:t>(</w:t>
             </w:r>
-            <w:proofErr w:type="spellStart"/>
             <w:r>
               <w:rPr>
                 <w:b/>
                 <w:bCs/>
               </w:rPr>
-              <w:t>visargam</w:t>
-            </w:r>
-            <w:proofErr w:type="spellEnd"/>
-            <w:r>
-              <w:rPr>
-                <w:b/>
-                <w:bCs/>
-              </w:rPr>
-              <w:t xml:space="preserve"> added)</w:t>
+              <w:t>visargam added)</w:t>
             </w:r>
           </w:p>
         </w:tc>
@@ -6349,6 +6325,7 @@
                 <w:sz w:val="28"/>
                 <w:szCs w:val="32"/>
               </w:rPr>
+              <w:lastRenderedPageBreak/>
               <w:t>T.S.5.7.3.2 – Kramam</w:t>
             </w:r>
           </w:p>
@@ -6447,7 +6424,6 @@
                 <w:lang w:val="en-IN" w:eastAsia="en-IN" w:bidi="ml-IN"/>
               </w:rPr>
             </w:pPr>
-            <w:proofErr w:type="spellStart"/>
             <w:r>
               <w:rPr>
                 <w:rFonts w:ascii="BRH Devanagari Extra" w:hAnsi="BRH Devanagari Extra" w:cs="BRH Devanagari Extra"/>
@@ -6468,7 +6444,6 @@
               </w:rPr>
               <w:t>å</w:t>
             </w:r>
-            <w:proofErr w:type="spellEnd"/>
             <w:r>
               <w:rPr>
                 <w:rFonts w:ascii="BRH Malayalam Extra" w:hAnsi="BRH Malayalam Extra" w:cs="BRH Devanagari Extra"/>
@@ -6499,7 +6474,6 @@
               </w:rPr>
               <w:t>–</w:t>
             </w:r>
-            <w:proofErr w:type="spellStart"/>
             <w:r>
               <w:rPr>
                 <w:rFonts w:ascii="BRH Devanagari Extra" w:hAnsi="BRH Devanagari Extra" w:cs="BRH Devanagari Extra"/>
@@ -6510,59 +6484,25 @@
               </w:rPr>
               <w:t>mÉÑ</w:t>
             </w:r>
-            <w:proofErr w:type="spellEnd"/>
-            <w:r>
-              <w:rPr>
-                <w:rFonts w:ascii="BRH Malayalam Extra" w:hAnsi="BRH Malayalam Extra" w:cs="BRH Devanagari Extra"/>
-                <w:color w:val="000000"/>
-                <w:sz w:val="32"/>
-                <w:szCs w:val="40"/>
-                <w:lang w:bidi="ml-IN"/>
-              </w:rPr>
-              <w:t>–</w:t>
-            </w:r>
-            <w:r>
-              <w:rPr>
-                <w:rFonts w:ascii="BRH Devanagari Extra" w:hAnsi="BRH Devanagari Extra" w:cs="BRH Devanagari Extra"/>
-                <w:color w:val="000000"/>
-                <w:sz w:val="40"/>
-                <w:szCs w:val="40"/>
-                <w:lang w:bidi="ml-IN"/>
-              </w:rPr>
-              <w:t xml:space="preserve">UÉ </w:t>
-            </w:r>
-            <w:proofErr w:type="spellStart"/>
-            <w:r>
-              <w:rPr>
-                <w:rFonts w:ascii="BRH Devanagari Extra" w:hAnsi="BRH Devanagari Extra" w:cs="BRH Devanagari Extra"/>
-                <w:color w:val="000000"/>
-                <w:sz w:val="40"/>
-                <w:szCs w:val="40"/>
-                <w:lang w:bidi="ml-IN"/>
-              </w:rPr>
-              <w:t>CÌiÉþ</w:t>
-            </w:r>
-            <w:proofErr w:type="spellEnd"/>
-            <w:r>
-              <w:rPr>
-                <w:rFonts w:ascii="BRH Devanagari Extra" w:hAnsi="BRH Devanagari Extra" w:cs="BRH Devanagari Extra"/>
-                <w:color w:val="000000"/>
-                <w:sz w:val="40"/>
-                <w:szCs w:val="40"/>
-                <w:lang w:bidi="ml-IN"/>
-              </w:rPr>
-              <w:t xml:space="preserve"> </w:t>
-            </w:r>
-            <w:proofErr w:type="spellStart"/>
-            <w:r>
-              <w:rPr>
-                <w:rFonts w:ascii="BRH Devanagari Extra" w:hAnsi="BRH Devanagari Extra" w:cs="BRH Devanagari Extra"/>
-                <w:color w:val="000000"/>
-                <w:sz w:val="40"/>
-                <w:szCs w:val="40"/>
-                <w:lang w:bidi="ml-IN"/>
-              </w:rPr>
-              <w:t>S</w:t>
+            <w:r>
+              <w:rPr>
+                <w:rFonts w:ascii="BRH Malayalam Extra" w:hAnsi="BRH Malayalam Extra" w:cs="BRH Devanagari Extra"/>
+                <w:color w:val="000000"/>
+                <w:sz w:val="32"/>
+                <w:szCs w:val="40"/>
+                <w:lang w:bidi="ml-IN"/>
+              </w:rPr>
+              <w:t>–</w:t>
+            </w:r>
+            <w:r>
+              <w:rPr>
+                <w:rFonts w:ascii="BRH Devanagari Extra" w:hAnsi="BRH Devanagari Extra" w:cs="BRH Devanagari Extra"/>
+                <w:color w:val="000000"/>
+                <w:sz w:val="40"/>
+                <w:szCs w:val="40"/>
+                <w:lang w:bidi="ml-IN"/>
+              </w:rPr>
+              <w:t>UÉ CÌiÉþ S</w:t>
             </w:r>
             <w:r>
               <w:rPr>
@@ -6595,7 +6535,6 @@
               </w:rPr>
               <w:t>-mÉÑ</w:t>
             </w:r>
-            <w:proofErr w:type="spellEnd"/>
             <w:r>
               <w:rPr>
                 <w:rFonts w:ascii="BRH Malayalam Extra" w:hAnsi="BRH Malayalam Extra" w:cs="BRH Devanagari Extra"/>
@@ -6640,7 +6579,6 @@
                 <w:lang w:val="en-IN" w:eastAsia="en-IN" w:bidi="ml-IN"/>
               </w:rPr>
             </w:pPr>
-            <w:proofErr w:type="spellStart"/>
             <w:r>
               <w:rPr>
                 <w:rFonts w:ascii="BRH Devanagari Extra" w:hAnsi="BRH Devanagari Extra" w:cs="BRH Devanagari Extra"/>
@@ -6661,7 +6599,6 @@
               </w:rPr>
               <w:t>å</w:t>
             </w:r>
-            <w:proofErr w:type="spellEnd"/>
             <w:r>
               <w:rPr>
                 <w:rFonts w:ascii="BRH Malayalam Extra" w:hAnsi="BRH Malayalam Extra" w:cs="BRH Devanagari Extra"/>
@@ -6692,7 +6629,6 @@
               </w:rPr>
               <w:t>–</w:t>
             </w:r>
-            <w:proofErr w:type="spellStart"/>
             <w:r>
               <w:rPr>
                 <w:rFonts w:ascii="BRH Devanagari Extra" w:hAnsi="BRH Devanagari Extra" w:cs="BRH Devanagari Extra"/>
@@ -6703,59 +6639,25 @@
               </w:rPr>
               <w:t>mÉÑ</w:t>
             </w:r>
-            <w:proofErr w:type="spellEnd"/>
-            <w:r>
-              <w:rPr>
-                <w:rFonts w:ascii="BRH Malayalam Extra" w:hAnsi="BRH Malayalam Extra" w:cs="BRH Devanagari Extra"/>
-                <w:color w:val="000000"/>
-                <w:sz w:val="32"/>
-                <w:szCs w:val="40"/>
-                <w:lang w:bidi="ml-IN"/>
-              </w:rPr>
-              <w:t>–</w:t>
-            </w:r>
-            <w:r>
-              <w:rPr>
-                <w:rFonts w:ascii="BRH Devanagari Extra" w:hAnsi="BRH Devanagari Extra" w:cs="BRH Devanagari Extra"/>
-                <w:color w:val="000000"/>
-                <w:sz w:val="40"/>
-                <w:szCs w:val="40"/>
-                <w:lang w:bidi="ml-IN"/>
-              </w:rPr>
-              <w:t xml:space="preserve">UÉ </w:t>
-            </w:r>
-            <w:proofErr w:type="spellStart"/>
-            <w:r>
-              <w:rPr>
-                <w:rFonts w:ascii="BRH Devanagari Extra" w:hAnsi="BRH Devanagari Extra" w:cs="BRH Devanagari Extra"/>
-                <w:color w:val="000000"/>
-                <w:sz w:val="40"/>
-                <w:szCs w:val="40"/>
-                <w:lang w:bidi="ml-IN"/>
-              </w:rPr>
-              <w:t>CÌiÉþ</w:t>
-            </w:r>
-            <w:proofErr w:type="spellEnd"/>
-            <w:r>
-              <w:rPr>
-                <w:rFonts w:ascii="BRH Devanagari Extra" w:hAnsi="BRH Devanagari Extra" w:cs="BRH Devanagari Extra"/>
-                <w:color w:val="000000"/>
-                <w:sz w:val="40"/>
-                <w:szCs w:val="40"/>
-                <w:lang w:bidi="ml-IN"/>
-              </w:rPr>
-              <w:t xml:space="preserve"> </w:t>
-            </w:r>
-            <w:proofErr w:type="spellStart"/>
-            <w:r>
-              <w:rPr>
-                <w:rFonts w:ascii="BRH Devanagari Extra" w:hAnsi="BRH Devanagari Extra" w:cs="BRH Devanagari Extra"/>
-                <w:color w:val="000000"/>
-                <w:sz w:val="40"/>
-                <w:szCs w:val="40"/>
-                <w:lang w:bidi="ml-IN"/>
-              </w:rPr>
-              <w:t>S</w:t>
+            <w:r>
+              <w:rPr>
+                <w:rFonts w:ascii="BRH Malayalam Extra" w:hAnsi="BRH Malayalam Extra" w:cs="BRH Devanagari Extra"/>
+                <w:color w:val="000000"/>
+                <w:sz w:val="32"/>
+                <w:szCs w:val="40"/>
+                <w:lang w:bidi="ml-IN"/>
+              </w:rPr>
+              <w:t>–</w:t>
+            </w:r>
+            <w:r>
+              <w:rPr>
+                <w:rFonts w:ascii="BRH Devanagari Extra" w:hAnsi="BRH Devanagari Extra" w:cs="BRH Devanagari Extra"/>
+                <w:color w:val="000000"/>
+                <w:sz w:val="40"/>
+                <w:szCs w:val="40"/>
+                <w:lang w:bidi="ml-IN"/>
+              </w:rPr>
+              <w:t>UÉ CÌiÉþ S</w:t>
             </w:r>
             <w:r>
               <w:rPr>
@@ -6788,7 +6690,6 @@
               </w:rPr>
               <w:t>-mÉÑ</w:t>
             </w:r>
-            <w:proofErr w:type="spellEnd"/>
             <w:r>
               <w:rPr>
                 <w:rFonts w:ascii="BRH Malayalam Extra" w:hAnsi="BRH Malayalam Extra" w:cs="BRH Devanagari Extra"/>
@@ -6949,7 +6850,6 @@
                 <w:lang w:val="en-IN" w:eastAsia="en-IN" w:bidi="ml-IN"/>
               </w:rPr>
             </w:pPr>
-            <w:proofErr w:type="spellStart"/>
             <w:r>
               <w:rPr>
                 <w:rFonts w:ascii="BRH Devanagari Extra" w:hAnsi="BRH Devanagari Extra" w:cs="BRH Devanagari Extra"/>
@@ -6960,7 +6860,6 @@
               </w:rPr>
               <w:t>pÉÉ</w:t>
             </w:r>
-            <w:proofErr w:type="spellEnd"/>
             <w:r>
               <w:rPr>
                 <w:rFonts w:ascii="BRH Malayalam Extra" w:hAnsi="BRH Malayalam Extra" w:cs="BRH Devanagari Extra"/>
@@ -6991,7 +6890,6 @@
               </w:rPr>
               <w:t>–</w:t>
             </w:r>
-            <w:proofErr w:type="spellStart"/>
             <w:r>
               <w:rPr>
                 <w:rFonts w:ascii="BRH Devanagari Extra" w:hAnsi="BRH Devanagari Extra" w:cs="BRH Devanagari Extra"/>
@@ -7013,71 +6911,25 @@
               </w:rPr>
               <w:t>rÉ</w:t>
             </w:r>
-            <w:proofErr w:type="spellEnd"/>
-            <w:r>
-              <w:rPr>
-                <w:rFonts w:ascii="BRH Malayalam Extra" w:hAnsi="BRH Malayalam Extra" w:cs="BRH Devanagari Extra"/>
-                <w:color w:val="000000"/>
-                <w:sz w:val="32"/>
-                <w:szCs w:val="40"/>
-                <w:lang w:bidi="ml-IN"/>
-              </w:rPr>
-              <w:t>–</w:t>
-            </w:r>
-            <w:proofErr w:type="spellStart"/>
-            <w:r>
-              <w:rPr>
-                <w:rFonts w:ascii="BRH Devanagari Extra" w:hAnsi="BRH Devanagari Extra" w:cs="BRH Devanagari Extra"/>
-                <w:color w:val="000000"/>
-                <w:sz w:val="40"/>
-                <w:szCs w:val="40"/>
-                <w:lang w:bidi="ml-IN"/>
-              </w:rPr>
-              <w:t>ÍqÉÌiÉþ</w:t>
-            </w:r>
-            <w:proofErr w:type="spellEnd"/>
-            <w:r>
-              <w:rPr>
-                <w:rFonts w:ascii="BRH Devanagari Extra" w:hAnsi="BRH Devanagari Extra" w:cs="BRH Devanagari Extra"/>
-                <w:color w:val="000000"/>
-                <w:sz w:val="40"/>
-                <w:szCs w:val="40"/>
-                <w:lang w:bidi="ml-IN"/>
-              </w:rPr>
-              <w:t xml:space="preserve"> </w:t>
-            </w:r>
-            <w:proofErr w:type="spellStart"/>
-            <w:r>
-              <w:rPr>
-                <w:rFonts w:ascii="BRH Devanagari Extra" w:hAnsi="BRH Devanagari Extra" w:cs="BRH Devanagari Extra"/>
-                <w:color w:val="000000"/>
-                <w:sz w:val="40"/>
-                <w:szCs w:val="40"/>
-                <w:lang w:bidi="ml-IN"/>
-              </w:rPr>
-              <w:t>pÉÉaÉ</w:t>
-            </w:r>
-            <w:proofErr w:type="spellEnd"/>
-            <w:r>
-              <w:rPr>
-                <w:rFonts w:ascii="BRH Devanagari Extra" w:hAnsi="BRH Devanagari Extra" w:cs="BRH Devanagari Extra"/>
-                <w:color w:val="000000"/>
-                <w:sz w:val="40"/>
-                <w:szCs w:val="40"/>
-                <w:lang w:bidi="ml-IN"/>
-              </w:rPr>
-              <w:t xml:space="preserve"> - </w:t>
-            </w:r>
-            <w:proofErr w:type="spellStart"/>
-            <w:r>
-              <w:rPr>
-                <w:rFonts w:ascii="BRH Devanagari Extra" w:hAnsi="BRH Devanagari Extra" w:cs="BRH Devanagari Extra"/>
-                <w:color w:val="000000"/>
-                <w:sz w:val="40"/>
-                <w:szCs w:val="40"/>
-                <w:lang w:bidi="ml-IN"/>
-              </w:rPr>
-              <w:t>kÉ</w:t>
+            <w:r>
+              <w:rPr>
+                <w:rFonts w:ascii="BRH Malayalam Extra" w:hAnsi="BRH Malayalam Extra" w:cs="BRH Devanagari Extra"/>
+                <w:color w:val="000000"/>
+                <w:sz w:val="32"/>
+                <w:szCs w:val="40"/>
+                <w:lang w:bidi="ml-IN"/>
+              </w:rPr>
+              <w:t>–</w:t>
+            </w:r>
+            <w:r>
+              <w:rPr>
+                <w:rFonts w:ascii="BRH Devanagari Extra" w:hAnsi="BRH Devanagari Extra" w:cs="BRH Devanagari Extra"/>
+                <w:color w:val="000000"/>
+                <w:sz w:val="40"/>
+                <w:szCs w:val="40"/>
+                <w:lang w:bidi="ml-IN"/>
+              </w:rPr>
+              <w:t>ÍqÉÌiÉþ pÉÉaÉ - kÉ</w:t>
             </w:r>
             <w:r>
               <w:rPr>
@@ -7097,18 +6949,7 @@
                 <w:szCs w:val="40"/>
                 <w:lang w:bidi="ml-IN"/>
               </w:rPr>
-              <w:t>rÉÿqÉç</w:t>
-            </w:r>
-            <w:proofErr w:type="spellEnd"/>
-            <w:r>
-              <w:rPr>
-                <w:rFonts w:ascii="BRH Devanagari Extra" w:hAnsi="BRH Devanagari Extra" w:cs="BRH Devanagari Extra"/>
-                <w:color w:val="000000"/>
-                <w:sz w:val="40"/>
-                <w:szCs w:val="40"/>
-                <w:lang w:bidi="ml-IN"/>
-              </w:rPr>
-              <w:t xml:space="preserve"> |</w:t>
+              <w:t>rÉÿqÉç |</w:t>
             </w:r>
           </w:p>
         </w:tc>
@@ -7134,7 +6975,6 @@
                 <w:lang w:val="en-IN" w:eastAsia="en-IN" w:bidi="ml-IN"/>
               </w:rPr>
             </w:pPr>
-            <w:proofErr w:type="spellStart"/>
             <w:r>
               <w:rPr>
                 <w:rFonts w:ascii="BRH Devanagari Extra" w:hAnsi="BRH Devanagari Extra" w:cs="BRH Devanagari Extra"/>
@@ -7145,7 +6985,6 @@
               </w:rPr>
               <w:t>pÉÉ</w:t>
             </w:r>
-            <w:proofErr w:type="spellEnd"/>
             <w:r>
               <w:rPr>
                 <w:rFonts w:ascii="BRH Malayalam Extra" w:hAnsi="BRH Malayalam Extra" w:cs="BRH Devanagari Extra"/>
@@ -7176,7 +7015,6 @@
               </w:rPr>
               <w:t>–</w:t>
             </w:r>
-            <w:proofErr w:type="spellStart"/>
             <w:r>
               <w:rPr>
                 <w:rFonts w:ascii="BRH Devanagari Extra" w:hAnsi="BRH Devanagari Extra" w:cs="BRH Devanagari Extra"/>
@@ -7208,71 +7046,25 @@
               </w:rPr>
               <w:t>rÉ</w:t>
             </w:r>
-            <w:proofErr w:type="spellEnd"/>
-            <w:r>
-              <w:rPr>
-                <w:rFonts w:ascii="BRH Malayalam Extra" w:hAnsi="BRH Malayalam Extra" w:cs="BRH Devanagari Extra"/>
-                <w:color w:val="000000"/>
-                <w:sz w:val="32"/>
-                <w:szCs w:val="40"/>
-                <w:lang w:bidi="ml-IN"/>
-              </w:rPr>
-              <w:t>–</w:t>
-            </w:r>
-            <w:proofErr w:type="spellStart"/>
-            <w:r>
-              <w:rPr>
-                <w:rFonts w:ascii="BRH Devanagari Extra" w:hAnsi="BRH Devanagari Extra" w:cs="BRH Devanagari Extra"/>
-                <w:color w:val="000000"/>
-                <w:sz w:val="40"/>
-                <w:szCs w:val="40"/>
-                <w:lang w:bidi="ml-IN"/>
-              </w:rPr>
-              <w:t>ÍqÉÌiÉþ</w:t>
-            </w:r>
-            <w:proofErr w:type="spellEnd"/>
-            <w:r>
-              <w:rPr>
-                <w:rFonts w:ascii="BRH Devanagari Extra" w:hAnsi="BRH Devanagari Extra" w:cs="BRH Devanagari Extra"/>
-                <w:color w:val="000000"/>
-                <w:sz w:val="40"/>
-                <w:szCs w:val="40"/>
-                <w:lang w:bidi="ml-IN"/>
-              </w:rPr>
-              <w:t xml:space="preserve"> </w:t>
-            </w:r>
-            <w:proofErr w:type="spellStart"/>
-            <w:r>
-              <w:rPr>
-                <w:rFonts w:ascii="BRH Devanagari Extra" w:hAnsi="BRH Devanagari Extra" w:cs="BRH Devanagari Extra"/>
-                <w:color w:val="000000"/>
-                <w:sz w:val="40"/>
-                <w:szCs w:val="40"/>
-                <w:lang w:bidi="ml-IN"/>
-              </w:rPr>
-              <w:t>pÉÉaÉ</w:t>
-            </w:r>
-            <w:proofErr w:type="spellEnd"/>
-            <w:r>
-              <w:rPr>
-                <w:rFonts w:ascii="BRH Devanagari Extra" w:hAnsi="BRH Devanagari Extra" w:cs="BRH Devanagari Extra"/>
-                <w:color w:val="000000"/>
-                <w:sz w:val="40"/>
-                <w:szCs w:val="40"/>
-                <w:lang w:bidi="ml-IN"/>
-              </w:rPr>
-              <w:t xml:space="preserve"> - </w:t>
-            </w:r>
-            <w:proofErr w:type="spellStart"/>
-            <w:r>
-              <w:rPr>
-                <w:rFonts w:ascii="BRH Devanagari Extra" w:hAnsi="BRH Devanagari Extra" w:cs="BRH Devanagari Extra"/>
-                <w:color w:val="000000"/>
-                <w:sz w:val="40"/>
-                <w:szCs w:val="40"/>
-                <w:lang w:bidi="ml-IN"/>
-              </w:rPr>
-              <w:t>kÉ</w:t>
+            <w:r>
+              <w:rPr>
+                <w:rFonts w:ascii="BRH Malayalam Extra" w:hAnsi="BRH Malayalam Extra" w:cs="BRH Devanagari Extra"/>
+                <w:color w:val="000000"/>
+                <w:sz w:val="32"/>
+                <w:szCs w:val="40"/>
+                <w:lang w:bidi="ml-IN"/>
+              </w:rPr>
+              <w:t>–</w:t>
+            </w:r>
+            <w:r>
+              <w:rPr>
+                <w:rFonts w:ascii="BRH Devanagari Extra" w:hAnsi="BRH Devanagari Extra" w:cs="BRH Devanagari Extra"/>
+                <w:color w:val="000000"/>
+                <w:sz w:val="40"/>
+                <w:szCs w:val="40"/>
+                <w:lang w:bidi="ml-IN"/>
+              </w:rPr>
+              <w:t>ÍqÉÌiÉþ pÉÉaÉ - kÉ</w:t>
             </w:r>
             <w:r>
               <w:rPr>
@@ -7292,18 +7084,7 @@
                 <w:szCs w:val="40"/>
                 <w:lang w:bidi="ml-IN"/>
               </w:rPr>
-              <w:t>rÉÿqÉç</w:t>
-            </w:r>
-            <w:proofErr w:type="spellEnd"/>
-            <w:r>
-              <w:rPr>
-                <w:rFonts w:ascii="BRH Devanagari Extra" w:hAnsi="BRH Devanagari Extra" w:cs="BRH Devanagari Extra"/>
-                <w:color w:val="000000"/>
-                <w:sz w:val="40"/>
-                <w:szCs w:val="40"/>
-                <w:lang w:bidi="ml-IN"/>
-              </w:rPr>
-              <w:t xml:space="preserve"> |</w:t>
+              <w:t>rÉÿqÉç |</w:t>
             </w:r>
           </w:p>
         </w:tc>
@@ -7467,72 +7248,36 @@
               </w:rPr>
               <w:t>–</w:t>
             </w:r>
-            <w:proofErr w:type="spellStart"/>
-            <w:r>
-              <w:rPr>
-                <w:rFonts w:ascii="BRH Devanagari Extra" w:hAnsi="BRH Devanagari Extra" w:cs="BRH Devanagari Extra"/>
-                <w:color w:val="000000"/>
-                <w:sz w:val="40"/>
-                <w:szCs w:val="40"/>
-                <w:lang w:bidi="ml-IN"/>
-              </w:rPr>
-              <w:t>uÉqÉç</w:t>
-            </w:r>
-            <w:proofErr w:type="spellEnd"/>
-            <w:r>
-              <w:rPr>
-                <w:rFonts w:ascii="BRH Devanagari Extra" w:hAnsi="BRH Devanagari Extra" w:cs="BRH Devanagari Extra"/>
-                <w:color w:val="000000"/>
-                <w:sz w:val="40"/>
-                <w:szCs w:val="40"/>
-                <w:lang w:bidi="ml-IN"/>
-              </w:rPr>
-              <w:t xml:space="preserve"> </w:t>
-            </w:r>
-            <w:proofErr w:type="spellStart"/>
-            <w:r>
-              <w:rPr>
-                <w:rFonts w:ascii="BRH Devanagari Extra" w:hAnsi="BRH Devanagari Extra" w:cs="BRH Devanagari Extra"/>
-                <w:color w:val="000000"/>
-                <w:sz w:val="40"/>
-                <w:szCs w:val="40"/>
-                <w:lang w:bidi="ml-IN"/>
-              </w:rPr>
-              <w:t>ÆÌuÉ</w:t>
-            </w:r>
-            <w:proofErr w:type="spellEnd"/>
-            <w:r>
-              <w:rPr>
-                <w:rFonts w:ascii="BRH Malayalam Extra" w:hAnsi="BRH Malayalam Extra" w:cs="BRH Devanagari Extra"/>
-                <w:color w:val="000000"/>
-                <w:sz w:val="32"/>
-                <w:szCs w:val="40"/>
-                <w:lang w:bidi="ml-IN"/>
-              </w:rPr>
-              <w:t>–</w:t>
-            </w:r>
-            <w:r>
-              <w:rPr>
-                <w:rFonts w:ascii="BRH Devanagari Extra" w:hAnsi="BRH Devanagari Extra" w:cs="BRH Devanagari Extra"/>
-                <w:color w:val="000000"/>
-                <w:sz w:val="40"/>
-                <w:szCs w:val="40"/>
-                <w:lang w:bidi="ml-IN"/>
-              </w:rPr>
-              <w:t xml:space="preserve">²ÉlÉç | </w:t>
-            </w:r>
-            <w:proofErr w:type="spellStart"/>
-            <w:r>
-              <w:rPr>
-                <w:rFonts w:ascii="BRH Devanagari Extra" w:hAnsi="BRH Devanagari Extra" w:cs="BRH Devanagari Extra"/>
-                <w:color w:val="000000"/>
-                <w:sz w:val="40"/>
-                <w:szCs w:val="40"/>
-                <w:lang w:bidi="ml-IN"/>
-              </w:rPr>
-              <w:t>ÌuÉ</w:t>
-            </w:r>
-            <w:proofErr w:type="spellEnd"/>
+            <w:r>
+              <w:rPr>
+                <w:rFonts w:ascii="BRH Devanagari Extra" w:hAnsi="BRH Devanagari Extra" w:cs="BRH Devanagari Extra"/>
+                <w:color w:val="000000"/>
+                <w:sz w:val="40"/>
+                <w:szCs w:val="40"/>
+                <w:lang w:bidi="ml-IN"/>
+              </w:rPr>
+              <w:t>uÉqÉç ÆÌuÉ</w:t>
+            </w:r>
+            <w:r>
+              <w:rPr>
+                <w:rFonts w:ascii="BRH Malayalam Extra" w:hAnsi="BRH Malayalam Extra" w:cs="BRH Devanagari Extra"/>
+                <w:color w:val="000000"/>
+                <w:sz w:val="32"/>
+                <w:szCs w:val="40"/>
+                <w:lang w:bidi="ml-IN"/>
+              </w:rPr>
+              <w:t>–</w:t>
+            </w:r>
+            <w:r>
+              <w:rPr>
+                <w:rFonts w:ascii="BRH Devanagari Extra" w:hAnsi="BRH Devanagari Extra" w:cs="BRH Devanagari Extra"/>
+                <w:color w:val="000000"/>
+                <w:sz w:val="40"/>
+                <w:szCs w:val="40"/>
+                <w:lang w:bidi="ml-IN"/>
+              </w:rPr>
+              <w:t>²ÉlÉç | ÌuÉ</w:t>
+            </w:r>
             <w:r>
               <w:rPr>
                 <w:rFonts w:ascii="BRH Malayalam Extra" w:hAnsi="BRH Malayalam Extra" w:cs="BRH Devanagari Extra"/>
@@ -7575,27 +7320,15 @@
               </w:rPr>
               <w:t>–</w:t>
             </w:r>
-            <w:proofErr w:type="spellStart"/>
-            <w:r>
-              <w:rPr>
-                <w:rFonts w:ascii="BRH Devanagari Extra" w:hAnsi="BRH Devanagari Extra" w:cs="BRH Devanagari Extra"/>
-                <w:color w:val="000000"/>
-                <w:sz w:val="40"/>
-                <w:szCs w:val="40"/>
-                <w:lang w:bidi="ml-IN"/>
-              </w:rPr>
-              <w:t>ÎalÉqÉç</w:t>
-            </w:r>
-            <w:proofErr w:type="spellEnd"/>
-            <w:r>
-              <w:rPr>
-                <w:rFonts w:ascii="BRH Devanagari Extra" w:hAnsi="BRH Devanagari Extra" w:cs="BRH Devanagari Extra"/>
-                <w:color w:val="000000"/>
-                <w:sz w:val="40"/>
-                <w:szCs w:val="40"/>
-                <w:lang w:bidi="ml-IN"/>
-              </w:rPr>
-              <w:t xml:space="preserve"> |</w:t>
+            <w:r>
+              <w:rPr>
+                <w:rFonts w:ascii="BRH Devanagari Extra" w:hAnsi="BRH Devanagari Extra" w:cs="BRH Devanagari Extra"/>
+                <w:color w:val="000000"/>
+                <w:sz w:val="40"/>
+                <w:szCs w:val="40"/>
+                <w:lang w:bidi="ml-IN"/>
+              </w:rPr>
+              <w:t>ÎalÉqÉç |</w:t>
             </w:r>
           </w:p>
         </w:tc>
@@ -7642,72 +7375,36 @@
               </w:rPr>
               <w:t>–</w:t>
             </w:r>
-            <w:proofErr w:type="spellStart"/>
-            <w:r>
-              <w:rPr>
-                <w:rFonts w:ascii="BRH Devanagari Extra" w:hAnsi="BRH Devanagari Extra" w:cs="BRH Devanagari Extra"/>
-                <w:color w:val="000000"/>
-                <w:sz w:val="40"/>
-                <w:szCs w:val="40"/>
-                <w:lang w:bidi="ml-IN"/>
-              </w:rPr>
-              <w:t>uÉqÉç</w:t>
-            </w:r>
-            <w:proofErr w:type="spellEnd"/>
-            <w:r>
-              <w:rPr>
-                <w:rFonts w:ascii="BRH Devanagari Extra" w:hAnsi="BRH Devanagari Extra" w:cs="BRH Devanagari Extra"/>
-                <w:color w:val="000000"/>
-                <w:sz w:val="40"/>
-                <w:szCs w:val="40"/>
-                <w:lang w:bidi="ml-IN"/>
-              </w:rPr>
-              <w:t xml:space="preserve"> </w:t>
-            </w:r>
-            <w:proofErr w:type="spellStart"/>
-            <w:r>
-              <w:rPr>
-                <w:rFonts w:ascii="BRH Devanagari Extra" w:hAnsi="BRH Devanagari Extra" w:cs="BRH Devanagari Extra"/>
-                <w:color w:val="000000"/>
-                <w:sz w:val="40"/>
-                <w:szCs w:val="40"/>
-                <w:lang w:bidi="ml-IN"/>
-              </w:rPr>
-              <w:t>ÆÌuÉ</w:t>
-            </w:r>
-            <w:proofErr w:type="spellEnd"/>
-            <w:r>
-              <w:rPr>
-                <w:rFonts w:ascii="BRH Malayalam Extra" w:hAnsi="BRH Malayalam Extra" w:cs="BRH Devanagari Extra"/>
-                <w:color w:val="000000"/>
-                <w:sz w:val="32"/>
-                <w:szCs w:val="40"/>
-                <w:lang w:bidi="ml-IN"/>
-              </w:rPr>
-              <w:t>–</w:t>
-            </w:r>
-            <w:r>
-              <w:rPr>
-                <w:rFonts w:ascii="BRH Devanagari Extra" w:hAnsi="BRH Devanagari Extra" w:cs="BRH Devanagari Extra"/>
-                <w:color w:val="000000"/>
-                <w:sz w:val="40"/>
-                <w:szCs w:val="40"/>
-                <w:lang w:bidi="ml-IN"/>
-              </w:rPr>
-              <w:t xml:space="preserve">²ÉlÉç | </w:t>
-            </w:r>
-            <w:proofErr w:type="spellStart"/>
-            <w:r>
-              <w:rPr>
-                <w:rFonts w:ascii="BRH Devanagari Extra" w:hAnsi="BRH Devanagari Extra" w:cs="BRH Devanagari Extra"/>
-                <w:color w:val="000000"/>
-                <w:sz w:val="40"/>
-                <w:szCs w:val="40"/>
-                <w:lang w:bidi="ml-IN"/>
-              </w:rPr>
-              <w:t>ÌuÉ</w:t>
-            </w:r>
-            <w:proofErr w:type="spellEnd"/>
+            <w:r>
+              <w:rPr>
+                <w:rFonts w:ascii="BRH Devanagari Extra" w:hAnsi="BRH Devanagari Extra" w:cs="BRH Devanagari Extra"/>
+                <w:color w:val="000000"/>
+                <w:sz w:val="40"/>
+                <w:szCs w:val="40"/>
+                <w:lang w:bidi="ml-IN"/>
+              </w:rPr>
+              <w:t>uÉqÉç ÆÌuÉ</w:t>
+            </w:r>
+            <w:r>
+              <w:rPr>
+                <w:rFonts w:ascii="BRH Malayalam Extra" w:hAnsi="BRH Malayalam Extra" w:cs="BRH Devanagari Extra"/>
+                <w:color w:val="000000"/>
+                <w:sz w:val="32"/>
+                <w:szCs w:val="40"/>
+                <w:lang w:bidi="ml-IN"/>
+              </w:rPr>
+              <w:t>–</w:t>
+            </w:r>
+            <w:r>
+              <w:rPr>
+                <w:rFonts w:ascii="BRH Devanagari Extra" w:hAnsi="BRH Devanagari Extra" w:cs="BRH Devanagari Extra"/>
+                <w:color w:val="000000"/>
+                <w:sz w:val="40"/>
+                <w:szCs w:val="40"/>
+                <w:lang w:bidi="ml-IN"/>
+              </w:rPr>
+              <w:t>²ÉlÉç | ÌuÉ</w:t>
+            </w:r>
             <w:r>
               <w:rPr>
                 <w:rFonts w:ascii="BRH Malayalam Extra" w:hAnsi="BRH Malayalam Extra" w:cs="BRH Devanagari Extra"/>
@@ -7750,27 +7447,15 @@
               </w:rPr>
               <w:t>–</w:t>
             </w:r>
-            <w:proofErr w:type="spellStart"/>
-            <w:r>
-              <w:rPr>
-                <w:rFonts w:ascii="BRH Devanagari Extra" w:hAnsi="BRH Devanagari Extra" w:cs="BRH Devanagari Extra"/>
-                <w:color w:val="000000"/>
-                <w:sz w:val="40"/>
-                <w:szCs w:val="40"/>
-                <w:lang w:bidi="ml-IN"/>
-              </w:rPr>
-              <w:t>ÎalÉqÉç</w:t>
-            </w:r>
-            <w:proofErr w:type="spellEnd"/>
-            <w:r>
-              <w:rPr>
-                <w:rFonts w:ascii="BRH Devanagari Extra" w:hAnsi="BRH Devanagari Extra" w:cs="BRH Devanagari Extra"/>
-                <w:color w:val="000000"/>
-                <w:sz w:val="40"/>
-                <w:szCs w:val="40"/>
-                <w:lang w:bidi="ml-IN"/>
-              </w:rPr>
-              <w:t xml:space="preserve"> |</w:t>
+            <w:r>
+              <w:rPr>
+                <w:rFonts w:ascii="BRH Devanagari Extra" w:hAnsi="BRH Devanagari Extra" w:cs="BRH Devanagari Extra"/>
+                <w:color w:val="000000"/>
+                <w:sz w:val="40"/>
+                <w:szCs w:val="40"/>
+                <w:lang w:bidi="ml-IN"/>
+              </w:rPr>
+              <w:t>ÎalÉqÉç |</w:t>
             </w:r>
           </w:p>
         </w:tc>
@@ -7917,7 +7602,6 @@
                 <w:lang w:val="en-IN" w:eastAsia="en-IN" w:bidi="ml-IN"/>
               </w:rPr>
             </w:pPr>
-            <w:proofErr w:type="spellStart"/>
             <w:r>
               <w:rPr>
                 <w:rFonts w:ascii="BRH Devanagari Extra" w:hAnsi="BRH Devanagari Extra" w:cs="BRH Devanagari Extra"/>
@@ -7929,7 +7613,6 @@
               </w:rPr>
               <w:t>EmÉ</w:t>
             </w:r>
-            <w:proofErr w:type="spellEnd"/>
             <w:r>
               <w:rPr>
                 <w:rFonts w:ascii="BRH Malayalam Extra" w:hAnsi="BRH Malayalam Extra" w:cs="BRH Devanagari Extra"/>
@@ -7941,7 +7624,6 @@
               </w:rPr>
               <w:t>–</w:t>
             </w:r>
-            <w:proofErr w:type="spellStart"/>
             <w:r>
               <w:rPr>
                 <w:rFonts w:ascii="BRH Devanagari Extra" w:hAnsi="BRH Devanagari Extra" w:cs="BRH Devanagari Extra"/>
@@ -7951,43 +7633,7 @@
                 <w:highlight w:val="yellow"/>
                 <w:lang w:bidi="ml-IN"/>
               </w:rPr>
-              <w:t>qÉÉ</w:t>
-            </w:r>
-            <w:proofErr w:type="spellEnd"/>
-            <w:r>
-              <w:rPr>
-                <w:rFonts w:ascii="BRH Devanagari Extra" w:hAnsi="BRH Devanagari Extra" w:cs="BRH Devanagari Extra"/>
-                <w:color w:val="000000"/>
-                <w:sz w:val="40"/>
-                <w:szCs w:val="40"/>
-                <w:highlight w:val="yellow"/>
-                <w:lang w:bidi="ml-IN"/>
-              </w:rPr>
-              <w:t xml:space="preserve"> | </w:t>
-            </w:r>
-            <w:proofErr w:type="spellStart"/>
-            <w:r>
-              <w:rPr>
-                <w:rFonts w:ascii="BRH Devanagari Extra" w:hAnsi="BRH Devanagari Extra" w:cs="BRH Devanagari Extra"/>
-                <w:color w:val="000000"/>
-                <w:sz w:val="40"/>
-                <w:szCs w:val="40"/>
-                <w:highlight w:val="yellow"/>
-                <w:lang w:bidi="ml-IN"/>
-              </w:rPr>
-              <w:t>LiÉþ</w:t>
-            </w:r>
-            <w:proofErr w:type="spellEnd"/>
-            <w:r>
-              <w:rPr>
-                <w:rFonts w:ascii="BRH Devanagari Extra" w:hAnsi="BRH Devanagari Extra" w:cs="BRH Devanagari Extra"/>
-                <w:color w:val="000000"/>
-                <w:sz w:val="40"/>
-                <w:szCs w:val="40"/>
-                <w:highlight w:val="yellow"/>
-                <w:lang w:bidi="ml-IN"/>
-              </w:rPr>
-              <w:t xml:space="preserve"> |</w:t>
+              <w:t>qÉÉ | LiÉþ |</w:t>
             </w:r>
           </w:p>
         </w:tc>
@@ -8014,7 +7660,6 @@
                 <w:lang w:val="en-IN" w:eastAsia="en-IN" w:bidi="ml-IN"/>
               </w:rPr>
             </w:pPr>
-            <w:proofErr w:type="spellStart"/>
             <w:r>
               <w:rPr>
                 <w:rFonts w:ascii="BRH Devanagari Extra" w:hAnsi="BRH Devanagari Extra" w:cs="BRH Devanagari Extra"/>
@@ -8025,106 +7670,53 @@
               </w:rPr>
               <w:t>EmÉ</w:t>
             </w:r>
-            <w:proofErr w:type="spellEnd"/>
-            <w:r>
-              <w:rPr>
-                <w:rFonts w:ascii="BRH Malayalam Extra" w:hAnsi="BRH Malayalam Extra" w:cs="BRH Devanagari Extra"/>
-                <w:color w:val="000000"/>
-                <w:sz w:val="32"/>
-                <w:szCs w:val="40"/>
-                <w:lang w:bidi="ml-IN"/>
-              </w:rPr>
-              <w:t>–</w:t>
-            </w:r>
-            <w:proofErr w:type="spellStart"/>
-            <w:r>
-              <w:rPr>
-                <w:rFonts w:ascii="BRH Devanagari Extra" w:hAnsi="BRH Devanagari Extra" w:cs="BRH Devanagari Extra"/>
-                <w:color w:val="000000"/>
-                <w:sz w:val="40"/>
-                <w:szCs w:val="40"/>
+            <w:r>
+              <w:rPr>
+                <w:rFonts w:ascii="BRH Malayalam Extra" w:hAnsi="BRH Malayalam Extra" w:cs="BRH Devanagari Extra"/>
+                <w:color w:val="000000"/>
+                <w:sz w:val="32"/>
+                <w:szCs w:val="40"/>
+                <w:lang w:bidi="ml-IN"/>
+              </w:rPr>
+              <w:t>–</w:t>
+            </w:r>
+            <w:r>
+              <w:rPr>
+                <w:rFonts w:ascii="BRH Devanagari Extra" w:hAnsi="BRH Devanagari Extra" w:cs="BRH Devanagari Extra"/>
+                <w:color w:val="000000"/>
+                <w:sz w:val="40"/>
+                <w:szCs w:val="40"/>
+                <w:lang w:bidi="ml-IN"/>
+              </w:rPr>
+              <w:t xml:space="preserve">qÉÉ | </w:t>
+            </w:r>
+            <w:r>
+              <w:rPr>
+                <w:rFonts w:ascii="BRH Devanagari Extra" w:hAnsi="BRH Devanagari Extra" w:cs="BRH Devanagari Extra"/>
+                <w:color w:val="000000"/>
+                <w:sz w:val="40"/>
+                <w:szCs w:val="40"/>
+                <w:highlight w:val="green"/>
                 <w:lang w:bidi="ml-IN"/>
               </w:rPr>
               <w:t>qÉÉ</w:t>
             </w:r>
-            <w:proofErr w:type="spellEnd"/>
-            <w:r>
-              <w:rPr>
-                <w:rFonts w:ascii="BRH Devanagari Extra" w:hAnsi="BRH Devanagari Extra" w:cs="BRH Devanagari Extra"/>
-                <w:color w:val="000000"/>
-                <w:sz w:val="40"/>
-                <w:szCs w:val="40"/>
-                <w:lang w:bidi="ml-IN"/>
-              </w:rPr>
-              <w:t xml:space="preserve"> | </w:t>
-            </w:r>
-            <w:proofErr w:type="spellStart"/>
-            <w:r>
-              <w:rPr>
-                <w:rFonts w:ascii="BRH Devanagari Extra" w:hAnsi="BRH Devanagari Extra" w:cs="BRH Devanagari Extra"/>
-                <w:color w:val="000000"/>
-                <w:sz w:val="40"/>
-                <w:szCs w:val="40"/>
-                <w:highlight w:val="green"/>
-                <w:lang w:bidi="ml-IN"/>
-              </w:rPr>
-              <w:t>qÉÉ</w:t>
-            </w:r>
-            <w:proofErr w:type="spellEnd"/>
-            <w:r>
-              <w:rPr>
-                <w:rFonts w:ascii="BRH Devanagari Extra" w:hAnsi="BRH Devanagari Extra" w:cs="BRH Devanagari Extra"/>
-                <w:color w:val="000000"/>
-                <w:sz w:val="40"/>
-                <w:szCs w:val="40"/>
-                <w:lang w:bidi="ml-IN"/>
-              </w:rPr>
-              <w:t xml:space="preserve"> | </w:t>
-            </w:r>
-            <w:proofErr w:type="spellStart"/>
-            <w:r>
-              <w:rPr>
-                <w:rFonts w:ascii="BRH Devanagari Extra" w:hAnsi="BRH Devanagari Extra" w:cs="BRH Devanagari Extra"/>
-                <w:color w:val="000000"/>
-                <w:sz w:val="40"/>
-                <w:szCs w:val="40"/>
-                <w:lang w:bidi="ml-IN"/>
-              </w:rPr>
-              <w:t>LiÉþ</w:t>
-            </w:r>
-            <w:proofErr w:type="spellEnd"/>
-            <w:r>
-              <w:rPr>
-                <w:rFonts w:ascii="BRH Devanagari Extra" w:hAnsi="BRH Devanagari Extra" w:cs="BRH Devanagari Extra"/>
-                <w:color w:val="000000"/>
-                <w:sz w:val="40"/>
-                <w:szCs w:val="40"/>
-                <w:lang w:bidi="ml-IN"/>
-              </w:rPr>
-              <w:t xml:space="preserve"> | </w:t>
+            <w:r>
+              <w:rPr>
+                <w:rFonts w:ascii="BRH Devanagari Extra" w:hAnsi="BRH Devanagari Extra" w:cs="BRH Devanagari Extra"/>
+                <w:color w:val="000000"/>
+                <w:sz w:val="40"/>
+                <w:szCs w:val="40"/>
+                <w:lang w:bidi="ml-IN"/>
+              </w:rPr>
+              <w:t xml:space="preserve"> | LiÉþ | </w:t>
             </w:r>
             <w:r>
               <w:rPr>
                 <w:b/>
                 <w:bCs/>
               </w:rPr>
-              <w:t xml:space="preserve">(missing </w:t>
-            </w:r>
-            <w:proofErr w:type="spellStart"/>
-            <w:r>
-              <w:rPr>
-                <w:b/>
-                <w:bCs/>
-              </w:rPr>
-              <w:t>kramavaakyam</w:t>
-            </w:r>
-            <w:proofErr w:type="spellEnd"/>
-            <w:r>
-              <w:rPr>
-                <w:b/>
-                <w:bCs/>
-              </w:rPr>
-              <w:t xml:space="preserve"> inserted)</w:t>
+              <w:t>(missing kramavaakyam inserted)</w:t>
             </w:r>
           </w:p>
         </w:tc>
@@ -8168,7 +7760,6 @@
                 <w:sz w:val="28"/>
                 <w:szCs w:val="32"/>
               </w:rPr>
-              <w:lastRenderedPageBreak/>
               <w:t>T.S.5.7.4.4 – Kramam</w:t>
             </w:r>
           </w:p>
@@ -8266,61 +7857,26 @@
                 <w:lang w:val="en-IN" w:eastAsia="en-IN" w:bidi="ml-IN"/>
               </w:rPr>
             </w:pPr>
-            <w:proofErr w:type="spellStart"/>
-            <w:r>
-              <w:rPr>
-                <w:rFonts w:ascii="BRH Devanagari Extra" w:hAnsi="BRH Devanagari Extra" w:cs="BRH Devanagari Extra"/>
-                <w:color w:val="000000"/>
-                <w:sz w:val="40"/>
-                <w:szCs w:val="40"/>
-                <w:lang w:bidi="ml-IN"/>
-              </w:rPr>
-              <w:t>EmÉþ</w:t>
-            </w:r>
-            <w:proofErr w:type="spellEnd"/>
-            <w:r>
-              <w:rPr>
-                <w:rFonts w:ascii="BRH Devanagari Extra" w:hAnsi="BRH Devanagari Extra" w:cs="BRH Devanagari Extra"/>
-                <w:color w:val="000000"/>
-                <w:sz w:val="40"/>
-                <w:szCs w:val="40"/>
-                <w:lang w:bidi="ml-IN"/>
-              </w:rPr>
-              <w:t xml:space="preserve"> </w:t>
-            </w:r>
-            <w:proofErr w:type="spellStart"/>
-            <w:r>
-              <w:rPr>
-                <w:rFonts w:ascii="BRH Devanagari Extra" w:hAnsi="BRH Devanagari Extra" w:cs="BRH Devanagari Extra"/>
-                <w:color w:val="000000"/>
-                <w:sz w:val="40"/>
-                <w:szCs w:val="40"/>
-                <w:lang w:bidi="ml-IN"/>
-              </w:rPr>
-              <w:t>SkÉÉÌiÉ</w:t>
-            </w:r>
-            <w:proofErr w:type="spellEnd"/>
-            <w:r>
-              <w:rPr>
-                <w:rFonts w:ascii="BRH Devanagari Extra" w:hAnsi="BRH Devanagari Extra" w:cs="BRH Devanagari Extra"/>
-                <w:color w:val="000000"/>
-                <w:sz w:val="40"/>
-                <w:szCs w:val="40"/>
-                <w:lang w:bidi="ml-IN"/>
-              </w:rPr>
-              <w:t xml:space="preserve"> | S</w:t>
-            </w:r>
-            <w:r>
-              <w:rPr>
-                <w:rFonts w:ascii="BRH Malayalam Extra" w:hAnsi="BRH Malayalam Extra" w:cs="BRH Devanagari Extra"/>
-                <w:color w:val="000000"/>
-                <w:sz w:val="32"/>
-                <w:szCs w:val="40"/>
-                <w:lang w:bidi="ml-IN"/>
-              </w:rPr>
-              <w:t>–</w:t>
-            </w:r>
-            <w:proofErr w:type="spellStart"/>
+            <w:r>
+              <w:rPr>
+                <w:rFonts w:ascii="BRH Devanagari Extra" w:hAnsi="BRH Devanagari Extra" w:cs="BRH Devanagari Extra"/>
+                <w:color w:val="000000"/>
+                <w:sz w:val="40"/>
+                <w:szCs w:val="40"/>
+                <w:lang w:bidi="ml-IN"/>
+              </w:rPr>
+              <w:t>EmÉþ SkÉÉÌiÉ | S</w:t>
+            </w:r>
+            <w:r>
+              <w:rPr>
+                <w:rFonts w:ascii="BRH Malayalam Extra" w:hAnsi="BRH Malayalam Extra" w:cs="BRH Devanagari Extra"/>
+                <w:color w:val="000000"/>
+                <w:sz w:val="32"/>
+                <w:szCs w:val="40"/>
+                <w:lang w:bidi="ml-IN"/>
+              </w:rPr>
+              <w:t>–</w:t>
+            </w:r>
             <w:r>
               <w:rPr>
                 <w:rFonts w:ascii="BRH Devanagari Extra" w:hAnsi="BRH Devanagari Extra" w:cs="BRH Devanagari Extra"/>
@@ -8332,18 +7888,16 @@
               </w:rPr>
               <w:t>SçkrÉÉ</w:t>
             </w:r>
-            <w:proofErr w:type="spellEnd"/>
-            <w:r>
-              <w:rPr>
-                <w:rFonts w:ascii="BRH Malayalam Extra" w:hAnsi="BRH Malayalam Extra" w:cs="BRH Devanagari Extra"/>
-                <w:color w:val="000000"/>
-                <w:sz w:val="32"/>
-                <w:szCs w:val="40"/>
-                <w:lang w:bidi="ml-IN"/>
-              </w:rPr>
-              <w:t>–</w:t>
-            </w:r>
-            <w:proofErr w:type="spellStart"/>
+            <w:r>
+              <w:rPr>
+                <w:rFonts w:ascii="BRH Malayalam Extra" w:hAnsi="BRH Malayalam Extra" w:cs="BRH Devanagari Extra"/>
+                <w:color w:val="000000"/>
+                <w:sz w:val="32"/>
+                <w:szCs w:val="40"/>
+                <w:lang w:bidi="ml-IN"/>
+              </w:rPr>
+              <w:t>–</w:t>
+            </w:r>
             <w:r>
               <w:rPr>
                 <w:rFonts w:ascii="BRH Devanagari Extra" w:hAnsi="BRH Devanagari Extra" w:cs="BRH Devanagari Extra"/>
@@ -8354,38 +7908,25 @@
               </w:rPr>
               <w:t>irÉå</w:t>
             </w:r>
-            <w:proofErr w:type="spellEnd"/>
-            <w:r>
-              <w:rPr>
-                <w:rFonts w:ascii="BRH Malayalam Extra" w:hAnsi="BRH Malayalam Extra" w:cs="BRH Devanagari Extra"/>
-                <w:color w:val="000000"/>
-                <w:sz w:val="32"/>
-                <w:szCs w:val="40"/>
-                <w:lang w:bidi="ml-IN"/>
-              </w:rPr>
-              <w:t>–</w:t>
-            </w:r>
-            <w:proofErr w:type="spellStart"/>
-            <w:r>
-              <w:rPr>
-                <w:rFonts w:ascii="BRH Devanagari Extra" w:hAnsi="BRH Devanagari Extra" w:cs="BRH Devanagari Extra"/>
-                <w:color w:val="000000"/>
-                <w:sz w:val="40"/>
-                <w:szCs w:val="40"/>
-                <w:lang w:bidi="ml-IN"/>
-              </w:rPr>
-              <w:t>wÉÉ</w:t>
-            </w:r>
-            <w:proofErr w:type="spellEnd"/>
-            <w:r>
-              <w:rPr>
-                <w:rFonts w:ascii="BRH Devanagari Extra" w:hAnsi="BRH Devanagari Extra" w:cs="BRH Devanagari Extra"/>
-                <w:color w:val="000000"/>
-                <w:sz w:val="40"/>
-                <w:szCs w:val="40"/>
-                <w:lang w:bidi="ml-IN"/>
-              </w:rPr>
-              <w:t xml:space="preserve"> |</w:t>
+            <w:r>
+              <w:rPr>
+                <w:rFonts w:ascii="BRH Malayalam Extra" w:hAnsi="BRH Malayalam Extra" w:cs="BRH Devanagari Extra"/>
+                <w:color w:val="000000"/>
+                <w:sz w:val="32"/>
+                <w:szCs w:val="40"/>
+                <w:lang w:bidi="ml-IN"/>
+              </w:rPr>
+              <w:t>–</w:t>
+            </w:r>
+            <w:r>
+              <w:rPr>
+                <w:rFonts w:ascii="BRH Devanagari Extra" w:hAnsi="BRH Devanagari Extra" w:cs="BRH Devanagari Extra"/>
+                <w:color w:val="000000"/>
+                <w:sz w:val="40"/>
+                <w:szCs w:val="40"/>
+                <w:lang w:bidi="ml-IN"/>
+              </w:rPr>
+              <w:t>wÉÉ |</w:t>
             </w:r>
           </w:p>
         </w:tc>
@@ -8410,61 +7951,26 @@
                 <w:lang w:val="en-IN" w:eastAsia="en-IN" w:bidi="ml-IN"/>
               </w:rPr>
             </w:pPr>
-            <w:proofErr w:type="spellStart"/>
-            <w:r>
-              <w:rPr>
-                <w:rFonts w:ascii="BRH Devanagari Extra" w:hAnsi="BRH Devanagari Extra" w:cs="BRH Devanagari Extra"/>
-                <w:color w:val="000000"/>
-                <w:sz w:val="40"/>
-                <w:szCs w:val="40"/>
-                <w:lang w:bidi="ml-IN"/>
-              </w:rPr>
-              <w:t>EmÉþ</w:t>
-            </w:r>
-            <w:proofErr w:type="spellEnd"/>
-            <w:r>
-              <w:rPr>
-                <w:rFonts w:ascii="BRH Devanagari Extra" w:hAnsi="BRH Devanagari Extra" w:cs="BRH Devanagari Extra"/>
-                <w:color w:val="000000"/>
-                <w:sz w:val="40"/>
-                <w:szCs w:val="40"/>
-                <w:lang w:bidi="ml-IN"/>
-              </w:rPr>
-              <w:t xml:space="preserve"> </w:t>
-            </w:r>
-            <w:proofErr w:type="spellStart"/>
-            <w:r>
-              <w:rPr>
-                <w:rFonts w:ascii="BRH Devanagari Extra" w:hAnsi="BRH Devanagari Extra" w:cs="BRH Devanagari Extra"/>
-                <w:color w:val="000000"/>
-                <w:sz w:val="40"/>
-                <w:szCs w:val="40"/>
-                <w:lang w:bidi="ml-IN"/>
-              </w:rPr>
-              <w:t>SkÉÉÌiÉ</w:t>
-            </w:r>
-            <w:proofErr w:type="spellEnd"/>
-            <w:r>
-              <w:rPr>
-                <w:rFonts w:ascii="BRH Devanagari Extra" w:hAnsi="BRH Devanagari Extra" w:cs="BRH Devanagari Extra"/>
-                <w:color w:val="000000"/>
-                <w:sz w:val="40"/>
-                <w:szCs w:val="40"/>
-                <w:lang w:bidi="ml-IN"/>
-              </w:rPr>
-              <w:t xml:space="preserve"> | S</w:t>
-            </w:r>
-            <w:r>
-              <w:rPr>
-                <w:rFonts w:ascii="BRH Malayalam Extra" w:hAnsi="BRH Malayalam Extra" w:cs="BRH Devanagari Extra"/>
-                <w:color w:val="000000"/>
-                <w:sz w:val="32"/>
-                <w:szCs w:val="40"/>
-                <w:lang w:bidi="ml-IN"/>
-              </w:rPr>
-              <w:t>–</w:t>
-            </w:r>
-            <w:proofErr w:type="spellStart"/>
+            <w:r>
+              <w:rPr>
+                <w:rFonts w:ascii="BRH Devanagari Extra" w:hAnsi="BRH Devanagari Extra" w:cs="BRH Devanagari Extra"/>
+                <w:color w:val="000000"/>
+                <w:sz w:val="40"/>
+                <w:szCs w:val="40"/>
+                <w:lang w:bidi="ml-IN"/>
+              </w:rPr>
+              <w:t>EmÉþ SkÉÉÌiÉ | S</w:t>
+            </w:r>
+            <w:r>
+              <w:rPr>
+                <w:rFonts w:ascii="BRH Malayalam Extra" w:hAnsi="BRH Malayalam Extra" w:cs="BRH Devanagari Extra"/>
+                <w:color w:val="000000"/>
+                <w:sz w:val="32"/>
+                <w:szCs w:val="40"/>
+                <w:lang w:bidi="ml-IN"/>
+              </w:rPr>
+              <w:t>–</w:t>
+            </w:r>
             <w:r>
               <w:rPr>
                 <w:rFonts w:ascii="BRH Devanagari Extra" w:hAnsi="BRH Devanagari Extra" w:cs="BRH Devanagari Extra"/>
@@ -8476,7 +7982,6 @@
               </w:rPr>
               <w:t>kÉÉ</w:t>
             </w:r>
-            <w:proofErr w:type="spellEnd"/>
             <w:r>
               <w:rPr>
                 <w:rFonts w:ascii="BRH Malayalam Extra" w:hAnsi="BRH Malayalam Extra" w:cs="BRH Devanagari Extra"/>
@@ -8488,7 +7993,6 @@
               </w:rPr>
               <w:t>–</w:t>
             </w:r>
-            <w:proofErr w:type="spellStart"/>
             <w:r>
               <w:rPr>
                 <w:rFonts w:ascii="BRH Devanagari Extra" w:hAnsi="BRH Devanagari Extra" w:cs="BRH Devanagari Extra"/>
@@ -8499,38 +8003,25 @@
               </w:rPr>
               <w:t>irÉå</w:t>
             </w:r>
-            <w:proofErr w:type="spellEnd"/>
-            <w:r>
-              <w:rPr>
-                <w:rFonts w:ascii="BRH Malayalam Extra" w:hAnsi="BRH Malayalam Extra" w:cs="BRH Devanagari Extra"/>
-                <w:color w:val="000000"/>
-                <w:sz w:val="32"/>
-                <w:szCs w:val="40"/>
-                <w:lang w:bidi="ml-IN"/>
-              </w:rPr>
-              <w:t>–</w:t>
-            </w:r>
-            <w:proofErr w:type="spellStart"/>
-            <w:r>
-              <w:rPr>
-                <w:rFonts w:ascii="BRH Devanagari Extra" w:hAnsi="BRH Devanagari Extra" w:cs="BRH Devanagari Extra"/>
-                <w:color w:val="000000"/>
-                <w:sz w:val="40"/>
-                <w:szCs w:val="40"/>
-                <w:lang w:bidi="ml-IN"/>
-              </w:rPr>
-              <w:t>wÉÉ</w:t>
-            </w:r>
-            <w:proofErr w:type="spellEnd"/>
-            <w:r>
-              <w:rPr>
-                <w:rFonts w:ascii="BRH Devanagari Extra" w:hAnsi="BRH Devanagari Extra" w:cs="BRH Devanagari Extra"/>
-                <w:color w:val="000000"/>
-                <w:sz w:val="40"/>
-                <w:szCs w:val="40"/>
-                <w:lang w:bidi="ml-IN"/>
-              </w:rPr>
-              <w:t xml:space="preserve"> |</w:t>
+            <w:r>
+              <w:rPr>
+                <w:rFonts w:ascii="BRH Malayalam Extra" w:hAnsi="BRH Malayalam Extra" w:cs="BRH Devanagari Extra"/>
+                <w:color w:val="000000"/>
+                <w:sz w:val="32"/>
+                <w:szCs w:val="40"/>
+                <w:lang w:bidi="ml-IN"/>
+              </w:rPr>
+              <w:t>–</w:t>
+            </w:r>
+            <w:r>
+              <w:rPr>
+                <w:rFonts w:ascii="BRH Devanagari Extra" w:hAnsi="BRH Devanagari Extra" w:cs="BRH Devanagari Extra"/>
+                <w:color w:val="000000"/>
+                <w:sz w:val="40"/>
+                <w:szCs w:val="40"/>
+                <w:lang w:bidi="ml-IN"/>
+              </w:rPr>
+              <w:t>wÉÉ |</w:t>
             </w:r>
           </w:p>
         </w:tc>
@@ -8734,85 +8225,37 @@
               </w:rPr>
               <w:t>–</w:t>
             </w:r>
-            <w:proofErr w:type="spellStart"/>
-            <w:r>
-              <w:rPr>
-                <w:rFonts w:ascii="BRH Devanagari Extra" w:hAnsi="BRH Devanagari Extra" w:cs="BRH Devanagari Extra"/>
-                <w:color w:val="000000"/>
-                <w:sz w:val="40"/>
-                <w:szCs w:val="40"/>
-                <w:lang w:bidi="ml-IN"/>
-              </w:rPr>
-              <w:t>ljÉç</w:t>
-            </w:r>
-            <w:proofErr w:type="spellEnd"/>
-            <w:r>
-              <w:rPr>
-                <w:rFonts w:ascii="BRH Devanagari Extra" w:hAnsi="BRH Devanagari Extra" w:cs="BRH Devanagari Extra"/>
-                <w:color w:val="000000"/>
-                <w:sz w:val="40"/>
-                <w:szCs w:val="40"/>
-                <w:lang w:bidi="ml-IN"/>
-              </w:rPr>
-              <w:t xml:space="preserve"> </w:t>
-            </w:r>
-            <w:proofErr w:type="spellStart"/>
-            <w:r>
-              <w:rPr>
-                <w:rFonts w:ascii="BRH Devanagari Extra" w:hAnsi="BRH Devanagari Extra" w:cs="BRH Devanagari Extra"/>
-                <w:color w:val="000000"/>
-                <w:sz w:val="40"/>
-                <w:szCs w:val="40"/>
+            <w:r>
+              <w:rPr>
+                <w:rFonts w:ascii="BRH Devanagari Extra" w:hAnsi="BRH Devanagari Extra" w:cs="BRH Devanagari Extra"/>
+                <w:color w:val="000000"/>
+                <w:sz w:val="40"/>
+                <w:szCs w:val="40"/>
+                <w:lang w:bidi="ml-IN"/>
+              </w:rPr>
+              <w:t xml:space="preserve">ljÉç xÉÈ | </w:t>
+            </w:r>
+            <w:r>
+              <w:rPr>
+                <w:rFonts w:ascii="BRH Devanagari Extra" w:hAnsi="BRH Devanagari Extra" w:cs="BRH Devanagari Extra"/>
+                <w:color w:val="000000"/>
+                <w:sz w:val="40"/>
+                <w:szCs w:val="40"/>
+                <w:highlight w:val="yellow"/>
                 <w:lang w:bidi="ml-IN"/>
               </w:rPr>
               <w:t>xÉÈ</w:t>
             </w:r>
-            <w:proofErr w:type="spellEnd"/>
-            <w:r>
-              <w:rPr>
-                <w:rFonts w:ascii="BRH Devanagari Extra" w:hAnsi="BRH Devanagari Extra" w:cs="BRH Devanagari Extra"/>
-                <w:color w:val="000000"/>
-                <w:sz w:val="40"/>
-                <w:szCs w:val="40"/>
-                <w:lang w:bidi="ml-IN"/>
-              </w:rPr>
-              <w:t xml:space="preserve"> | </w:t>
-            </w:r>
-            <w:proofErr w:type="spellStart"/>
-            <w:r>
-              <w:rPr>
-                <w:rFonts w:ascii="BRH Devanagari Extra" w:hAnsi="BRH Devanagari Extra" w:cs="BRH Devanagari Extra"/>
-                <w:color w:val="000000"/>
-                <w:sz w:val="40"/>
-                <w:szCs w:val="40"/>
-                <w:highlight w:val="yellow"/>
-                <w:lang w:bidi="ml-IN"/>
-              </w:rPr>
-              <w:t>xÉÈ</w:t>
-            </w:r>
-            <w:proofErr w:type="spellEnd"/>
-            <w:r>
-              <w:rPr>
-                <w:rFonts w:ascii="BRH Devanagari Extra" w:hAnsi="BRH Devanagari Extra" w:cs="BRH Devanagari Extra"/>
-                <w:color w:val="000000"/>
-                <w:sz w:val="40"/>
-                <w:szCs w:val="40"/>
-                <w:lang w:bidi="ml-IN"/>
-              </w:rPr>
-              <w:t xml:space="preserve"> </w:t>
-            </w:r>
-            <w:proofErr w:type="spellStart"/>
-            <w:r>
-              <w:rPr>
-                <w:rFonts w:ascii="BRH Devanagari Extra" w:hAnsi="BRH Devanagari Extra" w:cs="BRH Devanagari Extra"/>
-                <w:color w:val="000000"/>
-                <w:sz w:val="40"/>
-                <w:szCs w:val="40"/>
-                <w:lang w:bidi="ml-IN"/>
-              </w:rPr>
-              <w:t>mÉþUqÉå</w:t>
-            </w:r>
-            <w:proofErr w:type="spellEnd"/>
+            <w:r>
+              <w:rPr>
+                <w:rFonts w:ascii="BRH Devanagari Extra" w:hAnsi="BRH Devanagari Extra" w:cs="BRH Devanagari Extra"/>
+                <w:color w:val="000000"/>
+                <w:sz w:val="40"/>
+                <w:szCs w:val="40"/>
+                <w:lang w:bidi="ml-IN"/>
+              </w:rPr>
+              <w:t xml:space="preserve"> mÉþUqÉå</w:t>
+            </w:r>
             <w:r>
               <w:rPr>
                 <w:rFonts w:ascii="BRH Malayalam Extra" w:hAnsi="BRH Malayalam Extra" w:cs="BRH Devanagari Extra"/>
@@ -8918,49 +8361,15 @@
               </w:rPr>
               <w:t>–</w:t>
             </w:r>
-            <w:proofErr w:type="spellStart"/>
-            <w:r>
-              <w:rPr>
-                <w:rFonts w:ascii="BRH Devanagari Extra" w:hAnsi="BRH Devanagari Extra" w:cs="BRH Devanagari Extra"/>
-                <w:color w:val="000000"/>
-                <w:sz w:val="40"/>
-                <w:szCs w:val="40"/>
-                <w:lang w:bidi="ml-IN"/>
-              </w:rPr>
-              <w:t>ljÉç</w:t>
-            </w:r>
-            <w:proofErr w:type="spellEnd"/>
-            <w:r>
-              <w:rPr>
-                <w:rFonts w:ascii="BRH Devanagari Extra" w:hAnsi="BRH Devanagari Extra" w:cs="BRH Devanagari Extra"/>
-                <w:color w:val="000000"/>
-                <w:sz w:val="40"/>
-                <w:szCs w:val="40"/>
-                <w:lang w:bidi="ml-IN"/>
-              </w:rPr>
-              <w:t xml:space="preserve"> </w:t>
-            </w:r>
-            <w:proofErr w:type="spellStart"/>
-            <w:r>
-              <w:rPr>
-                <w:rFonts w:ascii="BRH Devanagari Extra" w:hAnsi="BRH Devanagari Extra" w:cs="BRH Devanagari Extra"/>
-                <w:color w:val="000000"/>
-                <w:sz w:val="40"/>
-                <w:szCs w:val="40"/>
-                <w:lang w:bidi="ml-IN"/>
-              </w:rPr>
-              <w:t>xÉÈ</w:t>
-            </w:r>
-            <w:proofErr w:type="spellEnd"/>
-            <w:r>
-              <w:rPr>
-                <w:rFonts w:ascii="BRH Devanagari Extra" w:hAnsi="BRH Devanagari Extra" w:cs="BRH Devanagari Extra"/>
-                <w:color w:val="000000"/>
-                <w:sz w:val="40"/>
-                <w:szCs w:val="40"/>
-                <w:lang w:bidi="ml-IN"/>
-              </w:rPr>
-              <w:t xml:space="preserve"> | </w:t>
+            <w:r>
+              <w:rPr>
+                <w:rFonts w:ascii="BRH Devanagari Extra" w:hAnsi="BRH Devanagari Extra" w:cs="BRH Devanagari Extra"/>
+                <w:color w:val="000000"/>
+                <w:sz w:val="40"/>
+                <w:szCs w:val="40"/>
+                <w:lang w:bidi="ml-IN"/>
+              </w:rPr>
+              <w:t xml:space="preserve">ljÉç xÉÈ | </w:t>
             </w:r>
             <w:r>
               <w:rPr>
@@ -8981,20 +8390,8 @@
                 <w:szCs w:val="40"/>
                 <w:lang w:bidi="ml-IN"/>
               </w:rPr>
-              <w:t xml:space="preserve"> </w:t>
-            </w:r>
-            <w:proofErr w:type="spellStart"/>
-            <w:r>
-              <w:rPr>
-                <w:rFonts w:ascii="BRH Devanagari Extra" w:hAnsi="BRH Devanagari Extra" w:cs="BRH Devanagari Extra"/>
-                <w:color w:val="000000"/>
-                <w:sz w:val="40"/>
-                <w:szCs w:val="40"/>
-                <w:lang w:bidi="ml-IN"/>
-              </w:rPr>
-              <w:t>mÉþUqÉå</w:t>
-            </w:r>
-            <w:proofErr w:type="spellEnd"/>
+              <w:t xml:space="preserve"> mÉþUqÉå</w:t>
+            </w:r>
             <w:r>
               <w:rPr>
                 <w:rFonts w:ascii="BRH Malayalam Extra" w:hAnsi="BRH Malayalam Extra" w:cs="BRH Devanagari Extra"/>
@@ -9180,29 +8577,7 @@
                 <w:szCs w:val="40"/>
                 <w:lang w:bidi="ml-IN"/>
               </w:rPr>
-              <w:t xml:space="preserve">qÉç </w:t>
-            </w:r>
-            <w:proofErr w:type="spellStart"/>
-            <w:r>
-              <w:rPr>
-                <w:rFonts w:ascii="BRH Devanagari Extra" w:hAnsi="BRH Devanagari Extra" w:cs="BRH Devanagari Extra"/>
-                <w:color w:val="000000"/>
-                <w:sz w:val="40"/>
-                <w:szCs w:val="40"/>
-                <w:lang w:bidi="ml-IN"/>
-              </w:rPr>
-              <w:t>ÍcÉiÉÏÿprÉÉqÉç</w:t>
-            </w:r>
-            <w:proofErr w:type="spellEnd"/>
-            <w:r>
-              <w:rPr>
-                <w:rFonts w:ascii="BRH Devanagari Extra" w:hAnsi="BRH Devanagari Extra" w:cs="BRH Devanagari Extra"/>
-                <w:color w:val="000000"/>
-                <w:sz w:val="40"/>
-                <w:szCs w:val="40"/>
-                <w:lang w:bidi="ml-IN"/>
-              </w:rPr>
-              <w:t xml:space="preserve"> | </w:t>
+              <w:t xml:space="preserve">qÉç ÍcÉiÉÏÿprÉÉqÉç | </w:t>
             </w:r>
           </w:p>
           <w:p>
@@ -9215,7 +8590,6 @@
                 <w:szCs w:val="40"/>
               </w:rPr>
             </w:pPr>
-            <w:proofErr w:type="spellStart"/>
             <w:r>
               <w:rPr>
                 <w:rFonts w:ascii="BRH Devanagari Extra" w:hAnsi="BRH Devanagari Extra" w:cs="BRH Devanagari Extra"/>
@@ -9247,7 +8621,6 @@
               </w:rPr>
               <w:t>prÉÉqÉÑ</w:t>
             </w:r>
-            <w:proofErr w:type="spellEnd"/>
             <w:r>
               <w:rPr>
                 <w:rFonts w:ascii="BRH Malayalam Extra" w:hAnsi="BRH Malayalam Extra" w:cs="BRH Devanagari Extra"/>
@@ -9320,29 +8693,7 @@
                 <w:szCs w:val="40"/>
                 <w:lang w:bidi="ml-IN"/>
               </w:rPr>
-              <w:t xml:space="preserve">qÉç </w:t>
-            </w:r>
-            <w:proofErr w:type="spellStart"/>
-            <w:r>
-              <w:rPr>
-                <w:rFonts w:ascii="BRH Devanagari Extra" w:hAnsi="BRH Devanagari Extra" w:cs="BRH Devanagari Extra"/>
-                <w:color w:val="000000"/>
-                <w:sz w:val="40"/>
-                <w:szCs w:val="40"/>
-                <w:lang w:bidi="ml-IN"/>
-              </w:rPr>
-              <w:t>ÍcÉiÉÏÿprÉÉqÉç</w:t>
-            </w:r>
-            <w:proofErr w:type="spellEnd"/>
-            <w:r>
-              <w:rPr>
-                <w:rFonts w:ascii="BRH Devanagari Extra" w:hAnsi="BRH Devanagari Extra" w:cs="BRH Devanagari Extra"/>
-                <w:color w:val="000000"/>
-                <w:sz w:val="40"/>
-                <w:szCs w:val="40"/>
-                <w:lang w:bidi="ml-IN"/>
-              </w:rPr>
-              <w:t xml:space="preserve"> | </w:t>
+              <w:t xml:space="preserve">qÉç ÍcÉiÉÏÿprÉÉqÉç | </w:t>
             </w:r>
           </w:p>
           <w:p>
@@ -9355,7 +8706,6 @@
                 <w:szCs w:val="40"/>
               </w:rPr>
             </w:pPr>
-            <w:proofErr w:type="spellStart"/>
             <w:r>
               <w:rPr>
                 <w:rFonts w:ascii="BRH Devanagari Extra" w:hAnsi="BRH Devanagari Extra" w:cs="BRH Devanagari Extra"/>
@@ -9387,7 +8737,6 @@
               </w:rPr>
               <w:t>prÉÉqÉÑ</w:t>
             </w:r>
-            <w:proofErr w:type="spellEnd"/>
             <w:r>
               <w:rPr>
                 <w:rFonts w:ascii="BRH Malayalam Extra" w:hAnsi="BRH Malayalam Extra" w:cs="BRH Devanagari Extra"/>
@@ -9541,7 +8890,6 @@
                 <w:szCs w:val="40"/>
               </w:rPr>
             </w:pPr>
-            <w:proofErr w:type="spellStart"/>
             <w:r>
               <w:rPr>
                 <w:rFonts w:ascii="BRH Devanagari Extra" w:hAnsi="BRH Devanagari Extra" w:cs="BRH Devanagari Extra"/>
@@ -9562,7 +8910,6 @@
               </w:rPr>
               <w:t>å</w:t>
             </w:r>
-            <w:proofErr w:type="spellEnd"/>
             <w:r>
               <w:rPr>
                 <w:rFonts w:ascii="BRH Malayalam Extra" w:hAnsi="BRH Malayalam Extra" w:cs="BRH Devanagari Extra"/>
@@ -9593,7 +8940,6 @@
               </w:rPr>
               <w:t>–</w:t>
             </w:r>
-            <w:proofErr w:type="spellStart"/>
             <w:r>
               <w:rPr>
                 <w:rFonts w:ascii="BRH Devanagari Extra" w:hAnsi="BRH Devanagari Extra" w:cs="BRH Devanagari Extra"/>
@@ -9605,7 +8951,6 @@
               </w:rPr>
               <w:t>cNû</w:t>
             </w:r>
-            <w:proofErr w:type="spellEnd"/>
             <w:r>
               <w:rPr>
                 <w:rFonts w:ascii="BRH Devanagari Extra" w:hAnsi="BRH Devanagari Extra" w:cs="BRH Devanagari Extra"/>
@@ -9626,7 +8971,6 @@
               </w:rPr>
               <w:t>–</w:t>
             </w:r>
-            <w:proofErr w:type="spellStart"/>
             <w:r>
               <w:rPr>
                 <w:rFonts w:ascii="BRH Devanagari Extra" w:hAnsi="BRH Devanagari Extra" w:cs="BRH Devanagari Extra"/>
@@ -9637,38 +8981,25 @@
               </w:rPr>
               <w:t>cNûÉ</w:t>
             </w:r>
-            <w:proofErr w:type="spellEnd"/>
-            <w:r>
-              <w:rPr>
-                <w:rFonts w:ascii="BRH Malayalam Extra" w:hAnsi="BRH Malayalam Extra" w:cs="BRH Devanagari Extra"/>
-                <w:color w:val="000000"/>
-                <w:sz w:val="32"/>
-                <w:szCs w:val="40"/>
-                <w:lang w:bidi="ml-IN"/>
-              </w:rPr>
-              <w:t>–</w:t>
-            </w:r>
-            <w:proofErr w:type="spellStart"/>
-            <w:r>
-              <w:rPr>
-                <w:rFonts w:ascii="BRH Devanagari Extra" w:hAnsi="BRH Devanagari Extra" w:cs="BRH Devanagari Extra"/>
-                <w:color w:val="000000"/>
-                <w:sz w:val="40"/>
-                <w:szCs w:val="40"/>
-                <w:lang w:bidi="ml-IN"/>
-              </w:rPr>
-              <w:t>liÉËUþ¤ÉqÉç</w:t>
-            </w:r>
-            <w:proofErr w:type="spellEnd"/>
-            <w:r>
-              <w:rPr>
-                <w:rFonts w:ascii="BRH Devanagari Extra" w:hAnsi="BRH Devanagari Extra" w:cs="BRH Devanagari Extra"/>
-                <w:color w:val="000000"/>
-                <w:sz w:val="40"/>
-                <w:szCs w:val="40"/>
-                <w:lang w:bidi="ml-IN"/>
-              </w:rPr>
-              <w:t xml:space="preserve"> |</w:t>
+            <w:r>
+              <w:rPr>
+                <w:rFonts w:ascii="BRH Malayalam Extra" w:hAnsi="BRH Malayalam Extra" w:cs="BRH Devanagari Extra"/>
+                <w:color w:val="000000"/>
+                <w:sz w:val="32"/>
+                <w:szCs w:val="40"/>
+                <w:lang w:bidi="ml-IN"/>
+              </w:rPr>
+              <w:t>–</w:t>
+            </w:r>
+            <w:r>
+              <w:rPr>
+                <w:rFonts w:ascii="BRH Devanagari Extra" w:hAnsi="BRH Devanagari Extra" w:cs="BRH Devanagari Extra"/>
+                <w:color w:val="000000"/>
+                <w:sz w:val="40"/>
+                <w:szCs w:val="40"/>
+                <w:lang w:bidi="ml-IN"/>
+              </w:rPr>
+              <w:t>liÉËUþ¤ÉqÉç |</w:t>
             </w:r>
           </w:p>
         </w:tc>
@@ -9697,7 +9028,6 @@
                 <w:szCs w:val="40"/>
               </w:rPr>
             </w:pPr>
-            <w:proofErr w:type="spellStart"/>
             <w:r>
               <w:rPr>
                 <w:rFonts w:ascii="BRH Devanagari Extra" w:hAnsi="BRH Devanagari Extra" w:cs="BRH Devanagari Extra"/>
@@ -9718,7 +9048,6 @@
               </w:rPr>
               <w:t>å</w:t>
             </w:r>
-            <w:proofErr w:type="spellEnd"/>
             <w:r>
               <w:rPr>
                 <w:rFonts w:ascii="BRH Malayalam Extra" w:hAnsi="BRH Malayalam Extra" w:cs="BRH Devanagari Extra"/>
@@ -9749,7 +9078,6 @@
               </w:rPr>
               <w:t>–</w:t>
             </w:r>
-            <w:proofErr w:type="spellStart"/>
             <w:r>
               <w:rPr>
                 <w:rFonts w:ascii="BRH Devanagari Extra" w:hAnsi="BRH Devanagari Extra" w:cs="BRH Devanagari Extra"/>
@@ -9761,7 +9089,6 @@
               </w:rPr>
               <w:t>cNû</w:t>
             </w:r>
-            <w:proofErr w:type="spellEnd"/>
             <w:r>
               <w:rPr>
                 <w:rFonts w:ascii="BRH Malayalam Extra" w:hAnsi="BRH Malayalam Extra" w:cs="BRH Devanagari Extra"/>
@@ -9793,7 +9120,6 @@
               </w:rPr>
               <w:t>–</w:t>
             </w:r>
-            <w:proofErr w:type="spellStart"/>
             <w:r>
               <w:rPr>
                 <w:rFonts w:ascii="BRH Devanagari Extra" w:hAnsi="BRH Devanagari Extra" w:cs="BRH Devanagari Extra"/>
@@ -9804,38 +9130,25 @@
               </w:rPr>
               <w:t>cNûÉ</w:t>
             </w:r>
-            <w:proofErr w:type="spellEnd"/>
-            <w:r>
-              <w:rPr>
-                <w:rFonts w:ascii="BRH Malayalam Extra" w:hAnsi="BRH Malayalam Extra" w:cs="BRH Devanagari Extra"/>
-                <w:color w:val="000000"/>
-                <w:sz w:val="32"/>
-                <w:szCs w:val="40"/>
-                <w:lang w:bidi="ml-IN"/>
-              </w:rPr>
-              <w:t>–</w:t>
-            </w:r>
-            <w:proofErr w:type="spellStart"/>
-            <w:r>
-              <w:rPr>
-                <w:rFonts w:ascii="BRH Devanagari Extra" w:hAnsi="BRH Devanagari Extra" w:cs="BRH Devanagari Extra"/>
-                <w:color w:val="000000"/>
-                <w:sz w:val="40"/>
-                <w:szCs w:val="40"/>
-                <w:lang w:bidi="ml-IN"/>
-              </w:rPr>
-              <w:t>liÉËUþ¤ÉqÉç</w:t>
-            </w:r>
-            <w:proofErr w:type="spellEnd"/>
-            <w:r>
-              <w:rPr>
-                <w:rFonts w:ascii="BRH Devanagari Extra" w:hAnsi="BRH Devanagari Extra" w:cs="BRH Devanagari Extra"/>
-                <w:color w:val="000000"/>
-                <w:sz w:val="40"/>
-                <w:szCs w:val="40"/>
-                <w:lang w:bidi="ml-IN"/>
-              </w:rPr>
-              <w:t xml:space="preserve"> |</w:t>
+            <w:r>
+              <w:rPr>
+                <w:rFonts w:ascii="BRH Malayalam Extra" w:hAnsi="BRH Malayalam Extra" w:cs="BRH Devanagari Extra"/>
+                <w:color w:val="000000"/>
+                <w:sz w:val="32"/>
+                <w:szCs w:val="40"/>
+                <w:lang w:bidi="ml-IN"/>
+              </w:rPr>
+              <w:t>–</w:t>
+            </w:r>
+            <w:r>
+              <w:rPr>
+                <w:rFonts w:ascii="BRH Devanagari Extra" w:hAnsi="BRH Devanagari Extra" w:cs="BRH Devanagari Extra"/>
+                <w:color w:val="000000"/>
+                <w:sz w:val="40"/>
+                <w:szCs w:val="40"/>
+                <w:lang w:bidi="ml-IN"/>
+              </w:rPr>
+              <w:t>liÉËUþ¤ÉqÉç |</w:t>
             </w:r>
           </w:p>
         </w:tc>
@@ -9877,6 +9190,7 @@
                 <w:sz w:val="28"/>
                 <w:szCs w:val="32"/>
               </w:rPr>
+              <w:lastRenderedPageBreak/>
               <w:t>T.S.5.7.6.3 – Kramam</w:t>
             </w:r>
           </w:p>
@@ -9976,7 +9290,6 @@
                 <w:lang w:val="en-IN" w:eastAsia="en-IN" w:bidi="ml-IN"/>
               </w:rPr>
             </w:pPr>
-            <w:proofErr w:type="spellStart"/>
             <w:r>
               <w:rPr>
                 <w:rFonts w:ascii="BRH Devanagari Extra" w:hAnsi="BRH Devanagari Extra" w:cs="BRH Devanagari Extra"/>
@@ -9987,18 +9300,16 @@
               </w:rPr>
               <w:t>Så</w:t>
             </w:r>
-            <w:proofErr w:type="spellEnd"/>
-            <w:r>
-              <w:rPr>
-                <w:rFonts w:ascii="BRH Malayalam Extra" w:hAnsi="BRH Malayalam Extra" w:cs="BRH Devanagari Extra"/>
-                <w:color w:val="000000"/>
-                <w:sz w:val="32"/>
-                <w:szCs w:val="40"/>
-                <w:lang w:bidi="ml-IN"/>
-              </w:rPr>
-              <w:t>–</w:t>
-            </w:r>
-            <w:proofErr w:type="spellStart"/>
+            <w:r>
+              <w:rPr>
+                <w:rFonts w:ascii="BRH Malayalam Extra" w:hAnsi="BRH Malayalam Extra" w:cs="BRH Devanagari Extra"/>
+                <w:color w:val="000000"/>
+                <w:sz w:val="32"/>
+                <w:szCs w:val="40"/>
+                <w:lang w:bidi="ml-IN"/>
+              </w:rPr>
+              <w:t>–</w:t>
+            </w:r>
             <w:r>
               <w:rPr>
                 <w:rFonts w:ascii="BRH Devanagari Extra" w:hAnsi="BRH Devanagari Extra" w:cs="BRH Devanagari Extra"/>
@@ -10009,59 +9320,25 @@
               </w:rPr>
               <w:t>uÉÉ</w:t>
             </w:r>
-            <w:proofErr w:type="spellEnd"/>
-            <w:r>
-              <w:rPr>
-                <w:rFonts w:ascii="BRH Malayalam Extra" w:hAnsi="BRH Malayalam Extra" w:cs="BRH Devanagari Extra"/>
-                <w:color w:val="000000"/>
-                <w:sz w:val="32"/>
-                <w:szCs w:val="40"/>
-                <w:lang w:bidi="ml-IN"/>
-              </w:rPr>
-              <w:t>–</w:t>
-            </w:r>
-            <w:r>
-              <w:rPr>
-                <w:rFonts w:ascii="BRH Devanagari Extra" w:hAnsi="BRH Devanagari Extra" w:cs="BRH Devanagari Extra"/>
-                <w:color w:val="000000"/>
-                <w:sz w:val="40"/>
-                <w:szCs w:val="40"/>
-                <w:lang w:bidi="ml-IN"/>
-              </w:rPr>
-              <w:t xml:space="preserve">È </w:t>
-            </w:r>
-            <w:proofErr w:type="spellStart"/>
-            <w:r>
-              <w:rPr>
-                <w:rFonts w:ascii="BRH Devanagari Extra" w:hAnsi="BRH Devanagari Extra" w:cs="BRH Devanagari Extra"/>
-                <w:color w:val="000000"/>
-                <w:sz w:val="40"/>
-                <w:szCs w:val="40"/>
-                <w:lang w:bidi="ml-IN"/>
-              </w:rPr>
-              <w:t>xÉÔrÉåïÿ</w:t>
-            </w:r>
-            <w:proofErr w:type="spellEnd"/>
-            <w:r>
-              <w:rPr>
-                <w:rFonts w:ascii="BRH Devanagari Extra" w:hAnsi="BRH Devanagari Extra" w:cs="BRH Devanagari Extra"/>
-                <w:color w:val="000000"/>
-                <w:sz w:val="40"/>
-                <w:szCs w:val="40"/>
-                <w:lang w:bidi="ml-IN"/>
-              </w:rPr>
-              <w:t xml:space="preserve"> | </w:t>
-            </w:r>
-            <w:proofErr w:type="spellStart"/>
-            <w:r>
-              <w:rPr>
-                <w:rFonts w:ascii="BRH Devanagari Extra" w:hAnsi="BRH Devanagari Extra" w:cs="BRH Devanagari Extra"/>
-                <w:color w:val="000000"/>
-                <w:sz w:val="40"/>
-                <w:szCs w:val="40"/>
-                <w:lang w:bidi="ml-IN"/>
-              </w:rPr>
-              <w:t>xÉÔ</w:t>
+            <w:r>
+              <w:rPr>
+                <w:rFonts w:ascii="BRH Malayalam Extra" w:hAnsi="BRH Malayalam Extra" w:cs="BRH Devanagari Extra"/>
+                <w:color w:val="000000"/>
+                <w:sz w:val="32"/>
+                <w:szCs w:val="40"/>
+                <w:lang w:bidi="ml-IN"/>
+              </w:rPr>
+              <w:t>–</w:t>
+            </w:r>
+            <w:r>
+              <w:rPr>
+                <w:rFonts w:ascii="BRH Devanagari Extra" w:hAnsi="BRH Devanagari Extra" w:cs="BRH Devanagari Extra"/>
+                <w:color w:val="000000"/>
+                <w:sz w:val="40"/>
+                <w:szCs w:val="40"/>
+                <w:lang w:bidi="ml-IN"/>
+              </w:rPr>
+              <w:t>È xÉÔrÉåïÿ | xÉÔ</w:t>
             </w:r>
             <w:r>
               <w:rPr>
@@ -10074,7 +9351,6 @@
               </w:rPr>
               <w:t>rÉÉåï</w:t>
             </w:r>
-            <w:proofErr w:type="spellEnd"/>
             <w:r>
               <w:rPr>
                 <w:rFonts w:ascii="BRH Malayalam Extra" w:hAnsi="BRH Malayalam Extra" w:cs="BRH Devanagari Extra"/>
@@ -10094,29 +9370,7 @@
                 <w:szCs w:val="40"/>
                 <w:lang w:bidi="ml-IN"/>
               </w:rPr>
-              <w:t xml:space="preserve"> </w:t>
-            </w:r>
-            <w:proofErr w:type="spellStart"/>
-            <w:r>
-              <w:rPr>
-                <w:rFonts w:ascii="BRH Devanagari Extra" w:hAnsi="BRH Devanagari Extra" w:cs="BRH Devanagari Extra"/>
-                <w:color w:val="000000"/>
-                <w:sz w:val="40"/>
-                <w:szCs w:val="40"/>
-                <w:lang w:bidi="ml-IN"/>
-              </w:rPr>
-              <w:t>ÂcÉþÈ</w:t>
-            </w:r>
-            <w:proofErr w:type="spellEnd"/>
-            <w:r>
-              <w:rPr>
-                <w:rFonts w:ascii="BRH Devanagari Extra" w:hAnsi="BRH Devanagari Extra" w:cs="BRH Devanagari Extra"/>
-                <w:color w:val="000000"/>
-                <w:sz w:val="40"/>
-                <w:szCs w:val="40"/>
-                <w:lang w:bidi="ml-IN"/>
-              </w:rPr>
-              <w:t xml:space="preserve"> |</w:t>
+              <w:t xml:space="preserve"> ÂcÉþÈ |</w:t>
             </w:r>
           </w:p>
         </w:tc>
@@ -10143,7 +9397,6 @@
                 <w:lang w:val="en-IN" w:eastAsia="en-IN" w:bidi="ml-IN"/>
               </w:rPr>
             </w:pPr>
-            <w:proofErr w:type="spellStart"/>
             <w:r>
               <w:rPr>
                 <w:rFonts w:ascii="BRH Devanagari Extra" w:hAnsi="BRH Devanagari Extra" w:cs="BRH Devanagari Extra"/>
@@ -10154,18 +9407,16 @@
               </w:rPr>
               <w:t>Så</w:t>
             </w:r>
-            <w:proofErr w:type="spellEnd"/>
-            <w:r>
-              <w:rPr>
-                <w:rFonts w:ascii="BRH Malayalam Extra" w:hAnsi="BRH Malayalam Extra" w:cs="BRH Devanagari Extra"/>
-                <w:color w:val="000000"/>
-                <w:sz w:val="32"/>
-                <w:szCs w:val="40"/>
-                <w:lang w:bidi="ml-IN"/>
-              </w:rPr>
-              <w:t>–</w:t>
-            </w:r>
-            <w:proofErr w:type="spellStart"/>
+            <w:r>
+              <w:rPr>
+                <w:rFonts w:ascii="BRH Malayalam Extra" w:hAnsi="BRH Malayalam Extra" w:cs="BRH Devanagari Extra"/>
+                <w:color w:val="000000"/>
+                <w:sz w:val="32"/>
+                <w:szCs w:val="40"/>
+                <w:lang w:bidi="ml-IN"/>
+              </w:rPr>
+              <w:t>–</w:t>
+            </w:r>
             <w:r>
               <w:rPr>
                 <w:rFonts w:ascii="BRH Devanagari Extra" w:hAnsi="BRH Devanagari Extra" w:cs="BRH Devanagari Extra"/>
@@ -10176,59 +9427,25 @@
               </w:rPr>
               <w:t>uÉÉ</w:t>
             </w:r>
-            <w:proofErr w:type="spellEnd"/>
-            <w:r>
-              <w:rPr>
-                <w:rFonts w:ascii="BRH Malayalam Extra" w:hAnsi="BRH Malayalam Extra" w:cs="BRH Devanagari Extra"/>
-                <w:color w:val="000000"/>
-                <w:sz w:val="32"/>
-                <w:szCs w:val="40"/>
-                <w:lang w:bidi="ml-IN"/>
-              </w:rPr>
-              <w:t>–</w:t>
-            </w:r>
-            <w:r>
-              <w:rPr>
-                <w:rFonts w:ascii="BRH Devanagari Extra" w:hAnsi="BRH Devanagari Extra" w:cs="BRH Devanagari Extra"/>
-                <w:color w:val="000000"/>
-                <w:sz w:val="40"/>
-                <w:szCs w:val="40"/>
-                <w:lang w:bidi="ml-IN"/>
-              </w:rPr>
-              <w:t xml:space="preserve">È </w:t>
-            </w:r>
-            <w:proofErr w:type="spellStart"/>
-            <w:r>
-              <w:rPr>
-                <w:rFonts w:ascii="BRH Devanagari Extra" w:hAnsi="BRH Devanagari Extra" w:cs="BRH Devanagari Extra"/>
-                <w:color w:val="000000"/>
-                <w:sz w:val="40"/>
-                <w:szCs w:val="40"/>
-                <w:lang w:bidi="ml-IN"/>
-              </w:rPr>
-              <w:t>xÉÔrÉåïÿ</w:t>
-            </w:r>
-            <w:proofErr w:type="spellEnd"/>
-            <w:r>
-              <w:rPr>
-                <w:rFonts w:ascii="BRH Devanagari Extra" w:hAnsi="BRH Devanagari Extra" w:cs="BRH Devanagari Extra"/>
-                <w:color w:val="000000"/>
-                <w:sz w:val="40"/>
-                <w:szCs w:val="40"/>
-                <w:lang w:bidi="ml-IN"/>
-              </w:rPr>
-              <w:t xml:space="preserve"> | </w:t>
-            </w:r>
-            <w:proofErr w:type="spellStart"/>
-            <w:r>
-              <w:rPr>
-                <w:rFonts w:ascii="BRH Devanagari Extra" w:hAnsi="BRH Devanagari Extra" w:cs="BRH Devanagari Extra"/>
-                <w:color w:val="000000"/>
-                <w:sz w:val="40"/>
-                <w:szCs w:val="40"/>
-                <w:lang w:bidi="ml-IN"/>
-              </w:rPr>
-              <w:t>xÉÔ</w:t>
+            <w:r>
+              <w:rPr>
+                <w:rFonts w:ascii="BRH Malayalam Extra" w:hAnsi="BRH Malayalam Extra" w:cs="BRH Devanagari Extra"/>
+                <w:color w:val="000000"/>
+                <w:sz w:val="32"/>
+                <w:szCs w:val="40"/>
+                <w:lang w:bidi="ml-IN"/>
+              </w:rPr>
+              <w:t>–</w:t>
+            </w:r>
+            <w:r>
+              <w:rPr>
+                <w:rFonts w:ascii="BRH Devanagari Extra" w:hAnsi="BRH Devanagari Extra" w:cs="BRH Devanagari Extra"/>
+                <w:color w:val="000000"/>
+                <w:sz w:val="40"/>
+                <w:szCs w:val="40"/>
+                <w:lang w:bidi="ml-IN"/>
+              </w:rPr>
+              <w:t>È xÉÔrÉåïÿ | xÉÔ</w:t>
             </w:r>
             <w:r>
               <w:rPr>
@@ -10251,48 +9468,25 @@
               </w:rPr>
               <w:t>åï</w:t>
             </w:r>
-            <w:proofErr w:type="spellEnd"/>
-            <w:r>
-              <w:rPr>
-                <w:rFonts w:ascii="BRH Malayalam Extra" w:hAnsi="BRH Malayalam Extra" w:cs="BRH Devanagari Extra"/>
-                <w:color w:val="000000"/>
-                <w:sz w:val="32"/>
-                <w:szCs w:val="40"/>
-                <w:lang w:bidi="ml-IN"/>
-              </w:rPr>
-              <w:t>–</w:t>
-            </w:r>
-            <w:r>
-              <w:rPr>
-                <w:rFonts w:ascii="BRH Devanagari Extra" w:hAnsi="BRH Devanagari Extra" w:cs="BRH Devanagari Extra"/>
-                <w:color w:val="000000"/>
-                <w:sz w:val="40"/>
-                <w:szCs w:val="40"/>
-                <w:lang w:bidi="ml-IN"/>
-              </w:rPr>
-              <w:t xml:space="preserve"> </w:t>
-            </w:r>
-            <w:proofErr w:type="spellStart"/>
-            <w:r>
-              <w:rPr>
-                <w:rFonts w:ascii="BRH Devanagari Extra" w:hAnsi="BRH Devanagari Extra" w:cs="BRH Devanagari Extra"/>
-                <w:color w:val="000000"/>
-                <w:sz w:val="40"/>
-                <w:szCs w:val="40"/>
-                <w:lang w:bidi="ml-IN"/>
-              </w:rPr>
-              <w:t>ÂcÉþÈ</w:t>
-            </w:r>
-            <w:proofErr w:type="spellEnd"/>
-            <w:r>
-              <w:rPr>
-                <w:rFonts w:ascii="BRH Devanagari Extra" w:hAnsi="BRH Devanagari Extra" w:cs="BRH Devanagari Extra"/>
-                <w:color w:val="000000"/>
-                <w:sz w:val="40"/>
-                <w:szCs w:val="40"/>
-                <w:lang w:bidi="ml-IN"/>
-              </w:rPr>
-              <w:t xml:space="preserve"> |</w:t>
+            <w:r>
+              <w:rPr>
+                <w:rFonts w:ascii="BRH Malayalam Extra" w:hAnsi="BRH Malayalam Extra" w:cs="BRH Devanagari Extra"/>
+                <w:color w:val="000000"/>
+                <w:sz w:val="32"/>
+                <w:szCs w:val="40"/>
+                <w:lang w:bidi="ml-IN"/>
+              </w:rPr>
+              <w:t>–</w:t>
+            </w:r>
+            <w:r>
+              <w:rPr>
+                <w:rFonts w:ascii="BRH Devanagari Extra" w:hAnsi="BRH Devanagari Extra" w:cs="BRH Devanagari Extra"/>
+                <w:color w:val="000000"/>
+                <w:sz w:val="40"/>
+                <w:szCs w:val="40"/>
+                <w:lang w:bidi="ml-IN"/>
+              </w:rPr>
+              <w:t xml:space="preserve"> ÂcÉþÈ |</w:t>
             </w:r>
           </w:p>
         </w:tc>
@@ -10451,7 +9645,6 @@
               </w:rPr>
               <w:t>–</w:t>
             </w:r>
-            <w:proofErr w:type="spellStart"/>
             <w:r>
               <w:rPr>
                 <w:rFonts w:ascii="BRH Devanagari Extra" w:hAnsi="BRH Devanagari Extra" w:cs="BRH Devanagari Extra"/>
@@ -10482,7 +9675,6 @@
               </w:rPr>
               <w:t>irÉÉ</w:t>
             </w:r>
-            <w:proofErr w:type="spellEnd"/>
             <w:r>
               <w:rPr>
                 <w:rFonts w:ascii="BRH Malayalam Extra" w:hAnsi="BRH Malayalam Extra" w:cs="BRH Devanagari Extra"/>
@@ -10513,7 +9705,6 @@
               </w:rPr>
               <w:t>–</w:t>
             </w:r>
-            <w:proofErr w:type="spellStart"/>
             <w:r>
               <w:rPr>
                 <w:rFonts w:ascii="BRH Devanagari Extra" w:hAnsi="BRH Devanagari Extra" w:cs="BRH Devanagari Extra"/>
@@ -10545,7 +9736,6 @@
               </w:rPr>
               <w:t>å</w:t>
             </w:r>
-            <w:proofErr w:type="spellEnd"/>
             <w:r>
               <w:rPr>
                 <w:rFonts w:ascii="BRH Malayalam Extra" w:hAnsi="BRH Malayalam Extra" w:cs="BRH Devanagari Extra"/>
@@ -10610,7 +9800,6 @@
               </w:rPr>
               <w:t>–</w:t>
             </w:r>
-            <w:proofErr w:type="spellStart"/>
             <w:r>
               <w:rPr>
                 <w:rFonts w:ascii="BRH Devanagari Extra" w:hAnsi="BRH Devanagari Extra" w:cs="BRH Devanagari Extra"/>
@@ -10641,7 +9830,6 @@
               </w:rPr>
               <w:t>irÉÉ</w:t>
             </w:r>
-            <w:proofErr w:type="spellEnd"/>
             <w:r>
               <w:rPr>
                 <w:rFonts w:ascii="BRH Malayalam Extra" w:hAnsi="BRH Malayalam Extra" w:cs="BRH Devanagari Extra"/>
@@ -10847,7 +10035,6 @@
                 <w:szCs w:val="40"/>
               </w:rPr>
             </w:pPr>
-            <w:proofErr w:type="spellStart"/>
             <w:r>
               <w:rPr>
                 <w:rFonts w:ascii="BRH Devanagari Extra" w:hAnsi="BRH Devanagari Extra" w:cs="BRH Devanagari Extra"/>
@@ -10858,18 +10045,16 @@
               </w:rPr>
               <w:t>mÉÔ</w:t>
             </w:r>
-            <w:proofErr w:type="spellEnd"/>
-            <w:r>
-              <w:rPr>
-                <w:rFonts w:ascii="BRH Malayalam Extra" w:hAnsi="BRH Malayalam Extra" w:cs="BRH Devanagari Extra"/>
-                <w:color w:val="000000"/>
-                <w:sz w:val="32"/>
-                <w:szCs w:val="40"/>
-                <w:lang w:bidi="ml-IN"/>
-              </w:rPr>
-              <w:t>–</w:t>
-            </w:r>
-            <w:proofErr w:type="spellStart"/>
+            <w:r>
+              <w:rPr>
+                <w:rFonts w:ascii="BRH Malayalam Extra" w:hAnsi="BRH Malayalam Extra" w:cs="BRH Devanagari Extra"/>
+                <w:color w:val="000000"/>
+                <w:sz w:val="32"/>
+                <w:szCs w:val="40"/>
+                <w:lang w:bidi="ml-IN"/>
+              </w:rPr>
+              <w:t>–</w:t>
+            </w:r>
             <w:r>
               <w:rPr>
                 <w:rFonts w:ascii="BRH Devanagari Extra" w:hAnsi="BRH Devanagari Extra" w:cs="BRH Devanagari Extra"/>
@@ -10880,7 +10065,6 @@
               </w:rPr>
               <w:t>uÉï</w:t>
             </w:r>
-            <w:proofErr w:type="spellEnd"/>
             <w:r>
               <w:rPr>
                 <w:rFonts w:ascii="BRH Malayalam Extra" w:hAnsi="BRH Malayalam Extra" w:cs="BRH Devanagari Extra"/>
@@ -10919,40 +10103,7 @@
                 <w:szCs w:val="40"/>
                 <w:lang w:bidi="ml-IN"/>
               </w:rPr>
-              <w:t xml:space="preserve">¤ÉÉ </w:t>
-            </w:r>
-            <w:proofErr w:type="spellStart"/>
-            <w:r>
-              <w:rPr>
-                <w:rFonts w:ascii="BRH Devanagari Extra" w:hAnsi="BRH Devanagari Extra" w:cs="BRH Devanagari Extra"/>
-                <w:color w:val="000000"/>
-                <w:sz w:val="40"/>
-                <w:szCs w:val="40"/>
-                <w:lang w:bidi="ml-IN"/>
-              </w:rPr>
-              <w:t>CÌiÉþ</w:t>
-            </w:r>
-            <w:proofErr w:type="spellEnd"/>
-            <w:r>
-              <w:rPr>
-                <w:rFonts w:ascii="BRH Devanagari Extra" w:hAnsi="BRH Devanagari Extra" w:cs="BRH Devanagari Extra"/>
-                <w:color w:val="000000"/>
-                <w:sz w:val="40"/>
-                <w:szCs w:val="40"/>
-                <w:lang w:bidi="ml-IN"/>
-              </w:rPr>
-              <w:t xml:space="preserve"> </w:t>
-            </w:r>
-            <w:proofErr w:type="spellStart"/>
-            <w:r>
-              <w:rPr>
-                <w:rFonts w:ascii="BRH Devanagari Extra" w:hAnsi="BRH Devanagari Extra" w:cs="BRH Devanagari Extra"/>
-                <w:color w:val="000000"/>
-                <w:sz w:val="40"/>
-                <w:szCs w:val="40"/>
-                <w:lang w:bidi="ml-IN"/>
-              </w:rPr>
-              <w:t>mÉÔ</w:t>
+              <w:t>¤ÉÉ CÌiÉþ mÉÔ</w:t>
             </w:r>
             <w:r>
               <w:rPr>
@@ -10973,18 +10124,7 @@
                 <w:szCs w:val="40"/>
                 <w:lang w:bidi="ml-IN"/>
               </w:rPr>
-              <w:t>ï</w:t>
-            </w:r>
-            <w:proofErr w:type="spellEnd"/>
-            <w:r>
-              <w:rPr>
-                <w:rFonts w:ascii="BRH Devanagari Extra" w:hAnsi="BRH Devanagari Extra" w:cs="BRH Devanagari Extra"/>
-                <w:color w:val="000000"/>
-                <w:sz w:val="40"/>
-                <w:szCs w:val="40"/>
-                <w:lang w:bidi="ml-IN"/>
-              </w:rPr>
-              <w:t xml:space="preserve"> - mÉ</w:t>
+              <w:t>ï - mÉ</w:t>
             </w:r>
             <w:r>
               <w:rPr>
@@ -11033,7 +10173,6 @@
                 <w:szCs w:val="40"/>
               </w:rPr>
             </w:pPr>
-            <w:proofErr w:type="spellStart"/>
             <w:r>
               <w:rPr>
                 <w:rFonts w:ascii="BRH Devanagari Extra" w:hAnsi="BRH Devanagari Extra" w:cs="BRH Devanagari Extra"/>
@@ -11044,18 +10183,16 @@
               </w:rPr>
               <w:t>mÉÔ</w:t>
             </w:r>
-            <w:proofErr w:type="spellEnd"/>
-            <w:r>
-              <w:rPr>
-                <w:rFonts w:ascii="BRH Malayalam Extra" w:hAnsi="BRH Malayalam Extra" w:cs="BRH Devanagari Extra"/>
-                <w:color w:val="000000"/>
-                <w:sz w:val="32"/>
-                <w:szCs w:val="40"/>
-                <w:lang w:bidi="ml-IN"/>
-              </w:rPr>
-              <w:t>–</w:t>
-            </w:r>
-            <w:proofErr w:type="spellStart"/>
+            <w:r>
+              <w:rPr>
+                <w:rFonts w:ascii="BRH Malayalam Extra" w:hAnsi="BRH Malayalam Extra" w:cs="BRH Devanagari Extra"/>
+                <w:color w:val="000000"/>
+                <w:sz w:val="32"/>
+                <w:szCs w:val="40"/>
+                <w:lang w:bidi="ml-IN"/>
+              </w:rPr>
+              <w:t>–</w:t>
+            </w:r>
             <w:r>
               <w:rPr>
                 <w:rFonts w:ascii="BRH Devanagari Extra" w:hAnsi="BRH Devanagari Extra" w:cs="BRH Devanagari Extra"/>
@@ -11066,7 +10203,6 @@
               </w:rPr>
               <w:t>uÉï</w:t>
             </w:r>
-            <w:proofErr w:type="spellEnd"/>
             <w:r>
               <w:rPr>
                 <w:rFonts w:ascii="BRH Malayalam Extra" w:hAnsi="BRH Malayalam Extra" w:cs="BRH Devanagari Extra"/>
@@ -11105,40 +10241,7 @@
                 <w:szCs w:val="40"/>
                 <w:lang w:bidi="ml-IN"/>
               </w:rPr>
-              <w:t xml:space="preserve">¤ÉÉ </w:t>
-            </w:r>
-            <w:proofErr w:type="spellStart"/>
-            <w:r>
-              <w:rPr>
-                <w:rFonts w:ascii="BRH Devanagari Extra" w:hAnsi="BRH Devanagari Extra" w:cs="BRH Devanagari Extra"/>
-                <w:color w:val="000000"/>
-                <w:sz w:val="40"/>
-                <w:szCs w:val="40"/>
-                <w:lang w:bidi="ml-IN"/>
-              </w:rPr>
-              <w:t>CÌiÉþ</w:t>
-            </w:r>
-            <w:proofErr w:type="spellEnd"/>
-            <w:r>
-              <w:rPr>
-                <w:rFonts w:ascii="BRH Devanagari Extra" w:hAnsi="BRH Devanagari Extra" w:cs="BRH Devanagari Extra"/>
-                <w:color w:val="000000"/>
-                <w:sz w:val="40"/>
-                <w:szCs w:val="40"/>
-                <w:lang w:bidi="ml-IN"/>
-              </w:rPr>
-              <w:t xml:space="preserve"> </w:t>
-            </w:r>
-            <w:proofErr w:type="spellStart"/>
-            <w:r>
-              <w:rPr>
-                <w:rFonts w:ascii="BRH Devanagari Extra" w:hAnsi="BRH Devanagari Extra" w:cs="BRH Devanagari Extra"/>
-                <w:color w:val="000000"/>
-                <w:sz w:val="40"/>
-                <w:szCs w:val="40"/>
-                <w:lang w:bidi="ml-IN"/>
-              </w:rPr>
-              <w:t>mÉÔ</w:t>
+              <w:t>¤ÉÉ CÌiÉþ mÉÔ</w:t>
             </w:r>
             <w:r>
               <w:rPr>
@@ -11159,18 +10262,7 @@
                 <w:szCs w:val="40"/>
                 <w:lang w:bidi="ml-IN"/>
               </w:rPr>
-              <w:t>ï</w:t>
-            </w:r>
-            <w:proofErr w:type="spellEnd"/>
-            <w:r>
-              <w:rPr>
-                <w:rFonts w:ascii="BRH Devanagari Extra" w:hAnsi="BRH Devanagari Extra" w:cs="BRH Devanagari Extra"/>
-                <w:color w:val="000000"/>
-                <w:sz w:val="40"/>
-                <w:szCs w:val="40"/>
-                <w:lang w:bidi="ml-IN"/>
-              </w:rPr>
-              <w:t xml:space="preserve"> - mÉ</w:t>
+              <w:t>ï - mÉ</w:t>
             </w:r>
             <w:r>
               <w:rPr>
@@ -11354,39 +10446,26 @@
               </w:rPr>
               <w:t>–</w:t>
             </w:r>
-            <w:proofErr w:type="spellStart"/>
-            <w:r>
-              <w:rPr>
-                <w:rFonts w:ascii="BRH Devanagari Extra" w:hAnsi="BRH Devanagari Extra" w:cs="BRH Devanagari Extra"/>
-                <w:color w:val="000000"/>
-                <w:sz w:val="40"/>
-                <w:szCs w:val="40"/>
-                <w:lang w:bidi="ml-IN"/>
-              </w:rPr>
-              <w:t>ÌuÉUþxqÉæ</w:t>
-            </w:r>
-            <w:proofErr w:type="spellEnd"/>
-            <w:r>
-              <w:rPr>
-                <w:rFonts w:ascii="BRH Devanagari Extra" w:hAnsi="BRH Devanagari Extra" w:cs="BRH Devanagari Extra"/>
-                <w:color w:val="000000"/>
-                <w:sz w:val="40"/>
-                <w:szCs w:val="40"/>
-                <w:lang w:bidi="ml-IN"/>
-              </w:rPr>
-              <w:t xml:space="preserve"> | A</w:t>
-            </w:r>
-            <w:r>
-              <w:rPr>
-                <w:rFonts w:ascii="BRH Malayalam Extra" w:hAnsi="BRH Malayalam Extra" w:cs="BRH Devanagari Extra"/>
-                <w:color w:val="000000"/>
-                <w:sz w:val="32"/>
-                <w:szCs w:val="40"/>
-                <w:lang w:bidi="ml-IN"/>
-              </w:rPr>
-              <w:t>–</w:t>
-            </w:r>
-            <w:proofErr w:type="spellStart"/>
+            <w:r>
+              <w:rPr>
+                <w:rFonts w:ascii="BRH Devanagari Extra" w:hAnsi="BRH Devanagari Extra" w:cs="BRH Devanagari Extra"/>
+                <w:color w:val="000000"/>
+                <w:sz w:val="40"/>
+                <w:szCs w:val="40"/>
+                <w:lang w:bidi="ml-IN"/>
+              </w:rPr>
+              <w:t>ÌuÉUþxqÉæ | A</w:t>
+            </w:r>
+            <w:r>
+              <w:rPr>
+                <w:rFonts w:ascii="BRH Malayalam Extra" w:hAnsi="BRH Malayalam Extra" w:cs="BRH Devanagari Extra"/>
+                <w:color w:val="000000"/>
+                <w:sz w:val="32"/>
+                <w:szCs w:val="40"/>
+                <w:lang w:bidi="ml-IN"/>
+              </w:rPr>
+              <w:t>–</w:t>
+            </w:r>
             <w:r>
               <w:rPr>
                 <w:rFonts w:ascii="BRH Devanagari Extra" w:hAnsi="BRH Devanagari Extra" w:cs="BRH Devanagari Extra"/>
@@ -11398,38 +10477,15 @@
               </w:rPr>
               <w:t>xqÉÉ</w:t>
             </w:r>
-            <w:proofErr w:type="spellEnd"/>
-            <w:r>
-              <w:rPr>
-                <w:rFonts w:ascii="BRH Devanagari Extra" w:hAnsi="BRH Devanagari Extra" w:cs="BRH Devanagari Extra"/>
-                <w:color w:val="000000"/>
-                <w:sz w:val="40"/>
-                <w:szCs w:val="40"/>
-                <w:lang w:bidi="ml-IN"/>
-              </w:rPr>
-              <w:t xml:space="preserve"> </w:t>
-            </w:r>
-            <w:proofErr w:type="spellStart"/>
-            <w:r>
-              <w:rPr>
-                <w:rFonts w:ascii="BRH Devanagari Extra" w:hAnsi="BRH Devanagari Extra" w:cs="BRH Devanagari Extra"/>
-                <w:color w:val="000000"/>
-                <w:sz w:val="40"/>
-                <w:szCs w:val="40"/>
-                <w:lang w:bidi="ml-IN"/>
-              </w:rPr>
-              <w:t>CirÉþxqÉæ</w:t>
-            </w:r>
-            <w:proofErr w:type="spellEnd"/>
-            <w:r>
-              <w:rPr>
-                <w:rFonts w:ascii="BRH Devanagari Extra" w:hAnsi="BRH Devanagari Extra" w:cs="BRH Devanagari Extra"/>
-                <w:color w:val="000000"/>
-                <w:sz w:val="40"/>
-                <w:szCs w:val="40"/>
-                <w:lang w:bidi="ml-IN"/>
-              </w:rPr>
-              <w:t xml:space="preserve"> ||</w:t>
+            <w:r>
+              <w:rPr>
+                <w:rFonts w:ascii="BRH Devanagari Extra" w:hAnsi="BRH Devanagari Extra" w:cs="BRH Devanagari Extra"/>
+                <w:color w:val="000000"/>
+                <w:sz w:val="40"/>
+                <w:szCs w:val="40"/>
+                <w:lang w:bidi="ml-IN"/>
+              </w:rPr>
+              <w:t xml:space="preserve"> CirÉþxqÉæ ||</w:t>
             </w:r>
           </w:p>
         </w:tc>
@@ -11480,39 +10536,26 @@
               </w:rPr>
               <w:t>–</w:t>
             </w:r>
-            <w:proofErr w:type="spellStart"/>
-            <w:r>
-              <w:rPr>
-                <w:rFonts w:ascii="BRH Devanagari Extra" w:hAnsi="BRH Devanagari Extra" w:cs="BRH Devanagari Extra"/>
-                <w:color w:val="000000"/>
-                <w:sz w:val="40"/>
-                <w:szCs w:val="40"/>
-                <w:lang w:bidi="ml-IN"/>
-              </w:rPr>
-              <w:t>ÌuÉUþxqÉæ</w:t>
-            </w:r>
-            <w:proofErr w:type="spellEnd"/>
-            <w:r>
-              <w:rPr>
-                <w:rFonts w:ascii="BRH Devanagari Extra" w:hAnsi="BRH Devanagari Extra" w:cs="BRH Devanagari Extra"/>
-                <w:color w:val="000000"/>
-                <w:sz w:val="40"/>
-                <w:szCs w:val="40"/>
-                <w:lang w:bidi="ml-IN"/>
-              </w:rPr>
-              <w:t xml:space="preserve"> | A</w:t>
-            </w:r>
-            <w:r>
-              <w:rPr>
-                <w:rFonts w:ascii="BRH Malayalam Extra" w:hAnsi="BRH Malayalam Extra" w:cs="BRH Devanagari Extra"/>
-                <w:color w:val="000000"/>
-                <w:sz w:val="32"/>
-                <w:szCs w:val="40"/>
-                <w:lang w:bidi="ml-IN"/>
-              </w:rPr>
-              <w:t>–</w:t>
-            </w:r>
-            <w:proofErr w:type="spellStart"/>
+            <w:r>
+              <w:rPr>
+                <w:rFonts w:ascii="BRH Devanagari Extra" w:hAnsi="BRH Devanagari Extra" w:cs="BRH Devanagari Extra"/>
+                <w:color w:val="000000"/>
+                <w:sz w:val="40"/>
+                <w:szCs w:val="40"/>
+                <w:lang w:bidi="ml-IN"/>
+              </w:rPr>
+              <w:t>ÌuÉUþxqÉæ | A</w:t>
+            </w:r>
+            <w:r>
+              <w:rPr>
+                <w:rFonts w:ascii="BRH Malayalam Extra" w:hAnsi="BRH Malayalam Extra" w:cs="BRH Devanagari Extra"/>
+                <w:color w:val="000000"/>
+                <w:sz w:val="32"/>
+                <w:szCs w:val="40"/>
+                <w:lang w:bidi="ml-IN"/>
+              </w:rPr>
+              <w:t>–</w:t>
+            </w:r>
             <w:r>
               <w:rPr>
                 <w:rFonts w:ascii="BRH Devanagari Extra" w:hAnsi="BRH Devanagari Extra" w:cs="BRH Devanagari Extra"/>
@@ -11524,48 +10567,25 @@
               </w:rPr>
               <w:t>xqÉÉ</w:t>
             </w:r>
-            <w:proofErr w:type="spellEnd"/>
-            <w:r>
-              <w:rPr>
-                <w:rFonts w:ascii="BRH Malayalam Extra" w:hAnsi="BRH Malayalam Extra" w:cs="BRH Devanagari Extra"/>
-                <w:color w:val="000000"/>
-                <w:sz w:val="32"/>
-                <w:szCs w:val="40"/>
-                <w:lang w:bidi="ml-IN"/>
-              </w:rPr>
-              <w:t>–</w:t>
-            </w:r>
-            <w:r>
-              <w:rPr>
-                <w:rFonts w:ascii="BRH Devanagari Extra" w:hAnsi="BRH Devanagari Extra" w:cs="BRH Devanagari Extra"/>
-                <w:color w:val="000000"/>
-                <w:sz w:val="40"/>
-                <w:szCs w:val="40"/>
-                <w:lang w:bidi="ml-IN"/>
-              </w:rPr>
-              <w:t xml:space="preserve"> </w:t>
-            </w:r>
-            <w:proofErr w:type="spellStart"/>
-            <w:r>
-              <w:rPr>
-                <w:rFonts w:ascii="BRH Devanagari Extra" w:hAnsi="BRH Devanagari Extra" w:cs="BRH Devanagari Extra"/>
-                <w:color w:val="000000"/>
-                <w:sz w:val="40"/>
-                <w:szCs w:val="40"/>
-                <w:lang w:bidi="ml-IN"/>
-              </w:rPr>
-              <w:t>CirÉþxqÉæ</w:t>
-            </w:r>
-            <w:proofErr w:type="spellEnd"/>
-            <w:r>
-              <w:rPr>
-                <w:rFonts w:ascii="BRH Devanagari Extra" w:hAnsi="BRH Devanagari Extra" w:cs="BRH Devanagari Extra"/>
-                <w:color w:val="000000"/>
-                <w:sz w:val="40"/>
-                <w:szCs w:val="40"/>
-                <w:lang w:bidi="ml-IN"/>
-              </w:rPr>
-              <w:t xml:space="preserve"> ||</w:t>
+            <w:r>
+              <w:rPr>
+                <w:rFonts w:ascii="BRH Malayalam Extra" w:hAnsi="BRH Malayalam Extra" w:cs="BRH Devanagari Extra"/>
+                <w:color w:val="000000"/>
+                <w:sz w:val="32"/>
+                <w:szCs w:val="40"/>
+                <w:lang w:bidi="ml-IN"/>
+              </w:rPr>
+              <w:t>–</w:t>
+            </w:r>
+            <w:r>
+              <w:rPr>
+                <w:rFonts w:ascii="BRH Devanagari Extra" w:hAnsi="BRH Devanagari Extra" w:cs="BRH Devanagari Extra"/>
+                <w:color w:val="000000"/>
+                <w:sz w:val="40"/>
+                <w:szCs w:val="40"/>
+                <w:lang w:bidi="ml-IN"/>
+              </w:rPr>
+              <w:t xml:space="preserve"> CirÉþxqÉæ ||</w:t>
             </w:r>
           </w:p>
         </w:tc>
@@ -11609,7 +10629,6 @@
                 <w:sz w:val="28"/>
                 <w:szCs w:val="32"/>
               </w:rPr>
-              <w:lastRenderedPageBreak/>
               <w:t>T.S.5.7.7.2 – Kramam</w:t>
             </w:r>
           </w:p>
@@ -11753,7 +10772,6 @@
               </w:rPr>
               <w:t>–</w:t>
             </w:r>
-            <w:proofErr w:type="spellStart"/>
             <w:r>
               <w:rPr>
                 <w:rFonts w:ascii="BRH Devanagari Extra" w:hAnsi="BRH Devanagari Extra" w:cs="BRH Devanagari Extra"/>
@@ -11775,60 +10793,25 @@
               </w:rPr>
               <w:t>å</w:t>
             </w:r>
-            <w:proofErr w:type="spellEnd"/>
-            <w:r>
-              <w:rPr>
-                <w:rFonts w:ascii="BRH Malayalam Extra" w:hAnsi="BRH Malayalam Extra" w:cs="BRH Devanagari Extra"/>
-                <w:color w:val="000000"/>
-                <w:sz w:val="32"/>
-                <w:szCs w:val="40"/>
-                <w:lang w:bidi="ml-IN"/>
-              </w:rPr>
-              <w:t>–</w:t>
-            </w:r>
-            <w:proofErr w:type="spellStart"/>
-            <w:r>
-              <w:rPr>
-                <w:rFonts w:ascii="BRH Devanagari Extra" w:hAnsi="BRH Devanagari Extra" w:cs="BRH Devanagari Extra"/>
-                <w:color w:val="000000"/>
-                <w:sz w:val="40"/>
-                <w:szCs w:val="40"/>
-                <w:lang w:bidi="ml-IN"/>
-              </w:rPr>
-              <w:t>ÌiÉþ</w:t>
-            </w:r>
-            <w:proofErr w:type="spellEnd"/>
-            <w:r>
-              <w:rPr>
-                <w:rFonts w:ascii="BRH Devanagari Extra" w:hAnsi="BRH Devanagari Extra" w:cs="BRH Devanagari Extra"/>
-                <w:color w:val="000000"/>
-                <w:sz w:val="40"/>
-                <w:szCs w:val="40"/>
-                <w:lang w:bidi="ml-IN"/>
-              </w:rPr>
-              <w:t xml:space="preserve"> </w:t>
-            </w:r>
-            <w:proofErr w:type="spellStart"/>
-            <w:r>
-              <w:rPr>
-                <w:rFonts w:ascii="BRH Devanagari Extra" w:hAnsi="BRH Devanagari Extra" w:cs="BRH Devanagari Extra"/>
-                <w:color w:val="000000"/>
-                <w:sz w:val="40"/>
-                <w:szCs w:val="40"/>
-                <w:lang w:bidi="ml-IN"/>
-              </w:rPr>
-              <w:t>xÉÏSiÉ</w:t>
-            </w:r>
-            <w:proofErr w:type="spellEnd"/>
-            <w:r>
-              <w:rPr>
-                <w:rFonts w:ascii="BRH Devanagari Extra" w:hAnsi="BRH Devanagari Extra" w:cs="BRH Devanagari Extra"/>
-                <w:color w:val="000000"/>
-                <w:sz w:val="40"/>
-                <w:szCs w:val="40"/>
-                <w:lang w:bidi="ml-IN"/>
-              </w:rPr>
-              <w:t xml:space="preserve"> ||</w:t>
+            <w:r>
+              <w:rPr>
+                <w:rFonts w:ascii="BRH Malayalam Extra" w:hAnsi="BRH Malayalam Extra" w:cs="BRH Devanagari Extra"/>
+                <w:color w:val="000000"/>
+                <w:sz w:val="32"/>
+                <w:szCs w:val="40"/>
+                <w:lang w:bidi="ml-IN"/>
+              </w:rPr>
+              <w:t>–</w:t>
+            </w:r>
+            <w:r>
+              <w:rPr>
+                <w:rFonts w:ascii="BRH Devanagari Extra" w:hAnsi="BRH Devanagari Extra" w:cs="BRH Devanagari Extra"/>
+                <w:color w:val="000000"/>
+                <w:sz w:val="40"/>
+                <w:szCs w:val="40"/>
+                <w:lang w:bidi="ml-IN"/>
+              </w:rPr>
+              <w:t>ÌiÉþ xÉÏSiÉ ||</w:t>
             </w:r>
           </w:p>
         </w:tc>
@@ -11899,7 +10882,6 @@
               </w:rPr>
               <w:t>–</w:t>
             </w:r>
-            <w:proofErr w:type="spellStart"/>
             <w:r>
               <w:rPr>
                 <w:rFonts w:ascii="BRH Devanagari Extra" w:hAnsi="BRH Devanagari Extra" w:cs="BRH Devanagari Extra"/>
@@ -11929,40 +10911,7 @@
                 <w:szCs w:val="40"/>
                 <w:lang w:bidi="ml-IN"/>
               </w:rPr>
-              <w:t>ÌiÉþ</w:t>
-            </w:r>
-            <w:proofErr w:type="spellEnd"/>
-            <w:r>
-              <w:rPr>
-                <w:rFonts w:ascii="BRH Devanagari Extra" w:hAnsi="BRH Devanagari Extra" w:cs="BRH Devanagari Extra"/>
-                <w:color w:val="000000"/>
-                <w:sz w:val="40"/>
-                <w:szCs w:val="40"/>
-                <w:lang w:bidi="ml-IN"/>
-              </w:rPr>
-              <w:t xml:space="preserve"> </w:t>
-            </w:r>
-            <w:proofErr w:type="spellStart"/>
-            <w:r>
-              <w:rPr>
-                <w:rFonts w:ascii="BRH Devanagari Extra" w:hAnsi="BRH Devanagari Extra" w:cs="BRH Devanagari Extra"/>
-                <w:color w:val="000000"/>
-                <w:sz w:val="40"/>
-                <w:szCs w:val="40"/>
-                <w:lang w:bidi="ml-IN"/>
-              </w:rPr>
-              <w:t>xÉÏSiÉ</w:t>
-            </w:r>
-            <w:proofErr w:type="spellEnd"/>
-            <w:r>
-              <w:rPr>
-                <w:rFonts w:ascii="BRH Devanagari Extra" w:hAnsi="BRH Devanagari Extra" w:cs="BRH Devanagari Extra"/>
-                <w:color w:val="000000"/>
-                <w:sz w:val="40"/>
-                <w:szCs w:val="40"/>
-                <w:lang w:bidi="ml-IN"/>
-              </w:rPr>
-              <w:t xml:space="preserve"> ||</w:t>
+              <w:t>ÌiÉþ xÉÏSiÉ ||</w:t>
             </w:r>
           </w:p>
         </w:tc>
@@ -12077,7 +11026,6 @@
                 <w:lang w:bidi="ml-IN"/>
               </w:rPr>
             </w:pPr>
-            <w:proofErr w:type="spellStart"/>
             <w:r>
               <w:rPr>
                 <w:rFonts w:ascii="BRH Devanagari Extra" w:hAnsi="BRH Devanagari Extra" w:cs="BRH Devanagari Extra"/>
@@ -12099,18 +11047,16 @@
               </w:rPr>
               <w:t>ÑuÉ</w:t>
             </w:r>
-            <w:proofErr w:type="spellEnd"/>
-            <w:r>
-              <w:rPr>
-                <w:rFonts w:ascii="BRH Malayalam Extra" w:hAnsi="BRH Malayalam Extra" w:cs="BRH Devanagari Extra"/>
-                <w:color w:val="000000"/>
-                <w:sz w:val="32"/>
-                <w:szCs w:val="40"/>
-                <w:lang w:bidi="ml-IN"/>
-              </w:rPr>
-              <w:t>–</w:t>
-            </w:r>
-            <w:proofErr w:type="spellStart"/>
+            <w:r>
+              <w:rPr>
+                <w:rFonts w:ascii="BRH Malayalam Extra" w:hAnsi="BRH Malayalam Extra" w:cs="BRH Devanagari Extra"/>
+                <w:color w:val="000000"/>
+                <w:sz w:val="32"/>
+                <w:szCs w:val="40"/>
+                <w:lang w:bidi="ml-IN"/>
+              </w:rPr>
+              <w:t>–</w:t>
+            </w:r>
             <w:r>
               <w:rPr>
                 <w:rFonts w:ascii="BRH Devanagari Extra" w:hAnsi="BRH Devanagari Extra" w:cs="BRH Devanagari Extra"/>
@@ -12121,48 +11067,25 @@
               </w:rPr>
               <w:t>aÉÉïrÉ</w:t>
             </w:r>
-            <w:proofErr w:type="spellEnd"/>
-            <w:r>
-              <w:rPr>
-                <w:rFonts w:ascii="BRH Malayalam Extra" w:hAnsi="BRH Malayalam Extra" w:cs="BRH Devanagari Extra"/>
-                <w:color w:val="000000"/>
-                <w:sz w:val="32"/>
-                <w:szCs w:val="40"/>
-                <w:lang w:bidi="ml-IN"/>
-              </w:rPr>
-              <w:t>–</w:t>
-            </w:r>
-            <w:r>
-              <w:rPr>
-                <w:rFonts w:ascii="BRH Devanagari Extra" w:hAnsi="BRH Devanagari Extra" w:cs="BRH Devanagari Extra"/>
-                <w:color w:val="000000"/>
-                <w:sz w:val="40"/>
-                <w:szCs w:val="40"/>
-                <w:lang w:bidi="ml-IN"/>
-              </w:rPr>
-              <w:t xml:space="preserve"> </w:t>
-            </w:r>
-            <w:proofErr w:type="spellStart"/>
-            <w:r>
-              <w:rPr>
-                <w:rFonts w:ascii="BRH Devanagari Extra" w:hAnsi="BRH Devanagari Extra" w:cs="BRH Devanagari Extra"/>
-                <w:color w:val="000000"/>
-                <w:sz w:val="40"/>
-                <w:szCs w:val="40"/>
-                <w:lang w:bidi="ml-IN"/>
-              </w:rPr>
-              <w:t>uÉæ</w:t>
-            </w:r>
-            <w:proofErr w:type="spellEnd"/>
-            <w:r>
-              <w:rPr>
-                <w:rFonts w:ascii="BRH Devanagari Extra" w:hAnsi="BRH Devanagari Extra" w:cs="BRH Devanagari Extra"/>
-                <w:color w:val="000000"/>
-                <w:sz w:val="40"/>
-                <w:szCs w:val="40"/>
-                <w:lang w:bidi="ml-IN"/>
-              </w:rPr>
-              <w:t xml:space="preserve"> | </w:t>
+            <w:r>
+              <w:rPr>
+                <w:rFonts w:ascii="BRH Malayalam Extra" w:hAnsi="BRH Malayalam Extra" w:cs="BRH Devanagari Extra"/>
+                <w:color w:val="000000"/>
+                <w:sz w:val="32"/>
+                <w:szCs w:val="40"/>
+                <w:lang w:bidi="ml-IN"/>
+              </w:rPr>
+              <w:t>–</w:t>
+            </w:r>
+            <w:r>
+              <w:rPr>
+                <w:rFonts w:ascii="BRH Devanagari Extra" w:hAnsi="BRH Devanagari Extra" w:cs="BRH Devanagari Extra"/>
+                <w:color w:val="000000"/>
+                <w:sz w:val="40"/>
+                <w:szCs w:val="40"/>
+                <w:lang w:bidi="ml-IN"/>
+              </w:rPr>
+              <w:t xml:space="preserve"> uÉæ | </w:t>
             </w:r>
           </w:p>
           <w:p>
@@ -12175,7 +11098,6 @@
                 <w:szCs w:val="40"/>
               </w:rPr>
             </w:pPr>
-            <w:proofErr w:type="spellStart"/>
             <w:r>
               <w:rPr>
                 <w:rFonts w:ascii="BRH Devanagari Extra" w:hAnsi="BRH Devanagari Extra" w:cs="BRH Devanagari Extra"/>
@@ -12186,18 +11108,16 @@
               </w:rPr>
               <w:t>xÉÑ</w:t>
             </w:r>
-            <w:proofErr w:type="spellEnd"/>
-            <w:r>
-              <w:rPr>
-                <w:rFonts w:ascii="BRH Malayalam Extra" w:hAnsi="BRH Malayalam Extra" w:cs="BRH Devanagari Extra"/>
-                <w:color w:val="000000"/>
-                <w:sz w:val="32"/>
-                <w:szCs w:val="40"/>
-                <w:lang w:bidi="ml-IN"/>
-              </w:rPr>
-              <w:t>–</w:t>
-            </w:r>
-            <w:proofErr w:type="spellStart"/>
+            <w:r>
+              <w:rPr>
+                <w:rFonts w:ascii="BRH Malayalam Extra" w:hAnsi="BRH Malayalam Extra" w:cs="BRH Devanagari Extra"/>
+                <w:color w:val="000000"/>
+                <w:sz w:val="32"/>
+                <w:szCs w:val="40"/>
+                <w:lang w:bidi="ml-IN"/>
+              </w:rPr>
+              <w:t>–</w:t>
+            </w:r>
             <w:r>
               <w:rPr>
                 <w:rFonts w:ascii="BRH Devanagari Extra" w:hAnsi="BRH Devanagari Extra" w:cs="BRH Devanagari Extra"/>
@@ -12208,18 +11128,16 @@
               </w:rPr>
               <w:t>uÉï</w:t>
             </w:r>
-            <w:proofErr w:type="spellEnd"/>
-            <w:r>
-              <w:rPr>
-                <w:rFonts w:ascii="BRH Malayalam Extra" w:hAnsi="BRH Malayalam Extra" w:cs="BRH Devanagari Extra"/>
-                <w:color w:val="000000"/>
-                <w:sz w:val="32"/>
-                <w:szCs w:val="40"/>
-                <w:lang w:bidi="ml-IN"/>
-              </w:rPr>
-              <w:t>–</w:t>
-            </w:r>
-            <w:proofErr w:type="spellStart"/>
+            <w:r>
+              <w:rPr>
+                <w:rFonts w:ascii="BRH Malayalam Extra" w:hAnsi="BRH Malayalam Extra" w:cs="BRH Devanagari Extra"/>
+                <w:color w:val="000000"/>
+                <w:sz w:val="32"/>
+                <w:szCs w:val="40"/>
+                <w:lang w:bidi="ml-IN"/>
+              </w:rPr>
+              <w:t>–</w:t>
+            </w:r>
             <w:r>
               <w:rPr>
                 <w:rFonts w:ascii="BRH Devanagari Extra" w:hAnsi="BRH Devanagari Extra" w:cs="BRH Devanagari Extra"/>
@@ -12248,62 +11166,7 @@
                 <w:szCs w:val="40"/>
                 <w:lang w:bidi="ml-IN"/>
               </w:rPr>
-              <w:t>ÌiÉþ</w:t>
-            </w:r>
-            <w:proofErr w:type="spellEnd"/>
-            <w:r>
-              <w:rPr>
-                <w:rFonts w:ascii="BRH Devanagari Extra" w:hAnsi="BRH Devanagari Extra" w:cs="BRH Devanagari Extra"/>
-                <w:color w:val="000000"/>
-                <w:sz w:val="40"/>
-                <w:szCs w:val="40"/>
-                <w:lang w:bidi="ml-IN"/>
-              </w:rPr>
-              <w:t xml:space="preserve"> </w:t>
-            </w:r>
-            <w:proofErr w:type="spellStart"/>
-            <w:r>
-              <w:rPr>
-                <w:rFonts w:ascii="BRH Devanagari Extra" w:hAnsi="BRH Devanagari Extra" w:cs="BRH Devanagari Extra"/>
-                <w:color w:val="000000"/>
-                <w:sz w:val="40"/>
-                <w:szCs w:val="40"/>
-                <w:lang w:bidi="ml-IN"/>
-              </w:rPr>
-              <w:t>xÉÑuÉÈ</w:t>
-            </w:r>
-            <w:proofErr w:type="spellEnd"/>
-            <w:r>
-              <w:rPr>
-                <w:rFonts w:ascii="BRH Devanagari Extra" w:hAnsi="BRH Devanagari Extra" w:cs="BRH Devanagari Extra"/>
-                <w:color w:val="000000"/>
-                <w:sz w:val="40"/>
-                <w:szCs w:val="40"/>
-                <w:lang w:bidi="ml-IN"/>
-              </w:rPr>
-              <w:t xml:space="preserve"> - </w:t>
-            </w:r>
-            <w:proofErr w:type="spellStart"/>
-            <w:r>
-              <w:rPr>
-                <w:rFonts w:ascii="BRH Devanagari Extra" w:hAnsi="BRH Devanagari Extra" w:cs="BRH Devanagari Extra"/>
-                <w:color w:val="000000"/>
-                <w:sz w:val="40"/>
-                <w:szCs w:val="40"/>
-                <w:lang w:bidi="ml-IN"/>
-              </w:rPr>
-              <w:t>aÉÉrÉþ</w:t>
-            </w:r>
-            <w:proofErr w:type="spellEnd"/>
-            <w:r>
-              <w:rPr>
-                <w:rFonts w:ascii="BRH Devanagari Extra" w:hAnsi="BRH Devanagari Extra" w:cs="BRH Devanagari Extra"/>
-                <w:color w:val="000000"/>
-                <w:sz w:val="40"/>
-                <w:szCs w:val="40"/>
-                <w:lang w:bidi="ml-IN"/>
-              </w:rPr>
-              <w:t xml:space="preserve"> |</w:t>
+              <w:t>ÌiÉþ xÉÑuÉÈ - aÉÉrÉþ |</w:t>
             </w:r>
           </w:p>
         </w:tc>
@@ -12333,7 +11196,6 @@
                 <w:lang w:bidi="ml-IN"/>
               </w:rPr>
             </w:pPr>
-            <w:proofErr w:type="spellStart"/>
             <w:r>
               <w:rPr>
                 <w:rFonts w:ascii="BRH Devanagari Extra" w:hAnsi="BRH Devanagari Extra" w:cs="BRH Devanagari Extra"/>
@@ -12345,7 +11207,6 @@
               </w:rPr>
               <w:t>xÉÑ</w:t>
             </w:r>
-            <w:proofErr w:type="spellEnd"/>
             <w:r>
               <w:rPr>
                 <w:rFonts w:ascii="BRH Malayalam Extra" w:hAnsi="BRH Malayalam Extra" w:cs="BRH Devanagari Extra"/>
@@ -12376,7 +11237,6 @@
               </w:rPr>
               <w:t>–</w:t>
             </w:r>
-            <w:proofErr w:type="spellStart"/>
             <w:r>
               <w:rPr>
                 <w:rFonts w:ascii="BRH Devanagari Extra" w:hAnsi="BRH Devanagari Extra" w:cs="BRH Devanagari Extra"/>
@@ -12387,48 +11247,25 @@
               </w:rPr>
               <w:t>aÉÉïrÉ</w:t>
             </w:r>
-            <w:proofErr w:type="spellEnd"/>
-            <w:r>
-              <w:rPr>
-                <w:rFonts w:ascii="BRH Malayalam Extra" w:hAnsi="BRH Malayalam Extra" w:cs="BRH Devanagari Extra"/>
-                <w:color w:val="000000"/>
-                <w:sz w:val="32"/>
-                <w:szCs w:val="40"/>
-                <w:lang w:bidi="ml-IN"/>
-              </w:rPr>
-              <w:t>–</w:t>
-            </w:r>
-            <w:r>
-              <w:rPr>
-                <w:rFonts w:ascii="BRH Devanagari Extra" w:hAnsi="BRH Devanagari Extra" w:cs="BRH Devanagari Extra"/>
-                <w:color w:val="000000"/>
-                <w:sz w:val="40"/>
-                <w:szCs w:val="40"/>
-                <w:lang w:bidi="ml-IN"/>
-              </w:rPr>
-              <w:t xml:space="preserve"> </w:t>
-            </w:r>
-            <w:proofErr w:type="spellStart"/>
-            <w:r>
-              <w:rPr>
-                <w:rFonts w:ascii="BRH Devanagari Extra" w:hAnsi="BRH Devanagari Extra" w:cs="BRH Devanagari Extra"/>
-                <w:color w:val="000000"/>
-                <w:sz w:val="40"/>
-                <w:szCs w:val="40"/>
-                <w:lang w:bidi="ml-IN"/>
-              </w:rPr>
-              <w:t>uÉæ</w:t>
-            </w:r>
-            <w:proofErr w:type="spellEnd"/>
-            <w:r>
-              <w:rPr>
-                <w:rFonts w:ascii="BRH Devanagari Extra" w:hAnsi="BRH Devanagari Extra" w:cs="BRH Devanagari Extra"/>
-                <w:color w:val="000000"/>
-                <w:sz w:val="40"/>
-                <w:szCs w:val="40"/>
-                <w:lang w:bidi="ml-IN"/>
-              </w:rPr>
-              <w:t xml:space="preserve"> | </w:t>
+            <w:r>
+              <w:rPr>
+                <w:rFonts w:ascii="BRH Malayalam Extra" w:hAnsi="BRH Malayalam Extra" w:cs="BRH Devanagari Extra"/>
+                <w:color w:val="000000"/>
+                <w:sz w:val="32"/>
+                <w:szCs w:val="40"/>
+                <w:lang w:bidi="ml-IN"/>
+              </w:rPr>
+              <w:t>–</w:t>
+            </w:r>
+            <w:r>
+              <w:rPr>
+                <w:rFonts w:ascii="BRH Devanagari Extra" w:hAnsi="BRH Devanagari Extra" w:cs="BRH Devanagari Extra"/>
+                <w:color w:val="000000"/>
+                <w:sz w:val="40"/>
+                <w:szCs w:val="40"/>
+                <w:lang w:bidi="ml-IN"/>
+              </w:rPr>
+              <w:t xml:space="preserve"> uÉæ | </w:t>
             </w:r>
           </w:p>
           <w:p>
@@ -12445,7 +11282,6 @@
                 <w:szCs w:val="40"/>
               </w:rPr>
             </w:pPr>
-            <w:proofErr w:type="spellStart"/>
             <w:r>
               <w:rPr>
                 <w:rFonts w:ascii="BRH Devanagari Extra" w:hAnsi="BRH Devanagari Extra" w:cs="BRH Devanagari Extra"/>
@@ -12456,18 +11292,16 @@
               </w:rPr>
               <w:t>xÉÑ</w:t>
             </w:r>
-            <w:proofErr w:type="spellEnd"/>
-            <w:r>
-              <w:rPr>
-                <w:rFonts w:ascii="BRH Malayalam Extra" w:hAnsi="BRH Malayalam Extra" w:cs="BRH Devanagari Extra"/>
-                <w:color w:val="000000"/>
-                <w:sz w:val="32"/>
-                <w:szCs w:val="40"/>
-                <w:lang w:bidi="ml-IN"/>
-              </w:rPr>
-              <w:t>–</w:t>
-            </w:r>
-            <w:proofErr w:type="spellStart"/>
+            <w:r>
+              <w:rPr>
+                <w:rFonts w:ascii="BRH Malayalam Extra" w:hAnsi="BRH Malayalam Extra" w:cs="BRH Devanagari Extra"/>
+                <w:color w:val="000000"/>
+                <w:sz w:val="32"/>
+                <w:szCs w:val="40"/>
+                <w:lang w:bidi="ml-IN"/>
+              </w:rPr>
+              <w:t>–</w:t>
+            </w:r>
             <w:r>
               <w:rPr>
                 <w:rFonts w:ascii="BRH Devanagari Extra" w:hAnsi="BRH Devanagari Extra" w:cs="BRH Devanagari Extra"/>
@@ -12478,18 +11312,16 @@
               </w:rPr>
               <w:t>uÉï</w:t>
             </w:r>
-            <w:proofErr w:type="spellEnd"/>
-            <w:r>
-              <w:rPr>
-                <w:rFonts w:ascii="BRH Malayalam Extra" w:hAnsi="BRH Malayalam Extra" w:cs="BRH Devanagari Extra"/>
-                <w:color w:val="000000"/>
-                <w:sz w:val="32"/>
-                <w:szCs w:val="40"/>
-                <w:lang w:bidi="ml-IN"/>
-              </w:rPr>
-              <w:t>–</w:t>
-            </w:r>
-            <w:proofErr w:type="spellStart"/>
+            <w:r>
+              <w:rPr>
+                <w:rFonts w:ascii="BRH Malayalam Extra" w:hAnsi="BRH Malayalam Extra" w:cs="BRH Devanagari Extra"/>
+                <w:color w:val="000000"/>
+                <w:sz w:val="32"/>
+                <w:szCs w:val="40"/>
+                <w:lang w:bidi="ml-IN"/>
+              </w:rPr>
+              <w:t>–</w:t>
+            </w:r>
             <w:r>
               <w:rPr>
                 <w:rFonts w:ascii="BRH Devanagari Extra" w:hAnsi="BRH Devanagari Extra" w:cs="BRH Devanagari Extra"/>
@@ -12518,62 +11350,7 @@
                 <w:szCs w:val="40"/>
                 <w:lang w:bidi="ml-IN"/>
               </w:rPr>
-              <w:t>ÌiÉþ</w:t>
-            </w:r>
-            <w:proofErr w:type="spellEnd"/>
-            <w:r>
-              <w:rPr>
-                <w:rFonts w:ascii="BRH Devanagari Extra" w:hAnsi="BRH Devanagari Extra" w:cs="BRH Devanagari Extra"/>
-                <w:color w:val="000000"/>
-                <w:sz w:val="40"/>
-                <w:szCs w:val="40"/>
-                <w:lang w:bidi="ml-IN"/>
-              </w:rPr>
-              <w:t xml:space="preserve"> </w:t>
-            </w:r>
-            <w:proofErr w:type="spellStart"/>
-            <w:r>
-              <w:rPr>
-                <w:rFonts w:ascii="BRH Devanagari Extra" w:hAnsi="BRH Devanagari Extra" w:cs="BRH Devanagari Extra"/>
-                <w:color w:val="000000"/>
-                <w:sz w:val="40"/>
-                <w:szCs w:val="40"/>
-                <w:lang w:bidi="ml-IN"/>
-              </w:rPr>
-              <w:t>xÉÑuÉÈ</w:t>
-            </w:r>
-            <w:proofErr w:type="spellEnd"/>
-            <w:r>
-              <w:rPr>
-                <w:rFonts w:ascii="BRH Devanagari Extra" w:hAnsi="BRH Devanagari Extra" w:cs="BRH Devanagari Extra"/>
-                <w:color w:val="000000"/>
-                <w:sz w:val="40"/>
-                <w:szCs w:val="40"/>
-                <w:lang w:bidi="ml-IN"/>
-              </w:rPr>
-              <w:t xml:space="preserve"> - </w:t>
-            </w:r>
-            <w:proofErr w:type="spellStart"/>
-            <w:r>
-              <w:rPr>
-                <w:rFonts w:ascii="BRH Devanagari Extra" w:hAnsi="BRH Devanagari Extra" w:cs="BRH Devanagari Extra"/>
-                <w:color w:val="000000"/>
-                <w:sz w:val="40"/>
-                <w:szCs w:val="40"/>
-                <w:lang w:bidi="ml-IN"/>
-              </w:rPr>
-              <w:t>aÉÉrÉþ</w:t>
-            </w:r>
-            <w:proofErr w:type="spellEnd"/>
-            <w:r>
-              <w:rPr>
-                <w:rFonts w:ascii="BRH Devanagari Extra" w:hAnsi="BRH Devanagari Extra" w:cs="BRH Devanagari Extra"/>
-                <w:color w:val="000000"/>
-                <w:sz w:val="40"/>
-                <w:szCs w:val="40"/>
-                <w:lang w:bidi="ml-IN"/>
-              </w:rPr>
-              <w:t xml:space="preserve"> |</w:t>
+              <w:t>ÌiÉþ xÉÑuÉÈ - aÉÉrÉþ |</w:t>
             </w:r>
           </w:p>
         </w:tc>
@@ -12732,49 +11509,15 @@
               </w:rPr>
               <w:t>–</w:t>
             </w:r>
-            <w:proofErr w:type="spellStart"/>
-            <w:r>
-              <w:rPr>
-                <w:rFonts w:ascii="BRH Devanagari Extra" w:hAnsi="BRH Devanagari Extra" w:cs="BRH Devanagari Extra"/>
-                <w:color w:val="000000"/>
-                <w:sz w:val="40"/>
-                <w:szCs w:val="40"/>
-                <w:lang w:bidi="ml-IN"/>
-              </w:rPr>
-              <w:t>ÎalÉqÉç</w:t>
-            </w:r>
-            <w:proofErr w:type="spellEnd"/>
-            <w:r>
-              <w:rPr>
-                <w:rFonts w:ascii="BRH Devanagari Extra" w:hAnsi="BRH Devanagari Extra" w:cs="BRH Devanagari Extra"/>
-                <w:color w:val="000000"/>
-                <w:sz w:val="40"/>
-                <w:szCs w:val="40"/>
-                <w:lang w:bidi="ml-IN"/>
-              </w:rPr>
-              <w:t xml:space="preserve"> </w:t>
-            </w:r>
-            <w:proofErr w:type="spellStart"/>
-            <w:r>
-              <w:rPr>
-                <w:rFonts w:ascii="BRH Devanagari Extra" w:hAnsi="BRH Devanagari Extra" w:cs="BRH Devanagari Extra"/>
-                <w:color w:val="000000"/>
-                <w:sz w:val="40"/>
-                <w:szCs w:val="40"/>
-                <w:lang w:bidi="ml-IN"/>
-              </w:rPr>
-              <w:t>SÉþkÉÉU</w:t>
-            </w:r>
-            <w:proofErr w:type="spellEnd"/>
-            <w:r>
-              <w:rPr>
-                <w:rFonts w:ascii="BRH Devanagari Extra" w:hAnsi="BRH Devanagari Extra" w:cs="BRH Devanagari Extra"/>
-                <w:color w:val="000000"/>
-                <w:sz w:val="40"/>
-                <w:szCs w:val="40"/>
-                <w:lang w:bidi="ml-IN"/>
-              </w:rPr>
-              <w:t xml:space="preserve"> | </w:t>
+            <w:r>
+              <w:rPr>
+                <w:rFonts w:ascii="BRH Devanagari Extra" w:hAnsi="BRH Devanagari Extra" w:cs="BRH Devanagari Extra"/>
+                <w:color w:val="000000"/>
+                <w:sz w:val="40"/>
+                <w:szCs w:val="40"/>
+                <w:lang w:bidi="ml-IN"/>
+              </w:rPr>
+              <w:t xml:space="preserve">ÎalÉqÉç SÉþkÉÉU | </w:t>
             </w:r>
             <w:r>
               <w:rPr>
@@ -12798,7 +11541,6 @@
               </w:rPr>
               <w:t>–</w:t>
             </w:r>
-            <w:proofErr w:type="spellStart"/>
             <w:r>
               <w:rPr>
                 <w:rFonts w:ascii="BRH Devanagari Extra" w:hAnsi="BRH Devanagari Extra" w:cs="BRH Devanagari Extra"/>
@@ -12809,7 +11551,6 @@
               </w:rPr>
               <w:t>kÉÉ</w:t>
             </w:r>
-            <w:proofErr w:type="spellEnd"/>
             <w:r>
               <w:rPr>
                 <w:rFonts w:ascii="BRH Malayalam Extra" w:hAnsi="BRH Malayalam Extra" w:cs="BRH Devanagari Extra"/>
@@ -12897,49 +11638,15 @@
               </w:rPr>
               <w:t>–</w:t>
             </w:r>
-            <w:proofErr w:type="spellStart"/>
-            <w:r>
-              <w:rPr>
-                <w:rFonts w:ascii="BRH Devanagari Extra" w:hAnsi="BRH Devanagari Extra" w:cs="BRH Devanagari Extra"/>
-                <w:color w:val="000000"/>
-                <w:sz w:val="40"/>
-                <w:szCs w:val="40"/>
-                <w:lang w:bidi="ml-IN"/>
-              </w:rPr>
-              <w:t>ÎalÉqÉç</w:t>
-            </w:r>
-            <w:proofErr w:type="spellEnd"/>
-            <w:r>
-              <w:rPr>
-                <w:rFonts w:ascii="BRH Devanagari Extra" w:hAnsi="BRH Devanagari Extra" w:cs="BRH Devanagari Extra"/>
-                <w:color w:val="000000"/>
-                <w:sz w:val="40"/>
-                <w:szCs w:val="40"/>
-                <w:lang w:bidi="ml-IN"/>
-              </w:rPr>
-              <w:t xml:space="preserve"> </w:t>
-            </w:r>
-            <w:proofErr w:type="spellStart"/>
-            <w:r>
-              <w:rPr>
-                <w:rFonts w:ascii="BRH Devanagari Extra" w:hAnsi="BRH Devanagari Extra" w:cs="BRH Devanagari Extra"/>
-                <w:color w:val="000000"/>
-                <w:sz w:val="40"/>
-                <w:szCs w:val="40"/>
-                <w:lang w:bidi="ml-IN"/>
-              </w:rPr>
-              <w:t>SÉþkÉÉU</w:t>
-            </w:r>
-            <w:proofErr w:type="spellEnd"/>
-            <w:r>
-              <w:rPr>
-                <w:rFonts w:ascii="BRH Devanagari Extra" w:hAnsi="BRH Devanagari Extra" w:cs="BRH Devanagari Extra"/>
-                <w:color w:val="000000"/>
-                <w:sz w:val="40"/>
-                <w:szCs w:val="40"/>
-                <w:lang w:bidi="ml-IN"/>
-              </w:rPr>
-              <w:t xml:space="preserve"> | </w:t>
+            <w:r>
+              <w:rPr>
+                <w:rFonts w:ascii="BRH Devanagari Extra" w:hAnsi="BRH Devanagari Extra" w:cs="BRH Devanagari Extra"/>
+                <w:color w:val="000000"/>
+                <w:sz w:val="40"/>
+                <w:szCs w:val="40"/>
+                <w:lang w:bidi="ml-IN"/>
+              </w:rPr>
+              <w:t xml:space="preserve">ÎalÉqÉç SÉþkÉÉU | </w:t>
             </w:r>
             <w:r>
               <w:rPr>
@@ -12963,7 +11670,6 @@
               </w:rPr>
               <w:t>–</w:t>
             </w:r>
-            <w:proofErr w:type="spellStart"/>
             <w:r>
               <w:rPr>
                 <w:rFonts w:ascii="BRH Devanagari Extra" w:hAnsi="BRH Devanagari Extra" w:cs="BRH Devanagari Extra"/>
@@ -12985,7 +11691,6 @@
               </w:rPr>
               <w:t>kÉÉ</w:t>
             </w:r>
-            <w:proofErr w:type="spellEnd"/>
             <w:r>
               <w:rPr>
                 <w:rFonts w:ascii="BRH Malayalam Extra" w:hAnsi="BRH Malayalam Extra" w:cs="BRH Devanagari Extra"/>
@@ -13068,6 +11773,7 @@
                 <w:sz w:val="28"/>
                 <w:szCs w:val="32"/>
               </w:rPr>
+              <w:lastRenderedPageBreak/>
               <w:t>T.S.5.7.9.4 – Kramam</w:t>
             </w:r>
           </w:p>
@@ -13187,7 +11893,6 @@
               </w:rPr>
               <w:t>–</w:t>
             </w:r>
-            <w:proofErr w:type="spellStart"/>
             <w:r>
               <w:rPr>
                 <w:rFonts w:ascii="BRH Devanagari Extra" w:hAnsi="BRH Devanagari Extra" w:cs="BRH Devanagari Extra"/>
@@ -13198,18 +11903,16 @@
               </w:rPr>
               <w:t>lÉÑ</w:t>
             </w:r>
-            <w:proofErr w:type="spellEnd"/>
-            <w:r>
-              <w:rPr>
-                <w:rFonts w:ascii="BRH Malayalam Extra" w:hAnsi="BRH Malayalam Extra" w:cs="BRH Devanagari Extra"/>
-                <w:color w:val="000000"/>
-                <w:sz w:val="32"/>
-                <w:szCs w:val="40"/>
-                <w:lang w:bidi="ml-IN"/>
-              </w:rPr>
-              <w:t>–</w:t>
-            </w:r>
-            <w:proofErr w:type="spellStart"/>
+            <w:r>
+              <w:rPr>
+                <w:rFonts w:ascii="BRH Malayalam Extra" w:hAnsi="BRH Malayalam Extra" w:cs="BRH Devanagari Extra"/>
+                <w:color w:val="000000"/>
+                <w:sz w:val="32"/>
+                <w:szCs w:val="40"/>
+                <w:lang w:bidi="ml-IN"/>
+              </w:rPr>
+              <w:t>–</w:t>
+            </w:r>
             <w:r>
               <w:rPr>
                 <w:rFonts w:ascii="BRH Devanagari Extra" w:hAnsi="BRH Devanagari Extra" w:cs="BRH Devanagari Extra"/>
@@ -13230,38 +11933,15 @@
               </w:rPr>
               <w:t>å</w:t>
             </w:r>
-            <w:proofErr w:type="spellEnd"/>
-            <w:r>
-              <w:rPr>
-                <w:rFonts w:ascii="BRH Devanagari Extra" w:hAnsi="BRH Devanagari Extra" w:cs="BRH Devanagari Extra"/>
-                <w:color w:val="000000"/>
-                <w:sz w:val="40"/>
-                <w:szCs w:val="40"/>
-                <w:lang w:bidi="ml-IN"/>
-              </w:rPr>
-              <w:t xml:space="preserve"> </w:t>
-            </w:r>
-            <w:proofErr w:type="spellStart"/>
-            <w:r>
-              <w:rPr>
-                <w:rFonts w:ascii="BRH Devanagari Extra" w:hAnsi="BRH Devanagari Extra" w:cs="BRH Devanagari Extra"/>
-                <w:color w:val="000000"/>
-                <w:sz w:val="40"/>
-                <w:szCs w:val="40"/>
-                <w:lang w:bidi="ml-IN"/>
-              </w:rPr>
-              <w:t>xÉuÉÉïþxÉÑ</w:t>
-            </w:r>
-            <w:proofErr w:type="spellEnd"/>
-            <w:r>
-              <w:rPr>
-                <w:rFonts w:ascii="BRH Devanagari Extra" w:hAnsi="BRH Devanagari Extra" w:cs="BRH Devanagari Extra"/>
-                <w:color w:val="000000"/>
-                <w:sz w:val="40"/>
-                <w:szCs w:val="40"/>
-                <w:lang w:bidi="ml-IN"/>
-              </w:rPr>
-              <w:t xml:space="preserve"> | </w:t>
+            <w:r>
+              <w:rPr>
+                <w:rFonts w:ascii="BRH Devanagari Extra" w:hAnsi="BRH Devanagari Extra" w:cs="BRH Devanagari Extra"/>
+                <w:color w:val="000000"/>
+                <w:sz w:val="40"/>
+                <w:szCs w:val="40"/>
+                <w:lang w:bidi="ml-IN"/>
+              </w:rPr>
+              <w:t xml:space="preserve"> xÉuÉÉïþxÉÑ | </w:t>
             </w:r>
           </w:p>
           <w:p>
@@ -13300,7 +11980,6 @@
               </w:rPr>
               <w:t>–</w:t>
             </w:r>
-            <w:proofErr w:type="spellStart"/>
             <w:r>
               <w:rPr>
                 <w:rFonts w:ascii="BRH Devanagari Extra" w:hAnsi="BRH Devanagari Extra" w:cs="BRH Devanagari Extra"/>
@@ -13312,60 +11991,35 @@
               </w:rPr>
               <w:t>uÉÉïxÉÑþ</w:t>
             </w:r>
-            <w:proofErr w:type="spellEnd"/>
-            <w:r>
-              <w:rPr>
-                <w:rFonts w:ascii="BRH Devanagari Extra" w:hAnsi="BRH Devanagari Extra" w:cs="BRH Devanagari Extra"/>
-                <w:color w:val="000000"/>
-                <w:sz w:val="40"/>
-                <w:szCs w:val="40"/>
-                <w:lang w:bidi="ml-IN"/>
-              </w:rPr>
-              <w:t xml:space="preserve"> </w:t>
-            </w:r>
-            <w:proofErr w:type="spellStart"/>
-            <w:r>
-              <w:rPr>
-                <w:rFonts w:ascii="BRH Devanagari Extra" w:hAnsi="BRH Devanagari Extra" w:cs="BRH Devanagari Extra"/>
-                <w:color w:val="000000"/>
-                <w:sz w:val="40"/>
-                <w:szCs w:val="40"/>
-                <w:lang w:bidi="ml-IN"/>
-              </w:rPr>
-              <w:t>mÉë</w:t>
-            </w:r>
-            <w:proofErr w:type="spellEnd"/>
-            <w:r>
-              <w:rPr>
-                <w:rFonts w:ascii="BRH Malayalam Extra" w:hAnsi="BRH Malayalam Extra" w:cs="BRH Devanagari Extra"/>
-                <w:color w:val="000000"/>
-                <w:sz w:val="32"/>
-                <w:szCs w:val="40"/>
-                <w:lang w:bidi="ml-IN"/>
-              </w:rPr>
-              <w:t>–</w:t>
-            </w:r>
-            <w:proofErr w:type="spellStart"/>
-            <w:r>
-              <w:rPr>
-                <w:rFonts w:ascii="BRH Devanagari Extra" w:hAnsi="BRH Devanagari Extra" w:cs="BRH Devanagari Extra"/>
-                <w:color w:val="000000"/>
-                <w:sz w:val="40"/>
-                <w:szCs w:val="40"/>
-                <w:lang w:bidi="ml-IN"/>
-              </w:rPr>
-              <w:t>eÉÉxÉÑþ</w:t>
-            </w:r>
-            <w:proofErr w:type="spellEnd"/>
-            <w:r>
-              <w:rPr>
-                <w:rFonts w:ascii="BRH Devanagari Extra" w:hAnsi="BRH Devanagari Extra" w:cs="BRH Devanagari Extra"/>
-                <w:color w:val="000000"/>
-                <w:sz w:val="40"/>
-                <w:szCs w:val="40"/>
-                <w:lang w:bidi="ml-IN"/>
-              </w:rPr>
-              <w:t xml:space="preserve"> |</w:t>
+            <w:r>
+              <w:rPr>
+                <w:rFonts w:ascii="BRH Devanagari Extra" w:hAnsi="BRH Devanagari Extra" w:cs="BRH Devanagari Extra"/>
+                <w:color w:val="000000"/>
+                <w:sz w:val="40"/>
+                <w:szCs w:val="40"/>
+                <w:lang w:bidi="ml-IN"/>
+              </w:rPr>
+              <w:t xml:space="preserve"> mÉë</w:t>
+            </w:r>
+            <w:r>
+              <w:rPr>
+                <w:rFonts w:ascii="BRH Malayalam Extra" w:hAnsi="BRH Malayalam Extra" w:cs="BRH Devanagari Extra"/>
+                <w:color w:val="000000"/>
+                <w:sz w:val="32"/>
+                <w:szCs w:val="40"/>
+                <w:lang w:bidi="ml-IN"/>
+              </w:rPr>
+              <w:t>–</w:t>
+            </w:r>
+            <w:r>
+              <w:rPr>
+                <w:rFonts w:ascii="BRH Devanagari Extra" w:hAnsi="BRH Devanagari Extra" w:cs="BRH Devanagari Extra"/>
+                <w:color w:val="000000"/>
+                <w:sz w:val="40"/>
+                <w:szCs w:val="40"/>
+                <w:lang w:bidi="ml-IN"/>
+              </w:rPr>
+              <w:t>eÉÉxÉÑþ |</w:t>
             </w:r>
           </w:p>
         </w:tc>
@@ -13415,7 +12069,6 @@
               </w:rPr>
               <w:t>–</w:t>
             </w:r>
-            <w:proofErr w:type="spellStart"/>
             <w:r>
               <w:rPr>
                 <w:rFonts w:ascii="BRH Devanagari Extra" w:hAnsi="BRH Devanagari Extra" w:cs="BRH Devanagari Extra"/>
@@ -13426,18 +12079,16 @@
               </w:rPr>
               <w:t>lÉÑ</w:t>
             </w:r>
-            <w:proofErr w:type="spellEnd"/>
-            <w:r>
-              <w:rPr>
-                <w:rFonts w:ascii="BRH Malayalam Extra" w:hAnsi="BRH Malayalam Extra" w:cs="BRH Devanagari Extra"/>
-                <w:color w:val="000000"/>
-                <w:sz w:val="32"/>
-                <w:szCs w:val="40"/>
-                <w:lang w:bidi="ml-IN"/>
-              </w:rPr>
-              <w:t>–</w:t>
-            </w:r>
-            <w:proofErr w:type="spellStart"/>
+            <w:r>
+              <w:rPr>
+                <w:rFonts w:ascii="BRH Malayalam Extra" w:hAnsi="BRH Malayalam Extra" w:cs="BRH Devanagari Extra"/>
+                <w:color w:val="000000"/>
+                <w:sz w:val="32"/>
+                <w:szCs w:val="40"/>
+                <w:lang w:bidi="ml-IN"/>
+              </w:rPr>
+              <w:t>–</w:t>
+            </w:r>
             <w:r>
               <w:rPr>
                 <w:rFonts w:ascii="BRH Devanagari Extra" w:hAnsi="BRH Devanagari Extra" w:cs="BRH Devanagari Extra"/>
@@ -13458,38 +12109,15 @@
               </w:rPr>
               <w:t>å</w:t>
             </w:r>
-            <w:proofErr w:type="spellEnd"/>
-            <w:r>
-              <w:rPr>
-                <w:rFonts w:ascii="BRH Devanagari Extra" w:hAnsi="BRH Devanagari Extra" w:cs="BRH Devanagari Extra"/>
-                <w:color w:val="000000"/>
-                <w:sz w:val="40"/>
-                <w:szCs w:val="40"/>
-                <w:lang w:bidi="ml-IN"/>
-              </w:rPr>
-              <w:t xml:space="preserve"> </w:t>
-            </w:r>
-            <w:proofErr w:type="spellStart"/>
-            <w:r>
-              <w:rPr>
-                <w:rFonts w:ascii="BRH Devanagari Extra" w:hAnsi="BRH Devanagari Extra" w:cs="BRH Devanagari Extra"/>
-                <w:color w:val="000000"/>
-                <w:sz w:val="40"/>
-                <w:szCs w:val="40"/>
-                <w:lang w:bidi="ml-IN"/>
-              </w:rPr>
-              <w:t>xÉuÉÉïþxÉÑ</w:t>
-            </w:r>
-            <w:proofErr w:type="spellEnd"/>
-            <w:r>
-              <w:rPr>
-                <w:rFonts w:ascii="BRH Devanagari Extra" w:hAnsi="BRH Devanagari Extra" w:cs="BRH Devanagari Extra"/>
-                <w:color w:val="000000"/>
-                <w:sz w:val="40"/>
-                <w:szCs w:val="40"/>
-                <w:lang w:bidi="ml-IN"/>
-              </w:rPr>
-              <w:t xml:space="preserve"> | </w:t>
+            <w:r>
+              <w:rPr>
+                <w:rFonts w:ascii="BRH Devanagari Extra" w:hAnsi="BRH Devanagari Extra" w:cs="BRH Devanagari Extra"/>
+                <w:color w:val="000000"/>
+                <w:sz w:val="40"/>
+                <w:szCs w:val="40"/>
+                <w:lang w:bidi="ml-IN"/>
+              </w:rPr>
+              <w:t xml:space="preserve"> xÉuÉÉïþxÉÑ | </w:t>
             </w:r>
           </w:p>
           <w:p>
@@ -13506,7 +12134,6 @@
                 <w:szCs w:val="40"/>
               </w:rPr>
             </w:pPr>
-            <w:proofErr w:type="spellStart"/>
             <w:r>
               <w:rPr>
                 <w:rFonts w:ascii="BRH Devanagari Extra" w:hAnsi="BRH Devanagari Extra" w:cs="BRH Devanagari Extra"/>
@@ -13536,62 +12163,27 @@
                 <w:szCs w:val="40"/>
                 <w:lang w:bidi="ml-IN"/>
               </w:rPr>
-              <w:t>þïxÉÑ</w:t>
-            </w:r>
-            <w:proofErr w:type="spellEnd"/>
-            <w:r>
-              <w:rPr>
-                <w:rFonts w:ascii="BRH Devanagari Extra" w:hAnsi="BRH Devanagari Extra" w:cs="BRH Devanagari Extra"/>
-                <w:color w:val="000000"/>
-                <w:sz w:val="40"/>
-                <w:szCs w:val="40"/>
-                <w:lang w:bidi="ml-IN"/>
-              </w:rPr>
-              <w:t xml:space="preserve"> </w:t>
-            </w:r>
-            <w:proofErr w:type="spellStart"/>
-            <w:r>
-              <w:rPr>
-                <w:rFonts w:ascii="BRH Devanagari Extra" w:hAnsi="BRH Devanagari Extra" w:cs="BRH Devanagari Extra"/>
-                <w:color w:val="000000"/>
-                <w:sz w:val="40"/>
-                <w:szCs w:val="40"/>
-                <w:lang w:bidi="ml-IN"/>
-              </w:rPr>
-              <w:t>mÉë</w:t>
-            </w:r>
-            <w:proofErr w:type="spellEnd"/>
-            <w:r>
-              <w:rPr>
-                <w:rFonts w:ascii="BRH Malayalam Extra" w:hAnsi="BRH Malayalam Extra" w:cs="BRH Devanagari Extra"/>
-                <w:color w:val="000000"/>
-                <w:sz w:val="32"/>
-                <w:szCs w:val="40"/>
-                <w:lang w:bidi="ml-IN"/>
-              </w:rPr>
-              <w:t>–</w:t>
-            </w:r>
-            <w:proofErr w:type="spellStart"/>
-            <w:r>
-              <w:rPr>
-                <w:rFonts w:ascii="BRH Devanagari Extra" w:hAnsi="BRH Devanagari Extra" w:cs="BRH Devanagari Extra"/>
-                <w:color w:val="000000"/>
-                <w:sz w:val="40"/>
-                <w:szCs w:val="40"/>
-                <w:lang w:bidi="ml-IN"/>
-              </w:rPr>
-              <w:t>eÉÉxÉÑþ</w:t>
-            </w:r>
-            <w:proofErr w:type="spellEnd"/>
-            <w:r>
-              <w:rPr>
-                <w:rFonts w:ascii="BRH Devanagari Extra" w:hAnsi="BRH Devanagari Extra" w:cs="BRH Devanagari Extra"/>
-                <w:color w:val="000000"/>
-                <w:sz w:val="40"/>
-                <w:szCs w:val="40"/>
-                <w:lang w:bidi="ml-IN"/>
-              </w:rPr>
-              <w:t xml:space="preserve"> |</w:t>
+              <w:t>þïxÉÑ mÉë</w:t>
+            </w:r>
+            <w:r>
+              <w:rPr>
+                <w:rFonts w:ascii="BRH Malayalam Extra" w:hAnsi="BRH Malayalam Extra" w:cs="BRH Devanagari Extra"/>
+                <w:color w:val="000000"/>
+                <w:sz w:val="32"/>
+                <w:szCs w:val="40"/>
+                <w:lang w:bidi="ml-IN"/>
+              </w:rPr>
+              <w:t>–</w:t>
+            </w:r>
+            <w:r>
+              <w:rPr>
+                <w:rFonts w:ascii="BRH Devanagari Extra" w:hAnsi="BRH Devanagari Extra" w:cs="BRH Devanagari Extra"/>
+                <w:color w:val="000000"/>
+                <w:sz w:val="40"/>
+                <w:szCs w:val="40"/>
+                <w:lang w:bidi="ml-IN"/>
+              </w:rPr>
+              <w:t>eÉÉxÉÑþ |</w:t>
             </w:r>
           </w:p>
         </w:tc>
@@ -13742,75 +12334,38 @@
                 <w:szCs w:val="40"/>
                 <w:lang w:bidi="ml-IN"/>
               </w:rPr>
-              <w:t xml:space="preserve">xÉ </w:t>
-            </w:r>
-            <w:proofErr w:type="spellStart"/>
-            <w:r>
-              <w:rPr>
-                <w:rFonts w:ascii="BRH Devanagari Extra" w:hAnsi="BRH Devanagari Extra" w:cs="BRH Devanagari Extra"/>
-                <w:color w:val="000000"/>
-                <w:sz w:val="40"/>
-                <w:szCs w:val="40"/>
-                <w:lang w:bidi="ml-IN"/>
-              </w:rPr>
-              <w:t>mÉë</w:t>
-            </w:r>
-            <w:proofErr w:type="spellEnd"/>
-            <w:r>
-              <w:rPr>
-                <w:rFonts w:ascii="BRH Malayalam Extra" w:hAnsi="BRH Malayalam Extra" w:cs="BRH Devanagari Extra"/>
-                <w:color w:val="000000"/>
-                <w:sz w:val="32"/>
-                <w:szCs w:val="40"/>
-                <w:lang w:bidi="ml-IN"/>
-              </w:rPr>
-              <w:t>–</w:t>
-            </w:r>
-            <w:proofErr w:type="spellStart"/>
-            <w:r>
-              <w:rPr>
-                <w:rFonts w:ascii="BRH Devanagari Extra" w:hAnsi="BRH Devanagari Extra" w:cs="BRH Devanagari Extra"/>
-                <w:color w:val="000000"/>
-                <w:sz w:val="40"/>
-                <w:szCs w:val="40"/>
-                <w:lang w:bidi="ml-IN"/>
-              </w:rPr>
-              <w:t>irÉXçXçû</w:t>
-            </w:r>
-            <w:proofErr w:type="spellEnd"/>
-            <w:r>
-              <w:rPr>
-                <w:rFonts w:ascii="BRH Devanagari Extra" w:hAnsi="BRH Devanagari Extra" w:cs="BRH Devanagari Extra"/>
-                <w:color w:val="000000"/>
-                <w:sz w:val="40"/>
-                <w:szCs w:val="40"/>
-                <w:lang w:bidi="ml-IN"/>
-              </w:rPr>
-              <w:t xml:space="preserve"> | </w:t>
-            </w:r>
-            <w:proofErr w:type="spellStart"/>
-            <w:r>
-              <w:rPr>
-                <w:rFonts w:ascii="BRH Devanagari Extra" w:hAnsi="BRH Devanagari Extra" w:cs="BRH Devanagari Extra"/>
-                <w:color w:val="000000"/>
-                <w:sz w:val="40"/>
-                <w:szCs w:val="40"/>
-                <w:lang w:bidi="ml-IN"/>
-              </w:rPr>
-              <w:t>mÉë</w:t>
-            </w:r>
-            <w:proofErr w:type="spellEnd"/>
-            <w:r>
-              <w:rPr>
-                <w:rFonts w:ascii="BRH Malayalam Extra" w:hAnsi="BRH Malayalam Extra" w:cs="BRH Devanagari Extra"/>
-                <w:color w:val="000000"/>
-                <w:sz w:val="32"/>
-                <w:szCs w:val="40"/>
-                <w:lang w:bidi="ml-IN"/>
-              </w:rPr>
-              <w:t>–</w:t>
-            </w:r>
-            <w:proofErr w:type="spellStart"/>
+              <w:t>xÉ mÉë</w:t>
+            </w:r>
+            <w:r>
+              <w:rPr>
+                <w:rFonts w:ascii="BRH Malayalam Extra" w:hAnsi="BRH Malayalam Extra" w:cs="BRH Devanagari Extra"/>
+                <w:color w:val="000000"/>
+                <w:sz w:val="32"/>
+                <w:szCs w:val="40"/>
+                <w:lang w:bidi="ml-IN"/>
+              </w:rPr>
+              <w:t>–</w:t>
+            </w:r>
+            <w:r>
+              <w:rPr>
+                <w:rFonts w:ascii="BRH Devanagari Extra" w:hAnsi="BRH Devanagari Extra" w:cs="BRH Devanagari Extra"/>
+                <w:color w:val="000000"/>
+                <w:sz w:val="40"/>
+                <w:szCs w:val="40"/>
+                <w:lang w:bidi="ml-IN"/>
+              </w:rPr>
+              <w:t>irÉXçXçû | mÉë</w:t>
+            </w:r>
+            <w:r>
+              <w:rPr>
+                <w:rFonts w:ascii="BRH Malayalam Extra" w:hAnsi="BRH Malayalam Extra" w:cs="BRH Devanagari Extra"/>
+                <w:color w:val="000000"/>
+                <w:sz w:val="32"/>
+                <w:szCs w:val="40"/>
+                <w:lang w:bidi="ml-IN"/>
+              </w:rPr>
+              <w:t>–</w:t>
+            </w:r>
             <w:r>
               <w:rPr>
                 <w:rFonts w:ascii="BRH Devanagari Extra" w:hAnsi="BRH Devanagari Extra" w:cs="BRH Devanagari Extra"/>
@@ -13832,7 +12387,6 @@
               </w:rPr>
               <w:t>XçaÉÉ</w:t>
             </w:r>
-            <w:proofErr w:type="spellEnd"/>
             <w:r>
               <w:rPr>
                 <w:rFonts w:ascii="BRH Devanagari Extra" w:hAnsi="BRH Devanagari Extra" w:cs="BRH Devanagari Extra"/>
@@ -13874,75 +12428,38 @@
                 <w:szCs w:val="40"/>
                 <w:lang w:bidi="ml-IN"/>
               </w:rPr>
-              <w:t xml:space="preserve">xÉ </w:t>
-            </w:r>
-            <w:proofErr w:type="spellStart"/>
-            <w:r>
-              <w:rPr>
-                <w:rFonts w:ascii="BRH Devanagari Extra" w:hAnsi="BRH Devanagari Extra" w:cs="BRH Devanagari Extra"/>
-                <w:color w:val="000000"/>
-                <w:sz w:val="40"/>
-                <w:szCs w:val="40"/>
-                <w:lang w:bidi="ml-IN"/>
-              </w:rPr>
-              <w:t>mÉë</w:t>
-            </w:r>
-            <w:proofErr w:type="spellEnd"/>
-            <w:r>
-              <w:rPr>
-                <w:rFonts w:ascii="BRH Malayalam Extra" w:hAnsi="BRH Malayalam Extra" w:cs="BRH Devanagari Extra"/>
-                <w:color w:val="000000"/>
-                <w:sz w:val="32"/>
-                <w:szCs w:val="40"/>
-                <w:lang w:bidi="ml-IN"/>
-              </w:rPr>
-              <w:t>–</w:t>
-            </w:r>
-            <w:proofErr w:type="spellStart"/>
-            <w:r>
-              <w:rPr>
-                <w:rFonts w:ascii="BRH Devanagari Extra" w:hAnsi="BRH Devanagari Extra" w:cs="BRH Devanagari Extra"/>
-                <w:color w:val="000000"/>
-                <w:sz w:val="40"/>
-                <w:szCs w:val="40"/>
-                <w:lang w:bidi="ml-IN"/>
-              </w:rPr>
-              <w:t>irÉXçXçû</w:t>
-            </w:r>
-            <w:proofErr w:type="spellEnd"/>
-            <w:r>
-              <w:rPr>
-                <w:rFonts w:ascii="BRH Devanagari Extra" w:hAnsi="BRH Devanagari Extra" w:cs="BRH Devanagari Extra"/>
-                <w:color w:val="000000"/>
-                <w:sz w:val="40"/>
-                <w:szCs w:val="40"/>
-                <w:lang w:bidi="ml-IN"/>
-              </w:rPr>
-              <w:t xml:space="preserve"> | </w:t>
-            </w:r>
-            <w:proofErr w:type="spellStart"/>
-            <w:r>
-              <w:rPr>
-                <w:rFonts w:ascii="BRH Devanagari Extra" w:hAnsi="BRH Devanagari Extra" w:cs="BRH Devanagari Extra"/>
-                <w:color w:val="000000"/>
-                <w:sz w:val="40"/>
-                <w:szCs w:val="40"/>
-                <w:lang w:bidi="ml-IN"/>
-              </w:rPr>
-              <w:t>mÉë</w:t>
-            </w:r>
-            <w:proofErr w:type="spellEnd"/>
-            <w:r>
-              <w:rPr>
-                <w:rFonts w:ascii="BRH Malayalam Extra" w:hAnsi="BRH Malayalam Extra" w:cs="BRH Devanagari Extra"/>
-                <w:color w:val="000000"/>
-                <w:sz w:val="32"/>
-                <w:szCs w:val="40"/>
-                <w:lang w:bidi="ml-IN"/>
-              </w:rPr>
-              <w:t>–</w:t>
-            </w:r>
-            <w:proofErr w:type="spellStart"/>
+              <w:t>xÉ mÉë</w:t>
+            </w:r>
+            <w:r>
+              <w:rPr>
+                <w:rFonts w:ascii="BRH Malayalam Extra" w:hAnsi="BRH Malayalam Extra" w:cs="BRH Devanagari Extra"/>
+                <w:color w:val="000000"/>
+                <w:sz w:val="32"/>
+                <w:szCs w:val="40"/>
+                <w:lang w:bidi="ml-IN"/>
+              </w:rPr>
+              <w:t>–</w:t>
+            </w:r>
+            <w:r>
+              <w:rPr>
+                <w:rFonts w:ascii="BRH Devanagari Extra" w:hAnsi="BRH Devanagari Extra" w:cs="BRH Devanagari Extra"/>
+                <w:color w:val="000000"/>
+                <w:sz w:val="40"/>
+                <w:szCs w:val="40"/>
+                <w:lang w:bidi="ml-IN"/>
+              </w:rPr>
+              <w:t>irÉXçXçû | mÉë</w:t>
+            </w:r>
+            <w:r>
+              <w:rPr>
+                <w:rFonts w:ascii="BRH Malayalam Extra" w:hAnsi="BRH Malayalam Extra" w:cs="BRH Devanagari Extra"/>
+                <w:color w:val="000000"/>
+                <w:sz w:val="32"/>
+                <w:szCs w:val="40"/>
+                <w:lang w:bidi="ml-IN"/>
+              </w:rPr>
+              <w:t>–</w:t>
+            </w:r>
             <w:r>
               <w:rPr>
                 <w:rFonts w:ascii="BRH Devanagari Extra" w:hAnsi="BRH Devanagari Extra" w:cs="BRH Devanagari Extra"/>
@@ -13964,7 +12481,6 @@
               </w:rPr>
               <w:t>XçXÉ</w:t>
             </w:r>
-            <w:proofErr w:type="spellEnd"/>
             <w:r>
               <w:rPr>
                 <w:rFonts w:ascii="BRH Devanagari Extra" w:hAnsi="BRH Devanagari Extra" w:cs="BRH Devanagari Extra"/>
@@ -14151,7 +12667,6 @@
               </w:rPr>
               <w:t>–</w:t>
             </w:r>
-            <w:proofErr w:type="spellStart"/>
             <w:r>
               <w:rPr>
                 <w:rFonts w:ascii="BRH Devanagari Extra" w:hAnsi="BRH Devanagari Extra" w:cs="BRH Devanagari Extra"/>
@@ -14160,30 +12675,38 @@
                 <w:szCs w:val="40"/>
                 <w:lang w:bidi="ml-IN"/>
               </w:rPr>
-              <w:t>xrÉåþlÉ</w:t>
-            </w:r>
-            <w:proofErr w:type="spellEnd"/>
+              <w:t xml:space="preserve">xrÉåþlÉ | </w:t>
+            </w:r>
             <w:r>
               <w:rPr>
                 <w:rFonts w:ascii="BRH Devanagari Extra" w:hAnsi="BRH Devanagari Extra" w:cs="BRH Devanagari Extra"/>
                 <w:color w:val="000000"/>
                 <w:sz w:val="36"/>
                 <w:szCs w:val="40"/>
-                <w:lang w:bidi="ml-IN"/>
-              </w:rPr>
-              <w:t xml:space="preserve"> | </w:t>
-            </w:r>
-            <w:proofErr w:type="spellStart"/>
+                <w:highlight w:val="yellow"/>
+                <w:lang w:bidi="ml-IN"/>
+              </w:rPr>
+              <w:t>AÉ</w:t>
+            </w:r>
             <w:r>
               <w:rPr>
                 <w:rFonts w:ascii="BRH Devanagari Extra" w:hAnsi="BRH Devanagari Extra" w:cs="BRH Devanagari Extra"/>
                 <w:color w:val="000000"/>
                 <w:sz w:val="36"/>
                 <w:szCs w:val="40"/>
-                <w:highlight w:val="yellow"/>
-                <w:lang w:bidi="ml-IN"/>
-              </w:rPr>
-              <w:t>AÉ</w:t>
+                <w:lang w:bidi="ml-IN"/>
+              </w:rPr>
+              <w:t>xrÉåþlÉÉÌS</w:t>
+            </w:r>
+            <w:r>
+              <w:rPr>
+                <w:rFonts w:ascii="BRH Malayalam Extra" w:hAnsi="BRH Malayalam Extra" w:cs="BRH Devanagari Extra"/>
+                <w:color w:val="000000"/>
+                <w:sz w:val="28"/>
+                <w:szCs w:val="40"/>
+                <w:lang w:bidi="ml-IN"/>
+              </w:rPr>
+              <w:t>–</w:t>
             </w:r>
             <w:r>
               <w:rPr>
@@ -14193,40 +12716,7 @@
                 <w:szCs w:val="40"/>
                 <w:lang w:bidi="ml-IN"/>
               </w:rPr>
-              <w:t>xrÉåþlÉÉÌS</w:t>
-            </w:r>
-            <w:proofErr w:type="spellEnd"/>
-            <w:r>
-              <w:rPr>
-                <w:rFonts w:ascii="BRH Malayalam Extra" w:hAnsi="BRH Malayalam Extra" w:cs="BRH Devanagari Extra"/>
-                <w:color w:val="000000"/>
-                <w:sz w:val="28"/>
-                <w:szCs w:val="40"/>
-                <w:lang w:bidi="ml-IN"/>
-              </w:rPr>
-              <w:t>–</w:t>
-            </w:r>
-            <w:proofErr w:type="spellStart"/>
-            <w:r>
-              <w:rPr>
-                <w:rFonts w:ascii="BRH Devanagari Extra" w:hAnsi="BRH Devanagari Extra" w:cs="BRH Devanagari Extra"/>
-                <w:color w:val="000000"/>
-                <w:sz w:val="36"/>
-                <w:szCs w:val="40"/>
-                <w:lang w:bidi="ml-IN"/>
-              </w:rPr>
-              <w:t>irÉÉlÉç</w:t>
-            </w:r>
-            <w:proofErr w:type="spellEnd"/>
-            <w:r>
-              <w:rPr>
-                <w:rFonts w:ascii="BRH Devanagari Extra" w:hAnsi="BRH Devanagari Extra" w:cs="BRH Devanagari Extra"/>
-                <w:color w:val="000000"/>
-                <w:sz w:val="36"/>
-                <w:szCs w:val="40"/>
-                <w:lang w:bidi="ml-IN"/>
-              </w:rPr>
-              <w:t xml:space="preserve"> |</w:t>
+              <w:t>irÉÉlÉç |</w:t>
             </w:r>
           </w:p>
         </w:tc>
@@ -14295,7 +12785,6 @@
               </w:rPr>
               <w:t>–</w:t>
             </w:r>
-            <w:proofErr w:type="spellStart"/>
             <w:r>
               <w:rPr>
                 <w:rFonts w:ascii="BRH Devanagari Extra" w:hAnsi="BRH Devanagari Extra" w:cs="BRH Devanagari Extra"/>
@@ -14304,18 +12793,29 @@
                 <w:szCs w:val="40"/>
                 <w:lang w:bidi="ml-IN"/>
               </w:rPr>
-              <w:t>xrÉåþlÉ</w:t>
-            </w:r>
-            <w:proofErr w:type="spellEnd"/>
+              <w:t xml:space="preserve">xrÉåþlÉ | </w:t>
+            </w:r>
             <w:r>
               <w:rPr>
                 <w:rFonts w:ascii="BRH Devanagari Extra" w:hAnsi="BRH Devanagari Extra" w:cs="BRH Devanagari Extra"/>
                 <w:color w:val="000000"/>
                 <w:sz w:val="36"/>
                 <w:szCs w:val="40"/>
-                <w:lang w:bidi="ml-IN"/>
-              </w:rPr>
-              <w:t xml:space="preserve"> | </w:t>
+                <w:highlight w:val="green"/>
+                <w:lang w:bidi="ml-IN"/>
+              </w:rPr>
+              <w:t>AÉ</w:t>
+            </w:r>
+            <w:r>
+              <w:rPr>
+                <w:rFonts w:ascii="BRH Malayalam Extra" w:hAnsi="BRH Malayalam Extra" w:cs="BRH Devanagari Extra"/>
+                <w:color w:val="000000"/>
+                <w:sz w:val="28"/>
+                <w:szCs w:val="40"/>
+                <w:highlight w:val="green"/>
+                <w:lang w:bidi="ml-IN"/>
+              </w:rPr>
+              <w:t>–</w:t>
             </w:r>
             <w:r>
               <w:rPr>
@@ -14323,23 +12823,20 @@
                 <w:color w:val="000000"/>
                 <w:sz w:val="36"/>
                 <w:szCs w:val="40"/>
-                <w:highlight w:val="green"/>
-                <w:lang w:bidi="ml-IN"/>
-              </w:rPr>
-              <w:t>AÉ</w:t>
-            </w:r>
-            <w:r>
-              <w:rPr>
-                <w:rFonts w:ascii="BRH Malayalam Extra" w:hAnsi="BRH Malayalam Extra" w:cs="BRH Devanagari Extra"/>
-                <w:color w:val="000000"/>
-                <w:sz w:val="28"/>
-                <w:szCs w:val="40"/>
-                <w:highlight w:val="green"/>
-                <w:lang w:bidi="ml-IN"/>
-              </w:rPr>
-              <w:t>–</w:t>
-            </w:r>
-            <w:proofErr w:type="spellStart"/>
+                <w:lang w:bidi="ml-IN"/>
+              </w:rPr>
+              <w:t>xrÉåþlÉÉÌS</w:t>
+            </w:r>
+            <w:r>
+              <w:rPr>
+                <w:rFonts w:ascii="BRH Malayalam Extra" w:hAnsi="BRH Malayalam Extra" w:cs="BRH Devanagari Extra"/>
+                <w:color w:val="000000"/>
+                <w:sz w:val="28"/>
+                <w:szCs w:val="40"/>
+                <w:lang w:bidi="ml-IN"/>
+              </w:rPr>
+              <w:t>–</w:t>
+            </w:r>
             <w:r>
               <w:rPr>
                 <w:rFonts w:ascii="BRH Devanagari Extra" w:hAnsi="BRH Devanagari Extra" w:cs="BRH Devanagari Extra"/>
@@ -14348,40 +12845,7 @@
                 <w:szCs w:val="40"/>
                 <w:lang w:bidi="ml-IN"/>
               </w:rPr>
-              <w:t>xrÉåþlÉÉÌS</w:t>
-            </w:r>
-            <w:proofErr w:type="spellEnd"/>
-            <w:r>
-              <w:rPr>
-                <w:rFonts w:ascii="BRH Malayalam Extra" w:hAnsi="BRH Malayalam Extra" w:cs="BRH Devanagari Extra"/>
-                <w:color w:val="000000"/>
-                <w:sz w:val="28"/>
-                <w:szCs w:val="40"/>
-                <w:lang w:bidi="ml-IN"/>
-              </w:rPr>
-              <w:t>–</w:t>
-            </w:r>
-            <w:proofErr w:type="spellStart"/>
-            <w:r>
-              <w:rPr>
-                <w:rFonts w:ascii="BRH Devanagari Extra" w:hAnsi="BRH Devanagari Extra" w:cs="BRH Devanagari Extra"/>
-                <w:color w:val="000000"/>
-                <w:sz w:val="36"/>
-                <w:szCs w:val="40"/>
-                <w:lang w:bidi="ml-IN"/>
-              </w:rPr>
-              <w:t>irÉÉlÉç</w:t>
-            </w:r>
-            <w:proofErr w:type="spellEnd"/>
-            <w:r>
-              <w:rPr>
-                <w:rFonts w:ascii="BRH Devanagari Extra" w:hAnsi="BRH Devanagari Extra" w:cs="BRH Devanagari Extra"/>
-                <w:color w:val="000000"/>
-                <w:sz w:val="36"/>
-                <w:szCs w:val="40"/>
-                <w:lang w:bidi="ml-IN"/>
-              </w:rPr>
-              <w:t xml:space="preserve"> |</w:t>
+              <w:t>irÉÉlÉç |</w:t>
             </w:r>
           </w:p>
         </w:tc>
@@ -14527,7 +12991,6 @@
                 <w:lang w:bidi="ml-IN"/>
               </w:rPr>
             </w:pPr>
-            <w:proofErr w:type="spellStart"/>
             <w:r>
               <w:rPr>
                 <w:rFonts w:ascii="BRH Devanagari Extra" w:hAnsi="BRH Devanagari Extra" w:cs="BRH Devanagari Extra"/>
@@ -14538,18 +13001,16 @@
               </w:rPr>
               <w:t>xÉÔ</w:t>
             </w:r>
-            <w:proofErr w:type="spellEnd"/>
-            <w:r>
-              <w:rPr>
-                <w:rFonts w:ascii="BRH Malayalam Extra" w:hAnsi="BRH Malayalam Extra" w:cs="BRH Devanagari Extra"/>
-                <w:color w:val="000000"/>
-                <w:sz w:val="32"/>
-                <w:szCs w:val="40"/>
-                <w:lang w:bidi="ml-IN"/>
-              </w:rPr>
-              <w:t>–</w:t>
-            </w:r>
-            <w:proofErr w:type="spellStart"/>
+            <w:r>
+              <w:rPr>
+                <w:rFonts w:ascii="BRH Malayalam Extra" w:hAnsi="BRH Malayalam Extra" w:cs="BRH Devanagari Extra"/>
+                <w:color w:val="000000"/>
+                <w:sz w:val="32"/>
+                <w:szCs w:val="40"/>
+                <w:lang w:bidi="ml-IN"/>
+              </w:rPr>
+              <w:t>–</w:t>
+            </w:r>
             <w:r>
               <w:rPr>
                 <w:rFonts w:ascii="BRH Devanagari Extra" w:hAnsi="BRH Devanagari Extra" w:cs="BRH Devanagari Extra"/>
@@ -14560,71 +13021,25 @@
               </w:rPr>
               <w:t>rÉÉï</w:t>
             </w:r>
-            <w:proofErr w:type="spellEnd"/>
-            <w:r>
-              <w:rPr>
-                <w:rFonts w:ascii="BRH Malayalam Extra" w:hAnsi="BRH Malayalam Extra" w:cs="BRH Devanagari Extra"/>
-                <w:color w:val="000000"/>
-                <w:sz w:val="32"/>
-                <w:szCs w:val="40"/>
-                <w:lang w:bidi="ml-IN"/>
-              </w:rPr>
-              <w:t>–</w:t>
-            </w:r>
-            <w:proofErr w:type="spellStart"/>
-            <w:r>
-              <w:rPr>
-                <w:rFonts w:ascii="BRH Devanagari Extra" w:hAnsi="BRH Devanagari Extra" w:cs="BRH Devanagari Extra"/>
-                <w:color w:val="000000"/>
-                <w:sz w:val="40"/>
-                <w:szCs w:val="40"/>
-                <w:lang w:bidi="ml-IN"/>
-              </w:rPr>
-              <w:t>alÉÏ</w:t>
-            </w:r>
-            <w:proofErr w:type="spellEnd"/>
-            <w:r>
-              <w:rPr>
-                <w:rFonts w:ascii="BRH Devanagari Extra" w:hAnsi="BRH Devanagari Extra" w:cs="BRH Devanagari Extra"/>
-                <w:color w:val="000000"/>
-                <w:sz w:val="40"/>
-                <w:szCs w:val="40"/>
-                <w:lang w:bidi="ml-IN"/>
-              </w:rPr>
-              <w:t xml:space="preserve"> </w:t>
-            </w:r>
-            <w:proofErr w:type="spellStart"/>
-            <w:r>
-              <w:rPr>
-                <w:rFonts w:ascii="BRH Devanagari Extra" w:hAnsi="BRH Devanagari Extra" w:cs="BRH Devanagari Extra"/>
-                <w:color w:val="000000"/>
-                <w:sz w:val="40"/>
-                <w:szCs w:val="40"/>
-                <w:lang w:bidi="ml-IN"/>
-              </w:rPr>
-              <w:t>CÌiÉþ</w:t>
-            </w:r>
-            <w:proofErr w:type="spellEnd"/>
-            <w:r>
-              <w:rPr>
-                <w:rFonts w:ascii="BRH Devanagari Extra" w:hAnsi="BRH Devanagari Extra" w:cs="BRH Devanagari Extra"/>
-                <w:color w:val="000000"/>
-                <w:sz w:val="40"/>
-                <w:szCs w:val="40"/>
-                <w:lang w:bidi="ml-IN"/>
-              </w:rPr>
-              <w:t xml:space="preserve"> </w:t>
-            </w:r>
-            <w:proofErr w:type="spellStart"/>
-            <w:r>
-              <w:rPr>
-                <w:rFonts w:ascii="BRH Devanagari Extra" w:hAnsi="BRH Devanagari Extra" w:cs="BRH Devanagari Extra"/>
-                <w:color w:val="000000"/>
-                <w:sz w:val="40"/>
-                <w:szCs w:val="40"/>
-                <w:lang w:bidi="ml-IN"/>
-              </w:rPr>
-              <w:t>xÉÔ</w:t>
+            <w:r>
+              <w:rPr>
+                <w:rFonts w:ascii="BRH Malayalam Extra" w:hAnsi="BRH Malayalam Extra" w:cs="BRH Devanagari Extra"/>
+                <w:color w:val="000000"/>
+                <w:sz w:val="32"/>
+                <w:szCs w:val="40"/>
+                <w:lang w:bidi="ml-IN"/>
+              </w:rPr>
+              <w:t>–</w:t>
+            </w:r>
+            <w:r>
+              <w:rPr>
+                <w:rFonts w:ascii="BRH Devanagari Extra" w:hAnsi="BRH Devanagari Extra" w:cs="BRH Devanagari Extra"/>
+                <w:color w:val="000000"/>
+                <w:sz w:val="40"/>
+                <w:szCs w:val="40"/>
+                <w:lang w:bidi="ml-IN"/>
+              </w:rPr>
+              <w:t>alÉÏ CÌiÉþ xÉÔ</w:t>
             </w:r>
             <w:r>
               <w:rPr>
@@ -14645,50 +13060,27 @@
                 <w:szCs w:val="40"/>
                 <w:lang w:bidi="ml-IN"/>
               </w:rPr>
-              <w:t>ï</w:t>
-            </w:r>
-            <w:proofErr w:type="spellEnd"/>
-            <w:r>
-              <w:rPr>
-                <w:rFonts w:ascii="BRH Devanagari Extra" w:hAnsi="BRH Devanagari Extra" w:cs="BRH Devanagari Extra"/>
-                <w:color w:val="000000"/>
-                <w:sz w:val="40"/>
-                <w:szCs w:val="40"/>
-                <w:lang w:bidi="ml-IN"/>
-              </w:rPr>
-              <w:t xml:space="preserve"> - A</w:t>
-            </w:r>
-            <w:r>
-              <w:rPr>
-                <w:rFonts w:ascii="BRH Malayalam Extra" w:hAnsi="BRH Malayalam Extra" w:cs="BRH Devanagari Extra"/>
-                <w:color w:val="000000"/>
-                <w:sz w:val="32"/>
-                <w:szCs w:val="40"/>
-                <w:lang w:bidi="ml-IN"/>
-              </w:rPr>
-              <w:t>–</w:t>
-            </w:r>
-            <w:proofErr w:type="spellStart"/>
-            <w:r>
-              <w:rPr>
-                <w:rFonts w:ascii="BRH Devanagari Extra" w:hAnsi="BRH Devanagari Extra" w:cs="BRH Devanagari Extra"/>
-                <w:color w:val="000000"/>
-                <w:sz w:val="40"/>
-                <w:szCs w:val="40"/>
-                <w:lang w:bidi="ml-IN"/>
-              </w:rPr>
-              <w:t>alÉÏ</w:t>
-            </w:r>
-            <w:proofErr w:type="spellEnd"/>
-            <w:r>
-              <w:rPr>
-                <w:rFonts w:ascii="BRH Devanagari Extra" w:hAnsi="BRH Devanagari Extra" w:cs="BRH Devanagari Extra"/>
-                <w:color w:val="000000"/>
-                <w:sz w:val="40"/>
-                <w:szCs w:val="40"/>
-                <w:lang w:bidi="ml-IN"/>
-              </w:rPr>
-              <w:t xml:space="preserve"> |</w:t>
+              <w:t>ï - A</w:t>
+            </w:r>
+            <w:r>
+              <w:rPr>
+                <w:rFonts w:ascii="BRH Malayalam Extra" w:hAnsi="BRH Malayalam Extra" w:cs="BRH Devanagari Extra"/>
+                <w:color w:val="000000"/>
+                <w:sz w:val="32"/>
+                <w:szCs w:val="40"/>
+                <w:lang w:bidi="ml-IN"/>
+              </w:rPr>
+              <w:t>–</w:t>
+            </w:r>
+            <w:r>
+              <w:rPr>
+                <w:rFonts w:ascii="BRH Devanagari Extra" w:hAnsi="BRH Devanagari Extra" w:cs="BRH Devanagari Extra"/>
+                <w:color w:val="000000"/>
+                <w:sz w:val="40"/>
+                <w:szCs w:val="40"/>
+                <w:lang w:bidi="ml-IN"/>
+              </w:rPr>
+              <w:t>alÉÏ |</w:t>
             </w:r>
           </w:p>
         </w:tc>
@@ -14718,7 +13110,6 @@
                 <w:lang w:bidi="ml-IN"/>
               </w:rPr>
             </w:pPr>
-            <w:proofErr w:type="spellStart"/>
             <w:r>
               <w:rPr>
                 <w:rFonts w:ascii="BRH Devanagari Extra" w:hAnsi="BRH Devanagari Extra" w:cs="BRH Devanagari Extra"/>
@@ -14729,18 +13120,16 @@
               </w:rPr>
               <w:t>xÉÔ</w:t>
             </w:r>
-            <w:proofErr w:type="spellEnd"/>
-            <w:r>
-              <w:rPr>
-                <w:rFonts w:ascii="BRH Malayalam Extra" w:hAnsi="BRH Malayalam Extra" w:cs="BRH Devanagari Extra"/>
-                <w:color w:val="000000"/>
-                <w:sz w:val="32"/>
-                <w:szCs w:val="40"/>
-                <w:lang w:bidi="ml-IN"/>
-              </w:rPr>
-              <w:t>–</w:t>
-            </w:r>
-            <w:proofErr w:type="spellStart"/>
+            <w:r>
+              <w:rPr>
+                <w:rFonts w:ascii="BRH Malayalam Extra" w:hAnsi="BRH Malayalam Extra" w:cs="BRH Devanagari Extra"/>
+                <w:color w:val="000000"/>
+                <w:sz w:val="32"/>
+                <w:szCs w:val="40"/>
+                <w:lang w:bidi="ml-IN"/>
+              </w:rPr>
+              <w:t>–</w:t>
+            </w:r>
             <w:r>
               <w:rPr>
                 <w:rFonts w:ascii="BRH Devanagari Extra" w:hAnsi="BRH Devanagari Extra" w:cs="BRH Devanagari Extra"/>
@@ -14751,71 +13140,25 @@
               </w:rPr>
               <w:t>rÉÉï</w:t>
             </w:r>
-            <w:proofErr w:type="spellEnd"/>
-            <w:r>
-              <w:rPr>
-                <w:rFonts w:ascii="BRH Malayalam Extra" w:hAnsi="BRH Malayalam Extra" w:cs="BRH Devanagari Extra"/>
-                <w:color w:val="000000"/>
-                <w:sz w:val="32"/>
-                <w:szCs w:val="40"/>
-                <w:lang w:bidi="ml-IN"/>
-              </w:rPr>
-              <w:t>–</w:t>
-            </w:r>
-            <w:proofErr w:type="spellStart"/>
-            <w:r>
-              <w:rPr>
-                <w:rFonts w:ascii="BRH Devanagari Extra" w:hAnsi="BRH Devanagari Extra" w:cs="BRH Devanagari Extra"/>
-                <w:color w:val="000000"/>
-                <w:sz w:val="40"/>
-                <w:szCs w:val="40"/>
-                <w:lang w:bidi="ml-IN"/>
-              </w:rPr>
-              <w:t>alÉÏ</w:t>
-            </w:r>
-            <w:proofErr w:type="spellEnd"/>
-            <w:r>
-              <w:rPr>
-                <w:rFonts w:ascii="BRH Devanagari Extra" w:hAnsi="BRH Devanagari Extra" w:cs="BRH Devanagari Extra"/>
-                <w:color w:val="000000"/>
-                <w:sz w:val="40"/>
-                <w:szCs w:val="40"/>
-                <w:lang w:bidi="ml-IN"/>
-              </w:rPr>
-              <w:t xml:space="preserve"> </w:t>
-            </w:r>
-            <w:proofErr w:type="spellStart"/>
-            <w:r>
-              <w:rPr>
-                <w:rFonts w:ascii="BRH Devanagari Extra" w:hAnsi="BRH Devanagari Extra" w:cs="BRH Devanagari Extra"/>
-                <w:color w:val="000000"/>
-                <w:sz w:val="40"/>
-                <w:szCs w:val="40"/>
-                <w:lang w:bidi="ml-IN"/>
-              </w:rPr>
-              <w:t>CÌiÉþ</w:t>
-            </w:r>
-            <w:proofErr w:type="spellEnd"/>
-            <w:r>
-              <w:rPr>
-                <w:rFonts w:ascii="BRH Devanagari Extra" w:hAnsi="BRH Devanagari Extra" w:cs="BRH Devanagari Extra"/>
-                <w:color w:val="000000"/>
-                <w:sz w:val="40"/>
-                <w:szCs w:val="40"/>
-                <w:lang w:bidi="ml-IN"/>
-              </w:rPr>
-              <w:t xml:space="preserve"> </w:t>
-            </w:r>
-            <w:proofErr w:type="spellStart"/>
-            <w:r>
-              <w:rPr>
-                <w:rFonts w:ascii="BRH Devanagari Extra" w:hAnsi="BRH Devanagari Extra" w:cs="BRH Devanagari Extra"/>
-                <w:color w:val="000000"/>
-                <w:sz w:val="40"/>
-                <w:szCs w:val="40"/>
-                <w:lang w:bidi="ml-IN"/>
-              </w:rPr>
-              <w:t>xÉ</w:t>
+            <w:r>
+              <w:rPr>
+                <w:rFonts w:ascii="BRH Malayalam Extra" w:hAnsi="BRH Malayalam Extra" w:cs="BRH Devanagari Extra"/>
+                <w:color w:val="000000"/>
+                <w:sz w:val="32"/>
+                <w:szCs w:val="40"/>
+                <w:lang w:bidi="ml-IN"/>
+              </w:rPr>
+              <w:t>–</w:t>
+            </w:r>
+            <w:r>
+              <w:rPr>
+                <w:rFonts w:ascii="BRH Devanagari Extra" w:hAnsi="BRH Devanagari Extra" w:cs="BRH Devanagari Extra"/>
+                <w:color w:val="000000"/>
+                <w:sz w:val="40"/>
+                <w:szCs w:val="40"/>
+                <w:lang w:bidi="ml-IN"/>
+              </w:rPr>
+              <w:t>alÉÏ CÌiÉþ xÉ</w:t>
             </w:r>
             <w:r>
               <w:rPr>
@@ -14828,7 +13171,6 @@
               </w:rPr>
               <w:t>ÔrÉï</w:t>
             </w:r>
-            <w:proofErr w:type="spellEnd"/>
             <w:r>
               <w:rPr>
                 <w:rFonts w:ascii="BRH Devanagari Extra" w:hAnsi="BRH Devanagari Extra" w:cs="BRH Devanagari Extra"/>
@@ -14849,27 +13191,15 @@
               </w:rPr>
               <w:t>–</w:t>
             </w:r>
-            <w:proofErr w:type="spellStart"/>
-            <w:r>
-              <w:rPr>
-                <w:rFonts w:ascii="BRH Devanagari Extra" w:hAnsi="BRH Devanagari Extra" w:cs="BRH Devanagari Extra"/>
-                <w:color w:val="000000"/>
-                <w:sz w:val="40"/>
-                <w:szCs w:val="40"/>
-                <w:lang w:bidi="ml-IN"/>
-              </w:rPr>
-              <w:t>alÉÏ</w:t>
-            </w:r>
-            <w:proofErr w:type="spellEnd"/>
-            <w:r>
-              <w:rPr>
-                <w:rFonts w:ascii="BRH Devanagari Extra" w:hAnsi="BRH Devanagari Extra" w:cs="BRH Devanagari Extra"/>
-                <w:color w:val="000000"/>
-                <w:sz w:val="40"/>
-                <w:szCs w:val="40"/>
-                <w:lang w:bidi="ml-IN"/>
-              </w:rPr>
-              <w:t xml:space="preserve"> |</w:t>
+            <w:r>
+              <w:rPr>
+                <w:rFonts w:ascii="BRH Devanagari Extra" w:hAnsi="BRH Devanagari Extra" w:cs="BRH Devanagari Extra"/>
+                <w:color w:val="000000"/>
+                <w:sz w:val="40"/>
+                <w:szCs w:val="40"/>
+                <w:lang w:bidi="ml-IN"/>
+              </w:rPr>
+              <w:t>alÉÏ |</w:t>
             </w:r>
           </w:p>
         </w:tc>
@@ -14913,7 +13243,6 @@
                 <w:sz w:val="28"/>
                 <w:szCs w:val="32"/>
               </w:rPr>
-              <w:lastRenderedPageBreak/>
               <w:t>T.S.5.7.19.1 – Kramam</w:t>
             </w:r>
           </w:p>
@@ -15013,7 +13342,6 @@
                 <w:lang w:bidi="ml-IN"/>
               </w:rPr>
             </w:pPr>
-            <w:proofErr w:type="spellStart"/>
             <w:r>
               <w:rPr>
                 <w:rFonts w:ascii="BRH Devanagari Extra" w:hAnsi="BRH Devanagari Extra" w:cs="BRH Devanagari Extra"/>
@@ -15024,18 +13352,16 @@
               </w:rPr>
               <w:t>xÉÔ</w:t>
             </w:r>
-            <w:proofErr w:type="spellEnd"/>
-            <w:r>
-              <w:rPr>
-                <w:rFonts w:ascii="BRH Malayalam Extra" w:hAnsi="BRH Malayalam Extra" w:cs="BRH Devanagari Extra"/>
-                <w:color w:val="000000"/>
-                <w:sz w:val="32"/>
-                <w:szCs w:val="40"/>
-                <w:lang w:bidi="ml-IN"/>
-              </w:rPr>
-              <w:t>–</w:t>
-            </w:r>
-            <w:proofErr w:type="spellStart"/>
+            <w:r>
+              <w:rPr>
+                <w:rFonts w:ascii="BRH Malayalam Extra" w:hAnsi="BRH Malayalam Extra" w:cs="BRH Devanagari Extra"/>
+                <w:color w:val="000000"/>
+                <w:sz w:val="32"/>
+                <w:szCs w:val="40"/>
+                <w:lang w:bidi="ml-IN"/>
+              </w:rPr>
+              <w:t>–</w:t>
+            </w:r>
             <w:r>
               <w:rPr>
                 <w:rFonts w:ascii="BRH Devanagari Extra" w:hAnsi="BRH Devanagari Extra" w:cs="BRH Devanagari Extra"/>
@@ -15046,7 +13372,6 @@
               </w:rPr>
               <w:t>rÉÉï</w:t>
             </w:r>
-            <w:proofErr w:type="spellEnd"/>
             <w:r>
               <w:rPr>
                 <w:rFonts w:ascii="BRH Malayalam Extra" w:hAnsi="BRH Malayalam Extra" w:cs="BRH Devanagari Extra"/>
@@ -15077,7 +13402,6 @@
               </w:rPr>
               <w:t>–</w:t>
             </w:r>
-            <w:proofErr w:type="spellStart"/>
             <w:r>
               <w:rPr>
                 <w:rFonts w:ascii="BRH Devanagari Extra" w:hAnsi="BRH Devanagari Extra" w:cs="BRH Devanagari Extra"/>
@@ -15088,18 +13412,16 @@
               </w:rPr>
               <w:t>lSì</w:t>
             </w:r>
-            <w:proofErr w:type="spellEnd"/>
-            <w:r>
-              <w:rPr>
-                <w:rFonts w:ascii="BRH Malayalam Extra" w:hAnsi="BRH Malayalam Extra" w:cs="BRH Devanagari Extra"/>
-                <w:color w:val="000000"/>
-                <w:sz w:val="32"/>
-                <w:szCs w:val="40"/>
-                <w:lang w:bidi="ml-IN"/>
-              </w:rPr>
-              <w:t>–</w:t>
-            </w:r>
-            <w:proofErr w:type="spellStart"/>
+            <w:r>
+              <w:rPr>
+                <w:rFonts w:ascii="BRH Malayalam Extra" w:hAnsi="BRH Malayalam Extra" w:cs="BRH Devanagari Extra"/>
+                <w:color w:val="000000"/>
+                <w:sz w:val="32"/>
+                <w:szCs w:val="40"/>
+                <w:lang w:bidi="ml-IN"/>
+              </w:rPr>
+              <w:t>–</w:t>
+            </w:r>
             <w:r>
               <w:rPr>
                 <w:rFonts w:ascii="BRH Devanagari Extra" w:hAnsi="BRH Devanagari Extra" w:cs="BRH Devanagari Extra"/>
@@ -15110,38 +13432,25 @@
               </w:rPr>
               <w:t>qÉxÉÉ</w:t>
             </w:r>
-            <w:proofErr w:type="spellEnd"/>
-            <w:r>
-              <w:rPr>
-                <w:rFonts w:ascii="BRH Malayalam Extra" w:hAnsi="BRH Malayalam Extra" w:cs="BRH Devanagari Extra"/>
-                <w:color w:val="000000"/>
-                <w:sz w:val="32"/>
-                <w:szCs w:val="40"/>
-                <w:lang w:bidi="ml-IN"/>
-              </w:rPr>
-              <w:t>–</w:t>
-            </w:r>
-            <w:proofErr w:type="spellStart"/>
-            <w:r>
-              <w:rPr>
-                <w:rFonts w:ascii="BRH Devanagari Extra" w:hAnsi="BRH Devanagari Extra" w:cs="BRH Devanagari Extra"/>
-                <w:color w:val="000000"/>
-                <w:sz w:val="40"/>
-                <w:szCs w:val="40"/>
-                <w:lang w:bidi="ml-IN"/>
-              </w:rPr>
-              <w:t>ÌuÉÌiÉþ</w:t>
-            </w:r>
-            <w:proofErr w:type="spellEnd"/>
-            <w:r>
-              <w:rPr>
-                <w:rFonts w:ascii="BRH Devanagari Extra" w:hAnsi="BRH Devanagari Extra" w:cs="BRH Devanagari Extra"/>
-                <w:color w:val="000000"/>
-                <w:sz w:val="40"/>
-                <w:szCs w:val="40"/>
-                <w:lang w:bidi="ml-IN"/>
-              </w:rPr>
-              <w:t xml:space="preserve"> </w:t>
+            <w:r>
+              <w:rPr>
+                <w:rFonts w:ascii="BRH Malayalam Extra" w:hAnsi="BRH Malayalam Extra" w:cs="BRH Devanagari Extra"/>
+                <w:color w:val="000000"/>
+                <w:sz w:val="32"/>
+                <w:szCs w:val="40"/>
+                <w:lang w:bidi="ml-IN"/>
+              </w:rPr>
+              <w:t>–</w:t>
+            </w:r>
+            <w:r>
+              <w:rPr>
+                <w:rFonts w:ascii="BRH Devanagari Extra" w:hAnsi="BRH Devanagari Extra" w:cs="BRH Devanagari Extra"/>
+                <w:color w:val="000000"/>
+                <w:sz w:val="40"/>
+                <w:szCs w:val="40"/>
+                <w:lang w:bidi="ml-IN"/>
+              </w:rPr>
+              <w:t xml:space="preserve">ÌuÉÌiÉþ </w:t>
             </w:r>
           </w:p>
           <w:p>
@@ -15158,7 +13467,6 @@
                 <w:szCs w:val="40"/>
               </w:rPr>
             </w:pPr>
-            <w:proofErr w:type="spellStart"/>
             <w:r>
               <w:rPr>
                 <w:rFonts w:ascii="BRH Devanagari Extra" w:hAnsi="BRH Devanagari Extra" w:cs="BRH Devanagari Extra"/>
@@ -15180,7 +13488,6 @@
               </w:rPr>
               <w:t>rÉï</w:t>
             </w:r>
-            <w:proofErr w:type="spellEnd"/>
             <w:r>
               <w:rPr>
                 <w:rFonts w:ascii="BRH Devanagari Extra" w:hAnsi="BRH Devanagari Extra" w:cs="BRH Devanagari Extra"/>
@@ -15201,7 +13508,6 @@
               </w:rPr>
               <w:t>–</w:t>
             </w:r>
-            <w:proofErr w:type="spellStart"/>
             <w:r>
               <w:rPr>
                 <w:rFonts w:ascii="BRH Devanagari Extra" w:hAnsi="BRH Devanagari Extra" w:cs="BRH Devanagari Extra"/>
@@ -15212,38 +13518,25 @@
               </w:rPr>
               <w:t>lSì</w:t>
             </w:r>
-            <w:proofErr w:type="spellEnd"/>
-            <w:r>
-              <w:rPr>
-                <w:rFonts w:ascii="BRH Malayalam Extra" w:hAnsi="BRH Malayalam Extra" w:cs="BRH Devanagari Extra"/>
-                <w:color w:val="000000"/>
-                <w:sz w:val="32"/>
-                <w:szCs w:val="40"/>
-                <w:lang w:bidi="ml-IN"/>
-              </w:rPr>
-              <w:t>–</w:t>
-            </w:r>
-            <w:proofErr w:type="spellStart"/>
-            <w:r>
-              <w:rPr>
-                <w:rFonts w:ascii="BRH Devanagari Extra" w:hAnsi="BRH Devanagari Extra" w:cs="BRH Devanagari Extra"/>
-                <w:color w:val="000000"/>
-                <w:sz w:val="40"/>
-                <w:szCs w:val="40"/>
-                <w:lang w:bidi="ml-IN"/>
-              </w:rPr>
-              <w:t>qÉxÉÉæÿ</w:t>
-            </w:r>
-            <w:proofErr w:type="spellEnd"/>
-            <w:r>
-              <w:rPr>
-                <w:rFonts w:ascii="BRH Devanagari Extra" w:hAnsi="BRH Devanagari Extra" w:cs="BRH Devanagari Extra"/>
-                <w:color w:val="000000"/>
-                <w:sz w:val="40"/>
-                <w:szCs w:val="40"/>
-                <w:lang w:bidi="ml-IN"/>
-              </w:rPr>
-              <w:t xml:space="preserve"> |</w:t>
+            <w:r>
+              <w:rPr>
+                <w:rFonts w:ascii="BRH Malayalam Extra" w:hAnsi="BRH Malayalam Extra" w:cs="BRH Devanagari Extra"/>
+                <w:color w:val="000000"/>
+                <w:sz w:val="32"/>
+                <w:szCs w:val="40"/>
+                <w:lang w:bidi="ml-IN"/>
+              </w:rPr>
+              <w:t>–</w:t>
+            </w:r>
+            <w:r>
+              <w:rPr>
+                <w:rFonts w:ascii="BRH Devanagari Extra" w:hAnsi="BRH Devanagari Extra" w:cs="BRH Devanagari Extra"/>
+                <w:color w:val="000000"/>
+                <w:sz w:val="40"/>
+                <w:szCs w:val="40"/>
+                <w:lang w:bidi="ml-IN"/>
+              </w:rPr>
+              <w:t>qÉxÉÉæÿ |</w:t>
             </w:r>
           </w:p>
         </w:tc>
@@ -15273,7 +13566,6 @@
                 <w:lang w:bidi="ml-IN"/>
               </w:rPr>
             </w:pPr>
-            <w:proofErr w:type="spellStart"/>
             <w:r>
               <w:rPr>
                 <w:rFonts w:ascii="BRH Devanagari Extra" w:hAnsi="BRH Devanagari Extra" w:cs="BRH Devanagari Extra"/>
@@ -15284,18 +13576,16 @@
               </w:rPr>
               <w:t>xÉÔ</w:t>
             </w:r>
-            <w:proofErr w:type="spellEnd"/>
-            <w:r>
-              <w:rPr>
-                <w:rFonts w:ascii="BRH Malayalam Extra" w:hAnsi="BRH Malayalam Extra" w:cs="BRH Devanagari Extra"/>
-                <w:color w:val="000000"/>
-                <w:sz w:val="32"/>
-                <w:szCs w:val="40"/>
-                <w:lang w:bidi="ml-IN"/>
-              </w:rPr>
-              <w:t>–</w:t>
-            </w:r>
-            <w:proofErr w:type="spellStart"/>
+            <w:r>
+              <w:rPr>
+                <w:rFonts w:ascii="BRH Malayalam Extra" w:hAnsi="BRH Malayalam Extra" w:cs="BRH Devanagari Extra"/>
+                <w:color w:val="000000"/>
+                <w:sz w:val="32"/>
+                <w:szCs w:val="40"/>
+                <w:lang w:bidi="ml-IN"/>
+              </w:rPr>
+              <w:t>–</w:t>
+            </w:r>
             <w:r>
               <w:rPr>
                 <w:rFonts w:ascii="BRH Devanagari Extra" w:hAnsi="BRH Devanagari Extra" w:cs="BRH Devanagari Extra"/>
@@ -15306,7 +13596,6 @@
               </w:rPr>
               <w:t>rÉÉï</w:t>
             </w:r>
-            <w:proofErr w:type="spellEnd"/>
             <w:r>
               <w:rPr>
                 <w:rFonts w:ascii="BRH Malayalam Extra" w:hAnsi="BRH Malayalam Extra" w:cs="BRH Devanagari Extra"/>
@@ -15337,7 +13626,6 @@
               </w:rPr>
               <w:t>–</w:t>
             </w:r>
-            <w:proofErr w:type="spellStart"/>
             <w:r>
               <w:rPr>
                 <w:rFonts w:ascii="BRH Devanagari Extra" w:hAnsi="BRH Devanagari Extra" w:cs="BRH Devanagari Extra"/>
@@ -15348,18 +13636,16 @@
               </w:rPr>
               <w:t>lSì</w:t>
             </w:r>
-            <w:proofErr w:type="spellEnd"/>
-            <w:r>
-              <w:rPr>
-                <w:rFonts w:ascii="BRH Malayalam Extra" w:hAnsi="BRH Malayalam Extra" w:cs="BRH Devanagari Extra"/>
-                <w:color w:val="000000"/>
-                <w:sz w:val="32"/>
-                <w:szCs w:val="40"/>
-                <w:lang w:bidi="ml-IN"/>
-              </w:rPr>
-              <w:t>–</w:t>
-            </w:r>
-            <w:proofErr w:type="spellStart"/>
+            <w:r>
+              <w:rPr>
+                <w:rFonts w:ascii="BRH Malayalam Extra" w:hAnsi="BRH Malayalam Extra" w:cs="BRH Devanagari Extra"/>
+                <w:color w:val="000000"/>
+                <w:sz w:val="32"/>
+                <w:szCs w:val="40"/>
+                <w:lang w:bidi="ml-IN"/>
+              </w:rPr>
+              <w:t>–</w:t>
+            </w:r>
             <w:r>
               <w:rPr>
                 <w:rFonts w:ascii="BRH Devanagari Extra" w:hAnsi="BRH Devanagari Extra" w:cs="BRH Devanagari Extra"/>
@@ -15370,38 +13656,25 @@
               </w:rPr>
               <w:t>qÉxÉÉ</w:t>
             </w:r>
-            <w:proofErr w:type="spellEnd"/>
-            <w:r>
-              <w:rPr>
-                <w:rFonts w:ascii="BRH Malayalam Extra" w:hAnsi="BRH Malayalam Extra" w:cs="BRH Devanagari Extra"/>
-                <w:color w:val="000000"/>
-                <w:sz w:val="32"/>
-                <w:szCs w:val="40"/>
-                <w:lang w:bidi="ml-IN"/>
-              </w:rPr>
-              <w:t>–</w:t>
-            </w:r>
-            <w:proofErr w:type="spellStart"/>
-            <w:r>
-              <w:rPr>
-                <w:rFonts w:ascii="BRH Devanagari Extra" w:hAnsi="BRH Devanagari Extra" w:cs="BRH Devanagari Extra"/>
-                <w:color w:val="000000"/>
-                <w:sz w:val="40"/>
-                <w:szCs w:val="40"/>
-                <w:lang w:bidi="ml-IN"/>
-              </w:rPr>
-              <w:t>ÌuÉÌiÉþ</w:t>
-            </w:r>
-            <w:proofErr w:type="spellEnd"/>
-            <w:r>
-              <w:rPr>
-                <w:rFonts w:ascii="BRH Devanagari Extra" w:hAnsi="BRH Devanagari Extra" w:cs="BRH Devanagari Extra"/>
-                <w:color w:val="000000"/>
-                <w:sz w:val="40"/>
-                <w:szCs w:val="40"/>
-                <w:lang w:bidi="ml-IN"/>
-              </w:rPr>
-              <w:t xml:space="preserve"> </w:t>
+            <w:r>
+              <w:rPr>
+                <w:rFonts w:ascii="BRH Malayalam Extra" w:hAnsi="BRH Malayalam Extra" w:cs="BRH Devanagari Extra"/>
+                <w:color w:val="000000"/>
+                <w:sz w:val="32"/>
+                <w:szCs w:val="40"/>
+                <w:lang w:bidi="ml-IN"/>
+              </w:rPr>
+              <w:t>–</w:t>
+            </w:r>
+            <w:r>
+              <w:rPr>
+                <w:rFonts w:ascii="BRH Devanagari Extra" w:hAnsi="BRH Devanagari Extra" w:cs="BRH Devanagari Extra"/>
+                <w:color w:val="000000"/>
+                <w:sz w:val="40"/>
+                <w:szCs w:val="40"/>
+                <w:lang w:bidi="ml-IN"/>
+              </w:rPr>
+              <w:t xml:space="preserve">ÌuÉÌiÉþ </w:t>
             </w:r>
           </w:p>
           <w:p>
@@ -15418,7 +13691,6 @@
                 <w:szCs w:val="40"/>
               </w:rPr>
             </w:pPr>
-            <w:proofErr w:type="spellStart"/>
             <w:r>
               <w:rPr>
                 <w:rFonts w:ascii="BRH Devanagari Extra" w:hAnsi="BRH Devanagari Extra" w:cs="BRH Devanagari Extra"/>
@@ -15440,7 +13712,6 @@
               </w:rPr>
               <w:t>ÔrÉÉï</w:t>
             </w:r>
-            <w:proofErr w:type="spellEnd"/>
             <w:r>
               <w:rPr>
                 <w:rFonts w:ascii="BRH Devanagari Extra" w:hAnsi="BRH Devanagari Extra" w:cs="BRH Devanagari Extra"/>
@@ -15461,7 +13732,6 @@
               </w:rPr>
               <w:t>–</w:t>
             </w:r>
-            <w:proofErr w:type="spellStart"/>
             <w:r>
               <w:rPr>
                 <w:rFonts w:ascii="BRH Devanagari Extra" w:hAnsi="BRH Devanagari Extra" w:cs="BRH Devanagari Extra"/>
@@ -15472,38 +13742,25 @@
               </w:rPr>
               <w:t>lSì</w:t>
             </w:r>
-            <w:proofErr w:type="spellEnd"/>
-            <w:r>
-              <w:rPr>
-                <w:rFonts w:ascii="BRH Malayalam Extra" w:hAnsi="BRH Malayalam Extra" w:cs="BRH Devanagari Extra"/>
-                <w:color w:val="000000"/>
-                <w:sz w:val="32"/>
-                <w:szCs w:val="40"/>
-                <w:lang w:bidi="ml-IN"/>
-              </w:rPr>
-              <w:t>–</w:t>
-            </w:r>
-            <w:proofErr w:type="spellStart"/>
-            <w:r>
-              <w:rPr>
-                <w:rFonts w:ascii="BRH Devanagari Extra" w:hAnsi="BRH Devanagari Extra" w:cs="BRH Devanagari Extra"/>
-                <w:color w:val="000000"/>
-                <w:sz w:val="40"/>
-                <w:szCs w:val="40"/>
-                <w:lang w:bidi="ml-IN"/>
-              </w:rPr>
-              <w:t>qÉxÉÉæÿ</w:t>
-            </w:r>
-            <w:proofErr w:type="spellEnd"/>
-            <w:r>
-              <w:rPr>
-                <w:rFonts w:ascii="BRH Devanagari Extra" w:hAnsi="BRH Devanagari Extra" w:cs="BRH Devanagari Extra"/>
-                <w:color w:val="000000"/>
-                <w:sz w:val="40"/>
-                <w:szCs w:val="40"/>
-                <w:lang w:bidi="ml-IN"/>
-              </w:rPr>
-              <w:t xml:space="preserve"> |</w:t>
+            <w:r>
+              <w:rPr>
+                <w:rFonts w:ascii="BRH Malayalam Extra" w:hAnsi="BRH Malayalam Extra" w:cs="BRH Devanagari Extra"/>
+                <w:color w:val="000000"/>
+                <w:sz w:val="32"/>
+                <w:szCs w:val="40"/>
+                <w:lang w:bidi="ml-IN"/>
+              </w:rPr>
+              <w:t>–</w:t>
+            </w:r>
+            <w:r>
+              <w:rPr>
+                <w:rFonts w:ascii="BRH Devanagari Extra" w:hAnsi="BRH Devanagari Extra" w:cs="BRH Devanagari Extra"/>
+                <w:color w:val="000000"/>
+                <w:sz w:val="40"/>
+                <w:szCs w:val="40"/>
+                <w:lang w:bidi="ml-IN"/>
+              </w:rPr>
+              <w:t>qÉxÉÉæÿ |</w:t>
             </w:r>
           </w:p>
         </w:tc>
@@ -15537,29 +13794,7 @@
           <w:szCs w:val="40"/>
           <w:lang w:val="en-IN" w:eastAsia="en-IN"/>
         </w:rPr>
-        <w:t>"</w:t>
-      </w:r>
-      <w:proofErr w:type="spellStart"/>
-      <w:r>
-        <w:rPr>
-          <w:rFonts w:ascii="BRH Devanagari" w:hAnsi="BRH Devanagari" w:cs="BRH Devanagari"/>
-          <w:color w:val="000000"/>
-          <w:sz w:val="40"/>
-          <w:szCs w:val="40"/>
-          <w:lang w:val="en-IN" w:eastAsia="en-IN"/>
-        </w:rPr>
-        <w:t>zlÉ</w:t>
-      </w:r>
-      <w:proofErr w:type="spellEnd"/>
-      <w:r>
-        <w:rPr>
-          <w:rFonts w:ascii="BRH Devanagari" w:hAnsi="BRH Devanagari" w:cs="BRH Devanagari"/>
-          <w:color w:val="000000"/>
-          <w:sz w:val="40"/>
-          <w:szCs w:val="40"/>
-          <w:lang w:val="en-IN" w:eastAsia="en-IN"/>
-        </w:rPr>
-        <w:t xml:space="preserve">" </w:t>
+        <w:t xml:space="preserve">"zlÉ" </w:t>
       </w:r>
       <w:r>
         <w:rPr>
@@ -15567,16 +13802,7 @@
           <w:bCs/>
           <w:sz w:val="32"/>
         </w:rPr>
-        <w:t xml:space="preserve">replaced </w:t>
-      </w:r>
-      <w:proofErr w:type="gramStart"/>
-      <w:r>
-        <w:rPr>
-          <w:b/>
-          <w:bCs/>
-          <w:sz w:val="32"/>
-        </w:rPr>
-        <w:t>with</w:t>
+        <w:t>replaced with</w:t>
       </w:r>
       <w:r>
         <w:rPr>
@@ -15598,8 +13824,6 @@
         </w:rPr>
         <w:t>"</w:t>
       </w:r>
-      <w:proofErr w:type="spellStart"/>
-      <w:proofErr w:type="gramEnd"/>
       <w:r>
         <w:rPr>
           <w:rFonts w:ascii="BRH Devanagari" w:hAnsi="BRH Devanagari" w:cs="BRH Devanagari"/>
@@ -15611,7 +13835,6 @@
         </w:rPr>
         <w:t>zgÉ</w:t>
       </w:r>
-      <w:proofErr w:type="spellEnd"/>
       <w:r>
         <w:rPr>
           <w:rFonts w:ascii="BRH Devanagari" w:hAnsi="BRH Devanagari" w:cs="BRH Devanagari"/>
@@ -16022,7 +14245,6 @@
                 <w:sz w:val="32"/>
                 <w:szCs w:val="32"/>
               </w:rPr>
-              <w:lastRenderedPageBreak/>
               <w:t>TS 5.7.10.1 - Kramam</w:t>
             </w:r>
           </w:p>
@@ -16125,31 +14347,58 @@
                 <w:szCs w:val="40"/>
                 <w:lang w:bidi="ml-IN"/>
               </w:rPr>
-              <w:t xml:space="preserve">xÉ </w:t>
-            </w:r>
-            <w:proofErr w:type="spellStart"/>
-            <w:r>
-              <w:rPr>
-                <w:rFonts w:ascii="BRH Devanagari Extra" w:hAnsi="BRH Devanagari Extra" w:cs="BRH Devanagari Extra"/>
-                <w:color w:val="000000"/>
-                <w:sz w:val="40"/>
-                <w:szCs w:val="40"/>
-                <w:lang w:bidi="ml-IN"/>
-              </w:rPr>
-              <w:t>SþÍ¤É</w:t>
-            </w:r>
-            <w:proofErr w:type="spellEnd"/>
-            <w:r>
-              <w:rPr>
-                <w:rFonts w:ascii="BRH Malayalam Extra" w:hAnsi="BRH Malayalam Extra" w:cs="BRH Devanagari Extra"/>
-                <w:color w:val="000000"/>
-                <w:sz w:val="32"/>
-                <w:szCs w:val="40"/>
-                <w:lang w:bidi="ml-IN"/>
-              </w:rPr>
-              <w:t>–</w:t>
-            </w:r>
-            <w:proofErr w:type="spellStart"/>
+              <w:t>xÉ SþÍ¤É</w:t>
+            </w:r>
+            <w:r>
+              <w:rPr>
+                <w:rFonts w:ascii="BRH Malayalam Extra" w:hAnsi="BRH Malayalam Extra" w:cs="BRH Devanagari Extra"/>
+                <w:color w:val="000000"/>
+                <w:sz w:val="32"/>
+                <w:szCs w:val="40"/>
+                <w:lang w:bidi="ml-IN"/>
+              </w:rPr>
+              <w:t>–</w:t>
+            </w:r>
+            <w:r>
+              <w:rPr>
+                <w:rFonts w:ascii="BRH Devanagari Extra" w:hAnsi="BRH Devanagari Extra" w:cs="BRH Devanagari Extra"/>
+                <w:color w:val="000000"/>
+                <w:sz w:val="40"/>
+                <w:szCs w:val="40"/>
+                <w:lang w:bidi="ml-IN"/>
+              </w:rPr>
+              <w:t>hÉÉ | S</w:t>
+            </w:r>
+            <w:r>
+              <w:rPr>
+                <w:rFonts w:ascii="BRH Malayalam Extra" w:hAnsi="BRH Malayalam Extra" w:cs="BRH Devanagari Extra"/>
+                <w:color w:val="000000"/>
+                <w:sz w:val="32"/>
+                <w:szCs w:val="40"/>
+                <w:lang w:bidi="ml-IN"/>
+              </w:rPr>
+              <w:t>–</w:t>
+            </w:r>
+            <w:r>
+              <w:rPr>
+                <w:rFonts w:ascii="BRH Devanagari Extra" w:hAnsi="BRH Devanagari Extra" w:cs="BRH Devanagari Extra"/>
+                <w:color w:val="000000"/>
+                <w:sz w:val="40"/>
+                <w:szCs w:val="40"/>
+                <w:lang w:bidi="ml-IN"/>
+              </w:rPr>
+              <w:t>Í¤É</w:t>
+            </w:r>
+            <w:r>
+              <w:rPr>
+                <w:rFonts w:ascii="BRH Malayalam Extra" w:hAnsi="BRH Malayalam Extra" w:cs="BRH Devanagari Extra"/>
+                <w:color w:val="000000"/>
+                <w:sz w:val="32"/>
+                <w:szCs w:val="40"/>
+                <w:lang w:bidi="ml-IN"/>
+              </w:rPr>
+              <w:t>–</w:t>
+            </w:r>
             <w:r>
               <w:rPr>
                 <w:rFonts w:ascii="BRH Devanagari Extra" w:hAnsi="BRH Devanagari Extra" w:cs="BRH Devanagari Extra"/>
@@ -16160,59 +14409,6 @@
               </w:rPr>
               <w:t>hÉÉ</w:t>
             </w:r>
-            <w:proofErr w:type="spellEnd"/>
-            <w:r>
-              <w:rPr>
-                <w:rFonts w:ascii="BRH Devanagari Extra" w:hAnsi="BRH Devanagari Extra" w:cs="BRH Devanagari Extra"/>
-                <w:color w:val="000000"/>
-                <w:sz w:val="40"/>
-                <w:szCs w:val="40"/>
-                <w:lang w:bidi="ml-IN"/>
-              </w:rPr>
-              <w:t xml:space="preserve"> | S</w:t>
-            </w:r>
-            <w:r>
-              <w:rPr>
-                <w:rFonts w:ascii="BRH Malayalam Extra" w:hAnsi="BRH Malayalam Extra" w:cs="BRH Devanagari Extra"/>
-                <w:color w:val="000000"/>
-                <w:sz w:val="32"/>
-                <w:szCs w:val="40"/>
-                <w:lang w:bidi="ml-IN"/>
-              </w:rPr>
-              <w:t>–</w:t>
-            </w:r>
-            <w:r>
-              <w:rPr>
-                <w:rFonts w:ascii="BRH Devanagari Extra" w:hAnsi="BRH Devanagari Extra" w:cs="BRH Devanagari Extra"/>
-                <w:color w:val="000000"/>
-                <w:sz w:val="40"/>
-                <w:szCs w:val="40"/>
-                <w:lang w:bidi="ml-IN"/>
-              </w:rPr>
-              <w:t>Í¤É</w:t>
-            </w:r>
-            <w:r>
-              <w:rPr>
-                <w:rFonts w:ascii="BRH Malayalam Extra" w:hAnsi="BRH Malayalam Extra" w:cs="BRH Devanagari Extra"/>
-                <w:color w:val="000000"/>
-                <w:sz w:val="32"/>
-                <w:szCs w:val="40"/>
-                <w:lang w:bidi="ml-IN"/>
-              </w:rPr>
-              <w:t>–</w:t>
-            </w:r>
-            <w:proofErr w:type="spellStart"/>
-            <w:r>
-              <w:rPr>
-                <w:rFonts w:ascii="BRH Devanagari Extra" w:hAnsi="BRH Devanagari Extra" w:cs="BRH Devanagari Extra"/>
-                <w:color w:val="000000"/>
-                <w:sz w:val="40"/>
-                <w:szCs w:val="40"/>
-                <w:lang w:bidi="ml-IN"/>
-              </w:rPr>
-              <w:t>hÉÉ</w:t>
-            </w:r>
-            <w:proofErr w:type="spellEnd"/>
             <w:r>
               <w:rPr>
                 <w:rFonts w:ascii="BRH Devanagari Extra" w:hAnsi="BRH Devanagari Extra" w:cs="BRH Devanagari Extra"/>
@@ -16223,27 +14419,15 @@
               </w:rPr>
               <w:t xml:space="preserve"> </w:t>
             </w:r>
-            <w:proofErr w:type="spellStart"/>
-            <w:r>
-              <w:rPr>
-                <w:rFonts w:ascii="BRH Devanagari Extra" w:hAnsi="BRH Devanagari Extra" w:cs="BRH Devanagari Extra"/>
-                <w:color w:val="000000"/>
-                <w:sz w:val="40"/>
-                <w:szCs w:val="40"/>
-                <w:lang w:bidi="ml-IN"/>
-              </w:rPr>
-              <w:t>uÉþiÉïiÉ</w:t>
-            </w:r>
-            <w:proofErr w:type="spellEnd"/>
-            <w:r>
-              <w:rPr>
-                <w:rFonts w:ascii="BRH Devanagari Extra" w:hAnsi="BRH Devanagari Extra" w:cs="BRH Devanagari Extra"/>
-                <w:color w:val="000000"/>
-                <w:sz w:val="40"/>
-                <w:szCs w:val="40"/>
-                <w:lang w:bidi="ml-IN"/>
-              </w:rPr>
-              <w:t xml:space="preserve"> | </w:t>
+            <w:r>
+              <w:rPr>
+                <w:rFonts w:ascii="BRH Devanagari Extra" w:hAnsi="BRH Devanagari Extra" w:cs="BRH Devanagari Extra"/>
+                <w:color w:val="000000"/>
+                <w:sz w:val="40"/>
+                <w:szCs w:val="40"/>
+                <w:lang w:bidi="ml-IN"/>
+              </w:rPr>
+              <w:t xml:space="preserve">uÉþiÉïiÉ | </w:t>
             </w:r>
           </w:p>
           <w:p>
@@ -16276,27 +14460,15 @@
               </w:rPr>
               <w:t xml:space="preserve"> </w:t>
             </w:r>
-            <w:proofErr w:type="spellStart"/>
-            <w:r>
-              <w:rPr>
-                <w:rFonts w:ascii="BRH Devanagari Extra" w:hAnsi="BRH Devanagari Extra" w:cs="BRH Devanagari Extra"/>
-                <w:color w:val="000000"/>
-                <w:sz w:val="40"/>
-                <w:szCs w:val="40"/>
-                <w:lang w:bidi="ml-IN"/>
-              </w:rPr>
-              <w:t>uÉþiÉïiÉ</w:t>
-            </w:r>
-            <w:proofErr w:type="spellEnd"/>
-            <w:r>
-              <w:rPr>
-                <w:rFonts w:ascii="BRH Devanagari Extra" w:hAnsi="BRH Devanagari Extra" w:cs="BRH Devanagari Extra"/>
-                <w:color w:val="000000"/>
-                <w:sz w:val="40"/>
-                <w:szCs w:val="40"/>
-                <w:lang w:bidi="ml-IN"/>
-              </w:rPr>
-              <w:t xml:space="preserve"> |</w:t>
+            <w:r>
+              <w:rPr>
+                <w:rFonts w:ascii="BRH Devanagari Extra" w:hAnsi="BRH Devanagari Extra" w:cs="BRH Devanagari Extra"/>
+                <w:color w:val="000000"/>
+                <w:sz w:val="40"/>
+                <w:szCs w:val="40"/>
+                <w:lang w:bidi="ml-IN"/>
+              </w:rPr>
+              <w:t>uÉþiÉïiÉ |</w:t>
             </w:r>
           </w:p>
         </w:tc>
@@ -16327,31 +14499,58 @@
                 <w:szCs w:val="40"/>
                 <w:lang w:bidi="ml-IN"/>
               </w:rPr>
-              <w:t xml:space="preserve">xÉ </w:t>
-            </w:r>
-            <w:proofErr w:type="spellStart"/>
-            <w:r>
-              <w:rPr>
-                <w:rFonts w:ascii="BRH Devanagari Extra" w:hAnsi="BRH Devanagari Extra" w:cs="BRH Devanagari Extra"/>
-                <w:color w:val="000000"/>
-                <w:sz w:val="40"/>
-                <w:szCs w:val="40"/>
-                <w:lang w:bidi="ml-IN"/>
-              </w:rPr>
-              <w:t>SþÍ¤É</w:t>
-            </w:r>
-            <w:proofErr w:type="spellEnd"/>
-            <w:r>
-              <w:rPr>
-                <w:rFonts w:ascii="BRH Malayalam Extra" w:hAnsi="BRH Malayalam Extra" w:cs="BRH Devanagari Extra"/>
-                <w:color w:val="000000"/>
-                <w:sz w:val="32"/>
-                <w:szCs w:val="40"/>
-                <w:lang w:bidi="ml-IN"/>
-              </w:rPr>
-              <w:t>–</w:t>
-            </w:r>
-            <w:proofErr w:type="spellStart"/>
+              <w:t>xÉ SþÍ¤É</w:t>
+            </w:r>
+            <w:r>
+              <w:rPr>
+                <w:rFonts w:ascii="BRH Malayalam Extra" w:hAnsi="BRH Malayalam Extra" w:cs="BRH Devanagari Extra"/>
+                <w:color w:val="000000"/>
+                <w:sz w:val="32"/>
+                <w:szCs w:val="40"/>
+                <w:lang w:bidi="ml-IN"/>
+              </w:rPr>
+              <w:t>–</w:t>
+            </w:r>
+            <w:r>
+              <w:rPr>
+                <w:rFonts w:ascii="BRH Devanagari Extra" w:hAnsi="BRH Devanagari Extra" w:cs="BRH Devanagari Extra"/>
+                <w:color w:val="000000"/>
+                <w:sz w:val="40"/>
+                <w:szCs w:val="40"/>
+                <w:lang w:bidi="ml-IN"/>
+              </w:rPr>
+              <w:t>hÉÉ | S</w:t>
+            </w:r>
+            <w:r>
+              <w:rPr>
+                <w:rFonts w:ascii="BRH Malayalam Extra" w:hAnsi="BRH Malayalam Extra" w:cs="BRH Devanagari Extra"/>
+                <w:color w:val="000000"/>
+                <w:sz w:val="32"/>
+                <w:szCs w:val="40"/>
+                <w:lang w:bidi="ml-IN"/>
+              </w:rPr>
+              <w:t>–</w:t>
+            </w:r>
+            <w:r>
+              <w:rPr>
+                <w:rFonts w:ascii="BRH Devanagari Extra" w:hAnsi="BRH Devanagari Extra" w:cs="BRH Devanagari Extra"/>
+                <w:color w:val="000000"/>
+                <w:sz w:val="40"/>
+                <w:szCs w:val="40"/>
+                <w:lang w:bidi="ml-IN"/>
+              </w:rPr>
+              <w:t>Í¤É</w:t>
+            </w:r>
+            <w:r>
+              <w:rPr>
+                <w:rFonts w:ascii="BRH Malayalam Extra" w:hAnsi="BRH Malayalam Extra" w:cs="BRH Devanagari Extra"/>
+                <w:color w:val="000000"/>
+                <w:sz w:val="32"/>
+                <w:szCs w:val="40"/>
+                <w:lang w:bidi="ml-IN"/>
+              </w:rPr>
+              <w:t>–</w:t>
+            </w:r>
             <w:r>
               <w:rPr>
                 <w:rFonts w:ascii="BRH Devanagari Extra" w:hAnsi="BRH Devanagari Extra" w:cs="BRH Devanagari Extra"/>
@@ -16362,58 +14561,6 @@
               </w:rPr>
               <w:t>hÉÉ</w:t>
             </w:r>
-            <w:proofErr w:type="spellEnd"/>
-            <w:r>
-              <w:rPr>
-                <w:rFonts w:ascii="BRH Devanagari Extra" w:hAnsi="BRH Devanagari Extra" w:cs="BRH Devanagari Extra"/>
-                <w:color w:val="000000"/>
-                <w:sz w:val="40"/>
-                <w:szCs w:val="40"/>
-                <w:lang w:bidi="ml-IN"/>
-              </w:rPr>
-              <w:t xml:space="preserve"> | S</w:t>
-            </w:r>
-            <w:r>
-              <w:rPr>
-                <w:rFonts w:ascii="BRH Malayalam Extra" w:hAnsi="BRH Malayalam Extra" w:cs="BRH Devanagari Extra"/>
-                <w:color w:val="000000"/>
-                <w:sz w:val="32"/>
-                <w:szCs w:val="40"/>
-                <w:lang w:bidi="ml-IN"/>
-              </w:rPr>
-              <w:t>–</w:t>
-            </w:r>
-            <w:r>
-              <w:rPr>
-                <w:rFonts w:ascii="BRH Devanagari Extra" w:hAnsi="BRH Devanagari Extra" w:cs="BRH Devanagari Extra"/>
-                <w:color w:val="000000"/>
-                <w:sz w:val="40"/>
-                <w:szCs w:val="40"/>
-                <w:lang w:bidi="ml-IN"/>
-              </w:rPr>
-              <w:t>Í¤É</w:t>
-            </w:r>
-            <w:r>
-              <w:rPr>
-                <w:rFonts w:ascii="BRH Malayalam Extra" w:hAnsi="BRH Malayalam Extra" w:cs="BRH Devanagari Extra"/>
-                <w:color w:val="000000"/>
-                <w:sz w:val="32"/>
-                <w:szCs w:val="40"/>
-                <w:lang w:bidi="ml-IN"/>
-              </w:rPr>
-              <w:t>–</w:t>
-            </w:r>
-            <w:proofErr w:type="spellStart"/>
-            <w:r>
-              <w:rPr>
-                <w:rFonts w:ascii="BRH Devanagari Extra" w:hAnsi="BRH Devanagari Extra" w:cs="BRH Devanagari Extra"/>
-                <w:color w:val="000000"/>
-                <w:sz w:val="40"/>
-                <w:szCs w:val="40"/>
-                <w:lang w:bidi="ml-IN"/>
-              </w:rPr>
-              <w:t>hÉÉ</w:t>
-            </w:r>
             <w:r>
               <w:rPr>
                 <w:rFonts w:ascii="BRH Devanagari Extra" w:hAnsi="BRH Devanagari Extra" w:cs="BRH Devanagari Extra"/>
@@ -16433,18 +14580,7 @@
                 <w:szCs w:val="40"/>
                 <w:lang w:bidi="ml-IN"/>
               </w:rPr>
-              <w:t>uÉþiÉïiÉ</w:t>
-            </w:r>
-            <w:proofErr w:type="spellEnd"/>
-            <w:r>
-              <w:rPr>
-                <w:rFonts w:ascii="BRH Devanagari Extra" w:hAnsi="BRH Devanagari Extra" w:cs="BRH Devanagari Extra"/>
-                <w:color w:val="000000"/>
-                <w:sz w:val="40"/>
-                <w:szCs w:val="40"/>
-                <w:lang w:bidi="ml-IN"/>
-              </w:rPr>
-              <w:t xml:space="preserve"> | </w:t>
+              <w:t xml:space="preserve">uÉþiÉïiÉ | </w:t>
             </w:r>
           </w:p>
           <w:p>
@@ -16482,7 +14618,6 @@
               </w:rPr>
               <w:t xml:space="preserve"> </w:t>
             </w:r>
-            <w:proofErr w:type="spellStart"/>
             <w:r>
               <w:rPr>
                 <w:rFonts w:ascii="BRH Devanagari Extra" w:hAnsi="BRH Devanagari Extra" w:cs="BRH Devanagari Extra"/>
@@ -16502,18 +14637,7 @@
                 <w:szCs w:val="40"/>
                 <w:lang w:bidi="ml-IN"/>
               </w:rPr>
-              <w:t>uÉþiÉïiÉ</w:t>
-            </w:r>
-            <w:proofErr w:type="spellEnd"/>
-            <w:r>
-              <w:rPr>
-                <w:rFonts w:ascii="BRH Devanagari Extra" w:hAnsi="BRH Devanagari Extra" w:cs="BRH Devanagari Extra"/>
-                <w:color w:val="000000"/>
-                <w:sz w:val="40"/>
-                <w:szCs w:val="40"/>
-                <w:lang w:bidi="ml-IN"/>
-              </w:rPr>
-              <w:t xml:space="preserve"> | </w:t>
+              <w:t xml:space="preserve">uÉþiÉïiÉ | </w:t>
             </w:r>
           </w:p>
           <w:p>
@@ -16530,7 +14654,6 @@
                 <w:szCs w:val="40"/>
               </w:rPr>
             </w:pPr>
-            <w:proofErr w:type="spellStart"/>
             <w:r>
               <w:rPr>
                 <w:rFonts w:cs="Arial"/>
@@ -16538,9 +14661,8 @@
                 <w:sz w:val="28"/>
                 <w:szCs w:val="28"/>
               </w:rPr>
-              <w:t>Trikrama</w:t>
-            </w:r>
-            <w:proofErr w:type="spellEnd"/>
+              <w:t>Trikrama correction done.</w:t>
+            </w:r>
             <w:r>
               <w:rPr>
                 <w:rFonts w:cs="Arial"/>
@@ -16548,7 +14670,16 @@
                 <w:sz w:val="28"/>
                 <w:szCs w:val="28"/>
               </w:rPr>
-              <w:t xml:space="preserve"> correction done.</w:t>
+              <w:br/>
+            </w:r>
+            <w:r>
+              <w:rPr>
+                <w:rFonts w:ascii="BRH Devanagari Extra" w:hAnsi="BRH Devanagari Extra" w:cs="BRH Devanagari Extra"/>
+                <w:color w:val="000000"/>
+                <w:sz w:val="40"/>
+                <w:szCs w:val="40"/>
+              </w:rPr>
+              <w:t>(</w:t>
             </w:r>
             <w:r>
               <w:rPr>
@@ -16557,16 +14688,16 @@
                 <w:sz w:val="28"/>
                 <w:szCs w:val="28"/>
               </w:rPr>
-              <w:br/>
-            </w:r>
-            <w:r>
-              <w:rPr>
-                <w:rFonts w:ascii="BRH Devanagari Extra" w:hAnsi="BRH Devanagari Extra" w:cs="BRH Devanagari Extra"/>
-                <w:color w:val="000000"/>
-                <w:sz w:val="40"/>
-                <w:szCs w:val="40"/>
-              </w:rPr>
-              <w:t>(</w:t>
+              <w:t>avagraha to indicate ‘</w:t>
+            </w:r>
+            <w:r>
+              <w:rPr>
+                <w:rFonts w:ascii="BRH Devanagari Extra" w:hAnsi="BRH Devanagari Extra" w:cs="BRH Devanagari Extra"/>
+                <w:color w:val="000000"/>
+                <w:sz w:val="40"/>
+                <w:szCs w:val="40"/>
+              </w:rPr>
+              <w:t>AÉ</w:t>
             </w:r>
             <w:r>
               <w:rPr>
@@ -16575,45 +14706,7 @@
                 <w:sz w:val="28"/>
                 <w:szCs w:val="28"/>
               </w:rPr>
-              <w:t>avagraha to indicate ‘</w:t>
-            </w:r>
-            <w:r>
-              <w:rPr>
-                <w:rFonts w:ascii="BRH Devanagari Extra" w:hAnsi="BRH Devanagari Extra" w:cs="BRH Devanagari Extra"/>
-                <w:color w:val="000000"/>
-                <w:sz w:val="40"/>
-                <w:szCs w:val="40"/>
-              </w:rPr>
-              <w:t>AÉ</w:t>
-            </w:r>
-            <w:r>
-              <w:rPr>
-                <w:rFonts w:cs="Arial"/>
-                <w:color w:val="000000"/>
-                <w:sz w:val="28"/>
-                <w:szCs w:val="28"/>
-              </w:rPr>
-              <w:t xml:space="preserve">’ </w:t>
-            </w:r>
-            <w:proofErr w:type="spellStart"/>
-            <w:r>
-              <w:rPr>
-                <w:rFonts w:cs="Arial"/>
-                <w:color w:val="000000"/>
-                <w:sz w:val="28"/>
-                <w:szCs w:val="28"/>
-              </w:rPr>
-              <w:t>trikramam</w:t>
-            </w:r>
-            <w:proofErr w:type="spellEnd"/>
-            <w:r>
-              <w:rPr>
-                <w:rFonts w:cs="Arial"/>
-                <w:color w:val="000000"/>
-                <w:sz w:val="28"/>
-                <w:szCs w:val="28"/>
-              </w:rPr>
-              <w:t>)</w:t>
+              <w:t>’ trikramam)</w:t>
             </w:r>
           </w:p>
         </w:tc>
@@ -16662,6 +14755,7 @@
           <w:szCs w:val="32"/>
           <w:u w:val="single"/>
         </w:rPr>
+        <w:lastRenderedPageBreak/>
         <w:t xml:space="preserve">TS </w:t>
       </w:r>
       <w:r>

--- a/TS-Kramam/TS-5.7/TS 5.7 Sanskrit Krama Paatam Corrections.docx
+++ b/TS-Kramam/TS-5.7/TS 5.7 Sanskrit Krama Paatam Corrections.docx
@@ -89,10 +89,9 @@
           <w:bCs/>
           <w:sz w:val="32"/>
           <w:szCs w:val="32"/>
-          <w:highlight w:val="red"/>
           <w:u w:val="single"/>
         </w:rPr>
-        <w:t>????</w:t>
+        <w:t>31st July 2026</w:t>
       </w:r>
     </w:p>
     <w:p>
@@ -1653,34 +1652,7 @@
                 <w:sz w:val="28"/>
                 <w:szCs w:val="32"/>
               </w:rPr>
-              <w:t>1</w:t>
-            </w:r>
-            <w:r>
-              <w:rPr>
-                <w:rFonts w:cs="Arial"/>
-                <w:b/>
-                <w:sz w:val="28"/>
-                <w:szCs w:val="32"/>
-              </w:rPr>
-              <w:t>1</w:t>
-            </w:r>
-            <w:r>
-              <w:rPr>
-                <w:rFonts w:cs="Arial"/>
-                <w:b/>
-                <w:sz w:val="28"/>
-                <w:szCs w:val="32"/>
-              </w:rPr>
-              <w:t>.</w:t>
-            </w:r>
-            <w:r>
-              <w:rPr>
-                <w:rFonts w:cs="Arial"/>
-                <w:b/>
-                <w:sz w:val="28"/>
-                <w:szCs w:val="32"/>
-              </w:rPr>
-              <w:t>1</w:t>
+              <w:t>11.1</w:t>
             </w:r>
             <w:r>
               <w:rPr>
@@ -1708,28 +1680,18 @@
                 <w:b/>
                 <w:sz w:val="28"/>
                 <w:szCs w:val="32"/>
-                <w:lang w:val="it-IT"/>
-              </w:rPr>
-            </w:pPr>
-            <w:r>
-              <w:rPr>
-                <w:rFonts w:cs="Arial"/>
-                <w:b/>
-                <w:sz w:val="28"/>
-                <w:szCs w:val="32"/>
-                <w:lang w:val="it-IT"/>
-              </w:rPr>
-              <w:t xml:space="preserve">Krama Vaakyam No.- </w:t>
-            </w:r>
-            <w:r>
-              <w:rPr>
-                <w:rFonts w:cs="Arial"/>
-                <w:b/>
-                <w:sz w:val="28"/>
-                <w:szCs w:val="32"/>
-                <w:lang w:val="it-IT"/>
-              </w:rPr>
-              <w:t>25</w:t>
+                <w:lang w:val="en-IN"/>
+              </w:rPr>
+            </w:pPr>
+            <w:r>
+              <w:rPr>
+                <w:rFonts w:cs="Arial"/>
+                <w:b/>
+                <w:sz w:val="28"/>
+                <w:szCs w:val="32"/>
+                <w:lang w:val="en-IN"/>
+              </w:rPr>
+              <w:t>Krama Vaakyam No.- 25</w:t>
             </w:r>
           </w:p>
           <w:p>
@@ -1778,17 +1740,7 @@
                 <w:szCs w:val="32"/>
                 <w:lang w:val="it-IT"/>
               </w:rPr>
-              <w:t>4</w:t>
-            </w:r>
-            <w:r>
-              <w:rPr>
-                <w:rFonts w:cs="Arial"/>
-                <w:b/>
-                <w:sz w:val="28"/>
-                <w:szCs w:val="32"/>
-                <w:lang w:val="it-IT"/>
-              </w:rPr>
-              <w:t>3</w:t>
+              <w:t>43</w:t>
             </w:r>
           </w:p>
         </w:tc>
@@ -1814,16 +1766,16 @@
                 <w:color w:val="000000"/>
                 <w:sz w:val="40"/>
                 <w:szCs w:val="40"/>
-                <w:lang w:bidi="ml-IN"/>
-              </w:rPr>
-            </w:pPr>
-            <w:r>
-              <w:rPr>
-                <w:rFonts w:ascii="BRH Devanagari Extra" w:hAnsi="BRH Devanagari Extra" w:cs="BRH Devanagari Extra"/>
-                <w:color w:val="000000"/>
-                <w:sz w:val="40"/>
-                <w:szCs w:val="40"/>
-                <w:lang w:bidi="ml-IN"/>
+                <w:lang w:val="it-IT" w:bidi="ml-IN"/>
+              </w:rPr>
+            </w:pPr>
+            <w:r>
+              <w:rPr>
+                <w:rFonts w:ascii="BRH Devanagari Extra" w:hAnsi="BRH Devanagari Extra" w:cs="BRH Devanagari Extra"/>
+                <w:color w:val="000000"/>
+                <w:sz w:val="40"/>
+                <w:szCs w:val="40"/>
+                <w:lang w:val="it-IT" w:bidi="ml-IN"/>
               </w:rPr>
               <w:t>ÎeÉÀûÉ</w:t>
             </w:r>
@@ -1833,57 +1785,37 @@
                 <w:color w:val="000000"/>
                 <w:sz w:val="32"/>
                 <w:szCs w:val="40"/>
-                <w:lang w:bidi="ml-IN"/>
-              </w:rPr>
-              <w:t>–</w:t>
-            </w:r>
-            <w:r>
-              <w:rPr>
-                <w:rFonts w:ascii="BRH Devanagari Extra" w:hAnsi="BRH Devanagari Extra" w:cs="BRH Devanagari Extra"/>
-                <w:color w:val="000000"/>
-                <w:sz w:val="40"/>
-                <w:szCs w:val="40"/>
-                <w:lang w:bidi="ml-IN"/>
-              </w:rPr>
-              <w:t>aÉë</w:t>
-            </w:r>
-            <w:r>
-              <w:rPr>
-                <w:rFonts w:ascii="BRH Devanagari Extra" w:hAnsi="BRH Devanagari Extra" w:cs="BRH Devanagari Extra"/>
-                <w:color w:val="000000"/>
-                <w:sz w:val="40"/>
-                <w:szCs w:val="40"/>
-                <w:lang w:bidi="ml-IN"/>
-              </w:rPr>
-              <w:t>å</w:t>
-            </w:r>
-            <w:r>
-              <w:rPr>
-                <w:rFonts w:ascii="BRH Devanagari Extra" w:hAnsi="BRH Devanagari Extra" w:cs="BRH Devanagari Extra"/>
-                <w:color w:val="000000"/>
-                <w:sz w:val="40"/>
-                <w:szCs w:val="40"/>
-                <w:lang w:bidi="ml-IN"/>
-              </w:rPr>
-              <w:t>hÉþ | ÎeÉ</w:t>
-            </w:r>
-            <w:r>
-              <w:rPr>
-                <w:rFonts w:ascii="BRH Malayalam Extra" w:hAnsi="BRH Malayalam Extra" w:cs="BRH Devanagari Extra"/>
-                <w:color w:val="000000"/>
-                <w:sz w:val="32"/>
-                <w:szCs w:val="40"/>
-                <w:lang w:bidi="ml-IN"/>
-              </w:rPr>
-              <w:t>–</w:t>
-            </w:r>
-            <w:r>
-              <w:rPr>
-                <w:rFonts w:ascii="BRH Devanagari Extra" w:hAnsi="BRH Devanagari Extra" w:cs="BRH Devanagari Extra"/>
-                <w:color w:val="000000"/>
-                <w:sz w:val="40"/>
-                <w:szCs w:val="40"/>
-                <w:lang w:bidi="ml-IN"/>
+                <w:lang w:val="it-IT" w:bidi="ml-IN"/>
+              </w:rPr>
+              <w:t>–</w:t>
+            </w:r>
+            <w:r>
+              <w:rPr>
+                <w:rFonts w:ascii="BRH Devanagari Extra" w:hAnsi="BRH Devanagari Extra" w:cs="BRH Devanagari Extra"/>
+                <w:color w:val="000000"/>
+                <w:sz w:val="40"/>
+                <w:szCs w:val="40"/>
+                <w:lang w:val="it-IT" w:bidi="ml-IN"/>
+              </w:rPr>
+              <w:t>aÉëåhÉþ | ÎeÉ</w:t>
+            </w:r>
+            <w:r>
+              <w:rPr>
+                <w:rFonts w:ascii="BRH Malayalam Extra" w:hAnsi="BRH Malayalam Extra" w:cs="BRH Devanagari Extra"/>
+                <w:color w:val="000000"/>
+                <w:sz w:val="32"/>
+                <w:szCs w:val="40"/>
+                <w:lang w:val="it-IT" w:bidi="ml-IN"/>
+              </w:rPr>
+              <w:t>–</w:t>
+            </w:r>
+            <w:r>
+              <w:rPr>
+                <w:rFonts w:ascii="BRH Devanagari Extra" w:hAnsi="BRH Devanagari Extra" w:cs="BRH Devanagari Extra"/>
+                <w:color w:val="000000"/>
+                <w:sz w:val="40"/>
+                <w:szCs w:val="40"/>
+                <w:lang w:val="it-IT" w:bidi="ml-IN"/>
               </w:rPr>
               <w:t>ÀûÉ</w:t>
             </w:r>
@@ -1894,7 +1826,7 @@
                 <w:sz w:val="32"/>
                 <w:szCs w:val="40"/>
                 <w:highlight w:val="yellow"/>
-                <w:lang w:bidi="ml-IN"/>
+                <w:lang w:val="it-IT" w:bidi="ml-IN"/>
               </w:rPr>
               <w:t>–</w:t>
             </w:r>
@@ -1905,7 +1837,7 @@
                 <w:sz w:val="40"/>
                 <w:szCs w:val="40"/>
                 <w:highlight w:val="yellow"/>
-                <w:lang w:bidi="ml-IN"/>
+                <w:lang w:val="it-IT" w:bidi="ml-IN"/>
               </w:rPr>
               <w:t>aÉ</w:t>
             </w:r>
@@ -1915,29 +1847,9 @@
                 <w:color w:val="000000"/>
                 <w:sz w:val="40"/>
                 <w:szCs w:val="40"/>
-                <w:lang w:bidi="ml-IN"/>
-              </w:rPr>
-              <w:t>ëÉhÉ</w:t>
-            </w:r>
-            <w:r>
-              <w:rPr>
-                <w:rFonts w:ascii="BRH Devanagari Extra" w:hAnsi="BRH Devanagari Extra" w:cs="BRH Devanagari Extra"/>
-                <w:color w:val="000000"/>
-                <w:sz w:val="40"/>
-                <w:szCs w:val="40"/>
-                <w:lang w:bidi="ml-IN"/>
-              </w:rPr>
-              <w:t>å</w:t>
-            </w:r>
-            <w:r>
-              <w:rPr>
-                <w:rFonts w:ascii="BRH Devanagari Extra" w:hAnsi="BRH Devanagari Extra" w:cs="BRH Devanagari Extra"/>
-                <w:color w:val="000000"/>
-                <w:sz w:val="40"/>
-                <w:szCs w:val="40"/>
-                <w:lang w:bidi="ml-IN"/>
-              </w:rPr>
-              <w:t>ÌiÉþ</w:t>
+                <w:lang w:val="it-IT" w:bidi="ml-IN"/>
+              </w:rPr>
+              <w:t>ëÉhÉåÌiÉþ</w:t>
             </w:r>
           </w:p>
           <w:p>
@@ -1952,16 +1864,16 @@
                 <w:color w:val="000000"/>
                 <w:sz w:val="40"/>
                 <w:szCs w:val="40"/>
-                <w:lang w:bidi="ml-IN"/>
-              </w:rPr>
-            </w:pPr>
-            <w:r>
-              <w:rPr>
-                <w:rFonts w:ascii="BRH Devanagari Extra" w:hAnsi="BRH Devanagari Extra" w:cs="BRH Devanagari Extra"/>
-                <w:color w:val="000000"/>
-                <w:sz w:val="40"/>
-                <w:szCs w:val="40"/>
-                <w:lang w:bidi="ml-IN"/>
+                <w:lang w:val="it-IT" w:bidi="ml-IN"/>
+              </w:rPr>
+            </w:pPr>
+            <w:r>
+              <w:rPr>
+                <w:rFonts w:ascii="BRH Devanagari Extra" w:hAnsi="BRH Devanagari Extra" w:cs="BRH Devanagari Extra"/>
+                <w:color w:val="000000"/>
+                <w:sz w:val="40"/>
+                <w:szCs w:val="40"/>
+                <w:lang w:val="it-IT" w:bidi="ml-IN"/>
               </w:rPr>
               <w:t xml:space="preserve"> ÎeÉÀûÉ - A</w:t>
             </w:r>
@@ -1971,39 +1883,19 @@
                 <w:color w:val="000000"/>
                 <w:sz w:val="32"/>
                 <w:szCs w:val="40"/>
-                <w:lang w:bidi="ml-IN"/>
-              </w:rPr>
-              <w:t>–</w:t>
-            </w:r>
-            <w:r>
-              <w:rPr>
-                <w:rFonts w:ascii="BRH Devanagari Extra" w:hAnsi="BRH Devanagari Extra" w:cs="BRH Devanagari Extra"/>
-                <w:color w:val="000000"/>
-                <w:sz w:val="40"/>
-                <w:szCs w:val="40"/>
-                <w:lang w:bidi="ml-IN"/>
-              </w:rPr>
-              <w:t>aÉë</w:t>
-            </w:r>
-            <w:r>
-              <w:rPr>
-                <w:rFonts w:ascii="BRH Devanagari Extra" w:hAnsi="BRH Devanagari Extra" w:cs="BRH Devanagari Extra"/>
-                <w:color w:val="000000"/>
-                <w:sz w:val="40"/>
-                <w:szCs w:val="40"/>
-                <w:lang w:bidi="ml-IN"/>
-              </w:rPr>
-              <w:t>å</w:t>
-            </w:r>
-            <w:r>
-              <w:rPr>
-                <w:rFonts w:ascii="BRH Devanagari Extra" w:hAnsi="BRH Devanagari Extra" w:cs="BRH Devanagari Extra"/>
-                <w:color w:val="000000"/>
-                <w:sz w:val="40"/>
-                <w:szCs w:val="40"/>
-                <w:lang w:bidi="ml-IN"/>
-              </w:rPr>
-              <w:t>hÉþ ||</w:t>
+                <w:lang w:val="it-IT" w:bidi="ml-IN"/>
+              </w:rPr>
+              <w:t>–</w:t>
+            </w:r>
+            <w:r>
+              <w:rPr>
+                <w:rFonts w:ascii="BRH Devanagari Extra" w:hAnsi="BRH Devanagari Extra" w:cs="BRH Devanagari Extra"/>
+                <w:color w:val="000000"/>
+                <w:sz w:val="40"/>
+                <w:szCs w:val="40"/>
+                <w:lang w:val="it-IT" w:bidi="ml-IN"/>
+              </w:rPr>
+              <w:t>aÉëåhÉþ ||</w:t>
             </w:r>
           </w:p>
         </w:tc>
@@ -2026,16 +1918,16 @@
                 <w:color w:val="000000"/>
                 <w:sz w:val="40"/>
                 <w:szCs w:val="40"/>
-                <w:lang w:bidi="ml-IN"/>
-              </w:rPr>
-            </w:pPr>
-            <w:r>
-              <w:rPr>
-                <w:rFonts w:ascii="BRH Devanagari Extra" w:hAnsi="BRH Devanagari Extra" w:cs="BRH Devanagari Extra"/>
-                <w:color w:val="000000"/>
-                <w:sz w:val="40"/>
-                <w:szCs w:val="40"/>
-                <w:lang w:bidi="ml-IN"/>
+                <w:lang w:val="it-IT" w:bidi="ml-IN"/>
+              </w:rPr>
+            </w:pPr>
+            <w:r>
+              <w:rPr>
+                <w:rFonts w:ascii="BRH Devanagari Extra" w:hAnsi="BRH Devanagari Extra" w:cs="BRH Devanagari Extra"/>
+                <w:color w:val="000000"/>
+                <w:sz w:val="40"/>
+                <w:szCs w:val="40"/>
+                <w:lang w:val="it-IT" w:bidi="ml-IN"/>
               </w:rPr>
               <w:t>ÎeÉÀûÉ</w:t>
             </w:r>
@@ -2045,57 +1937,37 @@
                 <w:color w:val="000000"/>
                 <w:sz w:val="32"/>
                 <w:szCs w:val="40"/>
-                <w:lang w:bidi="ml-IN"/>
-              </w:rPr>
-              <w:t>–</w:t>
-            </w:r>
-            <w:r>
-              <w:rPr>
-                <w:rFonts w:ascii="BRH Devanagari Extra" w:hAnsi="BRH Devanagari Extra" w:cs="BRH Devanagari Extra"/>
-                <w:color w:val="000000"/>
-                <w:sz w:val="40"/>
-                <w:szCs w:val="40"/>
-                <w:lang w:bidi="ml-IN"/>
-              </w:rPr>
-              <w:t>aÉë</w:t>
-            </w:r>
-            <w:r>
-              <w:rPr>
-                <w:rFonts w:ascii="BRH Devanagari Extra" w:hAnsi="BRH Devanagari Extra" w:cs="BRH Devanagari Extra"/>
-                <w:color w:val="000000"/>
-                <w:sz w:val="40"/>
-                <w:szCs w:val="40"/>
-                <w:lang w:bidi="ml-IN"/>
-              </w:rPr>
-              <w:t>å</w:t>
-            </w:r>
-            <w:r>
-              <w:rPr>
-                <w:rFonts w:ascii="BRH Devanagari Extra" w:hAnsi="BRH Devanagari Extra" w:cs="BRH Devanagari Extra"/>
-                <w:color w:val="000000"/>
-                <w:sz w:val="40"/>
-                <w:szCs w:val="40"/>
-                <w:lang w:bidi="ml-IN"/>
-              </w:rPr>
-              <w:t>hÉþ | ÎeÉ</w:t>
-            </w:r>
-            <w:r>
-              <w:rPr>
-                <w:rFonts w:ascii="BRH Malayalam Extra" w:hAnsi="BRH Malayalam Extra" w:cs="BRH Devanagari Extra"/>
-                <w:color w:val="000000"/>
-                <w:sz w:val="32"/>
-                <w:szCs w:val="40"/>
-                <w:lang w:bidi="ml-IN"/>
-              </w:rPr>
-              <w:t>–</w:t>
-            </w:r>
-            <w:r>
-              <w:rPr>
-                <w:rFonts w:ascii="BRH Devanagari Extra" w:hAnsi="BRH Devanagari Extra" w:cs="BRH Devanagari Extra"/>
-                <w:color w:val="000000"/>
-                <w:sz w:val="40"/>
-                <w:szCs w:val="40"/>
-                <w:lang w:bidi="ml-IN"/>
+                <w:lang w:val="it-IT" w:bidi="ml-IN"/>
+              </w:rPr>
+              <w:t>–</w:t>
+            </w:r>
+            <w:r>
+              <w:rPr>
+                <w:rFonts w:ascii="BRH Devanagari Extra" w:hAnsi="BRH Devanagari Extra" w:cs="BRH Devanagari Extra"/>
+                <w:color w:val="000000"/>
+                <w:sz w:val="40"/>
+                <w:szCs w:val="40"/>
+                <w:lang w:val="it-IT" w:bidi="ml-IN"/>
+              </w:rPr>
+              <w:t>aÉëåhÉþ | ÎeÉ</w:t>
+            </w:r>
+            <w:r>
+              <w:rPr>
+                <w:rFonts w:ascii="BRH Malayalam Extra" w:hAnsi="BRH Malayalam Extra" w:cs="BRH Devanagari Extra"/>
+                <w:color w:val="000000"/>
+                <w:sz w:val="32"/>
+                <w:szCs w:val="40"/>
+                <w:lang w:val="it-IT" w:bidi="ml-IN"/>
+              </w:rPr>
+              <w:t>–</w:t>
+            </w:r>
+            <w:r>
+              <w:rPr>
+                <w:rFonts w:ascii="BRH Devanagari Extra" w:hAnsi="BRH Devanagari Extra" w:cs="BRH Devanagari Extra"/>
+                <w:color w:val="000000"/>
+                <w:sz w:val="40"/>
+                <w:szCs w:val="40"/>
+                <w:lang w:val="it-IT" w:bidi="ml-IN"/>
               </w:rPr>
               <w:t>ÀûÉ</w:t>
             </w:r>
@@ -2105,7 +1977,7 @@
                 <w:color w:val="000000"/>
                 <w:sz w:val="32"/>
                 <w:szCs w:val="40"/>
-                <w:lang w:bidi="ml-IN"/>
+                <w:lang w:val="it-IT" w:bidi="ml-IN"/>
               </w:rPr>
               <w:t>–</w:t>
             </w:r>
@@ -2116,7 +1988,7 @@
                 <w:sz w:val="40"/>
                 <w:szCs w:val="40"/>
                 <w:highlight w:val="green"/>
-                <w:lang w:bidi="ml-IN"/>
+                <w:lang w:val="it-IT" w:bidi="ml-IN"/>
               </w:rPr>
               <w:t>aÉå</w:t>
             </w:r>
@@ -2126,29 +1998,9 @@
                 <w:color w:val="000000"/>
                 <w:sz w:val="40"/>
                 <w:szCs w:val="40"/>
-                <w:lang w:bidi="ml-IN"/>
-              </w:rPr>
-              <w:t>ëhÉ</w:t>
-            </w:r>
-            <w:r>
-              <w:rPr>
-                <w:rFonts w:ascii="BRH Devanagari Extra" w:hAnsi="BRH Devanagari Extra" w:cs="BRH Devanagari Extra"/>
-                <w:color w:val="000000"/>
-                <w:sz w:val="40"/>
-                <w:szCs w:val="40"/>
-                <w:lang w:bidi="ml-IN"/>
-              </w:rPr>
-              <w:t>å</w:t>
-            </w:r>
-            <w:r>
-              <w:rPr>
-                <w:rFonts w:ascii="BRH Devanagari Extra" w:hAnsi="BRH Devanagari Extra" w:cs="BRH Devanagari Extra"/>
-                <w:color w:val="000000"/>
-                <w:sz w:val="40"/>
-                <w:szCs w:val="40"/>
-                <w:lang w:bidi="ml-IN"/>
-              </w:rPr>
-              <w:t xml:space="preserve">ÌiÉþ </w:t>
+                <w:lang w:val="it-IT" w:bidi="ml-IN"/>
+              </w:rPr>
+              <w:t xml:space="preserve">ëhÉåÌiÉþ </w:t>
             </w:r>
           </w:p>
           <w:p>
@@ -2160,16 +2012,16 @@
                 <w:color w:val="000000"/>
                 <w:sz w:val="40"/>
                 <w:szCs w:val="40"/>
-                <w:lang w:bidi="ml-IN"/>
-              </w:rPr>
-            </w:pPr>
-            <w:r>
-              <w:rPr>
-                <w:rFonts w:ascii="BRH Devanagari Extra" w:hAnsi="BRH Devanagari Extra" w:cs="BRH Devanagari Extra"/>
-                <w:color w:val="000000"/>
-                <w:sz w:val="40"/>
-                <w:szCs w:val="40"/>
-                <w:lang w:bidi="ml-IN"/>
+                <w:lang w:val="it-IT" w:bidi="ml-IN"/>
+              </w:rPr>
+            </w:pPr>
+            <w:r>
+              <w:rPr>
+                <w:rFonts w:ascii="BRH Devanagari Extra" w:hAnsi="BRH Devanagari Extra" w:cs="BRH Devanagari Extra"/>
+                <w:color w:val="000000"/>
+                <w:sz w:val="40"/>
+                <w:szCs w:val="40"/>
+                <w:lang w:val="it-IT" w:bidi="ml-IN"/>
               </w:rPr>
               <w:t>ÎeÉÀûÉ - A</w:t>
             </w:r>
@@ -2179,39 +2031,19 @@
                 <w:color w:val="000000"/>
                 <w:sz w:val="32"/>
                 <w:szCs w:val="40"/>
-                <w:lang w:bidi="ml-IN"/>
-              </w:rPr>
-              <w:t>–</w:t>
-            </w:r>
-            <w:r>
-              <w:rPr>
-                <w:rFonts w:ascii="BRH Devanagari Extra" w:hAnsi="BRH Devanagari Extra" w:cs="BRH Devanagari Extra"/>
-                <w:color w:val="000000"/>
-                <w:sz w:val="40"/>
-                <w:szCs w:val="40"/>
-                <w:lang w:bidi="ml-IN"/>
-              </w:rPr>
-              <w:t>aÉë</w:t>
-            </w:r>
-            <w:r>
-              <w:rPr>
-                <w:rFonts w:ascii="BRH Devanagari Extra" w:hAnsi="BRH Devanagari Extra" w:cs="BRH Devanagari Extra"/>
-                <w:color w:val="000000"/>
-                <w:sz w:val="40"/>
-                <w:szCs w:val="40"/>
-                <w:lang w:bidi="ml-IN"/>
-              </w:rPr>
-              <w:t>å</w:t>
-            </w:r>
-            <w:r>
-              <w:rPr>
-                <w:rFonts w:ascii="BRH Devanagari Extra" w:hAnsi="BRH Devanagari Extra" w:cs="BRH Devanagari Extra"/>
-                <w:color w:val="000000"/>
-                <w:sz w:val="40"/>
-                <w:szCs w:val="40"/>
-                <w:lang w:bidi="ml-IN"/>
-              </w:rPr>
-              <w:t>hÉþ ||</w:t>
+                <w:lang w:val="it-IT" w:bidi="ml-IN"/>
+              </w:rPr>
+              <w:t>–</w:t>
+            </w:r>
+            <w:r>
+              <w:rPr>
+                <w:rFonts w:ascii="BRH Devanagari Extra" w:hAnsi="BRH Devanagari Extra" w:cs="BRH Devanagari Extra"/>
+                <w:color w:val="000000"/>
+                <w:sz w:val="40"/>
+                <w:szCs w:val="40"/>
+                <w:lang w:val="it-IT" w:bidi="ml-IN"/>
+              </w:rPr>
+              <w:t>aÉëåhÉþ ||</w:t>
             </w:r>
           </w:p>
         </w:tc>
@@ -2730,10 +2562,7 @@
           <w:u w:val="single"/>
         </w:rPr>
       </w:pPr>
-    </w:p>
-    <w:p>
-      <w:pPr>
-        <w:jc w:val="center"/>
+      <w:r>
         <w:rPr>
           <w:b/>
           <w:bCs/>
@@ -2741,19 +2570,8 @@
           <w:szCs w:val="32"/>
           <w:u w:val="single"/>
         </w:rPr>
-      </w:pPr>
-    </w:p>
-    <w:p>
-      <w:pPr>
-        <w:jc w:val="center"/>
-        <w:rPr>
-          <w:b/>
-          <w:bCs/>
-          <w:sz w:val="32"/>
-          <w:szCs w:val="32"/>
-          <w:u w:val="single"/>
-        </w:rPr>
-      </w:pPr>
+        <w:t>=============</w:t>
+      </w:r>
     </w:p>
     <w:p>
       <w:pPr>
@@ -4201,7 +4019,6 @@
                 <w:sz w:val="28"/>
                 <w:szCs w:val="32"/>
               </w:rPr>
-              <w:lastRenderedPageBreak/>
               <w:t>T.S.5.7.</w:t>
             </w:r>
             <w:r>
@@ -6325,7 +6142,6 @@
                 <w:sz w:val="28"/>
                 <w:szCs w:val="32"/>
               </w:rPr>
-              <w:lastRenderedPageBreak/>
               <w:t>T.S.5.7.3.2 – Kramam</w:t>
             </w:r>
           </w:p>
@@ -7129,6 +6945,7 @@
                 <w:sz w:val="28"/>
                 <w:szCs w:val="32"/>
               </w:rPr>
+              <w:lastRenderedPageBreak/>
               <w:t>T.S.5.7.4.3 – Kramam</w:t>
             </w:r>
           </w:p>
@@ -9190,7 +9007,6 @@
                 <w:sz w:val="28"/>
                 <w:szCs w:val="32"/>
               </w:rPr>
-              <w:lastRenderedPageBreak/>
               <w:t>T.S.5.7.6.3 – Kramam</w:t>
             </w:r>
           </w:p>
@@ -9941,6 +9757,7 @@
                 <w:sz w:val="28"/>
                 <w:szCs w:val="32"/>
               </w:rPr>
+              <w:lastRenderedPageBreak/>
               <w:t>T.S.5.7.6.6 – Kramam</w:t>
             </w:r>
           </w:p>
@@ -11773,7 +11590,6 @@
                 <w:sz w:val="28"/>
                 <w:szCs w:val="32"/>
               </w:rPr>
-              <w:lastRenderedPageBreak/>
               <w:t>T.S.5.7.9.4 – Kramam</w:t>
             </w:r>
           </w:p>
@@ -12533,6 +12349,7 @@
                 <w:sz w:val="28"/>
                 <w:szCs w:val="32"/>
               </w:rPr>
+              <w:lastRenderedPageBreak/>
               <w:t>T.S.5.7.12.1 – Kramam</w:t>
             </w:r>
           </w:p>
@@ -14730,14 +14547,6 @@
     </w:p>
     <w:p>
       <w:pPr>
-        <w:rPr>
-          <w:b/>
-          <w:sz w:val="32"/>
-        </w:rPr>
-      </w:pPr>
-    </w:p>
-    <w:p>
-      <w:pPr>
         <w:jc w:val="center"/>
         <w:rPr>
           <w:b/>
@@ -14755,7 +14564,6 @@
           <w:szCs w:val="32"/>
           <w:u w:val="single"/>
         </w:rPr>
-        <w:lastRenderedPageBreak/>
         <w:t xml:space="preserve">TS </w:t>
       </w:r>
       <w:r>
